--- a/nostarch/docx/chapter03-integer-overflow-box.docx
+++ b/nostarch/docx/chapter03-integer-overflow-box.docx
@@ -1,6 +1,6 @@
 
 <file path=word/document.xml><?xml version="1.0" encoding="utf-8"?>
-<w:document xmlns:wpc="http://schemas.microsoft.com/office/word/2010/wordprocessingCanvas" xmlns:mc="http://schemas.openxmlformats.org/markup-compatibility/2006" xmlns:o="urn:schemas-microsoft-com:office:office" xmlns:r="http://schemas.openxmlformats.org/officeDocument/2006/relationships" xmlns:m="http://schemas.openxmlformats.org/officeDocument/2006/math" xmlns:v="urn:schemas-microsoft-com:vml" xmlns:wp14="http://schemas.microsoft.com/office/word/2010/wordprocessingDrawing" xmlns:wp="http://schemas.openxmlformats.org/drawingml/2006/wordprocessingDrawing" xmlns:w10="urn:schemas-microsoft-com:office:word" xmlns:w="http://schemas.openxmlformats.org/wordprocessingml/2006/main" xmlns:w14="http://schemas.microsoft.com/office/word/2010/wordml" xmlns:wpg="http://schemas.microsoft.com/office/word/2010/wordprocessingGroup" xmlns:wpi="http://schemas.microsoft.com/office/word/2010/wordprocessingInk" xmlns:wne="http://schemas.microsoft.com/office/word/2006/wordml" xmlns:wps="http://schemas.microsoft.com/office/word/2010/wordprocessingShape" mc:Ignorable="w14 wp14">
+<w:document xmlns:wpc="http://schemas.microsoft.com/office/word/2010/wordprocessingCanvas" xmlns:cx="http://schemas.microsoft.com/office/drawing/2014/chartex" xmlns:cx1="http://schemas.microsoft.com/office/drawing/2015/9/8/chartex" xmlns:cx2="http://schemas.microsoft.com/office/drawing/2015/10/21/chartex" xmlns:cx3="http://schemas.microsoft.com/office/drawing/2016/5/9/chartex" xmlns:cx4="http://schemas.microsoft.com/office/drawing/2016/5/10/chartex" xmlns:cx5="http://schemas.microsoft.com/office/drawing/2016/5/11/chartex" xmlns:cx6="http://schemas.microsoft.com/office/drawing/2016/5/12/chartex" xmlns:cx7="http://schemas.microsoft.com/office/drawing/2016/5/13/chartex" xmlns:cx8="http://schemas.microsoft.com/office/drawing/2016/5/14/chartex" xmlns:mc="http://schemas.openxmlformats.org/markup-compatibility/2006" xmlns:aink="http://schemas.microsoft.com/office/drawing/2016/ink" xmlns:am3d="http://schemas.microsoft.com/office/drawing/2017/model3d" xmlns:o="urn:schemas-microsoft-com:office:office" xmlns:r="http://schemas.openxmlformats.org/officeDocument/2006/relationships" xmlns:m="http://schemas.openxmlformats.org/officeDocument/2006/math" xmlns:v="urn:schemas-microsoft-com:vml" xmlns:wp14="http://schemas.microsoft.com/office/word/2010/wordprocessingDrawing" xmlns:wp="http://schemas.openxmlformats.org/drawingml/2006/wordprocessingDrawing" xmlns:w10="urn:schemas-microsoft-com:office:word" xmlns:w="http://schemas.openxmlformats.org/wordprocessingml/2006/main" xmlns:w14="http://schemas.microsoft.com/office/word/2010/wordml" xmlns:w15="http://schemas.microsoft.com/office/word/2012/wordml" xmlns:w16cid="http://schemas.microsoft.com/office/word/2016/wordml/cid" xmlns:w16se="http://schemas.microsoft.com/office/word/2015/wordml/symex" xmlns:wpg="http://schemas.microsoft.com/office/word/2010/wordprocessingGroup" xmlns:wpi="http://schemas.microsoft.com/office/word/2010/wordprocessingInk" xmlns:wne="http://schemas.microsoft.com/office/word/2006/wordml" xmlns:wps="http://schemas.microsoft.com/office/word/2010/wordprocessingShape" mc:Ignorable="w14 w15 w16se w16cid wp14">
   <w:body>
     <w:p>
       <w:pPr>
@@ -183,27 +183,111 @@
         </w:rPr>
         <w:t>between 0 and 255. If you try to change the variable</w:t>
       </w:r>
-      <w:r>
-        <w:rPr>
-          <w:rFonts w:eastAsia="Microsoft YaHei"/>
-        </w:rPr>
-        <w:t>’</w:t>
-      </w:r>
+      <w:del w:id="9" w:author="Carol Nichols" w:date="2019-01-29T10:30:00Z">
+        <w:r>
+          <w:rPr>
+            <w:rFonts w:eastAsia="Microsoft YaHei"/>
+          </w:rPr>
+          <w:delText>’</w:delText>
+        </w:r>
+        <w:r>
+          <w:rPr>
+            <w:rFonts w:eastAsia="Microsoft YaHei" w:hint="eastAsia"/>
+          </w:rPr>
+          <w:delText>s</w:delText>
+        </w:r>
+      </w:del>
+      <w:ins w:id="10" w:author="Carol Nichols" w:date="2019-01-29T10:30:00Z">
+        <w:r>
+          <w:rPr>
+            <w:rFonts w:eastAsia="Microsoft YaHei"/>
+          </w:rPr>
+          <w:t xml:space="preserve"> to a</w:t>
+        </w:r>
+      </w:ins>
       <w:r>
         <w:rPr>
           <w:rFonts w:eastAsia="Microsoft YaHei" w:hint="eastAsia"/>
         </w:rPr>
-        <w:t>s value beyond that value range to</w:t>
+        <w:t xml:space="preserve"> value </w:t>
       </w:r>
-      <w:del w:id="9" w:author="AnneMarieW" w:date="2019-01-11T10:11:00Z">
+      <w:del w:id="11" w:author="Carol Nichols" w:date="2019-01-29T10:30:00Z">
         <w:r>
           <w:rPr>
             <w:rFonts w:eastAsia="Microsoft YaHei" w:hint="eastAsia"/>
           </w:rPr>
+          <w:delText xml:space="preserve">beyond </w:delText>
+        </w:r>
+      </w:del>
+      <w:ins w:id="12" w:author="Carol Nichols" w:date="2019-01-29T10:30:00Z">
+        <w:r>
+          <w:rPr>
+            <w:rFonts w:eastAsia="Microsoft YaHei"/>
+          </w:rPr>
+          <w:t>outside of</w:t>
+        </w:r>
+        <w:r>
+          <w:rPr>
+            <w:rFonts w:eastAsia="Microsoft YaHei" w:hint="eastAsia"/>
+          </w:rPr>
+          <w:t xml:space="preserve"> </w:t>
+        </w:r>
+      </w:ins>
+      <w:r>
+        <w:rPr>
+          <w:rFonts w:eastAsia="Microsoft YaHei" w:hint="eastAsia"/>
+        </w:rPr>
+        <w:t xml:space="preserve">that </w:t>
+      </w:r>
+      <w:del w:id="13" w:author="Carol Nichols" w:date="2019-01-29T10:30:00Z">
+        <w:r>
+          <w:rPr>
+            <w:rFonts w:eastAsia="Microsoft YaHei" w:hint="eastAsia"/>
+          </w:rPr>
+          <w:delText xml:space="preserve">value </w:delText>
+        </w:r>
+      </w:del>
+      <w:r>
+        <w:rPr>
+          <w:rFonts w:eastAsia="Microsoft YaHei" w:hint="eastAsia"/>
+        </w:rPr>
+        <w:t>range</w:t>
+      </w:r>
+      <w:ins w:id="14" w:author="Carol Nichols" w:date="2019-01-29T10:41:00Z">
+        <w:r>
+          <w:rPr>
+            <w:rFonts w:eastAsia="Microsoft YaHei"/>
+          </w:rPr>
+          <w:t>,</w:t>
+        </w:r>
+      </w:ins>
+      <w:bookmarkStart w:id="15" w:name="_GoBack"/>
+      <w:bookmarkEnd w:id="15"/>
+      <w:del w:id="16" w:author="Carol Nichols" w:date="2019-01-29T10:41:00Z">
+        <w:r>
+          <w:rPr>
+            <w:rFonts w:eastAsia="Microsoft YaHei" w:hint="eastAsia"/>
+          </w:rPr>
+          <w:delText xml:space="preserve"> to</w:delText>
+        </w:r>
+      </w:del>
+      <w:ins w:id="17" w:author="Carol Nichols" w:date="2019-01-29T10:41:00Z">
+        <w:r>
+          <w:rPr>
+            <w:rFonts w:eastAsia="Microsoft YaHei"/>
+          </w:rPr>
+          <w:t xml:space="preserve"> such as</w:t>
+        </w:r>
+      </w:ins>
+      <w:del w:id="18" w:author="AnneMarieW" w:date="2019-01-11T10:11:00Z">
+        <w:r>
+          <w:rPr>
+            <w:rFonts w:eastAsia="Microsoft YaHei" w:hint="eastAsia"/>
+          </w:rPr>
           <w:br/>
         </w:r>
       </w:del>
-      <w:ins w:id="10" w:author="AnneMarieW" w:date="2019-01-11T10:11:00Z">
+      <w:ins w:id="19" w:author="AnneMarieW" w:date="2019-01-11T10:11:00Z">
         <w:r>
           <w:rPr>
             <w:rFonts w:eastAsia="Microsoft YaHei"/>
@@ -217,7 +301,7 @@
         </w:rPr>
         <w:t>256,</w:t>
       </w:r>
-      <w:del w:id="11" w:author="AnneMarieW" w:date="2019-01-10T13:28:00Z">
+      <w:del w:id="20" w:author="AnneMarieW" w:date="2019-01-10T13:28:00Z">
         <w:r>
           <w:rPr>
             <w:rFonts w:eastAsia="Microsoft YaHei" w:hint="eastAsia"/>
@@ -225,7 +309,7 @@
           <w:delText xml:space="preserve"> something called</w:delText>
         </w:r>
       </w:del>
-      <w:ins w:id="12" w:author="AnneMarieW" w:date="2019-01-11T10:12:00Z">
+      <w:ins w:id="21" w:author="AnneMarieW" w:date="2019-01-11T10:12:00Z">
         <w:r>
           <w:rPr>
             <w:rFonts w:eastAsia="Microsoft YaHei"/>
@@ -233,7 +317,7 @@
           <w:t xml:space="preserve"> </w:t>
         </w:r>
       </w:ins>
-      <w:del w:id="13" w:author="AnneMarieW" w:date="2019-01-11T10:12:00Z">
+      <w:del w:id="22" w:author="AnneMarieW" w:date="2019-01-11T10:12:00Z">
         <w:r>
           <w:rPr>
             <w:rFonts w:eastAsia="Microsoft YaHei" w:hint="eastAsia"/>
@@ -245,7 +329,7 @@
         <w:rPr>
           <w:rStyle w:val="EmphasisItalic"/>
           <w:rFonts w:eastAsia="Microsoft YaHei"/>
-          <w:rPrChange w:id="14" w:author="AnneMarieW" w:date="2019-01-10T13:28:00Z">
+          <w:rPrChange w:id="23" w:author="AnneMarieW" w:date="2019-01-10T13:28:00Z">
             <w:rPr>
               <w:rStyle w:val="EmphasisBoldItal"/>
               <w:rFonts w:eastAsia="Microsoft YaHei"/>
@@ -254,7 +338,7 @@
         </w:rPr>
         <w:t>integer overflow</w:t>
       </w:r>
-      <w:ins w:id="15" w:author="AnneMarieW" w:date="2019-01-11T10:12:00Z">
+      <w:ins w:id="24" w:author="AnneMarieW" w:date="2019-01-11T10:12:00Z">
         <w:r>
           <w:rPr>
             <w:rFonts w:eastAsia="Microsoft YaHei"/>
@@ -262,7 +346,7 @@
           <w:t xml:space="preserve"> </w:t>
         </w:r>
       </w:ins>
-      <w:del w:id="16" w:author="AnneMarieW" w:date="2019-01-11T10:12:00Z">
+      <w:del w:id="25" w:author="AnneMarieW" w:date="2019-01-11T10:12:00Z">
         <w:r>
           <w:rPr>
             <w:rFonts w:eastAsia="Microsoft YaHei" w:hint="eastAsia"/>
@@ -274,17 +358,39 @@
         <w:rPr>
           <w:rFonts w:eastAsia="Microsoft YaHei" w:hint="eastAsia"/>
         </w:rPr>
-        <w:t>will occur, and Rust has some interesting rules</w:t>
+        <w:t>will occur</w:t>
       </w:r>
-      <w:del w:id="17" w:author="AnneMarieW" w:date="2019-01-11T10:11:00Z">
+      <w:del w:id="26" w:author="Carol Nichols" w:date="2019-01-29T10:30:00Z">
         <w:r>
           <w:rPr>
             <w:rFonts w:eastAsia="Microsoft YaHei" w:hint="eastAsia"/>
           </w:rPr>
+          <w:delText>, and</w:delText>
+        </w:r>
+      </w:del>
+      <w:ins w:id="27" w:author="Carol Nichols" w:date="2019-01-29T10:30:00Z">
+        <w:r>
+          <w:rPr>
+            <w:rFonts w:eastAsia="Microsoft YaHei"/>
+          </w:rPr>
+          <w:t>.</w:t>
+        </w:r>
+      </w:ins>
+      <w:r>
+        <w:rPr>
+          <w:rFonts w:eastAsia="Microsoft YaHei" w:hint="eastAsia"/>
+        </w:rPr>
+        <w:t xml:space="preserve"> Rust has some interesting rules</w:t>
+      </w:r>
+      <w:del w:id="28" w:author="AnneMarieW" w:date="2019-01-11T10:11:00Z">
+        <w:r>
+          <w:rPr>
+            <w:rFonts w:eastAsia="Microsoft YaHei" w:hint="eastAsia"/>
+          </w:rPr>
           <w:br/>
         </w:r>
       </w:del>
-      <w:ins w:id="18" w:author="AnneMarieW" w:date="2019-01-11T10:11:00Z">
+      <w:ins w:id="29" w:author="AnneMarieW" w:date="2019-01-11T10:11:00Z">
         <w:r>
           <w:rPr>
             <w:rFonts w:eastAsia="Microsoft YaHei"/>
@@ -292,7 +398,7 @@
           <w:t xml:space="preserve"> </w:t>
         </w:r>
       </w:ins>
-      <w:del w:id="19" w:author="AnneMarieW" w:date="2019-01-10T13:28:00Z">
+      <w:del w:id="30" w:author="AnneMarieW" w:date="2019-01-10T13:28:00Z">
         <w:r>
           <w:rPr>
             <w:rFonts w:eastAsia="Microsoft YaHei" w:hint="eastAsia"/>
@@ -300,7 +406,7 @@
           <w:delText xml:space="preserve">around </w:delText>
         </w:r>
       </w:del>
-      <w:ins w:id="20" w:author="AnneMarieW" w:date="2019-01-10T13:28:00Z">
+      <w:ins w:id="31" w:author="AnneMarieW" w:date="2019-01-10T13:28:00Z">
         <w:r>
           <w:rPr>
             <w:rFonts w:eastAsia="Microsoft YaHei"/>
@@ -314,7 +420,7 @@
         </w:rPr>
         <w:t xml:space="preserve">this behavior. When </w:t>
       </w:r>
-      <w:ins w:id="21" w:author="AnneMarieW" w:date="2019-01-10T13:28:00Z">
+      <w:ins w:id="32" w:author="AnneMarieW" w:date="2019-01-10T13:28:00Z">
         <w:r>
           <w:rPr>
             <w:rFonts w:eastAsia="Microsoft YaHei"/>
@@ -322,7 +428,7 @@
           <w:t>you</w:t>
         </w:r>
       </w:ins>
-      <w:ins w:id="22" w:author="AnneMarieW" w:date="2019-01-10T13:29:00Z">
+      <w:ins w:id="33" w:author="AnneMarieW" w:date="2019-01-10T13:29:00Z">
         <w:r>
           <w:rPr>
             <w:rFonts w:eastAsia="Microsoft YaHei"/>
@@ -336,7 +442,7 @@
         </w:rPr>
         <w:t>compiling in debug mode, Rust includes checks for</w:t>
       </w:r>
-      <w:del w:id="23" w:author="AnneMarieW" w:date="2019-01-11T10:11:00Z">
+      <w:del w:id="34" w:author="AnneMarieW" w:date="2019-01-11T10:11:00Z">
         <w:r>
           <w:rPr>
             <w:rFonts w:eastAsia="Microsoft YaHei" w:hint="eastAsia"/>
@@ -344,7 +450,7 @@
           <w:br/>
         </w:r>
       </w:del>
-      <w:ins w:id="24" w:author="AnneMarieW" w:date="2019-01-11T10:11:00Z">
+      <w:ins w:id="35" w:author="AnneMarieW" w:date="2019-01-11T10:11:00Z">
         <w:r>
           <w:rPr>
             <w:rFonts w:eastAsia="Microsoft YaHei"/>
@@ -358,7 +464,7 @@
         </w:rPr>
         <w:t xml:space="preserve">integer overflow that </w:t>
       </w:r>
-      <w:del w:id="25" w:author="AnneMarieW" w:date="2019-01-10T13:29:00Z">
+      <w:del w:id="36" w:author="AnneMarieW" w:date="2019-01-10T13:29:00Z">
         <w:r>
           <w:rPr>
             <w:rFonts w:eastAsia="Microsoft YaHei" w:hint="eastAsia"/>
@@ -372,7 +478,7 @@
         </w:rPr>
         <w:t>cause</w:t>
       </w:r>
-      <w:ins w:id="26" w:author="AnneMarieW" w:date="2019-01-10T13:29:00Z">
+      <w:ins w:id="37" w:author="AnneMarieW" w:date="2019-01-10T13:29:00Z">
         <w:r>
           <w:rPr>
             <w:rFonts w:eastAsia="Microsoft YaHei"/>
@@ -386,7 +492,7 @@
         </w:rPr>
         <w:t xml:space="preserve"> your program to</w:t>
       </w:r>
-      <w:ins w:id="27" w:author="AnneMarieW" w:date="2019-01-11T10:12:00Z">
+      <w:ins w:id="38" w:author="AnneMarieW" w:date="2019-01-11T10:12:00Z">
         <w:r>
           <w:rPr>
             <w:rFonts w:eastAsia="Microsoft YaHei"/>
@@ -394,7 +500,7 @@
           <w:t xml:space="preserve"> </w:t>
         </w:r>
       </w:ins>
-      <w:del w:id="28" w:author="AnneMarieW" w:date="2019-01-11T10:12:00Z">
+      <w:del w:id="39" w:author="AnneMarieW" w:date="2019-01-11T10:12:00Z">
         <w:r>
           <w:rPr>
             <w:rFonts w:eastAsia="Microsoft YaHei" w:hint="eastAsia"/>
@@ -406,7 +512,7 @@
         <w:rPr>
           <w:rStyle w:val="EmphasisItalic"/>
           <w:rFonts w:eastAsia="Microsoft YaHei"/>
-          <w:rPrChange w:id="29" w:author="AnneMarieW" w:date="2019-01-10T13:28:00Z">
+          <w:rPrChange w:id="40" w:author="AnneMarieW" w:date="2019-01-10T13:28:00Z">
             <w:rPr>
               <w:rStyle w:val="EmphasisBoldItal"/>
               <w:rFonts w:eastAsia="Microsoft YaHei"/>
@@ -415,7 +521,7 @@
         </w:rPr>
         <w:t>panic</w:t>
       </w:r>
-      <w:ins w:id="30" w:author="AnneMarieW" w:date="2019-01-11T10:12:00Z">
+      <w:ins w:id="41" w:author="Carol Nichols" w:date="2019-01-29T10:31:00Z">
         <w:r>
           <w:rPr>
             <w:rStyle w:val="EmphasisItalic"/>
@@ -424,12 +530,23 @@
           <w:t xml:space="preserve"> </w:t>
         </w:r>
       </w:ins>
-      <w:del w:id="31" w:author="AnneMarieW" w:date="2019-01-11T10:12:00Z">
+      <w:ins w:id="42" w:author="AnneMarieW" w:date="2019-01-11T10:12:00Z">
+        <w:del w:id="43" w:author="Carol Nichols" w:date="2019-01-29T10:31:00Z">
+          <w:r>
+            <w:rPr>
+              <w:rStyle w:val="EmphasisItalic"/>
+              <w:rFonts w:eastAsia="Microsoft YaHei"/>
+            </w:rPr>
+            <w:delText xml:space="preserve"> </w:delText>
+          </w:r>
+        </w:del>
+      </w:ins>
+      <w:del w:id="44" w:author="AnneMarieW" w:date="2019-01-11T10:12:00Z">
         <w:r>
           <w:rPr>
             <w:rStyle w:val="EmphasisItalic"/>
             <w:rFonts w:eastAsia="Microsoft YaHei"/>
-            <w:rPrChange w:id="32" w:author="AnneMarieW" w:date="2019-01-10T13:28:00Z">
+            <w:rPrChange w:id="45" w:author="AnneMarieW" w:date="2019-01-10T13:28:00Z">
               <w:rPr>
                 <w:rStyle w:val="EmphasisBoldItal"/>
                 <w:rFonts w:eastAsia="Microsoft YaHei"/>
@@ -445,7 +562,7 @@
         </w:rPr>
         <w:t xml:space="preserve">at runtime if </w:t>
       </w:r>
-      <w:del w:id="33" w:author="AnneMarieW" w:date="2019-01-10T13:29:00Z">
+      <w:del w:id="46" w:author="AnneMarieW" w:date="2019-01-10T13:29:00Z">
         <w:r>
           <w:rPr>
             <w:rFonts w:eastAsia="Microsoft YaHei" w:hint="eastAsia"/>
@@ -460,7 +577,7 @@
           <w:delText xml:space="preserve">overflow </w:delText>
         </w:r>
       </w:del>
-      <w:ins w:id="34" w:author="AnneMarieW" w:date="2019-01-10T13:29:00Z">
+      <w:ins w:id="47" w:author="AnneMarieW" w:date="2019-01-10T13:29:00Z">
         <w:r>
           <w:rPr>
             <w:rFonts w:eastAsia="Microsoft YaHei"/>
@@ -474,7 +591,7 @@
         </w:rPr>
         <w:t xml:space="preserve">occurs. </w:t>
       </w:r>
-      <w:ins w:id="35" w:author="AnneMarieW" w:date="2019-01-10T13:30:00Z">
+      <w:ins w:id="48" w:author="AnneMarieW" w:date="2019-01-10T13:30:00Z">
         <w:r>
           <w:rPr>
             <w:rFonts w:eastAsia="Microsoft YaHei" w:hint="eastAsia"/>
@@ -488,7 +605,7 @@
           <w:t>p</w:t>
         </w:r>
       </w:ins>
-      <w:del w:id="36" w:author="AnneMarieW" w:date="2019-01-10T13:30:00Z">
+      <w:del w:id="49" w:author="AnneMarieW" w:date="2019-01-10T13:30:00Z">
         <w:r>
           <w:rPr>
             <w:rFonts w:eastAsia="Microsoft YaHei" w:hint="eastAsia"/>
@@ -502,7 +619,7 @@
         </w:rPr>
         <w:t>anicking</w:t>
       </w:r>
-      <w:del w:id="37" w:author="AnneMarieW" w:date="2019-01-10T13:30:00Z">
+      <w:del w:id="50" w:author="AnneMarieW" w:date="2019-01-10T13:30:00Z">
         <w:r>
           <w:rPr>
             <w:rFonts w:eastAsia="Microsoft YaHei" w:hint="eastAsia"/>
@@ -516,7 +633,7 @@
         </w:rPr>
         <w:t xml:space="preserve"> </w:t>
       </w:r>
-      <w:del w:id="38" w:author="AnneMarieW" w:date="2019-01-10T13:30:00Z">
+      <w:del w:id="51" w:author="AnneMarieW" w:date="2019-01-10T13:30:00Z">
         <w:r>
           <w:rPr>
             <w:rFonts w:eastAsia="Microsoft YaHei" w:hint="eastAsia"/>
@@ -530,7 +647,7 @@
         </w:rPr>
         <w:t>when a program exits with an</w:t>
       </w:r>
-      <w:del w:id="39" w:author="AnneMarieW" w:date="2019-01-11T10:12:00Z">
+      <w:del w:id="52" w:author="AnneMarieW" w:date="2019-01-11T10:12:00Z">
         <w:r>
           <w:rPr>
             <w:rFonts w:eastAsia="Microsoft YaHei" w:hint="eastAsia"/>
@@ -538,7 +655,7 @@
           <w:br/>
         </w:r>
       </w:del>
-      <w:ins w:id="40" w:author="AnneMarieW" w:date="2019-01-11T10:12:00Z">
+      <w:ins w:id="53" w:author="AnneMarieW" w:date="2019-01-11T10:12:00Z">
         <w:r>
           <w:rPr>
             <w:rFonts w:eastAsia="Microsoft YaHei"/>
@@ -564,7 +681,7 @@
         </w:rPr>
         <w:t xml:space="preserve">ll discuss panics </w:t>
       </w:r>
-      <w:ins w:id="41" w:author="AnneMarieW" w:date="2019-01-10T13:31:00Z">
+      <w:ins w:id="54" w:author="AnneMarieW" w:date="2019-01-10T13:31:00Z">
         <w:r>
           <w:rPr>
             <w:rFonts w:eastAsia="Microsoft YaHei"/>
@@ -578,7 +695,7 @@
         </w:rPr>
         <w:t>more</w:t>
       </w:r>
-      <w:ins w:id="42" w:author="AnneMarieW" w:date="2019-01-10T13:31:00Z">
+      <w:ins w:id="55" w:author="AnneMarieW" w:date="2019-01-10T13:31:00Z">
         <w:r>
           <w:rPr>
             <w:rFonts w:eastAsia="Microsoft YaHei"/>
@@ -592,7 +709,7 @@
         </w:rPr>
         <w:t xml:space="preserve"> in the </w:t>
       </w:r>
-      <w:ins w:id="43" w:author="AnneMarieW" w:date="2019-01-10T13:31:00Z">
+      <w:ins w:id="56" w:author="AnneMarieW" w:date="2019-01-10T13:31:00Z">
         <w:r>
           <w:rPr>
             <w:rFonts w:eastAsia="Microsoft YaHei"/>
@@ -610,19 +727,54 @@
         <w:rPr>
           <w:rFonts w:eastAsia="Microsoft YaHei"/>
           <w:highlight w:val="yellow"/>
-          <w:rPrChange w:id="44" w:author="AnneMarieW" w:date="2019-01-10T13:32:00Z">
+          <w:rPrChange w:id="57" w:author="AnneMarieW" w:date="2019-01-10T13:32:00Z">
             <w:rPr>
               <w:rFonts w:eastAsia="Microsoft YaHei"/>
             </w:rPr>
           </w:rPrChange>
         </w:rPr>
-        <w:t>Unrecoverable Errors with </w:t>
+        <w:t xml:space="preserve">Unrecoverable Errors </w:t>
       </w:r>
+      <w:del w:id="58" w:author="Carol Nichols" w:date="2019-01-29T10:40:00Z">
+        <w:r>
+          <w:rPr>
+            <w:rFonts w:eastAsia="Microsoft YaHei"/>
+            <w:highlight w:val="yellow"/>
+            <w:rPrChange w:id="59" w:author="AnneMarieW" w:date="2019-01-10T13:32:00Z">
+              <w:rPr>
+                <w:rFonts w:eastAsia="Microsoft YaHei"/>
+              </w:rPr>
+            </w:rPrChange>
+          </w:rPr>
+          <w:delText>with </w:delText>
+        </w:r>
+      </w:del>
+      <w:ins w:id="60" w:author="Carol Nichols" w:date="2019-01-29T10:40:00Z">
+        <w:r>
+          <w:rPr>
+            <w:rFonts w:eastAsia="Microsoft YaHei"/>
+            <w:highlight w:val="yellow"/>
+            <w:rPrChange w:id="61" w:author="AnneMarieW" w:date="2019-01-10T13:32:00Z">
+              <w:rPr>
+                <w:rFonts w:eastAsia="Microsoft YaHei"/>
+              </w:rPr>
+            </w:rPrChange>
+          </w:rPr>
+          <w:t>with</w:t>
+        </w:r>
+        <w:r>
+          <w:rPr>
+            <w:rFonts w:eastAsia="Microsoft YaHei"/>
+            <w:highlight w:val="yellow"/>
+          </w:rPr>
+          <w:t xml:space="preserve"> </w:t>
+        </w:r>
+      </w:ins>
       <w:r>
         <w:rPr>
           <w:rStyle w:val="Literal"/>
           <w:highlight w:val="yellow"/>
-          <w:rPrChange w:id="45" w:author="AnneMarieW" w:date="2019-01-10T13:32:00Z">
+          <w:rPrChange w:id="62" w:author="AnneMarieW" w:date="2019-01-10T13:32:00Z">
             <w:rPr>
               <w:rStyle w:val="Literal"/>
             </w:rPr>
@@ -630,12 +782,12 @@
         </w:rPr>
         <w:t>panic!</w:t>
       </w:r>
-      <w:ins w:id="46" w:author="AnneMarieW" w:date="2019-01-10T13:31:00Z">
+      <w:ins w:id="63" w:author="AnneMarieW" w:date="2019-01-10T13:31:00Z">
         <w:r>
           <w:rPr>
             <w:rFonts w:eastAsia="Microsoft YaHei"/>
             <w:highlight w:val="yellow"/>
-            <w:rPrChange w:id="47" w:author="AnneMarieW" w:date="2019-01-10T13:32:00Z">
+            <w:rPrChange w:id="64" w:author="AnneMarieW" w:date="2019-01-10T13:32:00Z">
               <w:rPr>
                 <w:rStyle w:val="Literal"/>
               </w:rPr>
@@ -644,12 +796,12 @@
           <w:t>”</w:t>
         </w:r>
       </w:ins>
-      <w:del w:id="48" w:author="AnneMarieW" w:date="2019-01-10T13:32:00Z">
+      <w:del w:id="65" w:author="AnneMarieW" w:date="2019-01-10T13:32:00Z">
         <w:r>
           <w:rPr>
             <w:rFonts w:eastAsia="Microsoft YaHei"/>
             <w:highlight w:val="yellow"/>
-            <w:rPrChange w:id="49" w:author="AnneMarieW" w:date="2019-01-10T13:32:00Z">
+            <w:rPrChange w:id="66" w:author="AnneMarieW" w:date="2019-01-10T13:32:00Z">
               <w:rPr>
                 <w:rFonts w:eastAsia="Microsoft YaHei"/>
               </w:rPr>
@@ -658,7 +810,7 @@
           <w:br w:type="textWrapping" w:clear="all"/>
         </w:r>
       </w:del>
-      <w:ins w:id="50" w:author="AnneMarieW" w:date="2019-01-11T10:11:00Z">
+      <w:ins w:id="67" w:author="AnneMarieW" w:date="2019-01-11T10:11:00Z">
         <w:r>
           <w:rPr>
             <w:rFonts w:eastAsia="Microsoft YaHei"/>
@@ -667,12 +819,12 @@
           <w:t xml:space="preserve"> </w:t>
         </w:r>
       </w:ins>
-      <w:del w:id="51" w:author="AnneMarieW" w:date="2019-01-10T13:32:00Z">
+      <w:del w:id="68" w:author="AnneMarieW" w:date="2019-01-10T13:32:00Z">
         <w:r>
           <w:rPr>
             <w:rFonts w:eastAsia="Microsoft YaHei"/>
             <w:highlight w:val="yellow"/>
-            <w:rPrChange w:id="52" w:author="AnneMarieW" w:date="2019-01-10T13:32:00Z">
+            <w:rPrChange w:id="69" w:author="AnneMarieW" w:date="2019-01-10T13:32:00Z">
               <w:rPr>
                 <w:rFonts w:eastAsia="Microsoft YaHei"/>
               </w:rPr>
@@ -681,12 +833,12 @@
           <w:delText>section</w:delText>
         </w:r>
       </w:del>
-      <w:del w:id="53" w:author="AnneMarieW" w:date="2019-01-10T13:31:00Z">
+      <w:del w:id="70" w:author="AnneMarieW" w:date="2019-01-10T13:31:00Z">
         <w:r>
           <w:rPr>
             <w:rFonts w:eastAsia="Microsoft YaHei"/>
             <w:highlight w:val="yellow"/>
-            <w:rPrChange w:id="54" w:author="AnneMarieW" w:date="2019-01-10T13:32:00Z">
+            <w:rPrChange w:id="71" w:author="AnneMarieW" w:date="2019-01-10T13:32:00Z">
               <w:rPr>
                 <w:rFonts w:eastAsia="Microsoft YaHei"/>
               </w:rPr>
@@ -695,12 +847,12 @@
           <w:delText>”</w:delText>
         </w:r>
       </w:del>
-      <w:del w:id="55" w:author="AnneMarieW" w:date="2019-01-11T10:14:00Z">
+      <w:del w:id="72" w:author="AnneMarieW" w:date="2019-01-11T10:14:00Z">
         <w:r>
           <w:rPr>
             <w:rFonts w:eastAsia="Microsoft YaHei"/>
             <w:highlight w:val="yellow"/>
-            <w:rPrChange w:id="56" w:author="AnneMarieW" w:date="2019-01-10T13:32:00Z">
+            <w:rPrChange w:id="73" w:author="AnneMarieW" w:date="2019-01-10T13:32:00Z">
               <w:rPr>
                 <w:rFonts w:eastAsia="Microsoft YaHei"/>
               </w:rPr>
@@ -709,12 +861,12 @@
           <w:delText xml:space="preserve"> </w:delText>
         </w:r>
       </w:del>
-      <w:del w:id="57" w:author="AnneMarieW" w:date="2019-01-10T13:31:00Z">
+      <w:del w:id="74" w:author="AnneMarieW" w:date="2019-01-10T13:31:00Z">
         <w:r>
           <w:rPr>
             <w:rFonts w:eastAsia="Microsoft YaHei"/>
             <w:highlight w:val="yellow"/>
-            <w:rPrChange w:id="58" w:author="AnneMarieW" w:date="2019-01-10T13:32:00Z">
+            <w:rPrChange w:id="75" w:author="AnneMarieW" w:date="2019-01-10T13:32:00Z">
               <w:rPr>
                 <w:rFonts w:eastAsia="Microsoft YaHei"/>
               </w:rPr>
@@ -723,12 +875,12 @@
           <w:delText>of</w:delText>
         </w:r>
       </w:del>
-      <w:ins w:id="59" w:author="AnneMarieW" w:date="2019-01-10T13:31:00Z">
+      <w:ins w:id="76" w:author="AnneMarieW" w:date="2019-01-10T13:31:00Z">
         <w:r>
           <w:rPr>
             <w:rFonts w:eastAsia="Microsoft YaHei"/>
             <w:highlight w:val="yellow"/>
-            <w:rPrChange w:id="60" w:author="AnneMarieW" w:date="2019-01-10T13:32:00Z">
+            <w:rPrChange w:id="77" w:author="AnneMarieW" w:date="2019-01-10T13:32:00Z">
               <w:rPr>
                 <w:rFonts w:eastAsia="Microsoft YaHei"/>
               </w:rPr>
@@ -741,7 +893,7 @@
         <w:rPr>
           <w:rFonts w:eastAsia="Microsoft YaHei"/>
           <w:highlight w:val="yellow"/>
-          <w:rPrChange w:id="61" w:author="AnneMarieW" w:date="2019-01-10T13:32:00Z">
+          <w:rPrChange w:id="78" w:author="AnneMarieW" w:date="2019-01-10T13:32:00Z">
             <w:rPr>
               <w:rFonts w:eastAsia="Microsoft YaHei"/>
             </w:rPr>
@@ -760,23 +912,28 @@
       <w:pPr>
         <w:pStyle w:val="ProductionDirective"/>
         <w:rPr>
-          <w:rPrChange w:id="62" w:author="AnneMarieW" w:date="2019-01-10T13:38:00Z">
+          <w:rPrChange w:id="79" w:author="AnneMarieW" w:date="2019-01-10T13:38:00Z">
             <w:rPr>
               <w:rFonts w:eastAsia="Microsoft YaHei"/>
             </w:rPr>
           </w:rPrChange>
         </w:rPr>
-        <w:pPrChange w:id="63" w:author="AnneMarieW" w:date="2019-01-10T13:38:00Z">
+        <w:pPrChange w:id="80" w:author="AnneMarieW" w:date="2019-01-10T13:38:00Z">
           <w:pPr>
             <w:pStyle w:val="BodyFirstBox"/>
           </w:pPr>
         </w:pPrChange>
       </w:pPr>
-      <w:ins w:id="64" w:author="AnneMarieW" w:date="2019-01-10T13:38:00Z">
-        <w:r>
-          <w:t>prod: check xref</w:t>
+      <w:ins w:id="81" w:author="AnneMarieW" w:date="2019-01-10T13:38:00Z">
+        <w:r>
+          <w:t xml:space="preserve">prod: check </w:t>
+        </w:r>
+        <w:proofErr w:type="spellStart"/>
+        <w:r>
+          <w:t>xref</w:t>
         </w:r>
       </w:ins>
+      <w:proofErr w:type="spellEnd"/>
     </w:p>
     <w:p>
       <w:pPr>
@@ -791,7 +948,7 @@
         </w:rPr>
         <w:t xml:space="preserve">When </w:t>
       </w:r>
-      <w:ins w:id="65" w:author="AnneMarieW" w:date="2019-01-10T13:33:00Z">
+      <w:ins w:id="82" w:author="AnneMarieW" w:date="2019-01-10T13:33:00Z">
         <w:r>
           <w:rPr>
             <w:rFonts w:eastAsia="Microsoft YaHei"/>
@@ -805,7 +962,7 @@
         </w:rPr>
         <w:t>compiling in release mode with the</w:t>
       </w:r>
-      <w:ins w:id="66" w:author="AnneMarieW" w:date="2019-01-11T10:13:00Z">
+      <w:ins w:id="83" w:author="AnneMarieW" w:date="2019-01-11T10:13:00Z">
         <w:r>
           <w:rPr>
             <w:rFonts w:eastAsia="Microsoft YaHei"/>
@@ -813,7 +970,7 @@
           <w:t xml:space="preserve"> </w:t>
         </w:r>
       </w:ins>
-      <w:del w:id="67" w:author="AnneMarieW" w:date="2019-01-11T10:13:00Z">
+      <w:del w:id="84" w:author="AnneMarieW" w:date="2019-01-11T10:13:00Z">
         <w:r>
           <w:rPr>
             <w:rFonts w:eastAsia="Microsoft YaHei" w:hint="eastAsia"/>
@@ -827,7 +984,7 @@
         </w:rPr>
         <w:t>--release</w:t>
       </w:r>
-      <w:ins w:id="68" w:author="AnneMarieW" w:date="2019-01-11T10:13:00Z">
+      <w:ins w:id="85" w:author="AnneMarieW" w:date="2019-01-11T10:13:00Z">
         <w:r>
           <w:rPr>
             <w:rFonts w:eastAsia="Microsoft YaHei"/>
@@ -835,7 +992,7 @@
           <w:t xml:space="preserve"> </w:t>
         </w:r>
       </w:ins>
-      <w:del w:id="69" w:author="AnneMarieW" w:date="2019-01-11T10:13:00Z">
+      <w:del w:id="86" w:author="AnneMarieW" w:date="2019-01-11T10:13:00Z">
         <w:r>
           <w:rPr>
             <w:rFonts w:eastAsia="Microsoft YaHei" w:hint="eastAsia"/>
@@ -849,7 +1006,7 @@
         </w:rPr>
         <w:t>flag, Rust does</w:t>
       </w:r>
-      <w:ins w:id="70" w:author="AnneMarieW" w:date="2019-01-11T10:13:00Z">
+      <w:ins w:id="87" w:author="AnneMarieW" w:date="2019-01-11T10:13:00Z">
         <w:r>
           <w:rPr>
             <w:rFonts w:eastAsia="Microsoft YaHei"/>
@@ -857,7 +1014,7 @@
           <w:t xml:space="preserve"> </w:t>
         </w:r>
       </w:ins>
-      <w:del w:id="71" w:author="AnneMarieW" w:date="2019-01-11T10:13:00Z">
+      <w:del w:id="88" w:author="AnneMarieW" w:date="2019-01-11T10:13:00Z">
         <w:r>
           <w:rPr>
             <w:rFonts w:eastAsia="Microsoft YaHei" w:hint="eastAsia"/>
@@ -869,7 +1026,7 @@
         <w:rPr>
           <w:rStyle w:val="EmphasisItalic"/>
           <w:rFonts w:eastAsia="Microsoft YaHei"/>
-          <w:rPrChange w:id="72" w:author="AnneMarieW" w:date="2019-01-10T13:33:00Z">
+          <w:rPrChange w:id="89" w:author="AnneMarieW" w:date="2019-01-10T13:33:00Z">
             <w:rPr>
               <w:rStyle w:val="EmphasisBoldItal"/>
               <w:rFonts w:eastAsia="Microsoft YaHei"/>
@@ -878,7 +1035,7 @@
         </w:rPr>
         <w:t>not</w:t>
       </w:r>
-      <w:del w:id="73" w:author="AnneMarieW" w:date="2019-01-11T10:11:00Z">
+      <w:del w:id="90" w:author="AnneMarieW" w:date="2019-01-11T10:11:00Z">
         <w:r>
           <w:rPr>
             <w:rFonts w:eastAsia="Microsoft YaHei" w:hint="eastAsia"/>
@@ -886,7 +1043,7 @@
           <w:br/>
         </w:r>
       </w:del>
-      <w:ins w:id="74" w:author="AnneMarieW" w:date="2019-01-11T10:11:00Z">
+      <w:ins w:id="91" w:author="AnneMarieW" w:date="2019-01-11T10:11:00Z">
         <w:r>
           <w:rPr>
             <w:rFonts w:eastAsia="Microsoft YaHei"/>
@@ -900,7 +1057,7 @@
         </w:rPr>
         <w:t>include checks for integer overflow that cause panics. Instead, if overflow</w:t>
       </w:r>
-      <w:del w:id="75" w:author="AnneMarieW" w:date="2019-01-11T10:11:00Z">
+      <w:del w:id="92" w:author="AnneMarieW" w:date="2019-01-11T10:11:00Z">
         <w:r>
           <w:rPr>
             <w:rFonts w:eastAsia="Microsoft YaHei" w:hint="eastAsia"/>
@@ -908,7 +1065,7 @@
           <w:br/>
         </w:r>
       </w:del>
-      <w:ins w:id="76" w:author="AnneMarieW" w:date="2019-01-11T10:11:00Z">
+      <w:ins w:id="93" w:author="AnneMarieW" w:date="2019-01-11T10:11:00Z">
         <w:r>
           <w:rPr>
             <w:rFonts w:eastAsia="Microsoft YaHei"/>
@@ -922,7 +1079,7 @@
         </w:rPr>
         <w:t xml:space="preserve">occurs, Rust </w:t>
       </w:r>
-      <w:del w:id="77" w:author="AnneMarieW" w:date="2019-01-10T13:34:00Z">
+      <w:del w:id="94" w:author="AnneMarieW" w:date="2019-01-10T13:34:00Z">
         <w:r>
           <w:rPr>
             <w:rFonts w:eastAsia="Microsoft YaHei" w:hint="eastAsia"/>
@@ -936,7 +1093,7 @@
         </w:rPr>
         <w:t>perform</w:t>
       </w:r>
-      <w:ins w:id="78" w:author="AnneMarieW" w:date="2019-01-10T13:34:00Z">
+      <w:ins w:id="95" w:author="AnneMarieW" w:date="2019-01-10T13:34:00Z">
         <w:r>
           <w:rPr>
             <w:rFonts w:eastAsia="Microsoft YaHei"/>
@@ -944,12 +1101,12 @@
           <w:t>s</w:t>
         </w:r>
       </w:ins>
-      <w:del w:id="79" w:author="AnneMarieW" w:date="2019-01-11T10:13:00Z">
+      <w:del w:id="96" w:author="AnneMarieW" w:date="2019-01-11T10:13:00Z">
         <w:r>
           <w:rPr>
             <w:rStyle w:val="EmphasisItalic"/>
             <w:rFonts w:eastAsia="Microsoft YaHei" w:hint="eastAsia"/>
-            <w:rPrChange w:id="80" w:author="AnneMarieW" w:date="2019-01-10T13:34:00Z">
+            <w:rPrChange w:id="97" w:author="AnneMarieW" w:date="2019-01-10T13:34:00Z">
               <w:rPr>
                 <w:rFonts w:eastAsia="Microsoft YaHei" w:hint="eastAsia"/>
               </w:rPr>
@@ -958,7 +1115,7 @@
           <w:delText> </w:delText>
         </w:r>
       </w:del>
-      <w:ins w:id="81" w:author="AnneMarieW" w:date="2019-01-11T10:13:00Z">
+      <w:ins w:id="98" w:author="AnneMarieW" w:date="2019-01-11T10:13:00Z">
         <w:r>
           <w:rPr>
             <w:rStyle w:val="EmphasisItalic"/>
@@ -971,7 +1128,7 @@
         <w:rPr>
           <w:rStyle w:val="EmphasisItalic"/>
           <w:rFonts w:eastAsia="Microsoft YaHei"/>
-          <w:rPrChange w:id="82" w:author="AnneMarieW" w:date="2019-01-10T13:34:00Z">
+          <w:rPrChange w:id="99" w:author="AnneMarieW" w:date="2019-01-10T13:34:00Z">
             <w:rPr>
               <w:rFonts w:eastAsia="Microsoft YaHei"/>
             </w:rPr>
@@ -985,7 +1142,7 @@
         </w:rPr>
         <w:t>. In</w:t>
       </w:r>
-      <w:del w:id="83" w:author="AnneMarieW" w:date="2019-01-11T10:11:00Z">
+      <w:del w:id="100" w:author="AnneMarieW" w:date="2019-01-11T10:11:00Z">
         <w:r>
           <w:rPr>
             <w:rFonts w:eastAsia="Microsoft YaHei" w:hint="eastAsia"/>
@@ -993,7 +1150,7 @@
           <w:br/>
         </w:r>
       </w:del>
-      <w:ins w:id="84" w:author="AnneMarieW" w:date="2019-01-11T10:11:00Z">
+      <w:ins w:id="101" w:author="AnneMarieW" w:date="2019-01-11T10:11:00Z">
         <w:r>
           <w:rPr>
             <w:rFonts w:eastAsia="Microsoft YaHei"/>
@@ -1025,7 +1182,7 @@
         </w:rPr>
         <w:t>”</w:t>
       </w:r>
-      <w:del w:id="85" w:author="AnneMarieW" w:date="2019-01-11T10:11:00Z">
+      <w:del w:id="102" w:author="AnneMarieW" w:date="2019-01-11T10:11:00Z">
         <w:r>
           <w:rPr>
             <w:rFonts w:eastAsia="Microsoft YaHei" w:hint="eastAsia"/>
@@ -1033,7 +1190,7 @@
           <w:br/>
         </w:r>
       </w:del>
-      <w:ins w:id="86" w:author="AnneMarieW" w:date="2019-01-11T10:11:00Z">
+      <w:ins w:id="103" w:author="AnneMarieW" w:date="2019-01-11T10:11:00Z">
         <w:r>
           <w:rPr>
             <w:rFonts w:eastAsia="Microsoft YaHei"/>
@@ -1047,7 +1204,7 @@
         </w:rPr>
         <w:t>to the minimum of the values the type can hold. In the case of a</w:t>
       </w:r>
-      <w:ins w:id="87" w:author="AnneMarieW" w:date="2019-01-11T10:13:00Z">
+      <w:ins w:id="104" w:author="AnneMarieW" w:date="2019-01-11T10:13:00Z">
         <w:r>
           <w:rPr>
             <w:rFonts w:eastAsia="Microsoft YaHei"/>
@@ -1055,7 +1212,7 @@
           <w:t xml:space="preserve"> </w:t>
         </w:r>
       </w:ins>
-      <w:del w:id="88" w:author="AnneMarieW" w:date="2019-01-11T10:13:00Z">
+      <w:del w:id="105" w:author="AnneMarieW" w:date="2019-01-11T10:13:00Z">
         <w:r>
           <w:rPr>
             <w:rFonts w:eastAsia="Microsoft YaHei" w:hint="eastAsia"/>
@@ -1075,7 +1232,7 @@
         </w:rPr>
         <w:t>, 256</w:t>
       </w:r>
-      <w:del w:id="89" w:author="AnneMarieW" w:date="2019-01-11T10:11:00Z">
+      <w:del w:id="106" w:author="AnneMarieW" w:date="2019-01-11T10:11:00Z">
         <w:r>
           <w:rPr>
             <w:rFonts w:eastAsia="Microsoft YaHei" w:hint="eastAsia"/>
@@ -1083,7 +1240,7 @@
           <w:br/>
         </w:r>
       </w:del>
-      <w:ins w:id="90" w:author="AnneMarieW" w:date="2019-01-11T10:11:00Z">
+      <w:ins w:id="107" w:author="AnneMarieW" w:date="2019-01-11T10:11:00Z">
         <w:r>
           <w:rPr>
             <w:rFonts w:eastAsia="Microsoft YaHei"/>
@@ -1095,9 +1252,23 @@
         <w:rPr>
           <w:rFonts w:eastAsia="Microsoft YaHei" w:hint="eastAsia"/>
         </w:rPr>
-        <w:t>becomes 0, 257 becomes 1, and so on. Relying on</w:t>
+        <w:t xml:space="preserve">becomes 0, 257 becomes 1, and so on. </w:t>
       </w:r>
-      <w:ins w:id="91" w:author="AnneMarieW" w:date="2019-01-10T13:36:00Z">
+      <w:ins w:id="108" w:author="Carol Nichols" w:date="2019-01-29T10:33:00Z">
+        <w:r>
+          <w:rPr>
+            <w:rFonts w:eastAsia="Microsoft YaHei"/>
+          </w:rPr>
+          <w:t xml:space="preserve">The program won’t panic, but the variable will have a value that probably isn’t what you were expecting it to have. </w:t>
+        </w:r>
+      </w:ins>
+      <w:r>
+        <w:rPr>
+          <w:rFonts w:eastAsia="Microsoft YaHei" w:hint="eastAsia"/>
+        </w:rPr>
+        <w:t>Relying on</w:t>
+      </w:r>
+      <w:ins w:id="109" w:author="AnneMarieW" w:date="2019-01-10T13:36:00Z">
         <w:r>
           <w:rPr>
             <w:rFonts w:eastAsia="Microsoft YaHei" w:hint="eastAsia"/>
@@ -1111,7 +1282,7 @@
           <w:t>integer</w:t>
         </w:r>
       </w:ins>
-      <w:ins w:id="92" w:author="AnneMarieW" w:date="2019-01-11T10:11:00Z">
+      <w:ins w:id="110" w:author="AnneMarieW" w:date="2019-01-11T10:11:00Z">
         <w:r>
           <w:rPr>
             <w:rFonts w:eastAsia="Microsoft YaHei"/>
@@ -1119,7 +1290,7 @@
           <w:t xml:space="preserve"> </w:t>
         </w:r>
       </w:ins>
-      <w:ins w:id="93" w:author="AnneMarieW" w:date="2019-01-10T13:36:00Z">
+      <w:ins w:id="111" w:author="AnneMarieW" w:date="2019-01-10T13:36:00Z">
         <w:r>
           <w:rPr>
             <w:rFonts w:eastAsia="Microsoft YaHei" w:hint="eastAsia"/>
@@ -1133,7 +1304,7 @@
           <w:t>’s</w:t>
         </w:r>
       </w:ins>
-      <w:del w:id="94" w:author="AnneMarieW" w:date="2019-01-10T13:36:00Z">
+      <w:del w:id="112" w:author="AnneMarieW" w:date="2019-01-10T13:36:00Z">
         <w:r>
           <w:rPr>
             <w:rFonts w:eastAsia="Microsoft YaHei" w:hint="eastAsia"/>
@@ -1147,7 +1318,7 @@
         </w:rPr>
         <w:t xml:space="preserve"> wrapping behavior</w:t>
       </w:r>
-      <w:del w:id="95" w:author="AnneMarieW" w:date="2019-01-10T13:36:00Z">
+      <w:del w:id="113" w:author="AnneMarieW" w:date="2019-01-10T13:36:00Z">
         <w:r>
           <w:rPr>
             <w:rFonts w:eastAsia="Microsoft YaHei" w:hint="eastAsia"/>
@@ -1155,9 +1326,7 @@
           <w:delText xml:space="preserve"> of</w:delText>
         </w:r>
       </w:del>
-      <w:bookmarkStart w:id="96" w:name="_GoBack"/>
-      <w:bookmarkEnd w:id="96"/>
-      <w:del w:id="97" w:author="AnneMarieW" w:date="2019-01-11T10:14:00Z">
+      <w:del w:id="114" w:author="AnneMarieW" w:date="2019-01-11T10:14:00Z">
         <w:r>
           <w:rPr>
             <w:rFonts w:eastAsia="Microsoft YaHei" w:hint="eastAsia"/>
@@ -1165,7 +1334,7 @@
           <w:delText xml:space="preserve"> </w:delText>
         </w:r>
       </w:del>
-      <w:del w:id="98" w:author="AnneMarieW" w:date="2019-01-10T13:36:00Z">
+      <w:del w:id="115" w:author="AnneMarieW" w:date="2019-01-10T13:36:00Z">
         <w:r>
           <w:rPr>
             <w:rFonts w:eastAsia="Microsoft YaHei" w:hint="eastAsia"/>
@@ -1179,7 +1348,7 @@
           <w:br/>
         </w:r>
       </w:del>
-      <w:ins w:id="99" w:author="AnneMarieW" w:date="2019-01-11T10:11:00Z">
+      <w:ins w:id="116" w:author="AnneMarieW" w:date="2019-01-11T10:11:00Z">
         <w:r>
           <w:rPr>
             <w:rFonts w:eastAsia="Microsoft YaHei"/>
@@ -1187,7 +1356,7 @@
           <w:t xml:space="preserve"> </w:t>
         </w:r>
       </w:ins>
-      <w:del w:id="100" w:author="AnneMarieW" w:date="2019-01-10T13:36:00Z">
+      <w:del w:id="117" w:author="AnneMarieW" w:date="2019-01-10T13:36:00Z">
         <w:r>
           <w:rPr>
             <w:rFonts w:eastAsia="Microsoft YaHei" w:hint="eastAsia"/>
@@ -1201,7 +1370,7 @@
         </w:rPr>
         <w:t>is considered an error. If you want to wrap explicitly, you can use the standard</w:t>
       </w:r>
-      <w:del w:id="101" w:author="AnneMarieW" w:date="2019-01-10T13:36:00Z">
+      <w:del w:id="118" w:author="AnneMarieW" w:date="2019-01-10T13:36:00Z">
         <w:r>
           <w:rPr>
             <w:rFonts w:eastAsia="Microsoft YaHei" w:hint="eastAsia"/>
@@ -1209,7 +1378,7 @@
           <w:br/>
         </w:r>
       </w:del>
-      <w:ins w:id="102" w:author="AnneMarieW" w:date="2019-01-11T10:12:00Z">
+      <w:ins w:id="119" w:author="AnneMarieW" w:date="2019-01-11T10:12:00Z">
         <w:r>
           <w:rPr>
             <w:rFonts w:eastAsia="Microsoft YaHei"/>
@@ -1223,7 +1392,7 @@
         </w:rPr>
         <w:t>library type</w:t>
       </w:r>
-      <w:ins w:id="103" w:author="AnneMarieW" w:date="2019-01-11T10:13:00Z">
+      <w:ins w:id="120" w:author="AnneMarieW" w:date="2019-01-11T10:13:00Z">
         <w:r>
           <w:rPr>
             <w:rFonts w:eastAsia="Microsoft YaHei"/>
@@ -1231,7 +1400,7 @@
           <w:t xml:space="preserve"> </w:t>
         </w:r>
       </w:ins>
-      <w:del w:id="104" w:author="AnneMarieW" w:date="2019-01-11T10:13:00Z">
+      <w:del w:id="121" w:author="AnneMarieW" w:date="2019-01-11T10:13:00Z">
         <w:r>
           <w:rPr>
             <w:rFonts w:eastAsia="Microsoft YaHei" w:hint="eastAsia"/>
@@ -1245,7 +1414,7 @@
         </w:rPr>
         <w:t>Wrapping</w:t>
       </w:r>
-      <w:del w:id="105" w:author="AnneMarieW" w:date="2019-01-10T13:37:00Z">
+      <w:del w:id="122" w:author="AnneMarieW" w:date="2019-01-10T13:37:00Z">
         <w:r>
           <w:rPr>
             <w:rFonts w:eastAsia="Microsoft YaHei" w:hint="eastAsia"/>
@@ -1264,11 +1433,20 @@
       <w:pPr>
         <w:pStyle w:val="AuthorQuery"/>
       </w:pPr>
+      <w:commentRangeStart w:id="123"/>
+      <w:proofErr w:type="gramStart"/>
       <w:r>
         <w:rPr>
           <w:rFonts w:hint="eastAsia"/>
         </w:rPr>
-        <w:t>So with the wrap around, the value is just entirely changed, presumably resulting in unexpected behavior, is that right? I wasn</w:t>
+        <w:t>So</w:t>
+      </w:r>
+      <w:proofErr w:type="gramEnd"/>
+      <w:r>
+        <w:rPr>
+          <w:rFonts w:hint="eastAsia"/>
+        </w:rPr>
+        <w:t xml:space="preserve"> with the wrap around, the value is just entirely changed, presumably resulting in unexpected behavior, is that right? I wasn</w:t>
       </w:r>
       <w:r>
         <w:t>’</w:t>
@@ -1278,6 +1456,15 @@
           <w:rFonts w:hint="eastAsia"/>
         </w:rPr>
         <w:t>t clear on the consequence of unintentional wrapping</w:t>
+      </w:r>
+      <w:commentRangeEnd w:id="123"/>
+      <w:r>
+        <w:rPr>
+          <w:rStyle w:val="CommentReference"/>
+          <w:rFonts w:eastAsia="Times New Roman"/>
+          <w:color w:val="auto"/>
+        </w:rPr>
+        <w:commentReference w:id="123"/>
       </w:r>
     </w:p>
     <w:p/>
@@ -1291,8 +1478,47 @@
 </w:document>
 </file>
 
+<file path=word/comments.xml><?xml version="1.0" encoding="utf-8"?>
+<w:comments xmlns:wpc="http://schemas.microsoft.com/office/word/2010/wordprocessingCanvas" xmlns:cx="http://schemas.microsoft.com/office/drawing/2014/chartex" xmlns:cx1="http://schemas.microsoft.com/office/drawing/2015/9/8/chartex" xmlns:cx2="http://schemas.microsoft.com/office/drawing/2015/10/21/chartex" xmlns:cx3="http://schemas.microsoft.com/office/drawing/2016/5/9/chartex" xmlns:cx4="http://schemas.microsoft.com/office/drawing/2016/5/10/chartex" xmlns:cx5="http://schemas.microsoft.com/office/drawing/2016/5/11/chartex" xmlns:cx6="http://schemas.microsoft.com/office/drawing/2016/5/12/chartex" xmlns:cx7="http://schemas.microsoft.com/office/drawing/2016/5/13/chartex" xmlns:cx8="http://schemas.microsoft.com/office/drawing/2016/5/14/chartex" xmlns:mc="http://schemas.openxmlformats.org/markup-compatibility/2006" xmlns:aink="http://schemas.microsoft.com/office/drawing/2016/ink" xmlns:am3d="http://schemas.microsoft.com/office/drawing/2017/model3d" xmlns:o="urn:schemas-microsoft-com:office:office" xmlns:r="http://schemas.openxmlformats.org/officeDocument/2006/relationships" xmlns:m="http://schemas.openxmlformats.org/officeDocument/2006/math" xmlns:v="urn:schemas-microsoft-com:vml" xmlns:wp14="http://schemas.microsoft.com/office/word/2010/wordprocessingDrawing" xmlns:wp="http://schemas.openxmlformats.org/drawingml/2006/wordprocessingDrawing" xmlns:w10="urn:schemas-microsoft-com:office:word" xmlns:w="http://schemas.openxmlformats.org/wordprocessingml/2006/main" xmlns:w14="http://schemas.microsoft.com/office/word/2010/wordml" xmlns:w15="http://schemas.microsoft.com/office/word/2012/wordml" xmlns:w16cid="http://schemas.microsoft.com/office/word/2016/wordml/cid" xmlns:w16se="http://schemas.microsoft.com/office/word/2015/wordml/symex" xmlns:wpg="http://schemas.microsoft.com/office/word/2010/wordprocessingGroup" xmlns:wpi="http://schemas.microsoft.com/office/word/2010/wordprocessingInk" xmlns:wne="http://schemas.microsoft.com/office/word/2006/wordml" xmlns:wps="http://schemas.microsoft.com/office/word/2010/wordprocessingShape" mc:Ignorable="w14 w15 w16se w16cid wp14">
+  <w:comment w:id="123" w:author="Carol Nichols" w:date="2019-01-29T10:32:00Z" w:initials="CN">
+    <w:p>
+      <w:pPr>
+        <w:pStyle w:val="CommentText"/>
+      </w:pPr>
+      <w:r>
+        <w:rPr>
+          <w:rStyle w:val="CommentReference"/>
+        </w:rPr>
+        <w:annotationRef/>
+      </w:r>
+      <w:r>
+        <w:t>Yes, the value is something other than what you</w:t>
+      </w:r>
+      <w:r>
+        <w:t xml:space="preserve"> were probably expecting.</w:t>
+      </w:r>
+      <w:r>
+        <w:t xml:space="preserve"> I’ve added a sentence to clarify.</w:t>
+      </w:r>
+    </w:p>
+  </w:comment>
+</w:comments>
+</file>
+
+<file path=word/commentsExtended.xml><?xml version="1.0" encoding="utf-8"?>
+<w15:commentsEx xmlns:wpc="http://schemas.microsoft.com/office/word/2010/wordprocessingCanvas" xmlns:cx="http://schemas.microsoft.com/office/drawing/2014/chartex" xmlns:cx1="http://schemas.microsoft.com/office/drawing/2015/9/8/chartex" xmlns:cx2="http://schemas.microsoft.com/office/drawing/2015/10/21/chartex" xmlns:cx3="http://schemas.microsoft.com/office/drawing/2016/5/9/chartex" xmlns:cx4="http://schemas.microsoft.com/office/drawing/2016/5/10/chartex" xmlns:cx5="http://schemas.microsoft.com/office/drawing/2016/5/11/chartex" xmlns:cx6="http://schemas.microsoft.com/office/drawing/2016/5/12/chartex" xmlns:cx7="http://schemas.microsoft.com/office/drawing/2016/5/13/chartex" xmlns:cx8="http://schemas.microsoft.com/office/drawing/2016/5/14/chartex" xmlns:mc="http://schemas.openxmlformats.org/markup-compatibility/2006" xmlns:aink="http://schemas.microsoft.com/office/drawing/2016/ink" xmlns:am3d="http://schemas.microsoft.com/office/drawing/2017/model3d" xmlns:o="urn:schemas-microsoft-com:office:office" xmlns:r="http://schemas.openxmlformats.org/officeDocument/2006/relationships" xmlns:m="http://schemas.openxmlformats.org/officeDocument/2006/math" xmlns:v="urn:schemas-microsoft-com:vml" xmlns:wp14="http://schemas.microsoft.com/office/word/2010/wordprocessingDrawing" xmlns:wp="http://schemas.openxmlformats.org/drawingml/2006/wordprocessingDrawing" xmlns:w10="urn:schemas-microsoft-com:office:word" xmlns:w="http://schemas.openxmlformats.org/wordprocessingml/2006/main" xmlns:w14="http://schemas.microsoft.com/office/word/2010/wordml" xmlns:w15="http://schemas.microsoft.com/office/word/2012/wordml" xmlns:w16cid="http://schemas.microsoft.com/office/word/2016/wordml/cid" xmlns:w16se="http://schemas.microsoft.com/office/word/2015/wordml/symex" xmlns:wpg="http://schemas.microsoft.com/office/word/2010/wordprocessingGroup" xmlns:wpi="http://schemas.microsoft.com/office/word/2010/wordprocessingInk" xmlns:wne="http://schemas.microsoft.com/office/word/2006/wordml" xmlns:wps="http://schemas.microsoft.com/office/word/2010/wordprocessingShape" mc:Ignorable="w14 w15 w16se w16cid wp14">
+  <w15:commentEx w15:paraId="00724D55" w15:done="0"/>
+</w15:commentsEx>
+</file>
+
+<file path=word/commentsIds.xml><?xml version="1.0" encoding="utf-8"?>
+<w16cid:commentsIds xmlns:wpc="http://schemas.microsoft.com/office/word/2010/wordprocessingCanvas" xmlns:cx="http://schemas.microsoft.com/office/drawing/2014/chartex" xmlns:cx1="http://schemas.microsoft.com/office/drawing/2015/9/8/chartex" xmlns:cx2="http://schemas.microsoft.com/office/drawing/2015/10/21/chartex" xmlns:cx3="http://schemas.microsoft.com/office/drawing/2016/5/9/chartex" xmlns:cx4="http://schemas.microsoft.com/office/drawing/2016/5/10/chartex" xmlns:cx5="http://schemas.microsoft.com/office/drawing/2016/5/11/chartex" xmlns:cx6="http://schemas.microsoft.com/office/drawing/2016/5/12/chartex" xmlns:cx7="http://schemas.microsoft.com/office/drawing/2016/5/13/chartex" xmlns:cx8="http://schemas.microsoft.com/office/drawing/2016/5/14/chartex" xmlns:mc="http://schemas.openxmlformats.org/markup-compatibility/2006" xmlns:aink="http://schemas.microsoft.com/office/drawing/2016/ink" xmlns:am3d="http://schemas.microsoft.com/office/drawing/2017/model3d" xmlns:o="urn:schemas-microsoft-com:office:office" xmlns:r="http://schemas.openxmlformats.org/officeDocument/2006/relationships" xmlns:m="http://schemas.openxmlformats.org/officeDocument/2006/math" xmlns:v="urn:schemas-microsoft-com:vml" xmlns:wp14="http://schemas.microsoft.com/office/word/2010/wordprocessingDrawing" xmlns:wp="http://schemas.openxmlformats.org/drawingml/2006/wordprocessingDrawing" xmlns:w10="urn:schemas-microsoft-com:office:word" xmlns:w="http://schemas.openxmlformats.org/wordprocessingml/2006/main" xmlns:w14="http://schemas.microsoft.com/office/word/2010/wordml" xmlns:w15="http://schemas.microsoft.com/office/word/2012/wordml" xmlns:w16cid="http://schemas.microsoft.com/office/word/2016/wordml/cid" xmlns:w16se="http://schemas.microsoft.com/office/word/2015/wordml/symex" xmlns:wpg="http://schemas.microsoft.com/office/word/2010/wordprocessingGroup" xmlns:wpi="http://schemas.microsoft.com/office/word/2010/wordprocessingInk" xmlns:wne="http://schemas.microsoft.com/office/word/2006/wordml" xmlns:wps="http://schemas.microsoft.com/office/word/2010/wordprocessingShape" mc:Ignorable="w14 w15 w16se w16cid wp14">
+  <w16cid:commentId w16cid:paraId="00724D55" w16cid:durableId="1FFAAA39"/>
+</w16cid:commentsIds>
+</file>
+
 <file path=word/endnotes.xml><?xml version="1.0" encoding="utf-8"?>
-<w:endnotes xmlns:wpc="http://schemas.microsoft.com/office/word/2010/wordprocessingCanvas" xmlns:mc="http://schemas.openxmlformats.org/markup-compatibility/2006" xmlns:o="urn:schemas-microsoft-com:office:office" xmlns:r="http://schemas.openxmlformats.org/officeDocument/2006/relationships" xmlns:m="http://schemas.openxmlformats.org/officeDocument/2006/math" xmlns:v="urn:schemas-microsoft-com:vml" xmlns:wp14="http://schemas.microsoft.com/office/word/2010/wordprocessingDrawing" xmlns:wp="http://schemas.openxmlformats.org/drawingml/2006/wordprocessingDrawing" xmlns:w10="urn:schemas-microsoft-com:office:word" xmlns:w="http://schemas.openxmlformats.org/wordprocessingml/2006/main" xmlns:w14="http://schemas.microsoft.com/office/word/2010/wordml" xmlns:wpg="http://schemas.microsoft.com/office/word/2010/wordprocessingGroup" xmlns:wpi="http://schemas.microsoft.com/office/word/2010/wordprocessingInk" xmlns:wne="http://schemas.microsoft.com/office/word/2006/wordml" xmlns:wps="http://schemas.microsoft.com/office/word/2010/wordprocessingShape" mc:Ignorable="w14 wp14">
+<w:endnotes xmlns:wpc="http://schemas.microsoft.com/office/word/2010/wordprocessingCanvas" xmlns:cx="http://schemas.microsoft.com/office/drawing/2014/chartex" xmlns:cx1="http://schemas.microsoft.com/office/drawing/2015/9/8/chartex" xmlns:cx2="http://schemas.microsoft.com/office/drawing/2015/10/21/chartex" xmlns:cx3="http://schemas.microsoft.com/office/drawing/2016/5/9/chartex" xmlns:cx4="http://schemas.microsoft.com/office/drawing/2016/5/10/chartex" xmlns:cx5="http://schemas.microsoft.com/office/drawing/2016/5/11/chartex" xmlns:cx6="http://schemas.microsoft.com/office/drawing/2016/5/12/chartex" xmlns:cx7="http://schemas.microsoft.com/office/drawing/2016/5/13/chartex" xmlns:cx8="http://schemas.microsoft.com/office/drawing/2016/5/14/chartex" xmlns:mc="http://schemas.openxmlformats.org/markup-compatibility/2006" xmlns:aink="http://schemas.microsoft.com/office/drawing/2016/ink" xmlns:am3d="http://schemas.microsoft.com/office/drawing/2017/model3d" xmlns:o="urn:schemas-microsoft-com:office:office" xmlns:r="http://schemas.openxmlformats.org/officeDocument/2006/relationships" xmlns:m="http://schemas.openxmlformats.org/officeDocument/2006/math" xmlns:v="urn:schemas-microsoft-com:vml" xmlns:wp14="http://schemas.microsoft.com/office/word/2010/wordprocessingDrawing" xmlns:wp="http://schemas.openxmlformats.org/drawingml/2006/wordprocessingDrawing" xmlns:w10="urn:schemas-microsoft-com:office:word" xmlns:w="http://schemas.openxmlformats.org/wordprocessingml/2006/main" xmlns:w14="http://schemas.microsoft.com/office/word/2010/wordml" xmlns:w15="http://schemas.microsoft.com/office/word/2012/wordml" xmlns:w16cid="http://schemas.microsoft.com/office/word/2016/wordml/cid" xmlns:w16se="http://schemas.microsoft.com/office/word/2015/wordml/symex" xmlns:wpg="http://schemas.microsoft.com/office/word/2010/wordprocessingGroup" xmlns:wpi="http://schemas.microsoft.com/office/word/2010/wordprocessingInk" xmlns:wne="http://schemas.microsoft.com/office/word/2006/wordml" xmlns:wps="http://schemas.microsoft.com/office/word/2010/wordprocessingShape" mc:Ignorable="w14 w15 w16se w16cid wp14">
   <w:endnote w:type="separator" w:id="-1">
     <w:p>
       <w:r>
@@ -1311,7 +1537,7 @@
 </file>
 
 <file path=word/footnotes.xml><?xml version="1.0" encoding="utf-8"?>
-<w:footnotes xmlns:wpc="http://schemas.microsoft.com/office/word/2010/wordprocessingCanvas" xmlns:mc="http://schemas.openxmlformats.org/markup-compatibility/2006" xmlns:o="urn:schemas-microsoft-com:office:office" xmlns:r="http://schemas.openxmlformats.org/officeDocument/2006/relationships" xmlns:m="http://schemas.openxmlformats.org/officeDocument/2006/math" xmlns:v="urn:schemas-microsoft-com:vml" xmlns:wp14="http://schemas.microsoft.com/office/word/2010/wordprocessingDrawing" xmlns:wp="http://schemas.openxmlformats.org/drawingml/2006/wordprocessingDrawing" xmlns:w10="urn:schemas-microsoft-com:office:word" xmlns:w="http://schemas.openxmlformats.org/wordprocessingml/2006/main" xmlns:w14="http://schemas.microsoft.com/office/word/2010/wordml" xmlns:wpg="http://schemas.microsoft.com/office/word/2010/wordprocessingGroup" xmlns:wpi="http://schemas.microsoft.com/office/word/2010/wordprocessingInk" xmlns:wne="http://schemas.microsoft.com/office/word/2006/wordml" xmlns:wps="http://schemas.microsoft.com/office/word/2010/wordprocessingShape" mc:Ignorable="w14 wp14">
+<w:footnotes xmlns:wpc="http://schemas.microsoft.com/office/word/2010/wordprocessingCanvas" xmlns:cx="http://schemas.microsoft.com/office/drawing/2014/chartex" xmlns:cx1="http://schemas.microsoft.com/office/drawing/2015/9/8/chartex" xmlns:cx2="http://schemas.microsoft.com/office/drawing/2015/10/21/chartex" xmlns:cx3="http://schemas.microsoft.com/office/drawing/2016/5/9/chartex" xmlns:cx4="http://schemas.microsoft.com/office/drawing/2016/5/10/chartex" xmlns:cx5="http://schemas.microsoft.com/office/drawing/2016/5/11/chartex" xmlns:cx6="http://schemas.microsoft.com/office/drawing/2016/5/12/chartex" xmlns:cx7="http://schemas.microsoft.com/office/drawing/2016/5/13/chartex" xmlns:cx8="http://schemas.microsoft.com/office/drawing/2016/5/14/chartex" xmlns:mc="http://schemas.openxmlformats.org/markup-compatibility/2006" xmlns:aink="http://schemas.microsoft.com/office/drawing/2016/ink" xmlns:am3d="http://schemas.microsoft.com/office/drawing/2017/model3d" xmlns:o="urn:schemas-microsoft-com:office:office" xmlns:r="http://schemas.openxmlformats.org/officeDocument/2006/relationships" xmlns:m="http://schemas.openxmlformats.org/officeDocument/2006/math" xmlns:v="urn:schemas-microsoft-com:vml" xmlns:wp14="http://schemas.microsoft.com/office/word/2010/wordprocessingDrawing" xmlns:wp="http://schemas.openxmlformats.org/drawingml/2006/wordprocessingDrawing" xmlns:w10="urn:schemas-microsoft-com:office:word" xmlns:w="http://schemas.openxmlformats.org/wordprocessingml/2006/main" xmlns:w14="http://schemas.microsoft.com/office/word/2010/wordml" xmlns:w15="http://schemas.microsoft.com/office/word/2012/wordml" xmlns:w16cid="http://schemas.microsoft.com/office/word/2016/wordml/cid" xmlns:w16se="http://schemas.microsoft.com/office/word/2015/wordml/symex" xmlns:wpg="http://schemas.microsoft.com/office/word/2010/wordprocessingGroup" xmlns:wpi="http://schemas.microsoft.com/office/word/2010/wordprocessingInk" xmlns:wne="http://schemas.microsoft.com/office/word/2006/wordml" xmlns:wps="http://schemas.microsoft.com/office/word/2010/wordprocessingShape" mc:Ignorable="w14 w15 w16se w16cid wp14">
   <w:footnote w:type="separator" w:id="-1">
     <w:p>
       <w:r>
@@ -1330,8 +1556,8 @@
 </file>
 
 <file path=word/numbering.xml><?xml version="1.0" encoding="utf-8"?>
-<w:numbering xmlns:wpc="http://schemas.microsoft.com/office/word/2010/wordprocessingCanvas" xmlns:mc="http://schemas.openxmlformats.org/markup-compatibility/2006" xmlns:o="urn:schemas-microsoft-com:office:office" xmlns:r="http://schemas.openxmlformats.org/officeDocument/2006/relationships" xmlns:m="http://schemas.openxmlformats.org/officeDocument/2006/math" xmlns:v="urn:schemas-microsoft-com:vml" xmlns:wp14="http://schemas.microsoft.com/office/word/2010/wordprocessingDrawing" xmlns:wp="http://schemas.openxmlformats.org/drawingml/2006/wordprocessingDrawing" xmlns:w10="urn:schemas-microsoft-com:office:word" xmlns:w="http://schemas.openxmlformats.org/wordprocessingml/2006/main" xmlns:w14="http://schemas.microsoft.com/office/word/2010/wordml" xmlns:wpg="http://schemas.microsoft.com/office/word/2010/wordprocessingGroup" xmlns:wpi="http://schemas.microsoft.com/office/word/2010/wordprocessingInk" xmlns:wne="http://schemas.microsoft.com/office/word/2006/wordml" xmlns:wps="http://schemas.microsoft.com/office/word/2010/wordprocessingShape" mc:Ignorable="w14 wp14">
-  <w:abstractNum w:abstractNumId="0">
+<w:numbering xmlns:wpc="http://schemas.microsoft.com/office/word/2010/wordprocessingCanvas" xmlns:cx="http://schemas.microsoft.com/office/drawing/2014/chartex" xmlns:cx1="http://schemas.microsoft.com/office/drawing/2015/9/8/chartex" xmlns:cx2="http://schemas.microsoft.com/office/drawing/2015/10/21/chartex" xmlns:cx3="http://schemas.microsoft.com/office/drawing/2016/5/9/chartex" xmlns:cx4="http://schemas.microsoft.com/office/drawing/2016/5/10/chartex" xmlns:cx5="http://schemas.microsoft.com/office/drawing/2016/5/11/chartex" xmlns:cx6="http://schemas.microsoft.com/office/drawing/2016/5/12/chartex" xmlns:cx7="http://schemas.microsoft.com/office/drawing/2016/5/13/chartex" xmlns:cx8="http://schemas.microsoft.com/office/drawing/2016/5/14/chartex" xmlns:mc="http://schemas.openxmlformats.org/markup-compatibility/2006" xmlns:aink="http://schemas.microsoft.com/office/drawing/2016/ink" xmlns:am3d="http://schemas.microsoft.com/office/drawing/2017/model3d" xmlns:o="urn:schemas-microsoft-com:office:office" xmlns:r="http://schemas.openxmlformats.org/officeDocument/2006/relationships" xmlns:m="http://schemas.openxmlformats.org/officeDocument/2006/math" xmlns:v="urn:schemas-microsoft-com:vml" xmlns:wp14="http://schemas.microsoft.com/office/word/2010/wordprocessingDrawing" xmlns:wp="http://schemas.openxmlformats.org/drawingml/2006/wordprocessingDrawing" xmlns:w10="urn:schemas-microsoft-com:office:word" xmlns:w="http://schemas.openxmlformats.org/wordprocessingml/2006/main" xmlns:w14="http://schemas.microsoft.com/office/word/2010/wordml" xmlns:w15="http://schemas.microsoft.com/office/word/2012/wordml" xmlns:w16cid="http://schemas.microsoft.com/office/word/2016/wordml/cid" xmlns:w16se="http://schemas.microsoft.com/office/word/2015/wordml/symex" xmlns:wpg="http://schemas.microsoft.com/office/word/2010/wordprocessingGroup" xmlns:wpi="http://schemas.microsoft.com/office/word/2010/wordprocessingInk" xmlns:wne="http://schemas.microsoft.com/office/word/2006/wordml" xmlns:wps="http://schemas.microsoft.com/office/word/2010/wordprocessingShape" mc:Ignorable="w14 w15 w16se w16cid wp14">
+  <w:abstractNum w:abstractNumId="0" w15:restartNumberingAfterBreak="0">
     <w:nsid w:val="FFFFFF7C"/>
     <w:multiLevelType w:val="singleLevel"/>
     <w:tmpl w:val="4B44CC4C"/>
@@ -1349,7 +1575,7 @@
       </w:pPr>
     </w:lvl>
   </w:abstractNum>
-  <w:abstractNum w:abstractNumId="1">
+  <w:abstractNum w:abstractNumId="1" w15:restartNumberingAfterBreak="0">
     <w:nsid w:val="FFFFFF7D"/>
     <w:multiLevelType w:val="singleLevel"/>
     <w:tmpl w:val="1706BCFE"/>
@@ -1367,7 +1593,7 @@
       </w:pPr>
     </w:lvl>
   </w:abstractNum>
-  <w:abstractNum w:abstractNumId="2">
+  <w:abstractNum w:abstractNumId="2" w15:restartNumberingAfterBreak="0">
     <w:nsid w:val="FFFFFF7E"/>
     <w:multiLevelType w:val="singleLevel"/>
     <w:tmpl w:val="B762A9E0"/>
@@ -1385,7 +1611,7 @@
       </w:pPr>
     </w:lvl>
   </w:abstractNum>
-  <w:abstractNum w:abstractNumId="3">
+  <w:abstractNum w:abstractNumId="3" w15:restartNumberingAfterBreak="0">
     <w:nsid w:val="FFFFFF7F"/>
     <w:multiLevelType w:val="singleLevel"/>
     <w:tmpl w:val="982C4BCE"/>
@@ -1403,7 +1629,7 @@
       </w:pPr>
     </w:lvl>
   </w:abstractNum>
-  <w:abstractNum w:abstractNumId="4">
+  <w:abstractNum w:abstractNumId="4" w15:restartNumberingAfterBreak="0">
     <w:nsid w:val="FFFFFF80"/>
     <w:multiLevelType w:val="singleLevel"/>
     <w:tmpl w:val="F0AA62DA"/>
@@ -1424,7 +1650,7 @@
       </w:rPr>
     </w:lvl>
   </w:abstractNum>
-  <w:abstractNum w:abstractNumId="5">
+  <w:abstractNum w:abstractNumId="5" w15:restartNumberingAfterBreak="0">
     <w:nsid w:val="FFFFFF81"/>
     <w:multiLevelType w:val="singleLevel"/>
     <w:tmpl w:val="27AEB82A"/>
@@ -1445,7 +1671,7 @@
       </w:rPr>
     </w:lvl>
   </w:abstractNum>
-  <w:abstractNum w:abstractNumId="6">
+  <w:abstractNum w:abstractNumId="6" w15:restartNumberingAfterBreak="0">
     <w:nsid w:val="FFFFFF82"/>
     <w:multiLevelType w:val="singleLevel"/>
     <w:tmpl w:val="5D9A5C9E"/>
@@ -1466,7 +1692,7 @@
       </w:rPr>
     </w:lvl>
   </w:abstractNum>
-  <w:abstractNum w:abstractNumId="7">
+  <w:abstractNum w:abstractNumId="7" w15:restartNumberingAfterBreak="0">
     <w:nsid w:val="FFFFFF83"/>
     <w:multiLevelType w:val="singleLevel"/>
     <w:tmpl w:val="EE7C9AB0"/>
@@ -1487,7 +1713,7 @@
       </w:rPr>
     </w:lvl>
   </w:abstractNum>
-  <w:abstractNum w:abstractNumId="8">
+  <w:abstractNum w:abstractNumId="8" w15:restartNumberingAfterBreak="0">
     <w:nsid w:val="FFFFFF88"/>
     <w:multiLevelType w:val="singleLevel"/>
     <w:tmpl w:val="CF5EE144"/>
@@ -1505,7 +1731,7 @@
       </w:pPr>
     </w:lvl>
   </w:abstractNum>
-  <w:abstractNum w:abstractNumId="9">
+  <w:abstractNum w:abstractNumId="9" w15:restartNumberingAfterBreak="0">
     <w:nsid w:val="FFFFFF89"/>
     <w:multiLevelType w:val="singleLevel"/>
     <w:tmpl w:val="D54E8DDE"/>
@@ -1526,7 +1752,7 @@
       </w:rPr>
     </w:lvl>
   </w:abstractNum>
-  <w:abstractNum w:abstractNumId="10">
+  <w:abstractNum w:abstractNumId="10" w15:restartNumberingAfterBreak="0">
     <w:nsid w:val="03DE0F73"/>
     <w:multiLevelType w:val="multilevel"/>
     <w:tmpl w:val="0409001F"/>
@@ -1640,7 +1866,7 @@
       </w:pPr>
     </w:lvl>
   </w:abstractNum>
-  <w:abstractNum w:abstractNumId="11">
+  <w:abstractNum w:abstractNumId="11" w15:restartNumberingAfterBreak="0">
     <w:nsid w:val="370170EB"/>
     <w:multiLevelType w:val="hybridMultilevel"/>
     <w:tmpl w:val="63AE96B8"/>
@@ -1753,7 +1979,7 @@
       </w:pPr>
     </w:lvl>
   </w:abstractNum>
-  <w:abstractNum w:abstractNumId="12">
+  <w:abstractNum w:abstractNumId="12" w15:restartNumberingAfterBreak="0">
     <w:nsid w:val="439F6004"/>
     <w:multiLevelType w:val="multilevel"/>
     <w:tmpl w:val="0409001D"/>
@@ -1867,7 +2093,7 @@
       </w:pPr>
     </w:lvl>
   </w:abstractNum>
-  <w:abstractNum w:abstractNumId="13">
+  <w:abstractNum w:abstractNumId="13" w15:restartNumberingAfterBreak="0">
     <w:nsid w:val="52637948"/>
     <w:multiLevelType w:val="multilevel"/>
     <w:tmpl w:val="04090023"/>
@@ -1991,7 +2217,7 @@
       </w:pPr>
     </w:lvl>
   </w:abstractNum>
-  <w:abstractNum w:abstractNumId="14">
+  <w:abstractNum w:abstractNumId="14" w15:restartNumberingAfterBreak="0">
     <w:nsid w:val="730A2965"/>
     <w:multiLevelType w:val="hybridMultilevel"/>
     <w:tmpl w:val="4BF45022"/>
@@ -2155,8 +2381,16 @@
 </w:numbering>
 </file>
 
+<file path=word/people.xml><?xml version="1.0" encoding="utf-8"?>
+<w15:people xmlns:wpc="http://schemas.microsoft.com/office/word/2010/wordprocessingCanvas" xmlns:cx="http://schemas.microsoft.com/office/drawing/2014/chartex" xmlns:cx1="http://schemas.microsoft.com/office/drawing/2015/9/8/chartex" xmlns:cx2="http://schemas.microsoft.com/office/drawing/2015/10/21/chartex" xmlns:cx3="http://schemas.microsoft.com/office/drawing/2016/5/9/chartex" xmlns:cx4="http://schemas.microsoft.com/office/drawing/2016/5/10/chartex" xmlns:cx5="http://schemas.microsoft.com/office/drawing/2016/5/11/chartex" xmlns:cx6="http://schemas.microsoft.com/office/drawing/2016/5/12/chartex" xmlns:cx7="http://schemas.microsoft.com/office/drawing/2016/5/13/chartex" xmlns:cx8="http://schemas.microsoft.com/office/drawing/2016/5/14/chartex" xmlns:mc="http://schemas.openxmlformats.org/markup-compatibility/2006" xmlns:aink="http://schemas.microsoft.com/office/drawing/2016/ink" xmlns:am3d="http://schemas.microsoft.com/office/drawing/2017/model3d" xmlns:o="urn:schemas-microsoft-com:office:office" xmlns:r="http://schemas.openxmlformats.org/officeDocument/2006/relationships" xmlns:m="http://schemas.openxmlformats.org/officeDocument/2006/math" xmlns:v="urn:schemas-microsoft-com:vml" xmlns:wp14="http://schemas.microsoft.com/office/word/2010/wordprocessingDrawing" xmlns:wp="http://schemas.openxmlformats.org/drawingml/2006/wordprocessingDrawing" xmlns:w10="urn:schemas-microsoft-com:office:word" xmlns:w="http://schemas.openxmlformats.org/wordprocessingml/2006/main" xmlns:w14="http://schemas.microsoft.com/office/word/2010/wordml" xmlns:w15="http://schemas.microsoft.com/office/word/2012/wordml" xmlns:w16cid="http://schemas.microsoft.com/office/word/2016/wordml/cid" xmlns:w16se="http://schemas.microsoft.com/office/word/2015/wordml/symex" xmlns:wpg="http://schemas.microsoft.com/office/word/2010/wordprocessingGroup" xmlns:wpi="http://schemas.microsoft.com/office/word/2010/wordprocessingInk" xmlns:wne="http://schemas.microsoft.com/office/word/2006/wordml" xmlns:wps="http://schemas.microsoft.com/office/word/2010/wordprocessingShape" mc:Ignorable="w14 w15 w16se w16cid wp14">
+  <w15:person w15:author="Carol Nichols">
+    <w15:presenceInfo w15:providerId="Windows Live" w15:userId="e9e82a3b7022bb4e"/>
+  </w15:person>
+</w15:people>
+</file>
+
 <file path=word/styles.xml><?xml version="1.0" encoding="utf-8"?>
-<w:styles xmlns:mc="http://schemas.openxmlformats.org/markup-compatibility/2006" xmlns:r="http://schemas.openxmlformats.org/officeDocument/2006/relationships" xmlns:w="http://schemas.openxmlformats.org/wordprocessingml/2006/main" xmlns:w14="http://schemas.microsoft.com/office/word/2010/wordml" mc:Ignorable="w14">
+<w:styles xmlns:mc="http://schemas.openxmlformats.org/markup-compatibility/2006" xmlns:r="http://schemas.openxmlformats.org/officeDocument/2006/relationships" xmlns:w="http://schemas.openxmlformats.org/wordprocessingml/2006/main" xmlns:w14="http://schemas.microsoft.com/office/word/2010/wordml" xmlns:w15="http://schemas.microsoft.com/office/word/2012/wordml" xmlns:w16cid="http://schemas.microsoft.com/office/word/2016/wordml/cid" xmlns:w16se="http://schemas.microsoft.com/office/word/2015/wordml/symex" mc:Ignorable="w14 w15 w16se w16cid">
   <w:docDefaults>
     <w:rPrDefault>
       <w:rPr>
@@ -2172,171 +2406,381 @@
       </w:pPr>
     </w:pPrDefault>
   </w:docDefaults>
-  <w:latentStyles w:defLockedState="0" w:defUIPriority="0" w:defSemiHidden="1" w:defUnhideWhenUsed="1" w:defQFormat="0" w:count="267">
-    <w:lsdException w:name="Normal" w:semiHidden="0" w:unhideWhenUsed="0" w:qFormat="1"/>
-    <w:lsdException w:name="heading 1" w:semiHidden="0" w:unhideWhenUsed="0" w:qFormat="1"/>
-    <w:lsdException w:name="heading 2" w:qFormat="1"/>
-    <w:lsdException w:name="heading 3" w:qFormat="1"/>
-    <w:lsdException w:name="heading 4" w:qFormat="1"/>
-    <w:lsdException w:name="heading 5" w:qFormat="1"/>
-    <w:lsdException w:name="heading 6" w:qFormat="1"/>
-    <w:lsdException w:name="heading 7" w:qFormat="1"/>
-    <w:lsdException w:name="heading 8" w:qFormat="1"/>
-    <w:lsdException w:name="heading 9" w:qFormat="1"/>
-    <w:lsdException w:name="index 1" w:uiPriority="99"/>
-    <w:lsdException w:name="index 2" w:uiPriority="99"/>
-    <w:lsdException w:name="index 3" w:uiPriority="99"/>
-    <w:lsdException w:name="index 4" w:uiPriority="99"/>
-    <w:lsdException w:name="index 5" w:uiPriority="99"/>
-    <w:lsdException w:name="index 6" w:uiPriority="99"/>
-    <w:lsdException w:name="index 7" w:uiPriority="99"/>
-    <w:lsdException w:name="index 8" w:uiPriority="99"/>
-    <w:lsdException w:name="index 9" w:uiPriority="99"/>
-    <w:lsdException w:name="toc 1" w:uiPriority="39"/>
-    <w:lsdException w:name="toc 2" w:uiPriority="39"/>
-    <w:lsdException w:name="toc 3" w:uiPriority="39"/>
-    <w:lsdException w:name="toc 4" w:uiPriority="39"/>
-    <w:lsdException w:name="toc 5" w:uiPriority="39"/>
-    <w:lsdException w:name="toc 6" w:uiPriority="39"/>
-    <w:lsdException w:name="toc 7" w:uiPriority="39"/>
-    <w:lsdException w:name="toc 8" w:uiPriority="39"/>
-    <w:lsdException w:name="toc 9" w:uiPriority="39"/>
-    <w:lsdException w:name="footnote text" w:uiPriority="99"/>
-    <w:lsdException w:name="annotation text" w:uiPriority="99"/>
-    <w:lsdException w:name="index heading" w:uiPriority="99"/>
-    <w:lsdException w:name="caption" w:qFormat="1"/>
-    <w:lsdException w:name="table of figures" w:uiPriority="99"/>
-    <w:lsdException w:name="footnote reference" w:uiPriority="99"/>
-    <w:lsdException w:name="annotation reference" w:uiPriority="99"/>
-    <w:lsdException w:name="endnote reference" w:uiPriority="99"/>
-    <w:lsdException w:name="endnote text" w:uiPriority="99"/>
-    <w:lsdException w:name="table of authorities" w:uiPriority="99"/>
-    <w:lsdException w:name="macro" w:uiPriority="99"/>
-    <w:lsdException w:name="toa heading" w:uiPriority="99"/>
-    <w:lsdException w:name="Title" w:semiHidden="0" w:unhideWhenUsed="0" w:qFormat="1"/>
-    <w:lsdException w:name="Subtitle" w:semiHidden="0" w:unhideWhenUsed="0" w:qFormat="1"/>
-    <w:lsdException w:name="Strong" w:semiHidden="0" w:unhideWhenUsed="0" w:qFormat="1"/>
-    <w:lsdException w:name="Emphasis" w:semiHidden="0" w:uiPriority="20" w:unhideWhenUsed="0" w:qFormat="1"/>
-    <w:lsdException w:name="Document Map" w:uiPriority="99"/>
-    <w:lsdException w:name="HTML Top of Form" w:uiPriority="99"/>
-    <w:lsdException w:name="HTML Bottom of Form" w:uiPriority="99"/>
-    <w:lsdException w:name="Normal (Web)" w:uiPriority="99"/>
-    <w:lsdException w:name="HTML Code" w:uiPriority="99"/>
-    <w:lsdException w:name="Normal Table" w:uiPriority="99"/>
-    <w:lsdException w:name="annotation subject" w:uiPriority="99"/>
-    <w:lsdException w:name="Balloon Text" w:uiPriority="99"/>
-    <w:lsdException w:name="Table Grid" w:semiHidden="0" w:unhideWhenUsed="0"/>
-    <w:lsdException w:name="Placeholder Text" w:uiPriority="99" w:unhideWhenUsed="0"/>
-    <w:lsdException w:name="No Spacing" w:semiHidden="0" w:uiPriority="1" w:unhideWhenUsed="0" w:qFormat="1"/>
-    <w:lsdException w:name="Light Shading" w:semiHidden="0" w:uiPriority="60" w:unhideWhenUsed="0"/>
-    <w:lsdException w:name="Light List" w:semiHidden="0" w:uiPriority="61" w:unhideWhenUsed="0"/>
-    <w:lsdException w:name="Light Grid" w:semiHidden="0" w:uiPriority="62" w:unhideWhenUsed="0"/>
-    <w:lsdException w:name="Medium Shading 1" w:semiHidden="0" w:uiPriority="63" w:unhideWhenUsed="0"/>
-    <w:lsdException w:name="Medium Shading 2" w:semiHidden="0" w:uiPriority="64" w:unhideWhenUsed="0"/>
-    <w:lsdException w:name="Medium List 1" w:semiHidden="0" w:uiPriority="65" w:unhideWhenUsed="0"/>
-    <w:lsdException w:name="Medium List 2" w:semiHidden="0" w:uiPriority="66" w:unhideWhenUsed="0"/>
-    <w:lsdException w:name="Medium Grid 1" w:semiHidden="0" w:uiPriority="67" w:unhideWhenUsed="0"/>
-    <w:lsdException w:name="Medium Grid 2" w:semiHidden="0" w:uiPriority="68" w:unhideWhenUsed="0"/>
-    <w:lsdException w:name="Medium Grid 3" w:semiHidden="0" w:uiPriority="69" w:unhideWhenUsed="0"/>
-    <w:lsdException w:name="Dark List" w:semiHidden="0" w:uiPriority="70" w:unhideWhenUsed="0"/>
-    <w:lsdException w:name="Colorful Shading" w:semiHidden="0" w:uiPriority="71" w:unhideWhenUsed="0"/>
-    <w:lsdException w:name="Colorful List" w:semiHidden="0" w:uiPriority="72" w:unhideWhenUsed="0"/>
-    <w:lsdException w:name="Colorful Grid" w:semiHidden="0" w:uiPriority="73" w:unhideWhenUsed="0"/>
-    <w:lsdException w:name="Light Shading Accent 1" w:semiHidden="0" w:uiPriority="60" w:unhideWhenUsed="0"/>
-    <w:lsdException w:name="Light List Accent 1" w:semiHidden="0" w:uiPriority="61" w:unhideWhenUsed="0"/>
-    <w:lsdException w:name="Light Grid Accent 1" w:semiHidden="0" w:uiPriority="62" w:unhideWhenUsed="0"/>
-    <w:lsdException w:name="Medium Shading 1 Accent 1" w:semiHidden="0" w:uiPriority="63" w:unhideWhenUsed="0"/>
-    <w:lsdException w:name="Medium Shading 2 Accent 1" w:semiHidden="0" w:uiPriority="64" w:unhideWhenUsed="0"/>
-    <w:lsdException w:name="Medium List 1 Accent 1" w:semiHidden="0" w:uiPriority="65" w:unhideWhenUsed="0"/>
-    <w:lsdException w:name="Revision" w:uiPriority="99" w:unhideWhenUsed="0"/>
-    <w:lsdException w:name="List Paragraph" w:semiHidden="0" w:uiPriority="34" w:unhideWhenUsed="0" w:qFormat="1"/>
-    <w:lsdException w:name="Quote" w:semiHidden="0" w:uiPriority="29" w:unhideWhenUsed="0" w:qFormat="1"/>
-    <w:lsdException w:name="Intense Quote" w:semiHidden="0" w:uiPriority="30" w:unhideWhenUsed="0" w:qFormat="1"/>
-    <w:lsdException w:name="Medium List 2 Accent 1" w:semiHidden="0" w:uiPriority="66" w:unhideWhenUsed="0"/>
-    <w:lsdException w:name="Medium Grid 1 Accent 1" w:semiHidden="0" w:uiPriority="67" w:unhideWhenUsed="0"/>
-    <w:lsdException w:name="Medium Grid 2 Accent 1" w:semiHidden="0" w:uiPriority="68" w:unhideWhenUsed="0"/>
-    <w:lsdException w:name="Medium Grid 3 Accent 1" w:semiHidden="0" w:uiPriority="69" w:unhideWhenUsed="0"/>
-    <w:lsdException w:name="Dark List Accent 1" w:semiHidden="0" w:uiPriority="70" w:unhideWhenUsed="0"/>
-    <w:lsdException w:name="Colorful Shading Accent 1" w:semiHidden="0" w:uiPriority="71" w:unhideWhenUsed="0"/>
-    <w:lsdException w:name="Colorful List Accent 1" w:semiHidden="0" w:uiPriority="72" w:unhideWhenUsed="0"/>
-    <w:lsdException w:name="Colorful Grid Accent 1" w:semiHidden="0" w:uiPriority="73" w:unhideWhenUsed="0"/>
-    <w:lsdException w:name="Light Shading Accent 2" w:semiHidden="0" w:uiPriority="60" w:unhideWhenUsed="0"/>
-    <w:lsdException w:name="Light List Accent 2" w:semiHidden="0" w:uiPriority="61" w:unhideWhenUsed="0"/>
-    <w:lsdException w:name="Light Grid Accent 2" w:semiHidden="0" w:uiPriority="62" w:unhideWhenUsed="0"/>
-    <w:lsdException w:name="Medium Shading 1 Accent 2" w:semiHidden="0" w:uiPriority="63" w:unhideWhenUsed="0"/>
-    <w:lsdException w:name="Medium Shading 2 Accent 2" w:semiHidden="0" w:uiPriority="64" w:unhideWhenUsed="0"/>
-    <w:lsdException w:name="Medium List 1 Accent 2" w:semiHidden="0" w:uiPriority="65" w:unhideWhenUsed="0"/>
-    <w:lsdException w:name="Medium List 2 Accent 2" w:semiHidden="0" w:uiPriority="66" w:unhideWhenUsed="0"/>
-    <w:lsdException w:name="Medium Grid 1 Accent 2" w:semiHidden="0" w:uiPriority="67" w:unhideWhenUsed="0"/>
-    <w:lsdException w:name="Medium Grid 2 Accent 2" w:semiHidden="0" w:uiPriority="68" w:unhideWhenUsed="0"/>
-    <w:lsdException w:name="Medium Grid 3 Accent 2" w:semiHidden="0" w:uiPriority="69" w:unhideWhenUsed="0"/>
-    <w:lsdException w:name="Dark List Accent 2" w:semiHidden="0" w:uiPriority="70" w:unhideWhenUsed="0"/>
-    <w:lsdException w:name="Colorful Shading Accent 2" w:semiHidden="0" w:uiPriority="71" w:unhideWhenUsed="0"/>
-    <w:lsdException w:name="Colorful List Accent 2" w:semiHidden="0" w:uiPriority="72" w:unhideWhenUsed="0"/>
-    <w:lsdException w:name="Colorful Grid Accent 2" w:semiHidden="0" w:uiPriority="73" w:unhideWhenUsed="0"/>
-    <w:lsdException w:name="Light Shading Accent 3" w:semiHidden="0" w:uiPriority="60" w:unhideWhenUsed="0"/>
-    <w:lsdException w:name="Light List Accent 3" w:semiHidden="0" w:uiPriority="61" w:unhideWhenUsed="0"/>
-    <w:lsdException w:name="Light Grid Accent 3" w:semiHidden="0" w:uiPriority="62" w:unhideWhenUsed="0"/>
-    <w:lsdException w:name="Medium Shading 1 Accent 3" w:semiHidden="0" w:uiPriority="63" w:unhideWhenUsed="0"/>
-    <w:lsdException w:name="Medium Shading 2 Accent 3" w:semiHidden="0" w:uiPriority="64" w:unhideWhenUsed="0"/>
-    <w:lsdException w:name="Medium List 1 Accent 3" w:semiHidden="0" w:uiPriority="65" w:unhideWhenUsed="0"/>
-    <w:lsdException w:name="Medium List 2 Accent 3" w:semiHidden="0" w:uiPriority="66" w:unhideWhenUsed="0"/>
-    <w:lsdException w:name="Medium Grid 1 Accent 3" w:semiHidden="0" w:uiPriority="67" w:unhideWhenUsed="0"/>
-    <w:lsdException w:name="Medium Grid 2 Accent 3" w:semiHidden="0" w:uiPriority="68" w:unhideWhenUsed="0"/>
-    <w:lsdException w:name="Medium Grid 3 Accent 3" w:semiHidden="0" w:uiPriority="69" w:unhideWhenUsed="0"/>
-    <w:lsdException w:name="Dark List Accent 3" w:semiHidden="0" w:uiPriority="70" w:unhideWhenUsed="0"/>
-    <w:lsdException w:name="Colorful Shading Accent 3" w:semiHidden="0" w:uiPriority="71" w:unhideWhenUsed="0"/>
-    <w:lsdException w:name="Colorful List Accent 3" w:semiHidden="0" w:uiPriority="72" w:unhideWhenUsed="0"/>
-    <w:lsdException w:name="Colorful Grid Accent 3" w:semiHidden="0" w:uiPriority="73" w:unhideWhenUsed="0"/>
-    <w:lsdException w:name="Light Shading Accent 4" w:semiHidden="0" w:uiPriority="60" w:unhideWhenUsed="0"/>
-    <w:lsdException w:name="Light List Accent 4" w:semiHidden="0" w:uiPriority="61" w:unhideWhenUsed="0"/>
-    <w:lsdException w:name="Light Grid Accent 4" w:semiHidden="0" w:uiPriority="62" w:unhideWhenUsed="0"/>
-    <w:lsdException w:name="Medium Shading 1 Accent 4" w:semiHidden="0" w:uiPriority="63" w:unhideWhenUsed="0"/>
-    <w:lsdException w:name="Medium Shading 2 Accent 4" w:semiHidden="0" w:uiPriority="64" w:unhideWhenUsed="0"/>
-    <w:lsdException w:name="Medium List 1 Accent 4" w:semiHidden="0" w:uiPriority="65" w:unhideWhenUsed="0"/>
-    <w:lsdException w:name="Medium List 2 Accent 4" w:semiHidden="0" w:uiPriority="66" w:unhideWhenUsed="0"/>
-    <w:lsdException w:name="Medium Grid 1 Accent 4" w:semiHidden="0" w:uiPriority="67" w:unhideWhenUsed="0"/>
-    <w:lsdException w:name="Medium Grid 2 Accent 4" w:semiHidden="0" w:uiPriority="68" w:unhideWhenUsed="0"/>
-    <w:lsdException w:name="Medium Grid 3 Accent 4" w:semiHidden="0" w:uiPriority="69" w:unhideWhenUsed="0"/>
-    <w:lsdException w:name="Dark List Accent 4" w:semiHidden="0" w:uiPriority="70" w:unhideWhenUsed="0"/>
-    <w:lsdException w:name="Colorful Shading Accent 4" w:semiHidden="0" w:uiPriority="71" w:unhideWhenUsed="0"/>
-    <w:lsdException w:name="Colorful List Accent 4" w:semiHidden="0" w:uiPriority="72" w:unhideWhenUsed="0"/>
-    <w:lsdException w:name="Colorful Grid Accent 4" w:semiHidden="0" w:uiPriority="73" w:unhideWhenUsed="0"/>
-    <w:lsdException w:name="Light Shading Accent 5" w:semiHidden="0" w:uiPriority="60" w:unhideWhenUsed="0"/>
-    <w:lsdException w:name="Light List Accent 5" w:semiHidden="0" w:uiPriority="61" w:unhideWhenUsed="0"/>
-    <w:lsdException w:name="Light Grid Accent 5" w:semiHidden="0" w:uiPriority="62" w:unhideWhenUsed="0"/>
-    <w:lsdException w:name="Medium Shading 1 Accent 5" w:semiHidden="0" w:uiPriority="63" w:unhideWhenUsed="0"/>
-    <w:lsdException w:name="Medium Shading 2 Accent 5" w:semiHidden="0" w:uiPriority="64" w:unhideWhenUsed="0"/>
-    <w:lsdException w:name="Medium List 1 Accent 5" w:semiHidden="0" w:uiPriority="65" w:unhideWhenUsed="0"/>
-    <w:lsdException w:name="Medium List 2 Accent 5" w:semiHidden="0" w:uiPriority="66" w:unhideWhenUsed="0"/>
-    <w:lsdException w:name="Medium Grid 1 Accent 5" w:semiHidden="0" w:uiPriority="67" w:unhideWhenUsed="0"/>
-    <w:lsdException w:name="Medium Grid 2 Accent 5" w:semiHidden="0" w:uiPriority="68" w:unhideWhenUsed="0"/>
-    <w:lsdException w:name="Medium Grid 3 Accent 5" w:semiHidden="0" w:uiPriority="69" w:unhideWhenUsed="0"/>
-    <w:lsdException w:name="Dark List Accent 5" w:semiHidden="0" w:uiPriority="70" w:unhideWhenUsed="0"/>
-    <w:lsdException w:name="Colorful Shading Accent 5" w:semiHidden="0" w:uiPriority="71" w:unhideWhenUsed="0"/>
-    <w:lsdException w:name="Colorful List Accent 5" w:semiHidden="0" w:uiPriority="72" w:unhideWhenUsed="0"/>
-    <w:lsdException w:name="Colorful Grid Accent 5" w:semiHidden="0" w:uiPriority="73" w:unhideWhenUsed="0"/>
-    <w:lsdException w:name="Light Shading Accent 6" w:semiHidden="0" w:uiPriority="60" w:unhideWhenUsed="0"/>
-    <w:lsdException w:name="Light List Accent 6" w:semiHidden="0" w:uiPriority="61" w:unhideWhenUsed="0"/>
-    <w:lsdException w:name="Light Grid Accent 6" w:semiHidden="0" w:uiPriority="62" w:unhideWhenUsed="0"/>
-    <w:lsdException w:name="Medium Shading 1 Accent 6" w:semiHidden="0" w:uiPriority="63" w:unhideWhenUsed="0"/>
-    <w:lsdException w:name="Medium Shading 2 Accent 6" w:semiHidden="0" w:uiPriority="64" w:unhideWhenUsed="0"/>
-    <w:lsdException w:name="Medium List 1 Accent 6" w:semiHidden="0" w:uiPriority="65" w:unhideWhenUsed="0"/>
-    <w:lsdException w:name="Medium List 2 Accent 6" w:semiHidden="0" w:uiPriority="66" w:unhideWhenUsed="0"/>
-    <w:lsdException w:name="Medium Grid 1 Accent 6" w:semiHidden="0" w:uiPriority="67" w:unhideWhenUsed="0"/>
-    <w:lsdException w:name="Medium Grid 2 Accent 6" w:semiHidden="0" w:uiPriority="68" w:unhideWhenUsed="0"/>
-    <w:lsdException w:name="Medium Grid 3 Accent 6" w:semiHidden="0" w:uiPriority="69" w:unhideWhenUsed="0"/>
-    <w:lsdException w:name="Dark List Accent 6" w:semiHidden="0" w:uiPriority="70" w:unhideWhenUsed="0"/>
-    <w:lsdException w:name="Colorful Shading Accent 6" w:semiHidden="0" w:uiPriority="71" w:unhideWhenUsed="0"/>
-    <w:lsdException w:name="Colorful List Accent 6" w:semiHidden="0" w:uiPriority="72" w:unhideWhenUsed="0"/>
-    <w:lsdException w:name="Colorful Grid Accent 6" w:semiHidden="0" w:uiPriority="73" w:unhideWhenUsed="0"/>
-    <w:lsdException w:name="Subtle Emphasis" w:semiHidden="0" w:uiPriority="19" w:unhideWhenUsed="0" w:qFormat="1"/>
-    <w:lsdException w:name="Intense Emphasis" w:semiHidden="0" w:uiPriority="21" w:unhideWhenUsed="0" w:qFormat="1"/>
-    <w:lsdException w:name="Subtle Reference" w:semiHidden="0" w:uiPriority="31" w:unhideWhenUsed="0" w:qFormat="1"/>
-    <w:lsdException w:name="Intense Reference" w:semiHidden="0" w:uiPriority="32" w:unhideWhenUsed="0" w:qFormat="1"/>
-    <w:lsdException w:name="Book Title" w:semiHidden="0" w:uiPriority="33" w:unhideWhenUsed="0" w:qFormat="1"/>
-    <w:lsdException w:name="Bibliography" w:uiPriority="37"/>
-    <w:lsdException w:name="TOC Heading" w:uiPriority="39" w:qFormat="1"/>
+  <w:latentStyles w:defLockedState="0" w:defUIPriority="0" w:defSemiHidden="0" w:defUnhideWhenUsed="0" w:defQFormat="0" w:count="375">
+    <w:lsdException w:name="Normal" w:qFormat="1"/>
+    <w:lsdException w:name="heading 1" w:qFormat="1"/>
+    <w:lsdException w:name="heading 2" w:semiHidden="1" w:unhideWhenUsed="1" w:qFormat="1"/>
+    <w:lsdException w:name="heading 3" w:semiHidden="1" w:unhideWhenUsed="1" w:qFormat="1"/>
+    <w:lsdException w:name="heading 4" w:semiHidden="1" w:unhideWhenUsed="1" w:qFormat="1"/>
+    <w:lsdException w:name="heading 5" w:semiHidden="1" w:unhideWhenUsed="1" w:qFormat="1"/>
+    <w:lsdException w:name="heading 6" w:semiHidden="1" w:unhideWhenUsed="1" w:qFormat="1"/>
+    <w:lsdException w:name="heading 7" w:semiHidden="1" w:unhideWhenUsed="1" w:qFormat="1"/>
+    <w:lsdException w:name="heading 8" w:semiHidden="1" w:unhideWhenUsed="1" w:qFormat="1"/>
+    <w:lsdException w:name="heading 9" w:semiHidden="1" w:unhideWhenUsed="1" w:qFormat="1"/>
+    <w:lsdException w:name="index 1" w:semiHidden="1" w:uiPriority="99" w:unhideWhenUsed="1"/>
+    <w:lsdException w:name="index 2" w:semiHidden="1" w:uiPriority="99" w:unhideWhenUsed="1"/>
+    <w:lsdException w:name="index 3" w:semiHidden="1" w:uiPriority="99" w:unhideWhenUsed="1"/>
+    <w:lsdException w:name="index 4" w:semiHidden="1" w:uiPriority="99" w:unhideWhenUsed="1"/>
+    <w:lsdException w:name="index 5" w:semiHidden="1" w:uiPriority="99" w:unhideWhenUsed="1"/>
+    <w:lsdException w:name="index 6" w:semiHidden="1" w:uiPriority="99" w:unhideWhenUsed="1"/>
+    <w:lsdException w:name="index 7" w:semiHidden="1" w:uiPriority="99" w:unhideWhenUsed="1"/>
+    <w:lsdException w:name="index 8" w:semiHidden="1" w:uiPriority="99" w:unhideWhenUsed="1"/>
+    <w:lsdException w:name="index 9" w:semiHidden="1" w:uiPriority="99" w:unhideWhenUsed="1"/>
+    <w:lsdException w:name="toc 1" w:semiHidden="1" w:uiPriority="39" w:unhideWhenUsed="1"/>
+    <w:lsdException w:name="toc 2" w:semiHidden="1" w:uiPriority="39" w:unhideWhenUsed="1"/>
+    <w:lsdException w:name="toc 3" w:semiHidden="1" w:uiPriority="39" w:unhideWhenUsed="1"/>
+    <w:lsdException w:name="toc 4" w:semiHidden="1" w:uiPriority="39" w:unhideWhenUsed="1"/>
+    <w:lsdException w:name="toc 5" w:semiHidden="1" w:uiPriority="39" w:unhideWhenUsed="1"/>
+    <w:lsdException w:name="toc 6" w:semiHidden="1" w:uiPriority="39" w:unhideWhenUsed="1"/>
+    <w:lsdException w:name="toc 7" w:semiHidden="1" w:uiPriority="39" w:unhideWhenUsed="1"/>
+    <w:lsdException w:name="toc 8" w:semiHidden="1" w:uiPriority="39" w:unhideWhenUsed="1"/>
+    <w:lsdException w:name="toc 9" w:semiHidden="1" w:uiPriority="39" w:unhideWhenUsed="1"/>
+    <w:lsdException w:name="Normal Indent" w:semiHidden="1" w:unhideWhenUsed="1"/>
+    <w:lsdException w:name="footnote text" w:semiHidden="1" w:uiPriority="99" w:unhideWhenUsed="1"/>
+    <w:lsdException w:name="annotation text" w:semiHidden="1" w:uiPriority="99" w:unhideWhenUsed="1"/>
+    <w:lsdException w:name="header" w:semiHidden="1" w:unhideWhenUsed="1"/>
+    <w:lsdException w:name="footer" w:semiHidden="1" w:unhideWhenUsed="1"/>
+    <w:lsdException w:name="index heading" w:semiHidden="1" w:uiPriority="99" w:unhideWhenUsed="1"/>
+    <w:lsdException w:name="caption" w:semiHidden="1" w:unhideWhenUsed="1" w:qFormat="1"/>
+    <w:lsdException w:name="table of figures" w:semiHidden="1" w:uiPriority="99" w:unhideWhenUsed="1"/>
+    <w:lsdException w:name="envelope address" w:semiHidden="1" w:unhideWhenUsed="1"/>
+    <w:lsdException w:name="envelope return" w:semiHidden="1" w:unhideWhenUsed="1"/>
+    <w:lsdException w:name="footnote reference" w:semiHidden="1" w:uiPriority="99" w:unhideWhenUsed="1"/>
+    <w:lsdException w:name="annotation reference" w:semiHidden="1" w:uiPriority="99" w:unhideWhenUsed="1"/>
+    <w:lsdException w:name="line number" w:semiHidden="1" w:unhideWhenUsed="1"/>
+    <w:lsdException w:name="page number" w:semiHidden="1" w:unhideWhenUsed="1"/>
+    <w:lsdException w:name="endnote reference" w:semiHidden="1" w:uiPriority="99" w:unhideWhenUsed="1"/>
+    <w:lsdException w:name="endnote text" w:semiHidden="1" w:uiPriority="99" w:unhideWhenUsed="1"/>
+    <w:lsdException w:name="table of authorities" w:semiHidden="1" w:uiPriority="99" w:unhideWhenUsed="1"/>
+    <w:lsdException w:name="macro" w:semiHidden="1" w:uiPriority="99" w:unhideWhenUsed="1"/>
+    <w:lsdException w:name="toa heading" w:semiHidden="1" w:uiPriority="99" w:unhideWhenUsed="1"/>
+    <w:lsdException w:name="List" w:semiHidden="1" w:unhideWhenUsed="1"/>
+    <w:lsdException w:name="List Bullet" w:semiHidden="1" w:unhideWhenUsed="1"/>
+    <w:lsdException w:name="List Number" w:semiHidden="1" w:unhideWhenUsed="1"/>
+    <w:lsdException w:name="List 2" w:semiHidden="1" w:unhideWhenUsed="1"/>
+    <w:lsdException w:name="List 3" w:semiHidden="1" w:unhideWhenUsed="1"/>
+    <w:lsdException w:name="List 4" w:semiHidden="1" w:unhideWhenUsed="1"/>
+    <w:lsdException w:name="List 5" w:semiHidden="1" w:unhideWhenUsed="1"/>
+    <w:lsdException w:name="List Bullet 2" w:semiHidden="1" w:unhideWhenUsed="1"/>
+    <w:lsdException w:name="List Bullet 3" w:semiHidden="1" w:unhideWhenUsed="1"/>
+    <w:lsdException w:name="List Bullet 4" w:semiHidden="1" w:unhideWhenUsed="1"/>
+    <w:lsdException w:name="List Bullet 5" w:semiHidden="1" w:unhideWhenUsed="1"/>
+    <w:lsdException w:name="List Number 2" w:semiHidden="1" w:unhideWhenUsed="1"/>
+    <w:lsdException w:name="List Number 3" w:semiHidden="1" w:unhideWhenUsed="1"/>
+    <w:lsdException w:name="List Number 4" w:semiHidden="1" w:unhideWhenUsed="1"/>
+    <w:lsdException w:name="List Number 5" w:semiHidden="1" w:unhideWhenUsed="1"/>
+    <w:lsdException w:name="Title" w:qFormat="1"/>
+    <w:lsdException w:name="Closing" w:semiHidden="1" w:unhideWhenUsed="1"/>
+    <w:lsdException w:name="Signature" w:semiHidden="1" w:unhideWhenUsed="1"/>
+    <w:lsdException w:name="Default Paragraph Font" w:semiHidden="1" w:unhideWhenUsed="1"/>
+    <w:lsdException w:name="Body Text" w:semiHidden="1" w:unhideWhenUsed="1"/>
+    <w:lsdException w:name="Body Text Indent" w:semiHidden="1" w:unhideWhenUsed="1"/>
+    <w:lsdException w:name="List Continue" w:semiHidden="1" w:unhideWhenUsed="1"/>
+    <w:lsdException w:name="List Continue 2" w:semiHidden="1" w:unhideWhenUsed="1"/>
+    <w:lsdException w:name="List Continue 3" w:semiHidden="1" w:unhideWhenUsed="1"/>
+    <w:lsdException w:name="List Continue 4" w:semiHidden="1" w:unhideWhenUsed="1"/>
+    <w:lsdException w:name="List Continue 5" w:semiHidden="1" w:unhideWhenUsed="1"/>
+    <w:lsdException w:name="Message Header" w:semiHidden="1" w:unhideWhenUsed="1"/>
+    <w:lsdException w:name="Subtitle" w:qFormat="1"/>
+    <w:lsdException w:name="Salutation" w:semiHidden="1" w:unhideWhenUsed="1"/>
+    <w:lsdException w:name="Date" w:semiHidden="1" w:unhideWhenUsed="1"/>
+    <w:lsdException w:name="Body Text First Indent" w:semiHidden="1" w:unhideWhenUsed="1"/>
+    <w:lsdException w:name="Body Text First Indent 2" w:semiHidden="1" w:unhideWhenUsed="1"/>
+    <w:lsdException w:name="Note Heading" w:semiHidden="1" w:unhideWhenUsed="1"/>
+    <w:lsdException w:name="Body Text 2" w:semiHidden="1" w:unhideWhenUsed="1"/>
+    <w:lsdException w:name="Body Text 3" w:semiHidden="1" w:unhideWhenUsed="1"/>
+    <w:lsdException w:name="Body Text Indent 2" w:semiHidden="1" w:unhideWhenUsed="1"/>
+    <w:lsdException w:name="Body Text Indent 3" w:semiHidden="1" w:unhideWhenUsed="1"/>
+    <w:lsdException w:name="Block Text" w:semiHidden="1" w:unhideWhenUsed="1"/>
+    <w:lsdException w:name="Hyperlink" w:semiHidden="1" w:unhideWhenUsed="1"/>
+    <w:lsdException w:name="FollowedHyperlink" w:semiHidden="1" w:unhideWhenUsed="1"/>
+    <w:lsdException w:name="Strong" w:qFormat="1"/>
+    <w:lsdException w:name="Emphasis" w:uiPriority="20" w:qFormat="1"/>
+    <w:lsdException w:name="Document Map" w:semiHidden="1" w:uiPriority="99" w:unhideWhenUsed="1"/>
+    <w:lsdException w:name="Plain Text" w:semiHidden="1" w:unhideWhenUsed="1"/>
+    <w:lsdException w:name="E-mail Signature" w:semiHidden="1" w:unhideWhenUsed="1"/>
+    <w:lsdException w:name="HTML Top of Form" w:semiHidden="1" w:uiPriority="99" w:unhideWhenUsed="1"/>
+    <w:lsdException w:name="HTML Bottom of Form" w:semiHidden="1" w:uiPriority="99" w:unhideWhenUsed="1"/>
+    <w:lsdException w:name="Normal (Web)" w:semiHidden="1" w:uiPriority="99" w:unhideWhenUsed="1"/>
+    <w:lsdException w:name="HTML Acronym" w:semiHidden="1" w:unhideWhenUsed="1"/>
+    <w:lsdException w:name="HTML Address" w:semiHidden="1" w:unhideWhenUsed="1"/>
+    <w:lsdException w:name="HTML Cite" w:semiHidden="1" w:unhideWhenUsed="1"/>
+    <w:lsdException w:name="HTML Code" w:semiHidden="1" w:uiPriority="99" w:unhideWhenUsed="1"/>
+    <w:lsdException w:name="HTML Definition" w:semiHidden="1" w:unhideWhenUsed="1"/>
+    <w:lsdException w:name="HTML Keyboard" w:semiHidden="1" w:unhideWhenUsed="1"/>
+    <w:lsdException w:name="HTML Preformatted" w:semiHidden="1" w:unhideWhenUsed="1"/>
+    <w:lsdException w:name="HTML Sample" w:semiHidden="1" w:unhideWhenUsed="1"/>
+    <w:lsdException w:name="HTML Typewriter" w:semiHidden="1" w:unhideWhenUsed="1"/>
+    <w:lsdException w:name="HTML Variable" w:semiHidden="1" w:unhideWhenUsed="1"/>
+    <w:lsdException w:name="Normal Table" w:semiHidden="1" w:uiPriority="99" w:unhideWhenUsed="1"/>
+    <w:lsdException w:name="annotation subject" w:semiHidden="1" w:uiPriority="99" w:unhideWhenUsed="1"/>
+    <w:lsdException w:name="No List" w:semiHidden="1" w:unhideWhenUsed="1"/>
+    <w:lsdException w:name="Outline List 1" w:semiHidden="1" w:unhideWhenUsed="1"/>
+    <w:lsdException w:name="Outline List 2" w:semiHidden="1" w:unhideWhenUsed="1"/>
+    <w:lsdException w:name="Outline List 3" w:semiHidden="1" w:unhideWhenUsed="1"/>
+    <w:lsdException w:name="Table Simple 1" w:semiHidden="1" w:unhideWhenUsed="1"/>
+    <w:lsdException w:name="Table Simple 2" w:semiHidden="1" w:unhideWhenUsed="1"/>
+    <w:lsdException w:name="Table Simple 3" w:semiHidden="1" w:unhideWhenUsed="1"/>
+    <w:lsdException w:name="Table Classic 1" w:semiHidden="1" w:unhideWhenUsed="1"/>
+    <w:lsdException w:name="Table Classic 2" w:semiHidden="1" w:unhideWhenUsed="1"/>
+    <w:lsdException w:name="Table Classic 3" w:semiHidden="1" w:unhideWhenUsed="1"/>
+    <w:lsdException w:name="Table Classic 4" w:semiHidden="1" w:unhideWhenUsed="1"/>
+    <w:lsdException w:name="Table Colorful 1" w:semiHidden="1" w:unhideWhenUsed="1"/>
+    <w:lsdException w:name="Table Colorful 2" w:semiHidden="1" w:unhideWhenUsed="1"/>
+    <w:lsdException w:name="Table Colorful 3" w:semiHidden="1" w:unhideWhenUsed="1"/>
+    <w:lsdException w:name="Table Columns 1" w:semiHidden="1" w:unhideWhenUsed="1"/>
+    <w:lsdException w:name="Table Columns 2" w:semiHidden="1" w:unhideWhenUsed="1"/>
+    <w:lsdException w:name="Table Columns 3" w:semiHidden="1" w:unhideWhenUsed="1"/>
+    <w:lsdException w:name="Table Columns 4" w:semiHidden="1" w:unhideWhenUsed="1"/>
+    <w:lsdException w:name="Table Columns 5" w:semiHidden="1" w:unhideWhenUsed="1"/>
+    <w:lsdException w:name="Table Grid 1" w:semiHidden="1" w:unhideWhenUsed="1"/>
+    <w:lsdException w:name="Table Grid 2" w:semiHidden="1" w:unhideWhenUsed="1"/>
+    <w:lsdException w:name="Table Grid 3" w:semiHidden="1" w:unhideWhenUsed="1"/>
+    <w:lsdException w:name="Table Grid 4" w:semiHidden="1" w:unhideWhenUsed="1"/>
+    <w:lsdException w:name="Table Grid 5" w:semiHidden="1" w:unhideWhenUsed="1"/>
+    <w:lsdException w:name="Table Grid 6" w:semiHidden="1" w:unhideWhenUsed="1"/>
+    <w:lsdException w:name="Table Grid 7" w:semiHidden="1" w:unhideWhenUsed="1"/>
+    <w:lsdException w:name="Table Grid 8" w:semiHidden="1" w:unhideWhenUsed="1"/>
+    <w:lsdException w:name="Table List 1" w:semiHidden="1" w:unhideWhenUsed="1"/>
+    <w:lsdException w:name="Table List 2" w:semiHidden="1" w:unhideWhenUsed="1"/>
+    <w:lsdException w:name="Table List 3" w:semiHidden="1" w:unhideWhenUsed="1"/>
+    <w:lsdException w:name="Table List 4" w:semiHidden="1" w:unhideWhenUsed="1"/>
+    <w:lsdException w:name="Table List 5" w:semiHidden="1" w:unhideWhenUsed="1"/>
+    <w:lsdException w:name="Table List 6" w:semiHidden="1" w:unhideWhenUsed="1"/>
+    <w:lsdException w:name="Table List 7" w:semiHidden="1" w:unhideWhenUsed="1"/>
+    <w:lsdException w:name="Table List 8" w:semiHidden="1" w:unhideWhenUsed="1"/>
+    <w:lsdException w:name="Table 3D effects 1" w:semiHidden="1" w:unhideWhenUsed="1"/>
+    <w:lsdException w:name="Table 3D effects 2" w:semiHidden="1" w:unhideWhenUsed="1"/>
+    <w:lsdException w:name="Table 3D effects 3" w:semiHidden="1" w:unhideWhenUsed="1"/>
+    <w:lsdException w:name="Table Contemporary" w:semiHidden="1" w:unhideWhenUsed="1"/>
+    <w:lsdException w:name="Table Elegant" w:semiHidden="1" w:unhideWhenUsed="1"/>
+    <w:lsdException w:name="Table Professional" w:semiHidden="1" w:unhideWhenUsed="1"/>
+    <w:lsdException w:name="Table Subtle 1" w:semiHidden="1" w:unhideWhenUsed="1"/>
+    <w:lsdException w:name="Table Subtle 2" w:semiHidden="1" w:unhideWhenUsed="1"/>
+    <w:lsdException w:name="Table Web 1" w:semiHidden="1" w:unhideWhenUsed="1"/>
+    <w:lsdException w:name="Table Web 2" w:semiHidden="1" w:unhideWhenUsed="1"/>
+    <w:lsdException w:name="Table Web 3" w:semiHidden="1" w:unhideWhenUsed="1"/>
+    <w:lsdException w:name="Balloon Text" w:semiHidden="1" w:uiPriority="99" w:unhideWhenUsed="1"/>
+    <w:lsdException w:name="Table Theme" w:semiHidden="1" w:unhideWhenUsed="1"/>
+    <w:lsdException w:name="Placeholder Text" w:semiHidden="1" w:uiPriority="99"/>
+    <w:lsdException w:name="No Spacing" w:uiPriority="1" w:qFormat="1"/>
+    <w:lsdException w:name="Light Shading" w:uiPriority="60"/>
+    <w:lsdException w:name="Light List" w:uiPriority="61"/>
+    <w:lsdException w:name="Light Grid" w:uiPriority="62"/>
+    <w:lsdException w:name="Medium Shading 1" w:uiPriority="63"/>
+    <w:lsdException w:name="Medium Shading 2" w:uiPriority="64"/>
+    <w:lsdException w:name="Medium List 1" w:uiPriority="65"/>
+    <w:lsdException w:name="Medium List 2" w:uiPriority="66"/>
+    <w:lsdException w:name="Medium Grid 1" w:uiPriority="67"/>
+    <w:lsdException w:name="Medium Grid 2" w:uiPriority="68"/>
+    <w:lsdException w:name="Medium Grid 3" w:uiPriority="69"/>
+    <w:lsdException w:name="Dark List" w:uiPriority="70"/>
+    <w:lsdException w:name="Colorful Shading" w:uiPriority="71"/>
+    <w:lsdException w:name="Colorful List" w:uiPriority="72"/>
+    <w:lsdException w:name="Colorful Grid" w:uiPriority="73"/>
+    <w:lsdException w:name="Light Shading Accent 1" w:uiPriority="60"/>
+    <w:lsdException w:name="Light List Accent 1" w:uiPriority="61"/>
+    <w:lsdException w:name="Light Grid Accent 1" w:uiPriority="62"/>
+    <w:lsdException w:name="Medium Shading 1 Accent 1" w:uiPriority="63"/>
+    <w:lsdException w:name="Medium Shading 2 Accent 1" w:uiPriority="64"/>
+    <w:lsdException w:name="Medium List 1 Accent 1" w:uiPriority="65"/>
+    <w:lsdException w:name="Revision" w:semiHidden="1" w:uiPriority="99"/>
+    <w:lsdException w:name="List Paragraph" w:uiPriority="34" w:qFormat="1"/>
+    <w:lsdException w:name="Quote" w:uiPriority="29" w:qFormat="1"/>
+    <w:lsdException w:name="Intense Quote" w:uiPriority="30" w:qFormat="1"/>
+    <w:lsdException w:name="Medium List 2 Accent 1" w:uiPriority="66"/>
+    <w:lsdException w:name="Medium Grid 1 Accent 1" w:uiPriority="67"/>
+    <w:lsdException w:name="Medium Grid 2 Accent 1" w:uiPriority="68"/>
+    <w:lsdException w:name="Medium Grid 3 Accent 1" w:uiPriority="69"/>
+    <w:lsdException w:name="Dark List Accent 1" w:uiPriority="70"/>
+    <w:lsdException w:name="Colorful Shading Accent 1" w:uiPriority="71"/>
+    <w:lsdException w:name="Colorful List Accent 1" w:uiPriority="72"/>
+    <w:lsdException w:name="Colorful Grid Accent 1" w:uiPriority="73"/>
+    <w:lsdException w:name="Light Shading Accent 2" w:uiPriority="60"/>
+    <w:lsdException w:name="Light List Accent 2" w:uiPriority="61"/>
+    <w:lsdException w:name="Light Grid Accent 2" w:uiPriority="62"/>
+    <w:lsdException w:name="Medium Shading 1 Accent 2" w:uiPriority="63"/>
+    <w:lsdException w:name="Medium Shading 2 Accent 2" w:uiPriority="64"/>
+    <w:lsdException w:name="Medium List 1 Accent 2" w:uiPriority="65"/>
+    <w:lsdException w:name="Medium List 2 Accent 2" w:uiPriority="66"/>
+    <w:lsdException w:name="Medium Grid 1 Accent 2" w:uiPriority="67"/>
+    <w:lsdException w:name="Medium Grid 2 Accent 2" w:uiPriority="68"/>
+    <w:lsdException w:name="Medium Grid 3 Accent 2" w:uiPriority="69"/>
+    <w:lsdException w:name="Dark List Accent 2" w:uiPriority="70"/>
+    <w:lsdException w:name="Colorful Shading Accent 2" w:uiPriority="71"/>
+    <w:lsdException w:name="Colorful List Accent 2" w:uiPriority="72"/>
+    <w:lsdException w:name="Colorful Grid Accent 2" w:uiPriority="73"/>
+    <w:lsdException w:name="Light Shading Accent 3" w:uiPriority="60"/>
+    <w:lsdException w:name="Light List Accent 3" w:uiPriority="61"/>
+    <w:lsdException w:name="Light Grid Accent 3" w:uiPriority="62"/>
+    <w:lsdException w:name="Medium Shading 1 Accent 3" w:uiPriority="63"/>
+    <w:lsdException w:name="Medium Shading 2 Accent 3" w:uiPriority="64"/>
+    <w:lsdException w:name="Medium List 1 Accent 3" w:uiPriority="65"/>
+    <w:lsdException w:name="Medium List 2 Accent 3" w:uiPriority="66"/>
+    <w:lsdException w:name="Medium Grid 1 Accent 3" w:uiPriority="67"/>
+    <w:lsdException w:name="Medium Grid 2 Accent 3" w:uiPriority="68"/>
+    <w:lsdException w:name="Medium Grid 3 Accent 3" w:uiPriority="69"/>
+    <w:lsdException w:name="Dark List Accent 3" w:uiPriority="70"/>
+    <w:lsdException w:name="Colorful Shading Accent 3" w:uiPriority="71"/>
+    <w:lsdException w:name="Colorful List Accent 3" w:uiPriority="72"/>
+    <w:lsdException w:name="Colorful Grid Accent 3" w:uiPriority="73"/>
+    <w:lsdException w:name="Light Shading Accent 4" w:uiPriority="60"/>
+    <w:lsdException w:name="Light List Accent 4" w:uiPriority="61"/>
+    <w:lsdException w:name="Light Grid Accent 4" w:uiPriority="62"/>
+    <w:lsdException w:name="Medium Shading 1 Accent 4" w:uiPriority="63"/>
+    <w:lsdException w:name="Medium Shading 2 Accent 4" w:uiPriority="64"/>
+    <w:lsdException w:name="Medium List 1 Accent 4" w:uiPriority="65"/>
+    <w:lsdException w:name="Medium List 2 Accent 4" w:uiPriority="66"/>
+    <w:lsdException w:name="Medium Grid 1 Accent 4" w:uiPriority="67"/>
+    <w:lsdException w:name="Medium Grid 2 Accent 4" w:uiPriority="68"/>
+    <w:lsdException w:name="Medium Grid 3 Accent 4" w:uiPriority="69"/>
+    <w:lsdException w:name="Dark List Accent 4" w:uiPriority="70"/>
+    <w:lsdException w:name="Colorful Shading Accent 4" w:uiPriority="71"/>
+    <w:lsdException w:name="Colorful List Accent 4" w:uiPriority="72"/>
+    <w:lsdException w:name="Colorful Grid Accent 4" w:uiPriority="73"/>
+    <w:lsdException w:name="Light Shading Accent 5" w:uiPriority="60"/>
+    <w:lsdException w:name="Light List Accent 5" w:uiPriority="61"/>
+    <w:lsdException w:name="Light Grid Accent 5" w:uiPriority="62"/>
+    <w:lsdException w:name="Medium Shading 1 Accent 5" w:uiPriority="63"/>
+    <w:lsdException w:name="Medium Shading 2 Accent 5" w:uiPriority="64"/>
+    <w:lsdException w:name="Medium List 1 Accent 5" w:uiPriority="65"/>
+    <w:lsdException w:name="Medium List 2 Accent 5" w:uiPriority="66"/>
+    <w:lsdException w:name="Medium Grid 1 Accent 5" w:uiPriority="67"/>
+    <w:lsdException w:name="Medium Grid 2 Accent 5" w:uiPriority="68"/>
+    <w:lsdException w:name="Medium Grid 3 Accent 5" w:uiPriority="69"/>
+    <w:lsdException w:name="Dark List Accent 5" w:uiPriority="70"/>
+    <w:lsdException w:name="Colorful Shading Accent 5" w:uiPriority="71"/>
+    <w:lsdException w:name="Colorful List Accent 5" w:uiPriority="72"/>
+    <w:lsdException w:name="Colorful Grid Accent 5" w:uiPriority="73"/>
+    <w:lsdException w:name="Light Shading Accent 6" w:uiPriority="60"/>
+    <w:lsdException w:name="Light List Accent 6" w:uiPriority="61"/>
+    <w:lsdException w:name="Light Grid Accent 6" w:uiPriority="62"/>
+    <w:lsdException w:name="Medium Shading 1 Accent 6" w:uiPriority="63"/>
+    <w:lsdException w:name="Medium Shading 2 Accent 6" w:uiPriority="64"/>
+    <w:lsdException w:name="Medium List 1 Accent 6" w:uiPriority="65"/>
+    <w:lsdException w:name="Medium List 2 Accent 6" w:uiPriority="66"/>
+    <w:lsdException w:name="Medium Grid 1 Accent 6" w:uiPriority="67"/>
+    <w:lsdException w:name="Medium Grid 2 Accent 6" w:uiPriority="68"/>
+    <w:lsdException w:name="Medium Grid 3 Accent 6" w:uiPriority="69"/>
+    <w:lsdException w:name="Dark List Accent 6" w:uiPriority="70"/>
+    <w:lsdException w:name="Colorful Shading Accent 6" w:uiPriority="71"/>
+    <w:lsdException w:name="Colorful List Accent 6" w:uiPriority="72"/>
+    <w:lsdException w:name="Colorful Grid Accent 6" w:uiPriority="73"/>
+    <w:lsdException w:name="Subtle Emphasis" w:uiPriority="19" w:qFormat="1"/>
+    <w:lsdException w:name="Intense Emphasis" w:uiPriority="21" w:qFormat="1"/>
+    <w:lsdException w:name="Subtle Reference" w:uiPriority="31" w:qFormat="1"/>
+    <w:lsdException w:name="Intense Reference" w:uiPriority="32" w:qFormat="1"/>
+    <w:lsdException w:name="Book Title" w:uiPriority="33" w:qFormat="1"/>
+    <w:lsdException w:name="Bibliography" w:semiHidden="1" w:uiPriority="37" w:unhideWhenUsed="1"/>
+    <w:lsdException w:name="TOC Heading" w:semiHidden="1" w:uiPriority="39" w:unhideWhenUsed="1" w:qFormat="1"/>
+    <w:lsdException w:name="Plain Table 1" w:uiPriority="41"/>
+    <w:lsdException w:name="Plain Table 2" w:uiPriority="42"/>
+    <w:lsdException w:name="Plain Table 3" w:uiPriority="43"/>
+    <w:lsdException w:name="Plain Table 4" w:uiPriority="44"/>
+    <w:lsdException w:name="Plain Table 5" w:uiPriority="45"/>
+    <w:lsdException w:name="Grid Table Light" w:uiPriority="40"/>
+    <w:lsdException w:name="Grid Table 1 Light" w:uiPriority="46"/>
+    <w:lsdException w:name="Grid Table 2" w:uiPriority="47"/>
+    <w:lsdException w:name="Grid Table 3" w:uiPriority="48"/>
+    <w:lsdException w:name="Grid Table 4" w:uiPriority="49"/>
+    <w:lsdException w:name="Grid Table 5 Dark" w:uiPriority="50"/>
+    <w:lsdException w:name="Grid Table 6 Colorful" w:uiPriority="51"/>
+    <w:lsdException w:name="Grid Table 7 Colorful" w:uiPriority="52"/>
+    <w:lsdException w:name="Grid Table 1 Light Accent 1" w:uiPriority="46"/>
+    <w:lsdException w:name="Grid Table 2 Accent 1" w:uiPriority="47"/>
+    <w:lsdException w:name="Grid Table 3 Accent 1" w:uiPriority="48"/>
+    <w:lsdException w:name="Grid Table 4 Accent 1" w:uiPriority="49"/>
+    <w:lsdException w:name="Grid Table 5 Dark Accent 1" w:uiPriority="50"/>
+    <w:lsdException w:name="Grid Table 6 Colorful Accent 1" w:uiPriority="51"/>
+    <w:lsdException w:name="Grid Table 7 Colorful Accent 1" w:uiPriority="52"/>
+    <w:lsdException w:name="Grid Table 1 Light Accent 2" w:uiPriority="46"/>
+    <w:lsdException w:name="Grid Table 2 Accent 2" w:uiPriority="47"/>
+    <w:lsdException w:name="Grid Table 3 Accent 2" w:uiPriority="48"/>
+    <w:lsdException w:name="Grid Table 4 Accent 2" w:uiPriority="49"/>
+    <w:lsdException w:name="Grid Table 5 Dark Accent 2" w:uiPriority="50"/>
+    <w:lsdException w:name="Grid Table 6 Colorful Accent 2" w:uiPriority="51"/>
+    <w:lsdException w:name="Grid Table 7 Colorful Accent 2" w:uiPriority="52"/>
+    <w:lsdException w:name="Grid Table 1 Light Accent 3" w:uiPriority="46"/>
+    <w:lsdException w:name="Grid Table 2 Accent 3" w:uiPriority="47"/>
+    <w:lsdException w:name="Grid Table 3 Accent 3" w:uiPriority="48"/>
+    <w:lsdException w:name="Grid Table 4 Accent 3" w:uiPriority="49"/>
+    <w:lsdException w:name="Grid Table 5 Dark Accent 3" w:uiPriority="50"/>
+    <w:lsdException w:name="Grid Table 6 Colorful Accent 3" w:uiPriority="51"/>
+    <w:lsdException w:name="Grid Table 7 Colorful Accent 3" w:uiPriority="52"/>
+    <w:lsdException w:name="Grid Table 1 Light Accent 4" w:uiPriority="46"/>
+    <w:lsdException w:name="Grid Table 2 Accent 4" w:uiPriority="47"/>
+    <w:lsdException w:name="Grid Table 3 Accent 4" w:uiPriority="48"/>
+    <w:lsdException w:name="Grid Table 4 Accent 4" w:uiPriority="49"/>
+    <w:lsdException w:name="Grid Table 5 Dark Accent 4" w:uiPriority="50"/>
+    <w:lsdException w:name="Grid Table 6 Colorful Accent 4" w:uiPriority="51"/>
+    <w:lsdException w:name="Grid Table 7 Colorful Accent 4" w:uiPriority="52"/>
+    <w:lsdException w:name="Grid Table 1 Light Accent 5" w:uiPriority="46"/>
+    <w:lsdException w:name="Grid Table 2 Accent 5" w:uiPriority="47"/>
+    <w:lsdException w:name="Grid Table 3 Accent 5" w:uiPriority="48"/>
+    <w:lsdException w:name="Grid Table 4 Accent 5" w:uiPriority="49"/>
+    <w:lsdException w:name="Grid Table 5 Dark Accent 5" w:uiPriority="50"/>
+    <w:lsdException w:name="Grid Table 6 Colorful Accent 5" w:uiPriority="51"/>
+    <w:lsdException w:name="Grid Table 7 Colorful Accent 5" w:uiPriority="52"/>
+    <w:lsdException w:name="Grid Table 1 Light Accent 6" w:uiPriority="46"/>
+    <w:lsdException w:name="Grid Table 2 Accent 6" w:uiPriority="47"/>
+    <w:lsdException w:name="Grid Table 3 Accent 6" w:uiPriority="48"/>
+    <w:lsdException w:name="Grid Table 4 Accent 6" w:uiPriority="49"/>
+    <w:lsdException w:name="Grid Table 5 Dark Accent 6" w:uiPriority="50"/>
+    <w:lsdException w:name="Grid Table 6 Colorful Accent 6" w:uiPriority="51"/>
+    <w:lsdException w:name="Grid Table 7 Colorful Accent 6" w:uiPriority="52"/>
+    <w:lsdException w:name="List Table 1 Light" w:uiPriority="46"/>
+    <w:lsdException w:name="List Table 2" w:uiPriority="47"/>
+    <w:lsdException w:name="List Table 3" w:uiPriority="48"/>
+    <w:lsdException w:name="List Table 4" w:uiPriority="49"/>
+    <w:lsdException w:name="List Table 5 Dark" w:uiPriority="50"/>
+    <w:lsdException w:name="List Table 6 Colorful" w:uiPriority="51"/>
+    <w:lsdException w:name="List Table 7 Colorful" w:uiPriority="52"/>
+    <w:lsdException w:name="List Table 1 Light Accent 1" w:uiPriority="46"/>
+    <w:lsdException w:name="List Table 2 Accent 1" w:uiPriority="47"/>
+    <w:lsdException w:name="List Table 3 Accent 1" w:uiPriority="48"/>
+    <w:lsdException w:name="List Table 4 Accent 1" w:uiPriority="49"/>
+    <w:lsdException w:name="List Table 5 Dark Accent 1" w:uiPriority="50"/>
+    <w:lsdException w:name="List Table 6 Colorful Accent 1" w:uiPriority="51"/>
+    <w:lsdException w:name="List Table 7 Colorful Accent 1" w:uiPriority="52"/>
+    <w:lsdException w:name="List Table 1 Light Accent 2" w:uiPriority="46"/>
+    <w:lsdException w:name="List Table 2 Accent 2" w:uiPriority="47"/>
+    <w:lsdException w:name="List Table 3 Accent 2" w:uiPriority="48"/>
+    <w:lsdException w:name="List Table 4 Accent 2" w:uiPriority="49"/>
+    <w:lsdException w:name="List Table 5 Dark Accent 2" w:uiPriority="50"/>
+    <w:lsdException w:name="List Table 6 Colorful Accent 2" w:uiPriority="51"/>
+    <w:lsdException w:name="List Table 7 Colorful Accent 2" w:uiPriority="52"/>
+    <w:lsdException w:name="List Table 1 Light Accent 3" w:uiPriority="46"/>
+    <w:lsdException w:name="List Table 2 Accent 3" w:uiPriority="47"/>
+    <w:lsdException w:name="List Table 3 Accent 3" w:uiPriority="48"/>
+    <w:lsdException w:name="List Table 4 Accent 3" w:uiPriority="49"/>
+    <w:lsdException w:name="List Table 5 Dark Accent 3" w:uiPriority="50"/>
+    <w:lsdException w:name="List Table 6 Colorful Accent 3" w:uiPriority="51"/>
+    <w:lsdException w:name="List Table 7 Colorful Accent 3" w:uiPriority="52"/>
+    <w:lsdException w:name="List Table 1 Light Accent 4" w:uiPriority="46"/>
+    <w:lsdException w:name="List Table 2 Accent 4" w:uiPriority="47"/>
+    <w:lsdException w:name="List Table 3 Accent 4" w:uiPriority="48"/>
+    <w:lsdException w:name="List Table 4 Accent 4" w:uiPriority="49"/>
+    <w:lsdException w:name="List Table 5 Dark Accent 4" w:uiPriority="50"/>
+    <w:lsdException w:name="List Table 6 Colorful Accent 4" w:uiPriority="51"/>
+    <w:lsdException w:name="List Table 7 Colorful Accent 4" w:uiPriority="52"/>
+    <w:lsdException w:name="List Table 1 Light Accent 5" w:uiPriority="46"/>
+    <w:lsdException w:name="List Table 2 Accent 5" w:uiPriority="47"/>
+    <w:lsdException w:name="List Table 3 Accent 5" w:uiPriority="48"/>
+    <w:lsdException w:name="List Table 4 Accent 5" w:uiPriority="49"/>
+    <w:lsdException w:name="List Table 5 Dark Accent 5" w:uiPriority="50"/>
+    <w:lsdException w:name="List Table 6 Colorful Accent 5" w:uiPriority="51"/>
+    <w:lsdException w:name="List Table 7 Colorful Accent 5" w:uiPriority="52"/>
+    <w:lsdException w:name="List Table 1 Light Accent 6" w:uiPriority="46"/>
+    <w:lsdException w:name="List Table 2 Accent 6" w:uiPriority="47"/>
+    <w:lsdException w:name="List Table 3 Accent 6" w:uiPriority="48"/>
+    <w:lsdException w:name="List Table 4 Accent 6" w:uiPriority="49"/>
+    <w:lsdException w:name="List Table 5 Dark Accent 6" w:uiPriority="50"/>
+    <w:lsdException w:name="List Table 6 Colorful Accent 6" w:uiPriority="51"/>
+    <w:lsdException w:name="List Table 7 Colorful Accent 6" w:uiPriority="52"/>
+    <w:lsdException w:name="Mention" w:semiHidden="1" w:uiPriority="99" w:unhideWhenUsed="1"/>
+    <w:lsdException w:name="Smart Hyperlink" w:semiHidden="1" w:uiPriority="99" w:unhideWhenUsed="1"/>
+    <w:lsdException w:name="Hashtag" w:semiHidden="1" w:uiPriority="99" w:unhideWhenUsed="1"/>
+    <w:lsdException w:name="Unresolved Mention" w:semiHidden="1" w:uiPriority="99" w:unhideWhenUsed="1"/>
   </w:latentStyles>
   <w:style w:type="paragraph" w:default="1" w:styleId="Normal">
     <w:name w:val="Normal"/>
@@ -7469,7 +7913,7 @@
   <w:style w:type="paragraph" w:customStyle="1" w:styleId="AuthorQuery">
     <w:name w:val="Author Query"/>
     <w:autoRedefine/>
-    <w:rsid w:val="00BB49EE"/>
+    <w:rsid w:val="005340FC"/>
     <w:pPr>
       <w:spacing w:before="120" w:after="120" w:line="360" w:lineRule="auto"/>
       <w:ind w:left="1440" w:right="1440"/>
@@ -8242,6094 +8686,67 @@
       <w:szCs w:val="16"/>
     </w:rPr>
   </w:style>
-</w:styles>
-</file>
-
-<file path=word/stylesWithEffects.xml><?xml version="1.0" encoding="utf-8"?>
-<w:styles xmlns:wpc="http://schemas.microsoft.com/office/word/2010/wordprocessingCanvas" xmlns:mc="http://schemas.openxmlformats.org/markup-compatibility/2006" xmlns:o="urn:schemas-microsoft-com:office:office" xmlns:r="http://schemas.openxmlformats.org/officeDocument/2006/relationships" xmlns:m="http://schemas.openxmlformats.org/officeDocument/2006/math" xmlns:v="urn:schemas-microsoft-com:vml" xmlns:wp14="http://schemas.microsoft.com/office/word/2010/wordprocessingDrawing" xmlns:wp="http://schemas.openxmlformats.org/drawingml/2006/wordprocessingDrawing" xmlns:w10="urn:schemas-microsoft-com:office:word" xmlns:w="http://schemas.openxmlformats.org/wordprocessingml/2006/main" xmlns:w14="http://schemas.microsoft.com/office/word/2010/wordml" xmlns:wpg="http://schemas.microsoft.com/office/word/2010/wordprocessingGroup" xmlns:wpi="http://schemas.microsoft.com/office/word/2010/wordprocessingInk" xmlns:wne="http://schemas.microsoft.com/office/word/2006/wordml" xmlns:wps="http://schemas.microsoft.com/office/word/2010/wordprocessingShape" mc:Ignorable="w14 wp14">
-  <w:docDefaults>
-    <w:rPrDefault>
-      <w:rPr>
-        <w:rFonts w:asciiTheme="minorHAnsi" w:eastAsiaTheme="minorHAnsi" w:hAnsiTheme="minorHAnsi" w:cstheme="minorBidi"/>
-        <w:sz w:val="22"/>
-        <w:szCs w:val="22"/>
-        <w:lang w:val="en-US" w:eastAsia="en-US" w:bidi="ar-SA"/>
-      </w:rPr>
-    </w:rPrDefault>
-    <w:pPrDefault>
-      <w:pPr>
-        <w:spacing w:after="160" w:line="259" w:lineRule="auto"/>
-      </w:pPr>
-    </w:pPrDefault>
-  </w:docDefaults>
-  <w:latentStyles w:defLockedState="0" w:defUIPriority="0" w:defSemiHidden="1" w:defUnhideWhenUsed="1" w:defQFormat="0" w:count="267">
-    <w:lsdException w:name="Normal" w:semiHidden="0" w:unhideWhenUsed="0" w:qFormat="1"/>
-    <w:lsdException w:name="heading 1" w:semiHidden="0" w:unhideWhenUsed="0" w:qFormat="1"/>
-    <w:lsdException w:name="heading 2" w:qFormat="1"/>
-    <w:lsdException w:name="heading 3" w:qFormat="1"/>
-    <w:lsdException w:name="heading 4" w:qFormat="1"/>
-    <w:lsdException w:name="heading 5" w:qFormat="1"/>
-    <w:lsdException w:name="heading 6" w:qFormat="1"/>
-    <w:lsdException w:name="heading 7" w:qFormat="1"/>
-    <w:lsdException w:name="heading 8" w:qFormat="1"/>
-    <w:lsdException w:name="heading 9" w:qFormat="1"/>
-    <w:lsdException w:name="index 1" w:uiPriority="99"/>
-    <w:lsdException w:name="index 2" w:uiPriority="99"/>
-    <w:lsdException w:name="index 3" w:uiPriority="99"/>
-    <w:lsdException w:name="index 4" w:uiPriority="99"/>
-    <w:lsdException w:name="index 5" w:uiPriority="99"/>
-    <w:lsdException w:name="index 6" w:uiPriority="99"/>
-    <w:lsdException w:name="index 7" w:uiPriority="99"/>
-    <w:lsdException w:name="index 8" w:uiPriority="99"/>
-    <w:lsdException w:name="index 9" w:uiPriority="99"/>
-    <w:lsdException w:name="toc 1" w:uiPriority="39"/>
-    <w:lsdException w:name="toc 2" w:uiPriority="39"/>
-    <w:lsdException w:name="toc 3" w:uiPriority="39"/>
-    <w:lsdException w:name="toc 4" w:uiPriority="39"/>
-    <w:lsdException w:name="toc 5" w:uiPriority="39"/>
-    <w:lsdException w:name="toc 6" w:uiPriority="39"/>
-    <w:lsdException w:name="toc 7" w:uiPriority="39"/>
-    <w:lsdException w:name="toc 8" w:uiPriority="39"/>
-    <w:lsdException w:name="toc 9" w:uiPriority="39"/>
-    <w:lsdException w:name="footnote text" w:uiPriority="99"/>
-    <w:lsdException w:name="annotation text" w:uiPriority="99"/>
-    <w:lsdException w:name="index heading" w:uiPriority="99"/>
-    <w:lsdException w:name="caption" w:qFormat="1"/>
-    <w:lsdException w:name="table of figures" w:uiPriority="99"/>
-    <w:lsdException w:name="footnote reference" w:uiPriority="99"/>
-    <w:lsdException w:name="annotation reference" w:uiPriority="99"/>
-    <w:lsdException w:name="endnote reference" w:uiPriority="99"/>
-    <w:lsdException w:name="endnote text" w:uiPriority="99"/>
-    <w:lsdException w:name="table of authorities" w:uiPriority="99"/>
-    <w:lsdException w:name="macro" w:uiPriority="99"/>
-    <w:lsdException w:name="toa heading" w:uiPriority="99"/>
-    <w:lsdException w:name="Title" w:semiHidden="0" w:unhideWhenUsed="0" w:qFormat="1"/>
-    <w:lsdException w:name="Subtitle" w:semiHidden="0" w:unhideWhenUsed="0" w:qFormat="1"/>
-    <w:lsdException w:name="Strong" w:semiHidden="0" w:unhideWhenUsed="0" w:qFormat="1"/>
-    <w:lsdException w:name="Emphasis" w:semiHidden="0" w:uiPriority="20" w:unhideWhenUsed="0" w:qFormat="1"/>
-    <w:lsdException w:name="Document Map" w:uiPriority="99"/>
-    <w:lsdException w:name="HTML Top of Form" w:uiPriority="99"/>
-    <w:lsdException w:name="HTML Bottom of Form" w:uiPriority="99"/>
-    <w:lsdException w:name="Normal (Web)" w:uiPriority="99"/>
-    <w:lsdException w:name="HTML Code" w:uiPriority="99"/>
-    <w:lsdException w:name="Normal Table" w:uiPriority="99"/>
-    <w:lsdException w:name="annotation subject" w:uiPriority="99"/>
-    <w:lsdException w:name="Balloon Text" w:uiPriority="99"/>
-    <w:lsdException w:name="Table Grid" w:semiHidden="0" w:unhideWhenUsed="0"/>
-    <w:lsdException w:name="Placeholder Text" w:uiPriority="99" w:unhideWhenUsed="0"/>
-    <w:lsdException w:name="No Spacing" w:semiHidden="0" w:uiPriority="1" w:unhideWhenUsed="0" w:qFormat="1"/>
-    <w:lsdException w:name="Light Shading" w:semiHidden="0" w:uiPriority="60" w:unhideWhenUsed="0"/>
-    <w:lsdException w:name="Light List" w:semiHidden="0" w:uiPriority="61" w:unhideWhenUsed="0"/>
-    <w:lsdException w:name="Light Grid" w:semiHidden="0" w:uiPriority="62" w:unhideWhenUsed="0"/>
-    <w:lsdException w:name="Medium Shading 1" w:semiHidden="0" w:uiPriority="63" w:unhideWhenUsed="0"/>
-    <w:lsdException w:name="Medium Shading 2" w:semiHidden="0" w:uiPriority="64" w:unhideWhenUsed="0"/>
-    <w:lsdException w:name="Medium List 1" w:semiHidden="0" w:uiPriority="65" w:unhideWhenUsed="0"/>
-    <w:lsdException w:name="Medium List 2" w:semiHidden="0" w:uiPriority="66" w:unhideWhenUsed="0"/>
-    <w:lsdException w:name="Medium Grid 1" w:semiHidden="0" w:uiPriority="67" w:unhideWhenUsed="0"/>
-    <w:lsdException w:name="Medium Grid 2" w:semiHidden="0" w:uiPriority="68" w:unhideWhenUsed="0"/>
-    <w:lsdException w:name="Medium Grid 3" w:semiHidden="0" w:uiPriority="69" w:unhideWhenUsed="0"/>
-    <w:lsdException w:name="Dark List" w:semiHidden="0" w:uiPriority="70" w:unhideWhenUsed="0"/>
-    <w:lsdException w:name="Colorful Shading" w:semiHidden="0" w:uiPriority="71" w:unhideWhenUsed="0"/>
-    <w:lsdException w:name="Colorful List" w:semiHidden="0" w:uiPriority="72" w:unhideWhenUsed="0"/>
-    <w:lsdException w:name="Colorful Grid" w:semiHidden="0" w:uiPriority="73" w:unhideWhenUsed="0"/>
-    <w:lsdException w:name="Light Shading Accent 1" w:semiHidden="0" w:uiPriority="60" w:unhideWhenUsed="0"/>
-    <w:lsdException w:name="Light List Accent 1" w:semiHidden="0" w:uiPriority="61" w:unhideWhenUsed="0"/>
-    <w:lsdException w:name="Light Grid Accent 1" w:semiHidden="0" w:uiPriority="62" w:unhideWhenUsed="0"/>
-    <w:lsdException w:name="Medium Shading 1 Accent 1" w:semiHidden="0" w:uiPriority="63" w:unhideWhenUsed="0"/>
-    <w:lsdException w:name="Medium Shading 2 Accent 1" w:semiHidden="0" w:uiPriority="64" w:unhideWhenUsed="0"/>
-    <w:lsdException w:name="Medium List 1 Accent 1" w:semiHidden="0" w:uiPriority="65" w:unhideWhenUsed="0"/>
-    <w:lsdException w:name="Revision" w:uiPriority="99" w:unhideWhenUsed="0"/>
-    <w:lsdException w:name="List Paragraph" w:semiHidden="0" w:uiPriority="34" w:unhideWhenUsed="0" w:qFormat="1"/>
-    <w:lsdException w:name="Quote" w:semiHidden="0" w:uiPriority="29" w:unhideWhenUsed="0" w:qFormat="1"/>
-    <w:lsdException w:name="Intense Quote" w:semiHidden="0" w:uiPriority="30" w:unhideWhenUsed="0" w:qFormat="1"/>
-    <w:lsdException w:name="Medium List 2 Accent 1" w:semiHidden="0" w:uiPriority="66" w:unhideWhenUsed="0"/>
-    <w:lsdException w:name="Medium Grid 1 Accent 1" w:semiHidden="0" w:uiPriority="67" w:unhideWhenUsed="0"/>
-    <w:lsdException w:name="Medium Grid 2 Accent 1" w:semiHidden="0" w:uiPriority="68" w:unhideWhenUsed="0"/>
-    <w:lsdException w:name="Medium Grid 3 Accent 1" w:semiHidden="0" w:uiPriority="69" w:unhideWhenUsed="0"/>
-    <w:lsdException w:name="Dark List Accent 1" w:semiHidden="0" w:uiPriority="70" w:unhideWhenUsed="0"/>
-    <w:lsdException w:name="Colorful Shading Accent 1" w:semiHidden="0" w:uiPriority="71" w:unhideWhenUsed="0"/>
-    <w:lsdException w:name="Colorful List Accent 1" w:semiHidden="0" w:uiPriority="72" w:unhideWhenUsed="0"/>
-    <w:lsdException w:name="Colorful Grid Accent 1" w:semiHidden="0" w:uiPriority="73" w:unhideWhenUsed="0"/>
-    <w:lsdException w:name="Light Shading Accent 2" w:semiHidden="0" w:uiPriority="60" w:unhideWhenUsed="0"/>
-    <w:lsdException w:name="Light List Accent 2" w:semiHidden="0" w:uiPriority="61" w:unhideWhenUsed="0"/>
-    <w:lsdException w:name="Light Grid Accent 2" w:semiHidden="0" w:uiPriority="62" w:unhideWhenUsed="0"/>
-    <w:lsdException w:name="Medium Shading 1 Accent 2" w:semiHidden="0" w:uiPriority="63" w:unhideWhenUsed="0"/>
-    <w:lsdException w:name="Medium Shading 2 Accent 2" w:semiHidden="0" w:uiPriority="64" w:unhideWhenUsed="0"/>
-    <w:lsdException w:name="Medium List 1 Accent 2" w:semiHidden="0" w:uiPriority="65" w:unhideWhenUsed="0"/>
-    <w:lsdException w:name="Medium List 2 Accent 2" w:semiHidden="0" w:uiPriority="66" w:unhideWhenUsed="0"/>
-    <w:lsdException w:name="Medium Grid 1 Accent 2" w:semiHidden="0" w:uiPriority="67" w:unhideWhenUsed="0"/>
-    <w:lsdException w:name="Medium Grid 2 Accent 2" w:semiHidden="0" w:uiPriority="68" w:unhideWhenUsed="0"/>
-    <w:lsdException w:name="Medium Grid 3 Accent 2" w:semiHidden="0" w:uiPriority="69" w:unhideWhenUsed="0"/>
-    <w:lsdException w:name="Dark List Accent 2" w:semiHidden="0" w:uiPriority="70" w:unhideWhenUsed="0"/>
-    <w:lsdException w:name="Colorful Shading Accent 2" w:semiHidden="0" w:uiPriority="71" w:unhideWhenUsed="0"/>
-    <w:lsdException w:name="Colorful List Accent 2" w:semiHidden="0" w:uiPriority="72" w:unhideWhenUsed="0"/>
-    <w:lsdException w:name="Colorful Grid Accent 2" w:semiHidden="0" w:uiPriority="73" w:unhideWhenUsed="0"/>
-    <w:lsdException w:name="Light Shading Accent 3" w:semiHidden="0" w:uiPriority="60" w:unhideWhenUsed="0"/>
-    <w:lsdException w:name="Light List Accent 3" w:semiHidden="0" w:uiPriority="61" w:unhideWhenUsed="0"/>
-    <w:lsdException w:name="Light Grid Accent 3" w:semiHidden="0" w:uiPriority="62" w:unhideWhenUsed="0"/>
-    <w:lsdException w:name="Medium Shading 1 Accent 3" w:semiHidden="0" w:uiPriority="63" w:unhideWhenUsed="0"/>
-    <w:lsdException w:name="Medium Shading 2 Accent 3" w:semiHidden="0" w:uiPriority="64" w:unhideWhenUsed="0"/>
-    <w:lsdException w:name="Medium List 1 Accent 3" w:semiHidden="0" w:uiPriority="65" w:unhideWhenUsed="0"/>
-    <w:lsdException w:name="Medium List 2 Accent 3" w:semiHidden="0" w:uiPriority="66" w:unhideWhenUsed="0"/>
-    <w:lsdException w:name="Medium Grid 1 Accent 3" w:semiHidden="0" w:uiPriority="67" w:unhideWhenUsed="0"/>
-    <w:lsdException w:name="Medium Grid 2 Accent 3" w:semiHidden="0" w:uiPriority="68" w:unhideWhenUsed="0"/>
-    <w:lsdException w:name="Medium Grid 3 Accent 3" w:semiHidden="0" w:uiPriority="69" w:unhideWhenUsed="0"/>
-    <w:lsdException w:name="Dark List Accent 3" w:semiHidden="0" w:uiPriority="70" w:unhideWhenUsed="0"/>
-    <w:lsdException w:name="Colorful Shading Accent 3" w:semiHidden="0" w:uiPriority="71" w:unhideWhenUsed="0"/>
-    <w:lsdException w:name="Colorful List Accent 3" w:semiHidden="0" w:uiPriority="72" w:unhideWhenUsed="0"/>
-    <w:lsdException w:name="Colorful Grid Accent 3" w:semiHidden="0" w:uiPriority="73" w:unhideWhenUsed="0"/>
-    <w:lsdException w:name="Light Shading Accent 4" w:semiHidden="0" w:uiPriority="60" w:unhideWhenUsed="0"/>
-    <w:lsdException w:name="Light List Accent 4" w:semiHidden="0" w:uiPriority="61" w:unhideWhenUsed="0"/>
-    <w:lsdException w:name="Light Grid Accent 4" w:semiHidden="0" w:uiPriority="62" w:unhideWhenUsed="0"/>
-    <w:lsdException w:name="Medium Shading 1 Accent 4" w:semiHidden="0" w:uiPriority="63" w:unhideWhenUsed="0"/>
-    <w:lsdException w:name="Medium Shading 2 Accent 4" w:semiHidden="0" w:uiPriority="64" w:unhideWhenUsed="0"/>
-    <w:lsdException w:name="Medium List 1 Accent 4" w:semiHidden="0" w:uiPriority="65" w:unhideWhenUsed="0"/>
-    <w:lsdException w:name="Medium List 2 Accent 4" w:semiHidden="0" w:uiPriority="66" w:unhideWhenUsed="0"/>
-    <w:lsdException w:name="Medium Grid 1 Accent 4" w:semiHidden="0" w:uiPriority="67" w:unhideWhenUsed="0"/>
-    <w:lsdException w:name="Medium Grid 2 Accent 4" w:semiHidden="0" w:uiPriority="68" w:unhideWhenUsed="0"/>
-    <w:lsdException w:name="Medium Grid 3 Accent 4" w:semiHidden="0" w:uiPriority="69" w:unhideWhenUsed="0"/>
-    <w:lsdException w:name="Dark List Accent 4" w:semiHidden="0" w:uiPriority="70" w:unhideWhenUsed="0"/>
-    <w:lsdException w:name="Colorful Shading Accent 4" w:semiHidden="0" w:uiPriority="71" w:unhideWhenUsed="0"/>
-    <w:lsdException w:name="Colorful List Accent 4" w:semiHidden="0" w:uiPriority="72" w:unhideWhenUsed="0"/>
-    <w:lsdException w:name="Colorful Grid Accent 4" w:semiHidden="0" w:uiPriority="73" w:unhideWhenUsed="0"/>
-    <w:lsdException w:name="Light Shading Accent 5" w:semiHidden="0" w:uiPriority="60" w:unhideWhenUsed="0"/>
-    <w:lsdException w:name="Light List Accent 5" w:semiHidden="0" w:uiPriority="61" w:unhideWhenUsed="0"/>
-    <w:lsdException w:name="Light Grid Accent 5" w:semiHidden="0" w:uiPriority="62" w:unhideWhenUsed="0"/>
-    <w:lsdException w:name="Medium Shading 1 Accent 5" w:semiHidden="0" w:uiPriority="63" w:unhideWhenUsed="0"/>
-    <w:lsdException w:name="Medium Shading 2 Accent 5" w:semiHidden="0" w:uiPriority="64" w:unhideWhenUsed="0"/>
-    <w:lsdException w:name="Medium List 1 Accent 5" w:semiHidden="0" w:uiPriority="65" w:unhideWhenUsed="0"/>
-    <w:lsdException w:name="Medium List 2 Accent 5" w:semiHidden="0" w:uiPriority="66" w:unhideWhenUsed="0"/>
-    <w:lsdException w:name="Medium Grid 1 Accent 5" w:semiHidden="0" w:uiPriority="67" w:unhideWhenUsed="0"/>
-    <w:lsdException w:name="Medium Grid 2 Accent 5" w:semiHidden="0" w:uiPriority="68" w:unhideWhenUsed="0"/>
-    <w:lsdException w:name="Medium Grid 3 Accent 5" w:semiHidden="0" w:uiPriority="69" w:unhideWhenUsed="0"/>
-    <w:lsdException w:name="Dark List Accent 5" w:semiHidden="0" w:uiPriority="70" w:unhideWhenUsed="0"/>
-    <w:lsdException w:name="Colorful Shading Accent 5" w:semiHidden="0" w:uiPriority="71" w:unhideWhenUsed="0"/>
-    <w:lsdException w:name="Colorful List Accent 5" w:semiHidden="0" w:uiPriority="72" w:unhideWhenUsed="0"/>
-    <w:lsdException w:name="Colorful Grid Accent 5" w:semiHidden="0" w:uiPriority="73" w:unhideWhenUsed="0"/>
-    <w:lsdException w:name="Light Shading Accent 6" w:semiHidden="0" w:uiPriority="60" w:unhideWhenUsed="0"/>
-    <w:lsdException w:name="Light List Accent 6" w:semiHidden="0" w:uiPriority="61" w:unhideWhenUsed="0"/>
-    <w:lsdException w:name="Light Grid Accent 6" w:semiHidden="0" w:uiPriority="62" w:unhideWhenUsed="0"/>
-    <w:lsdException w:name="Medium Shading 1 Accent 6" w:semiHidden="0" w:uiPriority="63" w:unhideWhenUsed="0"/>
-    <w:lsdException w:name="Medium Shading 2 Accent 6" w:semiHidden="0" w:uiPriority="64" w:unhideWhenUsed="0"/>
-    <w:lsdException w:name="Medium List 1 Accent 6" w:semiHidden="0" w:uiPriority="65" w:unhideWhenUsed="0"/>
-    <w:lsdException w:name="Medium List 2 Accent 6" w:semiHidden="0" w:uiPriority="66" w:unhideWhenUsed="0"/>
-    <w:lsdException w:name="Medium Grid 1 Accent 6" w:semiHidden="0" w:uiPriority="67" w:unhideWhenUsed="0"/>
-    <w:lsdException w:name="Medium Grid 2 Accent 6" w:semiHidden="0" w:uiPriority="68" w:unhideWhenUsed="0"/>
-    <w:lsdException w:name="Medium Grid 3 Accent 6" w:semiHidden="0" w:uiPriority="69" w:unhideWhenUsed="0"/>
-    <w:lsdException w:name="Dark List Accent 6" w:semiHidden="0" w:uiPriority="70" w:unhideWhenUsed="0"/>
-    <w:lsdException w:name="Colorful Shading Accent 6" w:semiHidden="0" w:uiPriority="71" w:unhideWhenUsed="0"/>
-    <w:lsdException w:name="Colorful List Accent 6" w:semiHidden="0" w:uiPriority="72" w:unhideWhenUsed="0"/>
-    <w:lsdException w:name="Colorful Grid Accent 6" w:semiHidden="0" w:uiPriority="73" w:unhideWhenUsed="0"/>
-    <w:lsdException w:name="Subtle Emphasis" w:semiHidden="0" w:uiPriority="19" w:unhideWhenUsed="0" w:qFormat="1"/>
-    <w:lsdException w:name="Intense Emphasis" w:semiHidden="0" w:uiPriority="21" w:unhideWhenUsed="0" w:qFormat="1"/>
-    <w:lsdException w:name="Subtle Reference" w:semiHidden="0" w:uiPriority="31" w:unhideWhenUsed="0" w:qFormat="1"/>
-    <w:lsdException w:name="Intense Reference" w:semiHidden="0" w:uiPriority="32" w:unhideWhenUsed="0" w:qFormat="1"/>
-    <w:lsdException w:name="Book Title" w:semiHidden="0" w:uiPriority="33" w:unhideWhenUsed="0" w:qFormat="1"/>
-    <w:lsdException w:name="Bibliography" w:uiPriority="37"/>
-    <w:lsdException w:name="TOC Heading" w:uiPriority="39" w:qFormat="1"/>
-  </w:latentStyles>
-  <w:style w:type="paragraph" w:default="1" w:styleId="Normal">
-    <w:name w:val="Normal"/>
-    <w:qFormat/>
-    <w:rsid w:val="00BB49EE"/>
-    <w:pPr>
-      <w:spacing w:after="0" w:line="240" w:lineRule="auto"/>
-    </w:pPr>
-    <w:rPr>
-      <w:rFonts w:ascii="Times New Roman" w:eastAsia="Times New Roman" w:hAnsi="Times New Roman" w:cs="Times New Roman"/>
-      <w:sz w:val="20"/>
-      <w:szCs w:val="20"/>
-    </w:rPr>
-  </w:style>
-  <w:style w:type="paragraph" w:styleId="Heading1">
-    <w:name w:val="heading 1"/>
+  <w:style w:type="character" w:styleId="CommentReference">
+    <w:name w:val="annotation reference"/>
+    <w:basedOn w:val="DefaultParagraphFont"/>
+    <w:uiPriority w:val="99"/>
+    <w:semiHidden/>
+    <w:unhideWhenUsed/>
+    <w:rsid w:val="00C408A5"/>
+    <w:rPr>
+      <w:sz w:val="16"/>
+      <w:szCs w:val="16"/>
+    </w:rPr>
+  </w:style>
+  <w:style w:type="paragraph" w:styleId="CommentText">
+    <w:name w:val="annotation text"/>
     <w:basedOn w:val="Normal"/>
-    <w:next w:val="Normal"/>
-    <w:link w:val="Heading1Char"/>
-    <w:qFormat/>
-    <w:rsid w:val="00BB49EE"/>
-    <w:pPr>
-      <w:keepNext/>
-      <w:numPr>
-        <w:numId w:val="15"/>
-      </w:numPr>
-      <w:spacing w:before="240" w:after="60"/>
-      <w:outlineLvl w:val="0"/>
-    </w:pPr>
-    <w:rPr>
-      <w:rFonts w:ascii="Arial" w:hAnsi="Arial" w:cs="Arial"/>
+    <w:link w:val="CommentTextChar"/>
+    <w:uiPriority w:val="99"/>
+    <w:semiHidden/>
+    <w:unhideWhenUsed/>
+    <w:rsid w:val="00C408A5"/>
+  </w:style>
+  <w:style w:type="character" w:customStyle="1" w:styleId="CommentTextChar">
+    <w:name w:val="Comment Text Char"/>
+    <w:basedOn w:val="DefaultParagraphFont"/>
+    <w:link w:val="CommentText"/>
+    <w:uiPriority w:val="99"/>
+    <w:semiHidden/>
+    <w:rsid w:val="00C408A5"/>
+    <w:rPr>
+      <w:rFonts w:ascii="Times New Roman" w:eastAsia="Times New Roman" w:hAnsi="Times New Roman" w:cs="Times New Roman"/>
+      <w:sz w:val="20"/>
+      <w:szCs w:val="20"/>
+    </w:rPr>
+  </w:style>
+  <w:style w:type="paragraph" w:styleId="CommentSubject">
+    <w:name w:val="annotation subject"/>
+    <w:basedOn w:val="CommentText"/>
+    <w:next w:val="CommentText"/>
+    <w:link w:val="CommentSubjectChar"/>
+    <w:uiPriority w:val="99"/>
+    <w:semiHidden/>
+    <w:unhideWhenUsed/>
+    <w:rsid w:val="00C408A5"/>
+    <w:rPr>
       <w:b/>
       <w:bCs/>
-      <w:kern w:val="32"/>
-      <w:sz w:val="32"/>
-      <w:szCs w:val="32"/>
-    </w:rPr>
-  </w:style>
-  <w:style w:type="paragraph" w:styleId="Heading2">
-    <w:name w:val="heading 2"/>
-    <w:basedOn w:val="Normal"/>
-    <w:next w:val="Normal"/>
-    <w:link w:val="Heading2Char"/>
-    <w:qFormat/>
-    <w:rsid w:val="00BB49EE"/>
-    <w:pPr>
-      <w:keepNext/>
-      <w:numPr>
-        <w:ilvl w:val="1"/>
-        <w:numId w:val="15"/>
-      </w:numPr>
-      <w:spacing w:before="240" w:after="60"/>
-      <w:outlineLvl w:val="1"/>
-    </w:pPr>
-    <w:rPr>
-      <w:rFonts w:ascii="Arial" w:hAnsi="Arial" w:cs="Arial"/>
+    </w:rPr>
+  </w:style>
+  <w:style w:type="character" w:customStyle="1" w:styleId="CommentSubjectChar">
+    <w:name w:val="Comment Subject Char"/>
+    <w:basedOn w:val="CommentTextChar"/>
+    <w:link w:val="CommentSubject"/>
+    <w:uiPriority w:val="99"/>
+    <w:semiHidden/>
+    <w:rsid w:val="00C408A5"/>
+    <w:rPr>
+      <w:rFonts w:ascii="Times New Roman" w:eastAsia="Times New Roman" w:hAnsi="Times New Roman" w:cs="Times New Roman"/>
       <w:b/>
       <w:bCs/>
-      <w:i/>
-      <w:iCs/>
-      <w:sz w:val="28"/>
-      <w:szCs w:val="28"/>
-    </w:rPr>
-  </w:style>
-  <w:style w:type="paragraph" w:styleId="Heading3">
-    <w:name w:val="heading 3"/>
-    <w:basedOn w:val="Normal"/>
-    <w:next w:val="Normal"/>
-    <w:link w:val="Heading3Char"/>
-    <w:qFormat/>
-    <w:rsid w:val="00BB49EE"/>
-    <w:pPr>
-      <w:keepNext/>
-      <w:numPr>
-        <w:ilvl w:val="2"/>
-        <w:numId w:val="15"/>
-      </w:numPr>
-      <w:spacing w:before="240" w:after="60"/>
-      <w:outlineLvl w:val="2"/>
-    </w:pPr>
-    <w:rPr>
-      <w:rFonts w:ascii="Arial" w:hAnsi="Arial" w:cs="Arial"/>
-      <w:b/>
-      <w:bCs/>
-      <w:sz w:val="26"/>
-      <w:szCs w:val="26"/>
-    </w:rPr>
-  </w:style>
-  <w:style w:type="paragraph" w:styleId="Heading4">
-    <w:name w:val="heading 4"/>
-    <w:basedOn w:val="Normal"/>
-    <w:next w:val="Normal"/>
-    <w:link w:val="Heading4Char"/>
-    <w:qFormat/>
-    <w:rsid w:val="00BB49EE"/>
-    <w:pPr>
-      <w:keepNext/>
-      <w:numPr>
-        <w:ilvl w:val="3"/>
-        <w:numId w:val="15"/>
-      </w:numPr>
-      <w:spacing w:before="240" w:after="60"/>
-      <w:outlineLvl w:val="3"/>
-    </w:pPr>
-    <w:rPr>
-      <w:b/>
-      <w:bCs/>
-      <w:sz w:val="28"/>
-      <w:szCs w:val="28"/>
-    </w:rPr>
-  </w:style>
-  <w:style w:type="paragraph" w:styleId="Heading5">
-    <w:name w:val="heading 5"/>
-    <w:basedOn w:val="Normal"/>
-    <w:next w:val="Normal"/>
-    <w:link w:val="Heading5Char"/>
-    <w:qFormat/>
-    <w:rsid w:val="00BB49EE"/>
-    <w:pPr>
-      <w:numPr>
-        <w:ilvl w:val="4"/>
-        <w:numId w:val="15"/>
-      </w:numPr>
-      <w:spacing w:before="240" w:after="60"/>
-      <w:outlineLvl w:val="4"/>
-    </w:pPr>
-    <w:rPr>
-      <w:b/>
-      <w:bCs/>
-      <w:i/>
-      <w:iCs/>
-      <w:sz w:val="26"/>
-      <w:szCs w:val="26"/>
-    </w:rPr>
-  </w:style>
-  <w:style w:type="paragraph" w:styleId="Heading6">
-    <w:name w:val="heading 6"/>
-    <w:basedOn w:val="Normal"/>
-    <w:next w:val="Normal"/>
-    <w:link w:val="Heading6Char"/>
-    <w:qFormat/>
-    <w:rsid w:val="00BB49EE"/>
-    <w:pPr>
-      <w:numPr>
-        <w:ilvl w:val="5"/>
-        <w:numId w:val="15"/>
-      </w:numPr>
-      <w:spacing w:before="240" w:after="60"/>
-      <w:outlineLvl w:val="5"/>
-    </w:pPr>
-    <w:rPr>
-      <w:b/>
-      <w:bCs/>
-      <w:sz w:val="22"/>
-      <w:szCs w:val="22"/>
-    </w:rPr>
-  </w:style>
-  <w:style w:type="paragraph" w:styleId="Heading7">
-    <w:name w:val="heading 7"/>
-    <w:basedOn w:val="Normal"/>
-    <w:next w:val="Normal"/>
-    <w:link w:val="Heading7Char"/>
-    <w:qFormat/>
-    <w:rsid w:val="00BB49EE"/>
-    <w:pPr>
-      <w:numPr>
-        <w:ilvl w:val="6"/>
-        <w:numId w:val="15"/>
-      </w:numPr>
-      <w:spacing w:before="240" w:after="60"/>
-      <w:outlineLvl w:val="6"/>
-    </w:pPr>
-    <w:rPr>
-      <w:sz w:val="24"/>
-      <w:szCs w:val="24"/>
-    </w:rPr>
-  </w:style>
-  <w:style w:type="paragraph" w:styleId="Heading8">
-    <w:name w:val="heading 8"/>
-    <w:basedOn w:val="Normal"/>
-    <w:next w:val="Normal"/>
-    <w:link w:val="Heading8Char"/>
-    <w:qFormat/>
-    <w:rsid w:val="00BB49EE"/>
-    <w:pPr>
-      <w:numPr>
-        <w:ilvl w:val="7"/>
-        <w:numId w:val="15"/>
-      </w:numPr>
-      <w:spacing w:before="240" w:after="60"/>
-      <w:outlineLvl w:val="7"/>
-    </w:pPr>
-    <w:rPr>
-      <w:i/>
-      <w:iCs/>
-      <w:sz w:val="24"/>
-      <w:szCs w:val="24"/>
-    </w:rPr>
-  </w:style>
-  <w:style w:type="paragraph" w:styleId="Heading9">
-    <w:name w:val="heading 9"/>
-    <w:basedOn w:val="Normal"/>
-    <w:next w:val="Normal"/>
-    <w:link w:val="Heading9Char"/>
-    <w:qFormat/>
-    <w:rsid w:val="00BB49EE"/>
-    <w:pPr>
-      <w:numPr>
-        <w:ilvl w:val="8"/>
-        <w:numId w:val="15"/>
-      </w:numPr>
-      <w:spacing w:before="240" w:after="60"/>
-      <w:outlineLvl w:val="8"/>
-    </w:pPr>
-    <w:rPr>
-      <w:rFonts w:ascii="Arial" w:hAnsi="Arial" w:cs="Arial"/>
-      <w:sz w:val="22"/>
-      <w:szCs w:val="22"/>
-    </w:rPr>
-  </w:style>
-  <w:style w:type="character" w:default="1" w:styleId="DefaultParagraphFont">
-    <w:name w:val="Default Paragraph Font"/>
-    <w:uiPriority w:val="1"/>
-    <w:semiHidden/>
-    <w:unhideWhenUsed/>
-  </w:style>
-  <w:style w:type="table" w:default="1" w:styleId="TableNormal">
-    <w:name w:val="Normal Table"/>
-    <w:uiPriority w:val="99"/>
-    <w:semiHidden/>
-    <w:unhideWhenUsed/>
-    <w:tblPr>
-      <w:tblInd w:w="0" w:type="dxa"/>
-      <w:tblCellMar>
-        <w:top w:w="0" w:type="dxa"/>
-        <w:left w:w="108" w:type="dxa"/>
-        <w:bottom w:w="0" w:type="dxa"/>
-        <w:right w:w="108" w:type="dxa"/>
-      </w:tblCellMar>
-    </w:tblPr>
-  </w:style>
-  <w:style w:type="numbering" w:default="1" w:styleId="NoList">
-    <w:name w:val="No List"/>
-    <w:uiPriority w:val="99"/>
-    <w:semiHidden/>
-    <w:unhideWhenUsed/>
-  </w:style>
-  <w:style w:type="paragraph" w:styleId="Header">
-    <w:name w:val="header"/>
-    <w:basedOn w:val="Normal"/>
-    <w:link w:val="HeaderChar"/>
-    <w:rsid w:val="00BB49EE"/>
-    <w:pPr>
-      <w:tabs>
-        <w:tab w:val="center" w:pos="4320"/>
-        <w:tab w:val="right" w:pos="8640"/>
-      </w:tabs>
-    </w:pPr>
-  </w:style>
-  <w:style w:type="character" w:customStyle="1" w:styleId="HeaderChar">
-    <w:name w:val="Header Char"/>
-    <w:basedOn w:val="DefaultParagraphFont"/>
-    <w:link w:val="Header"/>
-    <w:rsid w:val="00BB49EE"/>
-    <w:rPr>
-      <w:rFonts w:ascii="Times New Roman" w:eastAsia="Times New Roman" w:hAnsi="Times New Roman" w:cs="Times New Roman"/>
-      <w:sz w:val="20"/>
-      <w:szCs w:val="20"/>
-    </w:rPr>
-  </w:style>
-  <w:style w:type="paragraph" w:styleId="Footer">
-    <w:name w:val="footer"/>
-    <w:basedOn w:val="Normal"/>
-    <w:link w:val="FooterChar"/>
-    <w:rsid w:val="00BB49EE"/>
-    <w:pPr>
-      <w:tabs>
-        <w:tab w:val="center" w:pos="4320"/>
-        <w:tab w:val="right" w:pos="8640"/>
-      </w:tabs>
-    </w:pPr>
-  </w:style>
-  <w:style w:type="character" w:customStyle="1" w:styleId="FooterChar">
-    <w:name w:val="Footer Char"/>
-    <w:basedOn w:val="DefaultParagraphFont"/>
-    <w:link w:val="Footer"/>
-    <w:rsid w:val="00BB49EE"/>
-    <w:rPr>
-      <w:rFonts w:ascii="Times New Roman" w:eastAsia="Times New Roman" w:hAnsi="Times New Roman" w:cs="Times New Roman"/>
-      <w:sz w:val="20"/>
-      <w:szCs w:val="20"/>
-    </w:rPr>
-  </w:style>
-  <w:style w:type="character" w:customStyle="1" w:styleId="Heading1Char">
-    <w:name w:val="Heading 1 Char"/>
-    <w:basedOn w:val="DefaultParagraphFont"/>
-    <w:link w:val="Heading1"/>
-    <w:rsid w:val="00BB49EE"/>
-    <w:rPr>
-      <w:rFonts w:ascii="Arial" w:eastAsia="Times New Roman" w:hAnsi="Arial" w:cs="Arial"/>
-      <w:b/>
-      <w:bCs/>
-      <w:kern w:val="32"/>
-      <w:sz w:val="32"/>
-      <w:szCs w:val="32"/>
-    </w:rPr>
-  </w:style>
-  <w:style w:type="character" w:customStyle="1" w:styleId="Heading2Char">
-    <w:name w:val="Heading 2 Char"/>
-    <w:basedOn w:val="DefaultParagraphFont"/>
-    <w:link w:val="Heading2"/>
-    <w:rsid w:val="00BB49EE"/>
-    <w:rPr>
-      <w:rFonts w:ascii="Arial" w:eastAsia="Times New Roman" w:hAnsi="Arial" w:cs="Arial"/>
-      <w:b/>
-      <w:bCs/>
-      <w:i/>
-      <w:iCs/>
-      <w:sz w:val="28"/>
-      <w:szCs w:val="28"/>
-    </w:rPr>
-  </w:style>
-  <w:style w:type="character" w:customStyle="1" w:styleId="Heading3Char">
-    <w:name w:val="Heading 3 Char"/>
-    <w:basedOn w:val="DefaultParagraphFont"/>
-    <w:link w:val="Heading3"/>
-    <w:rsid w:val="00BB49EE"/>
-    <w:rPr>
-      <w:rFonts w:ascii="Arial" w:eastAsia="Times New Roman" w:hAnsi="Arial" w:cs="Arial"/>
-      <w:b/>
-      <w:bCs/>
-      <w:sz w:val="26"/>
-      <w:szCs w:val="26"/>
-    </w:rPr>
-  </w:style>
-  <w:style w:type="character" w:customStyle="1" w:styleId="Heading4Char">
-    <w:name w:val="Heading 4 Char"/>
-    <w:basedOn w:val="DefaultParagraphFont"/>
-    <w:link w:val="Heading4"/>
-    <w:rsid w:val="00BB49EE"/>
-    <w:rPr>
-      <w:rFonts w:ascii="Times New Roman" w:eastAsia="Times New Roman" w:hAnsi="Times New Roman" w:cs="Times New Roman"/>
-      <w:b/>
-      <w:bCs/>
-      <w:sz w:val="28"/>
-      <w:szCs w:val="28"/>
-    </w:rPr>
-  </w:style>
-  <w:style w:type="character" w:customStyle="1" w:styleId="Heading5Char">
-    <w:name w:val="Heading 5 Char"/>
-    <w:basedOn w:val="DefaultParagraphFont"/>
-    <w:link w:val="Heading5"/>
-    <w:rsid w:val="00BB49EE"/>
-    <w:rPr>
-      <w:rFonts w:ascii="Times New Roman" w:eastAsia="Times New Roman" w:hAnsi="Times New Roman" w:cs="Times New Roman"/>
-      <w:b/>
-      <w:bCs/>
-      <w:i/>
-      <w:iCs/>
-      <w:sz w:val="26"/>
-      <w:szCs w:val="26"/>
-    </w:rPr>
-  </w:style>
-  <w:style w:type="character" w:customStyle="1" w:styleId="Heading6Char">
-    <w:name w:val="Heading 6 Char"/>
-    <w:basedOn w:val="DefaultParagraphFont"/>
-    <w:link w:val="Heading6"/>
-    <w:rsid w:val="00BB49EE"/>
-    <w:rPr>
-      <w:rFonts w:ascii="Times New Roman" w:eastAsia="Times New Roman" w:hAnsi="Times New Roman" w:cs="Times New Roman"/>
-      <w:b/>
-      <w:bCs/>
-    </w:rPr>
-  </w:style>
-  <w:style w:type="character" w:customStyle="1" w:styleId="Heading7Char">
-    <w:name w:val="Heading 7 Char"/>
-    <w:basedOn w:val="DefaultParagraphFont"/>
-    <w:link w:val="Heading7"/>
-    <w:rsid w:val="00BB49EE"/>
-    <w:rPr>
-      <w:rFonts w:ascii="Times New Roman" w:eastAsia="Times New Roman" w:hAnsi="Times New Roman" w:cs="Times New Roman"/>
-      <w:sz w:val="24"/>
-      <w:szCs w:val="24"/>
-    </w:rPr>
-  </w:style>
-  <w:style w:type="character" w:customStyle="1" w:styleId="Heading8Char">
-    <w:name w:val="Heading 8 Char"/>
-    <w:basedOn w:val="DefaultParagraphFont"/>
-    <w:link w:val="Heading8"/>
-    <w:rsid w:val="00BB49EE"/>
-    <w:rPr>
-      <w:rFonts w:ascii="Times New Roman" w:eastAsia="Times New Roman" w:hAnsi="Times New Roman" w:cs="Times New Roman"/>
-      <w:i/>
-      <w:iCs/>
-      <w:sz w:val="24"/>
-      <w:szCs w:val="24"/>
-    </w:rPr>
-  </w:style>
-  <w:style w:type="character" w:customStyle="1" w:styleId="Heading9Char">
-    <w:name w:val="Heading 9 Char"/>
-    <w:basedOn w:val="DefaultParagraphFont"/>
-    <w:link w:val="Heading9"/>
-    <w:rsid w:val="00BB49EE"/>
-    <w:rPr>
-      <w:rFonts w:ascii="Arial" w:eastAsia="Times New Roman" w:hAnsi="Arial" w:cs="Arial"/>
-    </w:rPr>
-  </w:style>
-  <w:style w:type="numbering" w:styleId="111111">
-    <w:name w:val="Outline List 2"/>
-    <w:basedOn w:val="NoList"/>
-    <w:semiHidden/>
-    <w:rsid w:val="00BB49EE"/>
-    <w:pPr>
-      <w:numPr>
-        <w:numId w:val="13"/>
-      </w:numPr>
-    </w:pPr>
-  </w:style>
-  <w:style w:type="numbering" w:styleId="1ai">
-    <w:name w:val="Outline List 1"/>
-    <w:basedOn w:val="NoList"/>
-    <w:semiHidden/>
-    <w:rsid w:val="00BB49EE"/>
-    <w:pPr>
-      <w:numPr>
-        <w:numId w:val="14"/>
-      </w:numPr>
-    </w:pPr>
-  </w:style>
-  <w:style w:type="numbering" w:styleId="ArticleSection">
-    <w:name w:val="Outline List 3"/>
-    <w:basedOn w:val="NoList"/>
-    <w:semiHidden/>
-    <w:rsid w:val="00BB49EE"/>
-    <w:pPr>
-      <w:numPr>
-        <w:numId w:val="15"/>
-      </w:numPr>
-    </w:pPr>
-  </w:style>
-  <w:style w:type="paragraph" w:styleId="BlockText">
-    <w:name w:val="Block Text"/>
-    <w:basedOn w:val="Normal"/>
-    <w:semiHidden/>
-    <w:rsid w:val="00BB49EE"/>
-    <w:pPr>
-      <w:spacing w:after="120"/>
-      <w:ind w:left="1440" w:right="1440"/>
-    </w:pPr>
-  </w:style>
-  <w:style w:type="paragraph" w:styleId="BodyText">
-    <w:name w:val="Body Text"/>
-    <w:basedOn w:val="Normal"/>
-    <w:link w:val="BodyTextChar"/>
-    <w:semiHidden/>
-    <w:rsid w:val="00BB49EE"/>
-    <w:pPr>
-      <w:spacing w:after="120"/>
-    </w:pPr>
-  </w:style>
-  <w:style w:type="character" w:customStyle="1" w:styleId="BodyTextChar">
-    <w:name w:val="Body Text Char"/>
-    <w:basedOn w:val="DefaultParagraphFont"/>
-    <w:link w:val="BodyText"/>
-    <w:semiHidden/>
-    <w:rsid w:val="00BB49EE"/>
-    <w:rPr>
-      <w:rFonts w:ascii="Times New Roman" w:eastAsia="Times New Roman" w:hAnsi="Times New Roman" w:cs="Times New Roman"/>
-      <w:sz w:val="20"/>
-      <w:szCs w:val="20"/>
-    </w:rPr>
-  </w:style>
-  <w:style w:type="paragraph" w:styleId="BodyText2">
-    <w:name w:val="Body Text 2"/>
-    <w:basedOn w:val="Normal"/>
-    <w:link w:val="BodyText2Char"/>
-    <w:semiHidden/>
-    <w:rsid w:val="00BB49EE"/>
-    <w:pPr>
-      <w:spacing w:after="120" w:line="480" w:lineRule="auto"/>
-    </w:pPr>
-  </w:style>
-  <w:style w:type="character" w:customStyle="1" w:styleId="BodyText2Char">
-    <w:name w:val="Body Text 2 Char"/>
-    <w:basedOn w:val="DefaultParagraphFont"/>
-    <w:link w:val="BodyText2"/>
-    <w:semiHidden/>
-    <w:rsid w:val="00BB49EE"/>
-    <w:rPr>
-      <w:rFonts w:ascii="Times New Roman" w:eastAsia="Times New Roman" w:hAnsi="Times New Roman" w:cs="Times New Roman"/>
-      <w:sz w:val="20"/>
-      <w:szCs w:val="20"/>
-    </w:rPr>
-  </w:style>
-  <w:style w:type="paragraph" w:styleId="BodyText3">
-    <w:name w:val="Body Text 3"/>
-    <w:basedOn w:val="Normal"/>
-    <w:link w:val="BodyText3Char"/>
-    <w:semiHidden/>
-    <w:rsid w:val="00BB49EE"/>
-    <w:pPr>
-      <w:spacing w:after="120"/>
-    </w:pPr>
-    <w:rPr>
-      <w:sz w:val="16"/>
-      <w:szCs w:val="16"/>
-    </w:rPr>
-  </w:style>
-  <w:style w:type="character" w:customStyle="1" w:styleId="BodyText3Char">
-    <w:name w:val="Body Text 3 Char"/>
-    <w:basedOn w:val="DefaultParagraphFont"/>
-    <w:link w:val="BodyText3"/>
-    <w:semiHidden/>
-    <w:rsid w:val="00BB49EE"/>
-    <w:rPr>
-      <w:rFonts w:ascii="Times New Roman" w:eastAsia="Times New Roman" w:hAnsi="Times New Roman" w:cs="Times New Roman"/>
-      <w:sz w:val="16"/>
-      <w:szCs w:val="16"/>
-    </w:rPr>
-  </w:style>
-  <w:style w:type="paragraph" w:styleId="BodyTextFirstIndent">
-    <w:name w:val="Body Text First Indent"/>
-    <w:basedOn w:val="BodyText"/>
-    <w:link w:val="BodyTextFirstIndentChar"/>
-    <w:semiHidden/>
-    <w:rsid w:val="00BB49EE"/>
-    <w:pPr>
-      <w:ind w:firstLine="210"/>
-    </w:pPr>
-  </w:style>
-  <w:style w:type="character" w:customStyle="1" w:styleId="BodyTextFirstIndentChar">
-    <w:name w:val="Body Text First Indent Char"/>
-    <w:basedOn w:val="BodyTextChar"/>
-    <w:link w:val="BodyTextFirstIndent"/>
-    <w:semiHidden/>
-    <w:rsid w:val="00BB49EE"/>
-    <w:rPr>
-      <w:rFonts w:ascii="Times New Roman" w:eastAsia="Times New Roman" w:hAnsi="Times New Roman" w:cs="Times New Roman"/>
-      <w:sz w:val="20"/>
-      <w:szCs w:val="20"/>
-    </w:rPr>
-  </w:style>
-  <w:style w:type="paragraph" w:styleId="BodyTextIndent">
-    <w:name w:val="Body Text Indent"/>
-    <w:basedOn w:val="Normal"/>
-    <w:link w:val="BodyTextIndentChar"/>
-    <w:semiHidden/>
-    <w:rsid w:val="00BB49EE"/>
-    <w:pPr>
-      <w:spacing w:after="120"/>
-      <w:ind w:left="360"/>
-    </w:pPr>
-  </w:style>
-  <w:style w:type="character" w:customStyle="1" w:styleId="BodyTextIndentChar">
-    <w:name w:val="Body Text Indent Char"/>
-    <w:basedOn w:val="DefaultParagraphFont"/>
-    <w:link w:val="BodyTextIndent"/>
-    <w:semiHidden/>
-    <w:rsid w:val="00BB49EE"/>
-    <w:rPr>
-      <w:rFonts w:ascii="Times New Roman" w:eastAsia="Times New Roman" w:hAnsi="Times New Roman" w:cs="Times New Roman"/>
-      <w:sz w:val="20"/>
-      <w:szCs w:val="20"/>
-    </w:rPr>
-  </w:style>
-  <w:style w:type="paragraph" w:styleId="BodyTextFirstIndent2">
-    <w:name w:val="Body Text First Indent 2"/>
-    <w:basedOn w:val="BodyTextIndent"/>
-    <w:link w:val="BodyTextFirstIndent2Char"/>
-    <w:semiHidden/>
-    <w:rsid w:val="00BB49EE"/>
-    <w:pPr>
-      <w:ind w:firstLine="210"/>
-    </w:pPr>
-  </w:style>
-  <w:style w:type="character" w:customStyle="1" w:styleId="BodyTextFirstIndent2Char">
-    <w:name w:val="Body Text First Indent 2 Char"/>
-    <w:basedOn w:val="BodyTextIndentChar"/>
-    <w:link w:val="BodyTextFirstIndent2"/>
-    <w:semiHidden/>
-    <w:rsid w:val="00BB49EE"/>
-    <w:rPr>
-      <w:rFonts w:ascii="Times New Roman" w:eastAsia="Times New Roman" w:hAnsi="Times New Roman" w:cs="Times New Roman"/>
-      <w:sz w:val="20"/>
-      <w:szCs w:val="20"/>
-    </w:rPr>
-  </w:style>
-  <w:style w:type="paragraph" w:styleId="BodyTextIndent2">
-    <w:name w:val="Body Text Indent 2"/>
-    <w:basedOn w:val="Normal"/>
-    <w:link w:val="BodyTextIndent2Char"/>
-    <w:semiHidden/>
-    <w:rsid w:val="00BB49EE"/>
-    <w:pPr>
-      <w:spacing w:after="120" w:line="480" w:lineRule="auto"/>
-      <w:ind w:left="360"/>
-    </w:pPr>
-  </w:style>
-  <w:style w:type="character" w:customStyle="1" w:styleId="BodyTextIndent2Char">
-    <w:name w:val="Body Text Indent 2 Char"/>
-    <w:basedOn w:val="DefaultParagraphFont"/>
-    <w:link w:val="BodyTextIndent2"/>
-    <w:semiHidden/>
-    <w:rsid w:val="00BB49EE"/>
-    <w:rPr>
-      <w:rFonts w:ascii="Times New Roman" w:eastAsia="Times New Roman" w:hAnsi="Times New Roman" w:cs="Times New Roman"/>
-      <w:sz w:val="20"/>
-      <w:szCs w:val="20"/>
-    </w:rPr>
-  </w:style>
-  <w:style w:type="paragraph" w:styleId="BodyTextIndent3">
-    <w:name w:val="Body Text Indent 3"/>
-    <w:basedOn w:val="Normal"/>
-    <w:link w:val="BodyTextIndent3Char"/>
-    <w:semiHidden/>
-    <w:rsid w:val="00BB49EE"/>
-    <w:pPr>
-      <w:spacing w:after="120"/>
-      <w:ind w:left="360"/>
-    </w:pPr>
-    <w:rPr>
-      <w:sz w:val="16"/>
-      <w:szCs w:val="16"/>
-    </w:rPr>
-  </w:style>
-  <w:style w:type="character" w:customStyle="1" w:styleId="BodyTextIndent3Char">
-    <w:name w:val="Body Text Indent 3 Char"/>
-    <w:basedOn w:val="DefaultParagraphFont"/>
-    <w:link w:val="BodyTextIndent3"/>
-    <w:semiHidden/>
-    <w:rsid w:val="00BB49EE"/>
-    <w:rPr>
-      <w:rFonts w:ascii="Times New Roman" w:eastAsia="Times New Roman" w:hAnsi="Times New Roman" w:cs="Times New Roman"/>
-      <w:sz w:val="16"/>
-      <w:szCs w:val="16"/>
-    </w:rPr>
-  </w:style>
-  <w:style w:type="paragraph" w:styleId="Closing">
-    <w:name w:val="Closing"/>
-    <w:basedOn w:val="Normal"/>
-    <w:link w:val="ClosingChar"/>
-    <w:semiHidden/>
-    <w:rsid w:val="00BB49EE"/>
-    <w:pPr>
-      <w:ind w:left="4320"/>
-    </w:pPr>
-  </w:style>
-  <w:style w:type="character" w:customStyle="1" w:styleId="ClosingChar">
-    <w:name w:val="Closing Char"/>
-    <w:basedOn w:val="DefaultParagraphFont"/>
-    <w:link w:val="Closing"/>
-    <w:semiHidden/>
-    <w:rsid w:val="00BB49EE"/>
-    <w:rPr>
-      <w:rFonts w:ascii="Times New Roman" w:eastAsia="Times New Roman" w:hAnsi="Times New Roman" w:cs="Times New Roman"/>
-      <w:sz w:val="20"/>
-      <w:szCs w:val="20"/>
-    </w:rPr>
-  </w:style>
-  <w:style w:type="paragraph" w:styleId="Date">
-    <w:name w:val="Date"/>
-    <w:basedOn w:val="Normal"/>
-    <w:next w:val="Normal"/>
-    <w:link w:val="DateChar"/>
-    <w:semiHidden/>
-    <w:rsid w:val="00BB49EE"/>
-  </w:style>
-  <w:style w:type="character" w:customStyle="1" w:styleId="DateChar">
-    <w:name w:val="Date Char"/>
-    <w:basedOn w:val="DefaultParagraphFont"/>
-    <w:link w:val="Date"/>
-    <w:semiHidden/>
-    <w:rsid w:val="00BB49EE"/>
-    <w:rPr>
-      <w:rFonts w:ascii="Times New Roman" w:eastAsia="Times New Roman" w:hAnsi="Times New Roman" w:cs="Times New Roman"/>
-      <w:sz w:val="20"/>
-      <w:szCs w:val="20"/>
-    </w:rPr>
-  </w:style>
-  <w:style w:type="paragraph" w:styleId="E-mailSignature">
-    <w:name w:val="E-mail Signature"/>
-    <w:basedOn w:val="Normal"/>
-    <w:link w:val="E-mailSignatureChar"/>
-    <w:semiHidden/>
-    <w:rsid w:val="00BB49EE"/>
-  </w:style>
-  <w:style w:type="character" w:customStyle="1" w:styleId="E-mailSignatureChar">
-    <w:name w:val="E-mail Signature Char"/>
-    <w:basedOn w:val="DefaultParagraphFont"/>
-    <w:link w:val="E-mailSignature"/>
-    <w:semiHidden/>
-    <w:rsid w:val="00BB49EE"/>
-    <w:rPr>
-      <w:rFonts w:ascii="Times New Roman" w:eastAsia="Times New Roman" w:hAnsi="Times New Roman" w:cs="Times New Roman"/>
-      <w:sz w:val="20"/>
-      <w:szCs w:val="20"/>
-    </w:rPr>
-  </w:style>
-  <w:style w:type="character" w:styleId="Emphasis">
-    <w:name w:val="Emphasis"/>
-    <w:basedOn w:val="DefaultParagraphFont"/>
-    <w:uiPriority w:val="20"/>
-    <w:qFormat/>
-    <w:rsid w:val="00BB49EE"/>
-    <w:rPr>
-      <w:i/>
-      <w:iCs/>
-    </w:rPr>
-  </w:style>
-  <w:style w:type="paragraph" w:styleId="EnvelopeAddress">
-    <w:name w:val="envelope address"/>
-    <w:basedOn w:val="Normal"/>
-    <w:semiHidden/>
-    <w:rsid w:val="00BB49EE"/>
-    <w:pPr>
-      <w:framePr w:w="7920" w:h="1980" w:hRule="exact" w:hSpace="180" w:wrap="auto" w:hAnchor="page" w:xAlign="center" w:yAlign="bottom"/>
-      <w:ind w:left="2880"/>
-    </w:pPr>
-    <w:rPr>
-      <w:rFonts w:ascii="Arial" w:hAnsi="Arial" w:cs="Arial"/>
-      <w:sz w:val="24"/>
-      <w:szCs w:val="24"/>
-    </w:rPr>
-  </w:style>
-  <w:style w:type="paragraph" w:styleId="EnvelopeReturn">
-    <w:name w:val="envelope return"/>
-    <w:basedOn w:val="Normal"/>
-    <w:semiHidden/>
-    <w:rsid w:val="00BB49EE"/>
-    <w:rPr>
-      <w:rFonts w:ascii="Arial" w:hAnsi="Arial" w:cs="Arial"/>
-    </w:rPr>
-  </w:style>
-  <w:style w:type="character" w:styleId="FollowedHyperlink">
-    <w:name w:val="FollowedHyperlink"/>
-    <w:basedOn w:val="DefaultParagraphFont"/>
-    <w:semiHidden/>
-    <w:rsid w:val="00BB49EE"/>
-    <w:rPr>
-      <w:color w:val="800080"/>
-      <w:u w:val="single"/>
-    </w:rPr>
-  </w:style>
-  <w:style w:type="character" w:styleId="HTMLAcronym">
-    <w:name w:val="HTML Acronym"/>
-    <w:basedOn w:val="DefaultParagraphFont"/>
-    <w:semiHidden/>
-    <w:rsid w:val="00BB49EE"/>
-  </w:style>
-  <w:style w:type="paragraph" w:styleId="HTMLAddress">
-    <w:name w:val="HTML Address"/>
-    <w:basedOn w:val="Normal"/>
-    <w:link w:val="HTMLAddressChar"/>
-    <w:semiHidden/>
-    <w:rsid w:val="00BB49EE"/>
-    <w:rPr>
-      <w:i/>
-      <w:iCs/>
-    </w:rPr>
-  </w:style>
-  <w:style w:type="character" w:customStyle="1" w:styleId="HTMLAddressChar">
-    <w:name w:val="HTML Address Char"/>
-    <w:basedOn w:val="DefaultParagraphFont"/>
-    <w:link w:val="HTMLAddress"/>
-    <w:semiHidden/>
-    <w:rsid w:val="00BB49EE"/>
-    <w:rPr>
-      <w:rFonts w:ascii="Times New Roman" w:eastAsia="Times New Roman" w:hAnsi="Times New Roman" w:cs="Times New Roman"/>
-      <w:i/>
-      <w:iCs/>
-      <w:sz w:val="20"/>
-      <w:szCs w:val="20"/>
-    </w:rPr>
-  </w:style>
-  <w:style w:type="character" w:styleId="HTMLCite">
-    <w:name w:val="HTML Cite"/>
-    <w:basedOn w:val="DefaultParagraphFont"/>
-    <w:semiHidden/>
-    <w:rsid w:val="00BB49EE"/>
-    <w:rPr>
-      <w:i/>
-      <w:iCs/>
-    </w:rPr>
-  </w:style>
-  <w:style w:type="character" w:styleId="HTMLCode">
-    <w:name w:val="HTML Code"/>
-    <w:basedOn w:val="DefaultParagraphFont"/>
-    <w:uiPriority w:val="99"/>
-    <w:semiHidden/>
-    <w:rsid w:val="00BB49EE"/>
-    <w:rPr>
-      <w:rFonts w:ascii="Courier New" w:hAnsi="Courier New" w:cs="Courier New"/>
-      <w:sz w:val="20"/>
-      <w:szCs w:val="20"/>
-    </w:rPr>
-  </w:style>
-  <w:style w:type="character" w:styleId="HTMLDefinition">
-    <w:name w:val="HTML Definition"/>
-    <w:basedOn w:val="DefaultParagraphFont"/>
-    <w:semiHidden/>
-    <w:rsid w:val="00BB49EE"/>
-    <w:rPr>
-      <w:i/>
-      <w:iCs/>
-    </w:rPr>
-  </w:style>
-  <w:style w:type="character" w:styleId="HTMLKeyboard">
-    <w:name w:val="HTML Keyboard"/>
-    <w:basedOn w:val="DefaultParagraphFont"/>
-    <w:semiHidden/>
-    <w:rsid w:val="00BB49EE"/>
-    <w:rPr>
-      <w:rFonts w:ascii="Courier New" w:hAnsi="Courier New" w:cs="Courier New"/>
-      <w:sz w:val="20"/>
-      <w:szCs w:val="20"/>
-    </w:rPr>
-  </w:style>
-  <w:style w:type="paragraph" w:styleId="HTMLPreformatted">
-    <w:name w:val="HTML Preformatted"/>
-    <w:basedOn w:val="Normal"/>
-    <w:link w:val="HTMLPreformattedChar"/>
-    <w:semiHidden/>
-    <w:rsid w:val="00BB49EE"/>
-    <w:rPr>
-      <w:rFonts w:ascii="Courier New" w:hAnsi="Courier New" w:cs="Courier New"/>
-    </w:rPr>
-  </w:style>
-  <w:style w:type="character" w:customStyle="1" w:styleId="HTMLPreformattedChar">
-    <w:name w:val="HTML Preformatted Char"/>
-    <w:basedOn w:val="DefaultParagraphFont"/>
-    <w:link w:val="HTMLPreformatted"/>
-    <w:semiHidden/>
-    <w:rsid w:val="00BB49EE"/>
-    <w:rPr>
-      <w:rFonts w:ascii="Courier New" w:eastAsia="Times New Roman" w:hAnsi="Courier New" w:cs="Courier New"/>
-      <w:sz w:val="20"/>
-      <w:szCs w:val="20"/>
-    </w:rPr>
-  </w:style>
-  <w:style w:type="character" w:styleId="HTMLSample">
-    <w:name w:val="HTML Sample"/>
-    <w:basedOn w:val="DefaultParagraphFont"/>
-    <w:semiHidden/>
-    <w:rsid w:val="00BB49EE"/>
-    <w:rPr>
-      <w:rFonts w:ascii="Courier New" w:hAnsi="Courier New" w:cs="Courier New"/>
-    </w:rPr>
-  </w:style>
-  <w:style w:type="character" w:styleId="HTMLTypewriter">
-    <w:name w:val="HTML Typewriter"/>
-    <w:basedOn w:val="DefaultParagraphFont"/>
-    <w:semiHidden/>
-    <w:rsid w:val="00BB49EE"/>
-    <w:rPr>
-      <w:rFonts w:ascii="Courier New" w:hAnsi="Courier New" w:cs="Courier New"/>
-      <w:sz w:val="20"/>
-      <w:szCs w:val="20"/>
-    </w:rPr>
-  </w:style>
-  <w:style w:type="character" w:styleId="HTMLVariable">
-    <w:name w:val="HTML Variable"/>
-    <w:basedOn w:val="DefaultParagraphFont"/>
-    <w:semiHidden/>
-    <w:rsid w:val="00BB49EE"/>
-    <w:rPr>
-      <w:i/>
-      <w:iCs/>
-    </w:rPr>
-  </w:style>
-  <w:style w:type="character" w:styleId="Hyperlink">
-    <w:name w:val="Hyperlink"/>
-    <w:basedOn w:val="DefaultParagraphFont"/>
-    <w:semiHidden/>
-    <w:rsid w:val="00BB49EE"/>
-    <w:rPr>
-      <w:color w:val="0000FF"/>
-      <w:u w:val="single"/>
-    </w:rPr>
-  </w:style>
-  <w:style w:type="character" w:styleId="LineNumber">
-    <w:name w:val="line number"/>
-    <w:basedOn w:val="DefaultParagraphFont"/>
-    <w:semiHidden/>
-    <w:rsid w:val="00BB49EE"/>
-  </w:style>
-  <w:style w:type="paragraph" w:styleId="List">
-    <w:name w:val="List"/>
-    <w:basedOn w:val="Normal"/>
-    <w:semiHidden/>
-    <w:rsid w:val="00BB49EE"/>
-    <w:pPr>
-      <w:ind w:left="360" w:hanging="360"/>
-    </w:pPr>
-  </w:style>
-  <w:style w:type="paragraph" w:styleId="List2">
-    <w:name w:val="List 2"/>
-    <w:basedOn w:val="Normal"/>
-    <w:semiHidden/>
-    <w:rsid w:val="00BB49EE"/>
-    <w:pPr>
-      <w:ind w:left="720" w:hanging="360"/>
-    </w:pPr>
-  </w:style>
-  <w:style w:type="paragraph" w:styleId="List3">
-    <w:name w:val="List 3"/>
-    <w:basedOn w:val="Normal"/>
-    <w:semiHidden/>
-    <w:rsid w:val="00BB49EE"/>
-    <w:pPr>
-      <w:ind w:left="1080" w:hanging="360"/>
-    </w:pPr>
-  </w:style>
-  <w:style w:type="paragraph" w:styleId="List4">
-    <w:name w:val="List 4"/>
-    <w:basedOn w:val="Normal"/>
-    <w:semiHidden/>
-    <w:rsid w:val="00BB49EE"/>
-    <w:pPr>
-      <w:ind w:left="1440" w:hanging="360"/>
-    </w:pPr>
-  </w:style>
-  <w:style w:type="paragraph" w:styleId="List5">
-    <w:name w:val="List 5"/>
-    <w:basedOn w:val="Normal"/>
-    <w:semiHidden/>
-    <w:rsid w:val="00BB49EE"/>
-    <w:pPr>
-      <w:ind w:left="1800" w:hanging="360"/>
-    </w:pPr>
-  </w:style>
-  <w:style w:type="paragraph" w:styleId="ListBullet">
-    <w:name w:val="List Bullet"/>
-    <w:basedOn w:val="Normal"/>
-    <w:autoRedefine/>
-    <w:semiHidden/>
-    <w:rsid w:val="00BB49EE"/>
-    <w:pPr>
-      <w:numPr>
-        <w:numId w:val="3"/>
-      </w:numPr>
-    </w:pPr>
-  </w:style>
-  <w:style w:type="paragraph" w:styleId="ListBullet2">
-    <w:name w:val="List Bullet 2"/>
-    <w:basedOn w:val="Normal"/>
-    <w:autoRedefine/>
-    <w:semiHidden/>
-    <w:rsid w:val="00BB49EE"/>
-    <w:pPr>
-      <w:numPr>
-        <w:numId w:val="4"/>
-      </w:numPr>
-    </w:pPr>
-  </w:style>
-  <w:style w:type="paragraph" w:styleId="ListBullet3">
-    <w:name w:val="List Bullet 3"/>
-    <w:basedOn w:val="Normal"/>
-    <w:autoRedefine/>
-    <w:semiHidden/>
-    <w:rsid w:val="00BB49EE"/>
-    <w:pPr>
-      <w:numPr>
-        <w:numId w:val="5"/>
-      </w:numPr>
-    </w:pPr>
-  </w:style>
-  <w:style w:type="paragraph" w:styleId="ListBullet4">
-    <w:name w:val="List Bullet 4"/>
-    <w:basedOn w:val="Normal"/>
-    <w:autoRedefine/>
-    <w:semiHidden/>
-    <w:rsid w:val="00BB49EE"/>
-    <w:pPr>
-      <w:numPr>
-        <w:numId w:val="6"/>
-      </w:numPr>
-    </w:pPr>
-  </w:style>
-  <w:style w:type="paragraph" w:styleId="ListBullet5">
-    <w:name w:val="List Bullet 5"/>
-    <w:basedOn w:val="Normal"/>
-    <w:autoRedefine/>
-    <w:semiHidden/>
-    <w:rsid w:val="00BB49EE"/>
-    <w:pPr>
-      <w:numPr>
-        <w:numId w:val="7"/>
-      </w:numPr>
-    </w:pPr>
-  </w:style>
-  <w:style w:type="paragraph" w:styleId="ListContinue">
-    <w:name w:val="List Continue"/>
-    <w:basedOn w:val="Normal"/>
-    <w:semiHidden/>
-    <w:rsid w:val="00BB49EE"/>
-    <w:pPr>
-      <w:spacing w:after="120"/>
-      <w:ind w:left="360"/>
-    </w:pPr>
-  </w:style>
-  <w:style w:type="paragraph" w:styleId="ListContinue2">
-    <w:name w:val="List Continue 2"/>
-    <w:basedOn w:val="Normal"/>
-    <w:semiHidden/>
-    <w:rsid w:val="00BB49EE"/>
-    <w:pPr>
-      <w:spacing w:after="120"/>
-      <w:ind w:left="720"/>
-    </w:pPr>
-  </w:style>
-  <w:style w:type="paragraph" w:styleId="ListContinue3">
-    <w:name w:val="List Continue 3"/>
-    <w:basedOn w:val="Normal"/>
-    <w:semiHidden/>
-    <w:rsid w:val="00BB49EE"/>
-    <w:pPr>
-      <w:spacing w:after="120"/>
-      <w:ind w:left="1080"/>
-    </w:pPr>
-  </w:style>
-  <w:style w:type="paragraph" w:styleId="ListContinue4">
-    <w:name w:val="List Continue 4"/>
-    <w:basedOn w:val="Normal"/>
-    <w:semiHidden/>
-    <w:rsid w:val="00BB49EE"/>
-    <w:pPr>
-      <w:spacing w:after="120"/>
-      <w:ind w:left="1440"/>
-    </w:pPr>
-  </w:style>
-  <w:style w:type="paragraph" w:styleId="ListContinue5">
-    <w:name w:val="List Continue 5"/>
-    <w:basedOn w:val="Normal"/>
-    <w:semiHidden/>
-    <w:rsid w:val="00BB49EE"/>
-    <w:pPr>
-      <w:spacing w:after="120"/>
-      <w:ind w:left="1800"/>
-    </w:pPr>
-  </w:style>
-  <w:style w:type="paragraph" w:styleId="ListNumber">
-    <w:name w:val="List Number"/>
-    <w:basedOn w:val="Normal"/>
-    <w:semiHidden/>
-    <w:rsid w:val="00BB49EE"/>
-    <w:pPr>
-      <w:numPr>
-        <w:numId w:val="8"/>
-      </w:numPr>
-    </w:pPr>
-  </w:style>
-  <w:style w:type="paragraph" w:styleId="ListNumber2">
-    <w:name w:val="List Number 2"/>
-    <w:basedOn w:val="Normal"/>
-    <w:semiHidden/>
-    <w:rsid w:val="00BB49EE"/>
-    <w:pPr>
-      <w:numPr>
-        <w:numId w:val="9"/>
-      </w:numPr>
-    </w:pPr>
-  </w:style>
-  <w:style w:type="paragraph" w:styleId="ListNumber3">
-    <w:name w:val="List Number 3"/>
-    <w:basedOn w:val="Normal"/>
-    <w:semiHidden/>
-    <w:rsid w:val="00BB49EE"/>
-    <w:pPr>
-      <w:numPr>
-        <w:numId w:val="10"/>
-      </w:numPr>
-    </w:pPr>
-  </w:style>
-  <w:style w:type="paragraph" w:styleId="ListNumber4">
-    <w:name w:val="List Number 4"/>
-    <w:basedOn w:val="Normal"/>
-    <w:semiHidden/>
-    <w:rsid w:val="00BB49EE"/>
-    <w:pPr>
-      <w:numPr>
-        <w:numId w:val="11"/>
-      </w:numPr>
-    </w:pPr>
-  </w:style>
-  <w:style w:type="paragraph" w:styleId="ListNumber5">
-    <w:name w:val="List Number 5"/>
-    <w:basedOn w:val="Normal"/>
-    <w:semiHidden/>
-    <w:rsid w:val="00BB49EE"/>
-    <w:pPr>
-      <w:numPr>
-        <w:numId w:val="12"/>
-      </w:numPr>
-    </w:pPr>
-  </w:style>
-  <w:style w:type="paragraph" w:styleId="MessageHeader">
-    <w:name w:val="Message Header"/>
-    <w:basedOn w:val="Normal"/>
-    <w:link w:val="MessageHeaderChar"/>
-    <w:semiHidden/>
-    <w:rsid w:val="00BB49EE"/>
-    <w:pPr>
-      <w:pBdr>
-        <w:top w:val="single" w:sz="6" w:space="1" w:color="auto"/>
-        <w:left w:val="single" w:sz="6" w:space="1" w:color="auto"/>
-        <w:bottom w:val="single" w:sz="6" w:space="1" w:color="auto"/>
-        <w:right w:val="single" w:sz="6" w:space="1" w:color="auto"/>
-      </w:pBdr>
-      <w:shd w:val="pct20" w:color="auto" w:fill="auto"/>
-      <w:ind w:left="1080" w:hanging="1080"/>
-    </w:pPr>
-    <w:rPr>
-      <w:rFonts w:ascii="Arial" w:hAnsi="Arial" w:cs="Arial"/>
-      <w:sz w:val="24"/>
-      <w:szCs w:val="24"/>
-    </w:rPr>
-  </w:style>
-  <w:style w:type="character" w:customStyle="1" w:styleId="MessageHeaderChar">
-    <w:name w:val="Message Header Char"/>
-    <w:basedOn w:val="DefaultParagraphFont"/>
-    <w:link w:val="MessageHeader"/>
-    <w:semiHidden/>
-    <w:rsid w:val="00BB49EE"/>
-    <w:rPr>
-      <w:rFonts w:ascii="Arial" w:eastAsia="Times New Roman" w:hAnsi="Arial" w:cs="Arial"/>
-      <w:sz w:val="24"/>
-      <w:szCs w:val="24"/>
-      <w:shd w:val="pct20" w:color="auto" w:fill="auto"/>
-    </w:rPr>
-  </w:style>
-  <w:style w:type="paragraph" w:styleId="NormalWeb">
-    <w:name w:val="Normal (Web)"/>
-    <w:basedOn w:val="Normal"/>
-    <w:uiPriority w:val="99"/>
-    <w:semiHidden/>
-    <w:rsid w:val="00BB49EE"/>
-    <w:rPr>
-      <w:sz w:val="24"/>
-      <w:szCs w:val="24"/>
-    </w:rPr>
-  </w:style>
-  <w:style w:type="paragraph" w:styleId="NormalIndent">
-    <w:name w:val="Normal Indent"/>
-    <w:basedOn w:val="Normal"/>
-    <w:semiHidden/>
-    <w:rsid w:val="00BB49EE"/>
-    <w:pPr>
-      <w:ind w:left="720"/>
-    </w:pPr>
-  </w:style>
-  <w:style w:type="paragraph" w:styleId="NoteHeading">
-    <w:name w:val="Note Heading"/>
-    <w:basedOn w:val="Normal"/>
-    <w:next w:val="Normal"/>
-    <w:link w:val="NoteHeadingChar"/>
-    <w:semiHidden/>
-    <w:rsid w:val="00BB49EE"/>
-  </w:style>
-  <w:style w:type="character" w:customStyle="1" w:styleId="NoteHeadingChar">
-    <w:name w:val="Note Heading Char"/>
-    <w:basedOn w:val="DefaultParagraphFont"/>
-    <w:link w:val="NoteHeading"/>
-    <w:semiHidden/>
-    <w:rsid w:val="00BB49EE"/>
-    <w:rPr>
-      <w:rFonts w:ascii="Times New Roman" w:eastAsia="Times New Roman" w:hAnsi="Times New Roman" w:cs="Times New Roman"/>
-      <w:sz w:val="20"/>
-      <w:szCs w:val="20"/>
-    </w:rPr>
-  </w:style>
-  <w:style w:type="character" w:styleId="PageNumber">
-    <w:name w:val="page number"/>
-    <w:basedOn w:val="DefaultParagraphFont"/>
-    <w:semiHidden/>
-    <w:rsid w:val="00BB49EE"/>
-  </w:style>
-  <w:style w:type="paragraph" w:styleId="PlainText">
-    <w:name w:val="Plain Text"/>
-    <w:basedOn w:val="Normal"/>
-    <w:link w:val="PlainTextChar"/>
-    <w:semiHidden/>
-    <w:rsid w:val="00BB49EE"/>
-    <w:rPr>
-      <w:rFonts w:ascii="Courier New" w:hAnsi="Courier New" w:cs="Courier New"/>
-    </w:rPr>
-  </w:style>
-  <w:style w:type="character" w:customStyle="1" w:styleId="PlainTextChar">
-    <w:name w:val="Plain Text Char"/>
-    <w:basedOn w:val="DefaultParagraphFont"/>
-    <w:link w:val="PlainText"/>
-    <w:semiHidden/>
-    <w:rsid w:val="00BB49EE"/>
-    <w:rPr>
-      <w:rFonts w:ascii="Courier New" w:eastAsia="Times New Roman" w:hAnsi="Courier New" w:cs="Courier New"/>
-      <w:sz w:val="20"/>
-      <w:szCs w:val="20"/>
-    </w:rPr>
-  </w:style>
-  <w:style w:type="paragraph" w:styleId="Salutation">
-    <w:name w:val="Salutation"/>
-    <w:basedOn w:val="Normal"/>
-    <w:next w:val="Normal"/>
-    <w:link w:val="SalutationChar"/>
-    <w:semiHidden/>
-    <w:rsid w:val="00BB49EE"/>
-  </w:style>
-  <w:style w:type="character" w:customStyle="1" w:styleId="SalutationChar">
-    <w:name w:val="Salutation Char"/>
-    <w:basedOn w:val="DefaultParagraphFont"/>
-    <w:link w:val="Salutation"/>
-    <w:semiHidden/>
-    <w:rsid w:val="00BB49EE"/>
-    <w:rPr>
-      <w:rFonts w:ascii="Times New Roman" w:eastAsia="Times New Roman" w:hAnsi="Times New Roman" w:cs="Times New Roman"/>
-      <w:sz w:val="20"/>
-      <w:szCs w:val="20"/>
-    </w:rPr>
-  </w:style>
-  <w:style w:type="paragraph" w:styleId="Signature">
-    <w:name w:val="Signature"/>
-    <w:basedOn w:val="Normal"/>
-    <w:link w:val="SignatureChar"/>
-    <w:semiHidden/>
-    <w:rsid w:val="00BB49EE"/>
-    <w:pPr>
-      <w:ind w:left="4320"/>
-    </w:pPr>
-  </w:style>
-  <w:style w:type="character" w:customStyle="1" w:styleId="SignatureChar">
-    <w:name w:val="Signature Char"/>
-    <w:basedOn w:val="DefaultParagraphFont"/>
-    <w:link w:val="Signature"/>
-    <w:semiHidden/>
-    <w:rsid w:val="00BB49EE"/>
-    <w:rPr>
-      <w:rFonts w:ascii="Times New Roman" w:eastAsia="Times New Roman" w:hAnsi="Times New Roman" w:cs="Times New Roman"/>
-      <w:sz w:val="20"/>
-      <w:szCs w:val="20"/>
-    </w:rPr>
-  </w:style>
-  <w:style w:type="character" w:styleId="Strong">
-    <w:name w:val="Strong"/>
-    <w:basedOn w:val="DefaultParagraphFont"/>
-    <w:qFormat/>
-    <w:rsid w:val="00BB49EE"/>
-    <w:rPr>
-      <w:b/>
-      <w:bCs/>
-    </w:rPr>
-  </w:style>
-  <w:style w:type="paragraph" w:styleId="Subtitle">
-    <w:name w:val="Subtitle"/>
-    <w:basedOn w:val="Normal"/>
-    <w:link w:val="SubtitleChar"/>
-    <w:qFormat/>
-    <w:rsid w:val="00BB49EE"/>
-    <w:pPr>
-      <w:spacing w:after="60"/>
-      <w:jc w:val="center"/>
-      <w:outlineLvl w:val="1"/>
-    </w:pPr>
-    <w:rPr>
-      <w:rFonts w:ascii="Arial" w:hAnsi="Arial" w:cs="Arial"/>
-      <w:sz w:val="24"/>
-      <w:szCs w:val="24"/>
-    </w:rPr>
-  </w:style>
-  <w:style w:type="character" w:customStyle="1" w:styleId="SubtitleChar">
-    <w:name w:val="Subtitle Char"/>
-    <w:basedOn w:val="DefaultParagraphFont"/>
-    <w:link w:val="Subtitle"/>
-    <w:rsid w:val="00BB49EE"/>
-    <w:rPr>
-      <w:rFonts w:ascii="Arial" w:eastAsia="Times New Roman" w:hAnsi="Arial" w:cs="Arial"/>
-      <w:sz w:val="24"/>
-      <w:szCs w:val="24"/>
-    </w:rPr>
-  </w:style>
-  <w:style w:type="table" w:styleId="Table3Deffects1">
-    <w:name w:val="Table 3D effects 1"/>
-    <w:basedOn w:val="TableNormal"/>
-    <w:semiHidden/>
-    <w:rsid w:val="00BB49EE"/>
-    <w:pPr>
-      <w:spacing w:after="0" w:line="240" w:lineRule="auto"/>
-    </w:pPr>
-    <w:rPr>
-      <w:rFonts w:ascii="Times New Roman" w:eastAsia="Times New Roman" w:hAnsi="Times New Roman" w:cs="Times New Roman"/>
-      <w:sz w:val="20"/>
-      <w:szCs w:val="20"/>
-    </w:rPr>
-    <w:tblPr/>
-    <w:tcPr>
-      <w:shd w:val="solid" w:color="C0C0C0" w:fill="FFFFFF"/>
-    </w:tcPr>
-    <w:tblStylePr w:type="firstRow">
-      <w:rPr>
-        <w:b/>
-        <w:bCs/>
-        <w:color w:val="800080"/>
-      </w:rPr>
-      <w:tblPr/>
-      <w:tcPr>
-        <w:tcBorders>
-          <w:bottom w:val="single" w:sz="6" w:space="0" w:color="808080"/>
-          <w:tl2br w:val="none" w:sz="0" w:space="0" w:color="auto"/>
-          <w:tr2bl w:val="none" w:sz="0" w:space="0" w:color="auto"/>
-        </w:tcBorders>
-      </w:tcPr>
-    </w:tblStylePr>
-    <w:tblStylePr w:type="lastRow">
-      <w:tblPr/>
-      <w:tcPr>
-        <w:tcBorders>
-          <w:top w:val="single" w:sz="6" w:space="0" w:color="FFFFFF"/>
-          <w:tl2br w:val="none" w:sz="0" w:space="0" w:color="auto"/>
-          <w:tr2bl w:val="none" w:sz="0" w:space="0" w:color="auto"/>
-        </w:tcBorders>
-      </w:tcPr>
-    </w:tblStylePr>
-    <w:tblStylePr w:type="firstCol">
-      <w:rPr>
-        <w:b/>
-        <w:bCs/>
-      </w:rPr>
-      <w:tblPr/>
-      <w:tcPr>
-        <w:tcBorders>
-          <w:right w:val="single" w:sz="6" w:space="0" w:color="808080"/>
-          <w:tl2br w:val="none" w:sz="0" w:space="0" w:color="auto"/>
-          <w:tr2bl w:val="none" w:sz="0" w:space="0" w:color="auto"/>
-        </w:tcBorders>
-      </w:tcPr>
-    </w:tblStylePr>
-    <w:tblStylePr w:type="lastCol">
-      <w:tblPr/>
-      <w:tcPr>
-        <w:tcBorders>
-          <w:left w:val="single" w:sz="6" w:space="0" w:color="FFFFFF"/>
-          <w:tl2br w:val="none" w:sz="0" w:space="0" w:color="auto"/>
-          <w:tr2bl w:val="none" w:sz="0" w:space="0" w:color="auto"/>
-        </w:tcBorders>
-      </w:tcPr>
-    </w:tblStylePr>
-    <w:tblStylePr w:type="neCell">
-      <w:tblPr/>
-      <w:tcPr>
-        <w:tcBorders>
-          <w:left w:val="none" w:sz="0" w:space="0" w:color="auto"/>
-          <w:bottom w:val="none" w:sz="0" w:space="0" w:color="auto"/>
-          <w:tl2br w:val="none" w:sz="0" w:space="0" w:color="auto"/>
-          <w:tr2bl w:val="none" w:sz="0" w:space="0" w:color="auto"/>
-        </w:tcBorders>
-      </w:tcPr>
-    </w:tblStylePr>
-    <w:tblStylePr w:type="nwCell">
-      <w:tblPr/>
-      <w:tcPr>
-        <w:tcBorders>
-          <w:bottom w:val="none" w:sz="0" w:space="0" w:color="auto"/>
-          <w:right w:val="none" w:sz="0" w:space="0" w:color="auto"/>
-          <w:tl2br w:val="none" w:sz="0" w:space="0" w:color="auto"/>
-          <w:tr2bl w:val="none" w:sz="0" w:space="0" w:color="auto"/>
-        </w:tcBorders>
-      </w:tcPr>
-    </w:tblStylePr>
-    <w:tblStylePr w:type="seCell">
-      <w:tblPr/>
-      <w:tcPr>
-        <w:tcBorders>
-          <w:top w:val="none" w:sz="0" w:space="0" w:color="auto"/>
-          <w:left w:val="none" w:sz="0" w:space="0" w:color="auto"/>
-          <w:tl2br w:val="none" w:sz="0" w:space="0" w:color="auto"/>
-          <w:tr2bl w:val="none" w:sz="0" w:space="0" w:color="auto"/>
-        </w:tcBorders>
-      </w:tcPr>
-    </w:tblStylePr>
-    <w:tblStylePr w:type="swCell">
-      <w:rPr>
-        <w:color w:val="000080"/>
-      </w:rPr>
-      <w:tblPr/>
-      <w:tcPr>
-        <w:tcBorders>
-          <w:top w:val="none" w:sz="0" w:space="0" w:color="auto"/>
-          <w:right w:val="none" w:sz="0" w:space="0" w:color="auto"/>
-          <w:tl2br w:val="none" w:sz="0" w:space="0" w:color="auto"/>
-          <w:tr2bl w:val="none" w:sz="0" w:space="0" w:color="auto"/>
-        </w:tcBorders>
-      </w:tcPr>
-    </w:tblStylePr>
-  </w:style>
-  <w:style w:type="table" w:styleId="Table3Deffects2">
-    <w:name w:val="Table 3D effects 2"/>
-    <w:basedOn w:val="TableNormal"/>
-    <w:semiHidden/>
-    <w:rsid w:val="00BB49EE"/>
-    <w:pPr>
-      <w:spacing w:after="0" w:line="240" w:lineRule="auto"/>
-    </w:pPr>
-    <w:rPr>
-      <w:rFonts w:ascii="Times New Roman" w:eastAsia="Times New Roman" w:hAnsi="Times New Roman" w:cs="Times New Roman"/>
-      <w:sz w:val="20"/>
-      <w:szCs w:val="20"/>
-    </w:rPr>
-    <w:tblPr>
-      <w:tblStyleRowBandSize w:val="1"/>
-    </w:tblPr>
-    <w:tcPr>
-      <w:shd w:val="solid" w:color="C0C0C0" w:fill="FFFFFF"/>
-    </w:tcPr>
-    <w:tblStylePr w:type="firstRow">
-      <w:rPr>
-        <w:b/>
-        <w:bCs/>
-      </w:rPr>
-      <w:tblPr/>
-      <w:tcPr>
-        <w:tcBorders>
-          <w:tl2br w:val="none" w:sz="0" w:space="0" w:color="auto"/>
-          <w:tr2bl w:val="none" w:sz="0" w:space="0" w:color="auto"/>
-        </w:tcBorders>
-      </w:tcPr>
-    </w:tblStylePr>
-    <w:tblStylePr w:type="firstCol">
-      <w:tblPr/>
-      <w:tcPr>
-        <w:tcBorders>
-          <w:top w:val="none" w:sz="0" w:space="0" w:color="auto"/>
-          <w:bottom w:val="none" w:sz="0" w:space="0" w:color="auto"/>
-          <w:right w:val="single" w:sz="6" w:space="0" w:color="808080"/>
-          <w:tl2br w:val="none" w:sz="0" w:space="0" w:color="auto"/>
-          <w:tr2bl w:val="none" w:sz="0" w:space="0" w:color="auto"/>
-        </w:tcBorders>
-      </w:tcPr>
-    </w:tblStylePr>
-    <w:tblStylePr w:type="lastCol">
-      <w:tblPr/>
-      <w:tcPr>
-        <w:tcBorders>
-          <w:right w:val="single" w:sz="6" w:space="0" w:color="FFFFFF"/>
-          <w:tl2br w:val="none" w:sz="0" w:space="0" w:color="auto"/>
-          <w:tr2bl w:val="none" w:sz="0" w:space="0" w:color="auto"/>
-        </w:tcBorders>
-      </w:tcPr>
-    </w:tblStylePr>
-    <w:tblStylePr w:type="band1Horz">
-      <w:tblPr/>
-      <w:tcPr>
-        <w:tcBorders>
-          <w:top w:val="single" w:sz="6" w:space="0" w:color="808080"/>
-          <w:bottom w:val="single" w:sz="6" w:space="0" w:color="FFFFFF"/>
-          <w:tl2br w:val="none" w:sz="0" w:space="0" w:color="auto"/>
-          <w:tr2bl w:val="none" w:sz="0" w:space="0" w:color="auto"/>
-        </w:tcBorders>
-      </w:tcPr>
-    </w:tblStylePr>
-    <w:tblStylePr w:type="swCell">
-      <w:rPr>
-        <w:b/>
-        <w:bCs/>
-      </w:rPr>
-      <w:tblPr/>
-      <w:tcPr>
-        <w:tcBorders>
-          <w:tl2br w:val="none" w:sz="0" w:space="0" w:color="auto"/>
-          <w:tr2bl w:val="none" w:sz="0" w:space="0" w:color="auto"/>
-        </w:tcBorders>
-      </w:tcPr>
-    </w:tblStylePr>
-  </w:style>
-  <w:style w:type="table" w:styleId="Table3Deffects3">
-    <w:name w:val="Table 3D effects 3"/>
-    <w:basedOn w:val="TableNormal"/>
-    <w:semiHidden/>
-    <w:rsid w:val="00BB49EE"/>
-    <w:pPr>
-      <w:spacing w:after="0" w:line="240" w:lineRule="auto"/>
-    </w:pPr>
-    <w:rPr>
-      <w:rFonts w:ascii="Times New Roman" w:eastAsia="Times New Roman" w:hAnsi="Times New Roman" w:cs="Times New Roman"/>
-      <w:sz w:val="20"/>
-      <w:szCs w:val="20"/>
-    </w:rPr>
-    <w:tblPr>
-      <w:tblStyleRowBandSize w:val="1"/>
-      <w:tblStyleColBandSize w:val="1"/>
-    </w:tblPr>
-    <w:tblStylePr w:type="firstRow">
-      <w:rPr>
-        <w:b/>
-        <w:bCs/>
-      </w:rPr>
-      <w:tblPr/>
-      <w:tcPr>
-        <w:tcBorders>
-          <w:tl2br w:val="none" w:sz="0" w:space="0" w:color="auto"/>
-          <w:tr2bl w:val="none" w:sz="0" w:space="0" w:color="auto"/>
-        </w:tcBorders>
-      </w:tcPr>
-    </w:tblStylePr>
-    <w:tblStylePr w:type="firstCol">
-      <w:tblPr/>
-      <w:tcPr>
-        <w:tcBorders>
-          <w:top w:val="none" w:sz="0" w:space="0" w:color="auto"/>
-          <w:bottom w:val="none" w:sz="0" w:space="0" w:color="auto"/>
-          <w:right w:val="single" w:sz="6" w:space="0" w:color="808080"/>
-          <w:tl2br w:val="none" w:sz="0" w:space="0" w:color="auto"/>
-          <w:tr2bl w:val="none" w:sz="0" w:space="0" w:color="auto"/>
-        </w:tcBorders>
-      </w:tcPr>
-    </w:tblStylePr>
-    <w:tblStylePr w:type="lastCol">
-      <w:tblPr/>
-      <w:tcPr>
-        <w:tcBorders>
-          <w:right w:val="single" w:sz="6" w:space="0" w:color="FFFFFF"/>
-          <w:tl2br w:val="none" w:sz="0" w:space="0" w:color="auto"/>
-          <w:tr2bl w:val="none" w:sz="0" w:space="0" w:color="auto"/>
-        </w:tcBorders>
-      </w:tcPr>
-    </w:tblStylePr>
-    <w:tblStylePr w:type="band1Vert">
-      <w:rPr>
-        <w:color w:val="auto"/>
-      </w:rPr>
-      <w:tblPr/>
-      <w:tcPr>
-        <w:shd w:val="solid" w:color="C0C0C0" w:fill="FFFFFF"/>
-      </w:tcPr>
-    </w:tblStylePr>
-    <w:tblStylePr w:type="band2Vert">
-      <w:rPr>
-        <w:color w:val="auto"/>
-      </w:rPr>
-      <w:tblPr/>
-      <w:tcPr>
-        <w:shd w:val="pct50" w:color="C0C0C0" w:fill="FFFFFF"/>
-      </w:tcPr>
-    </w:tblStylePr>
-    <w:tblStylePr w:type="band1Horz">
-      <w:tblPr/>
-      <w:tcPr>
-        <w:tcBorders>
-          <w:top w:val="single" w:sz="6" w:space="0" w:color="808080"/>
-          <w:bottom w:val="single" w:sz="6" w:space="0" w:color="FFFFFF"/>
-          <w:tl2br w:val="none" w:sz="0" w:space="0" w:color="auto"/>
-          <w:tr2bl w:val="none" w:sz="0" w:space="0" w:color="auto"/>
-        </w:tcBorders>
-      </w:tcPr>
-    </w:tblStylePr>
-    <w:tblStylePr w:type="swCell">
-      <w:rPr>
-        <w:b/>
-        <w:bCs/>
-      </w:rPr>
-      <w:tblPr/>
-      <w:tcPr>
-        <w:tcBorders>
-          <w:tl2br w:val="none" w:sz="0" w:space="0" w:color="auto"/>
-          <w:tr2bl w:val="none" w:sz="0" w:space="0" w:color="auto"/>
-        </w:tcBorders>
-      </w:tcPr>
-    </w:tblStylePr>
-  </w:style>
-  <w:style w:type="table" w:styleId="TableClassic1">
-    <w:name w:val="Table Classic 1"/>
-    <w:basedOn w:val="TableNormal"/>
-    <w:semiHidden/>
-    <w:rsid w:val="00BB49EE"/>
-    <w:pPr>
-      <w:spacing w:after="0" w:line="240" w:lineRule="auto"/>
-    </w:pPr>
-    <w:rPr>
-      <w:rFonts w:ascii="Times New Roman" w:eastAsia="Times New Roman" w:hAnsi="Times New Roman" w:cs="Times New Roman"/>
-      <w:sz w:val="20"/>
-      <w:szCs w:val="20"/>
-    </w:rPr>
-    <w:tblPr>
-      <w:tblBorders>
-        <w:top w:val="single" w:sz="12" w:space="0" w:color="000000"/>
-        <w:bottom w:val="single" w:sz="12" w:space="0" w:color="000000"/>
-      </w:tblBorders>
-    </w:tblPr>
-    <w:tcPr>
-      <w:shd w:val="clear" w:color="auto" w:fill="auto"/>
-    </w:tcPr>
-    <w:tblStylePr w:type="firstRow">
-      <w:rPr>
-        <w:i/>
-        <w:iCs/>
-      </w:rPr>
-      <w:tblPr/>
-      <w:tcPr>
-        <w:tcBorders>
-          <w:bottom w:val="single" w:sz="6" w:space="0" w:color="000000"/>
-          <w:tl2br w:val="none" w:sz="0" w:space="0" w:color="auto"/>
-          <w:tr2bl w:val="none" w:sz="0" w:space="0" w:color="auto"/>
-        </w:tcBorders>
-      </w:tcPr>
-    </w:tblStylePr>
-    <w:tblStylePr w:type="lastRow">
-      <w:rPr>
-        <w:color w:val="auto"/>
-      </w:rPr>
-      <w:tblPr/>
-      <w:tcPr>
-        <w:tcBorders>
-          <w:top w:val="single" w:sz="6" w:space="0" w:color="000000"/>
-          <w:tl2br w:val="none" w:sz="0" w:space="0" w:color="auto"/>
-          <w:tr2bl w:val="none" w:sz="0" w:space="0" w:color="auto"/>
-        </w:tcBorders>
-      </w:tcPr>
-    </w:tblStylePr>
-    <w:tblStylePr w:type="firstCol">
-      <w:tblPr/>
-      <w:tcPr>
-        <w:tcBorders>
-          <w:right w:val="single" w:sz="6" w:space="0" w:color="000000"/>
-          <w:tl2br w:val="none" w:sz="0" w:space="0" w:color="auto"/>
-          <w:tr2bl w:val="none" w:sz="0" w:space="0" w:color="auto"/>
-        </w:tcBorders>
-      </w:tcPr>
-    </w:tblStylePr>
-    <w:tblStylePr w:type="neCell">
-      <w:rPr>
-        <w:b/>
-        <w:bCs/>
-        <w:i w:val="0"/>
-        <w:iCs w:val="0"/>
-      </w:rPr>
-      <w:tblPr/>
-      <w:tcPr>
-        <w:tcBorders>
-          <w:tl2br w:val="none" w:sz="0" w:space="0" w:color="auto"/>
-          <w:tr2bl w:val="none" w:sz="0" w:space="0" w:color="auto"/>
-        </w:tcBorders>
-      </w:tcPr>
-    </w:tblStylePr>
-    <w:tblStylePr w:type="swCell">
-      <w:rPr>
-        <w:b/>
-        <w:bCs/>
-      </w:rPr>
-      <w:tblPr/>
-      <w:tcPr>
-        <w:tcBorders>
-          <w:tl2br w:val="none" w:sz="0" w:space="0" w:color="auto"/>
-          <w:tr2bl w:val="none" w:sz="0" w:space="0" w:color="auto"/>
-        </w:tcBorders>
-      </w:tcPr>
-    </w:tblStylePr>
-  </w:style>
-  <w:style w:type="table" w:styleId="TableClassic2">
-    <w:name w:val="Table Classic 2"/>
-    <w:basedOn w:val="TableNormal"/>
-    <w:semiHidden/>
-    <w:rsid w:val="00BB49EE"/>
-    <w:pPr>
-      <w:spacing w:after="0" w:line="240" w:lineRule="auto"/>
-    </w:pPr>
-    <w:rPr>
-      <w:rFonts w:ascii="Times New Roman" w:eastAsia="Times New Roman" w:hAnsi="Times New Roman" w:cs="Times New Roman"/>
-      <w:sz w:val="20"/>
-      <w:szCs w:val="20"/>
-    </w:rPr>
-    <w:tblPr>
-      <w:tblBorders>
-        <w:top w:val="single" w:sz="12" w:space="0" w:color="000000"/>
-        <w:bottom w:val="single" w:sz="12" w:space="0" w:color="000000"/>
-      </w:tblBorders>
-    </w:tblPr>
-    <w:tcPr>
-      <w:shd w:val="clear" w:color="auto" w:fill="auto"/>
-    </w:tcPr>
-    <w:tblStylePr w:type="firstRow">
-      <w:rPr>
-        <w:color w:val="FFFFFF"/>
-      </w:rPr>
-      <w:tblPr/>
-      <w:tcPr>
-        <w:tcBorders>
-          <w:bottom w:val="single" w:sz="6" w:space="0" w:color="000000"/>
-          <w:tl2br w:val="none" w:sz="0" w:space="0" w:color="auto"/>
-          <w:tr2bl w:val="none" w:sz="0" w:space="0" w:color="auto"/>
-        </w:tcBorders>
-        <w:shd w:val="solid" w:color="800080" w:fill="FFFFFF"/>
-      </w:tcPr>
-    </w:tblStylePr>
-    <w:tblStylePr w:type="lastRow">
-      <w:tblPr/>
-      <w:tcPr>
-        <w:tcBorders>
-          <w:top w:val="single" w:sz="6" w:space="0" w:color="000000"/>
-          <w:tl2br w:val="none" w:sz="0" w:space="0" w:color="auto"/>
-          <w:tr2bl w:val="none" w:sz="0" w:space="0" w:color="auto"/>
-        </w:tcBorders>
-      </w:tcPr>
-    </w:tblStylePr>
-    <w:tblStylePr w:type="firstCol">
-      <w:rPr>
-        <w:b/>
-        <w:bCs/>
-      </w:rPr>
-      <w:tblPr/>
-      <w:tcPr>
-        <w:tcBorders>
-          <w:tl2br w:val="none" w:sz="0" w:space="0" w:color="auto"/>
-          <w:tr2bl w:val="none" w:sz="0" w:space="0" w:color="auto"/>
-        </w:tcBorders>
-        <w:shd w:val="solid" w:color="C0C0C0" w:fill="FFFFFF"/>
-      </w:tcPr>
-    </w:tblStylePr>
-    <w:tblStylePr w:type="neCell">
-      <w:rPr>
-        <w:b/>
-        <w:bCs/>
-      </w:rPr>
-      <w:tblPr/>
-      <w:tcPr>
-        <w:tcBorders>
-          <w:tl2br w:val="none" w:sz="0" w:space="0" w:color="auto"/>
-          <w:tr2bl w:val="none" w:sz="0" w:space="0" w:color="auto"/>
-        </w:tcBorders>
-      </w:tcPr>
-    </w:tblStylePr>
-    <w:tblStylePr w:type="nwCell">
-      <w:tblPr/>
-      <w:tcPr>
-        <w:tcBorders>
-          <w:tl2br w:val="none" w:sz="0" w:space="0" w:color="auto"/>
-          <w:tr2bl w:val="none" w:sz="0" w:space="0" w:color="auto"/>
-        </w:tcBorders>
-        <w:shd w:val="solid" w:color="800080" w:fill="FFFFFF"/>
-      </w:tcPr>
-    </w:tblStylePr>
-    <w:tblStylePr w:type="swCell">
-      <w:rPr>
-        <w:color w:val="000080"/>
-      </w:rPr>
-      <w:tblPr/>
-      <w:tcPr>
-        <w:tcBorders>
-          <w:tl2br w:val="none" w:sz="0" w:space="0" w:color="auto"/>
-          <w:tr2bl w:val="none" w:sz="0" w:space="0" w:color="auto"/>
-        </w:tcBorders>
-      </w:tcPr>
-    </w:tblStylePr>
-  </w:style>
-  <w:style w:type="table" w:styleId="TableClassic3">
-    <w:name w:val="Table Classic 3"/>
-    <w:basedOn w:val="TableNormal"/>
-    <w:semiHidden/>
-    <w:rsid w:val="00BB49EE"/>
-    <w:pPr>
-      <w:spacing w:after="0" w:line="240" w:lineRule="auto"/>
-    </w:pPr>
-    <w:rPr>
-      <w:rFonts w:ascii="Times New Roman" w:eastAsia="Times New Roman" w:hAnsi="Times New Roman" w:cs="Times New Roman"/>
-      <w:color w:val="000080"/>
-      <w:sz w:val="20"/>
-      <w:szCs w:val="20"/>
-    </w:rPr>
-    <w:tblPr>
-      <w:tblBorders>
-        <w:top w:val="single" w:sz="12" w:space="0" w:color="000000"/>
-        <w:left w:val="single" w:sz="12" w:space="0" w:color="000000"/>
-        <w:bottom w:val="single" w:sz="12" w:space="0" w:color="000000"/>
-        <w:right w:val="single" w:sz="12" w:space="0" w:color="000000"/>
-      </w:tblBorders>
-    </w:tblPr>
-    <w:tcPr>
-      <w:shd w:val="solid" w:color="C0C0C0" w:fill="FFFFFF"/>
-    </w:tcPr>
-    <w:tblStylePr w:type="firstRow">
-      <w:rPr>
-        <w:b/>
-        <w:bCs/>
-        <w:i/>
-        <w:iCs/>
-        <w:color w:val="FFFFFF"/>
-      </w:rPr>
-      <w:tblPr/>
-      <w:tcPr>
-        <w:tcBorders>
-          <w:bottom w:val="single" w:sz="6" w:space="0" w:color="000000"/>
-          <w:tl2br w:val="none" w:sz="0" w:space="0" w:color="auto"/>
-          <w:tr2bl w:val="none" w:sz="0" w:space="0" w:color="auto"/>
-        </w:tcBorders>
-        <w:shd w:val="solid" w:color="000080" w:fill="FFFFFF"/>
-      </w:tcPr>
-    </w:tblStylePr>
-    <w:tblStylePr w:type="lastRow">
-      <w:rPr>
-        <w:color w:val="000080"/>
-      </w:rPr>
-      <w:tblPr/>
-      <w:tcPr>
-        <w:tcBorders>
-          <w:top w:val="single" w:sz="12" w:space="0" w:color="000000"/>
-          <w:tl2br w:val="none" w:sz="0" w:space="0" w:color="auto"/>
-          <w:tr2bl w:val="none" w:sz="0" w:space="0" w:color="auto"/>
-        </w:tcBorders>
-        <w:shd w:val="solid" w:color="FFFFFF" w:fill="FFFFFF"/>
-      </w:tcPr>
-    </w:tblStylePr>
-    <w:tblStylePr w:type="firstCol">
-      <w:rPr>
-        <w:b/>
-        <w:bCs/>
-        <w:color w:val="000000"/>
-      </w:rPr>
-      <w:tblPr/>
-      <w:tcPr>
-        <w:tcBorders>
-          <w:tl2br w:val="none" w:sz="0" w:space="0" w:color="auto"/>
-          <w:tr2bl w:val="none" w:sz="0" w:space="0" w:color="auto"/>
-        </w:tcBorders>
-      </w:tcPr>
-    </w:tblStylePr>
-  </w:style>
-  <w:style w:type="table" w:styleId="TableClassic4">
-    <w:name w:val="Table Classic 4"/>
-    <w:basedOn w:val="TableNormal"/>
-    <w:semiHidden/>
-    <w:rsid w:val="00BB49EE"/>
-    <w:pPr>
-      <w:spacing w:after="0" w:line="240" w:lineRule="auto"/>
-    </w:pPr>
-    <w:rPr>
-      <w:rFonts w:ascii="Times New Roman" w:eastAsia="Times New Roman" w:hAnsi="Times New Roman" w:cs="Times New Roman"/>
-      <w:sz w:val="20"/>
-      <w:szCs w:val="20"/>
-    </w:rPr>
-    <w:tblPr>
-      <w:tblBorders>
-        <w:top w:val="single" w:sz="12" w:space="0" w:color="000000"/>
-        <w:left w:val="single" w:sz="6" w:space="0" w:color="000000"/>
-        <w:bottom w:val="single" w:sz="12" w:space="0" w:color="000000"/>
-        <w:right w:val="single" w:sz="6" w:space="0" w:color="000000"/>
-      </w:tblBorders>
-    </w:tblPr>
-    <w:tcPr>
-      <w:shd w:val="clear" w:color="auto" w:fill="auto"/>
-    </w:tcPr>
-    <w:tblStylePr w:type="firstRow">
-      <w:rPr>
-        <w:b/>
-        <w:bCs/>
-        <w:i/>
-        <w:iCs/>
-        <w:color w:val="FFFFFF"/>
-      </w:rPr>
-      <w:tblPr/>
-      <w:tcPr>
-        <w:tcBorders>
-          <w:bottom w:val="single" w:sz="6" w:space="0" w:color="000000"/>
-          <w:tl2br w:val="none" w:sz="0" w:space="0" w:color="auto"/>
-          <w:tr2bl w:val="none" w:sz="0" w:space="0" w:color="auto"/>
-        </w:tcBorders>
-        <w:shd w:val="pct50" w:color="000080" w:fill="FFFFFF"/>
-      </w:tcPr>
-    </w:tblStylePr>
-    <w:tblStylePr w:type="lastRow">
-      <w:rPr>
-        <w:color w:val="000080"/>
-      </w:rPr>
-      <w:tblPr/>
-      <w:tcPr>
-        <w:tcBorders>
-          <w:bottom w:val="single" w:sz="6" w:space="0" w:color="000000"/>
-          <w:tl2br w:val="none" w:sz="0" w:space="0" w:color="auto"/>
-          <w:tr2bl w:val="none" w:sz="0" w:space="0" w:color="auto"/>
-        </w:tcBorders>
-        <w:shd w:val="pct50" w:color="000000" w:fill="FFFFFF"/>
-      </w:tcPr>
-    </w:tblStylePr>
-    <w:tblStylePr w:type="firstCol">
-      <w:rPr>
-        <w:b/>
-        <w:bCs/>
-      </w:rPr>
-      <w:tblPr/>
-      <w:tcPr>
-        <w:tcBorders>
-          <w:tl2br w:val="none" w:sz="0" w:space="0" w:color="auto"/>
-          <w:tr2bl w:val="none" w:sz="0" w:space="0" w:color="auto"/>
-        </w:tcBorders>
-      </w:tcPr>
-    </w:tblStylePr>
-    <w:tblStylePr w:type="nwCell">
-      <w:rPr>
-        <w:b/>
-        <w:bCs/>
-      </w:rPr>
-      <w:tblPr/>
-      <w:tcPr>
-        <w:tcBorders>
-          <w:tl2br w:val="none" w:sz="0" w:space="0" w:color="auto"/>
-          <w:tr2bl w:val="none" w:sz="0" w:space="0" w:color="auto"/>
-        </w:tcBorders>
-      </w:tcPr>
-    </w:tblStylePr>
-    <w:tblStylePr w:type="swCell">
-      <w:rPr>
-        <w:color w:val="000080"/>
-      </w:rPr>
-      <w:tblPr/>
-      <w:tcPr>
-        <w:tcBorders>
-          <w:tl2br w:val="none" w:sz="0" w:space="0" w:color="auto"/>
-          <w:tr2bl w:val="none" w:sz="0" w:space="0" w:color="auto"/>
-        </w:tcBorders>
-      </w:tcPr>
-    </w:tblStylePr>
-  </w:style>
-  <w:style w:type="table" w:styleId="TableColorful1">
-    <w:name w:val="Table Colorful 1"/>
-    <w:basedOn w:val="TableNormal"/>
-    <w:semiHidden/>
-    <w:rsid w:val="00BB49EE"/>
-    <w:pPr>
-      <w:spacing w:after="0" w:line="240" w:lineRule="auto"/>
-    </w:pPr>
-    <w:rPr>
-      <w:rFonts w:ascii="Times New Roman" w:eastAsia="Times New Roman" w:hAnsi="Times New Roman" w:cs="Times New Roman"/>
-      <w:color w:val="FFFFFF"/>
-      <w:sz w:val="20"/>
-      <w:szCs w:val="20"/>
-    </w:rPr>
-    <w:tblPr>
-      <w:tblBorders>
-        <w:top w:val="single" w:sz="12" w:space="0" w:color="008080"/>
-        <w:left w:val="single" w:sz="12" w:space="0" w:color="008080"/>
-        <w:bottom w:val="single" w:sz="12" w:space="0" w:color="008080"/>
-        <w:right w:val="single" w:sz="12" w:space="0" w:color="008080"/>
-        <w:insideH w:val="single" w:sz="6" w:space="0" w:color="00FFFF"/>
-      </w:tblBorders>
-    </w:tblPr>
-    <w:tcPr>
-      <w:shd w:val="solid" w:color="008080" w:fill="FFFFFF"/>
-    </w:tcPr>
-    <w:tblStylePr w:type="firstRow">
-      <w:rPr>
-        <w:b/>
-        <w:bCs/>
-        <w:i/>
-        <w:iCs/>
-      </w:rPr>
-      <w:tblPr/>
-      <w:tcPr>
-        <w:tcBorders>
-          <w:tl2br w:val="none" w:sz="0" w:space="0" w:color="auto"/>
-          <w:tr2bl w:val="none" w:sz="0" w:space="0" w:color="auto"/>
-        </w:tcBorders>
-        <w:shd w:val="solid" w:color="000000" w:fill="FFFFFF"/>
-      </w:tcPr>
-    </w:tblStylePr>
-    <w:tblStylePr w:type="firstCol">
-      <w:rPr>
-        <w:b/>
-        <w:bCs/>
-        <w:i/>
-        <w:iCs/>
-      </w:rPr>
-      <w:tblPr/>
-      <w:tcPr>
-        <w:tcBorders>
-          <w:tl2br w:val="none" w:sz="0" w:space="0" w:color="auto"/>
-          <w:tr2bl w:val="none" w:sz="0" w:space="0" w:color="auto"/>
-        </w:tcBorders>
-        <w:shd w:val="solid" w:color="000080" w:fill="FFFFFF"/>
-      </w:tcPr>
-    </w:tblStylePr>
-    <w:tblStylePr w:type="nwCell">
-      <w:tblPr/>
-      <w:tcPr>
-        <w:tcBorders>
-          <w:tl2br w:val="none" w:sz="0" w:space="0" w:color="auto"/>
-          <w:tr2bl w:val="none" w:sz="0" w:space="0" w:color="auto"/>
-        </w:tcBorders>
-        <w:shd w:val="solid" w:color="000000" w:fill="FFFFFF"/>
-      </w:tcPr>
-    </w:tblStylePr>
-    <w:tblStylePr w:type="swCell">
-      <w:rPr>
-        <w:b/>
-        <w:bCs/>
-        <w:i w:val="0"/>
-        <w:iCs w:val="0"/>
-      </w:rPr>
-      <w:tblPr/>
-      <w:tcPr>
-        <w:tcBorders>
-          <w:tl2br w:val="none" w:sz="0" w:space="0" w:color="auto"/>
-          <w:tr2bl w:val="none" w:sz="0" w:space="0" w:color="auto"/>
-        </w:tcBorders>
-      </w:tcPr>
-    </w:tblStylePr>
-  </w:style>
-  <w:style w:type="table" w:styleId="TableColorful2">
-    <w:name w:val="Table Colorful 2"/>
-    <w:basedOn w:val="TableNormal"/>
-    <w:semiHidden/>
-    <w:rsid w:val="00BB49EE"/>
-    <w:pPr>
-      <w:spacing w:after="0" w:line="240" w:lineRule="auto"/>
-    </w:pPr>
-    <w:rPr>
-      <w:rFonts w:ascii="Times New Roman" w:eastAsia="Times New Roman" w:hAnsi="Times New Roman" w:cs="Times New Roman"/>
-      <w:sz w:val="20"/>
-      <w:szCs w:val="20"/>
-    </w:rPr>
-    <w:tblPr>
-      <w:tblBorders>
-        <w:bottom w:val="single" w:sz="12" w:space="0" w:color="000000"/>
-      </w:tblBorders>
-    </w:tblPr>
-    <w:tcPr>
-      <w:shd w:val="pct20" w:color="FFFF00" w:fill="FFFFFF"/>
-    </w:tcPr>
-    <w:tblStylePr w:type="firstRow">
-      <w:rPr>
-        <w:b/>
-        <w:bCs/>
-        <w:i/>
-        <w:iCs/>
-        <w:color w:val="FFFFFF"/>
-      </w:rPr>
-      <w:tblPr/>
-      <w:tcPr>
-        <w:tcBorders>
-          <w:bottom w:val="single" w:sz="12" w:space="0" w:color="000000"/>
-          <w:tl2br w:val="none" w:sz="0" w:space="0" w:color="auto"/>
-          <w:tr2bl w:val="none" w:sz="0" w:space="0" w:color="auto"/>
-        </w:tcBorders>
-        <w:shd w:val="solid" w:color="800000" w:fill="FFFFFF"/>
-      </w:tcPr>
-    </w:tblStylePr>
-    <w:tblStylePr w:type="firstCol">
-      <w:rPr>
-        <w:b/>
-        <w:bCs/>
-        <w:i/>
-        <w:iCs/>
-      </w:rPr>
-      <w:tblPr/>
-      <w:tcPr>
-        <w:tcBorders>
-          <w:tl2br w:val="none" w:sz="0" w:space="0" w:color="auto"/>
-          <w:tr2bl w:val="none" w:sz="0" w:space="0" w:color="auto"/>
-        </w:tcBorders>
-      </w:tcPr>
-    </w:tblStylePr>
-    <w:tblStylePr w:type="lastCol">
-      <w:tblPr/>
-      <w:tcPr>
-        <w:tcBorders>
-          <w:tl2br w:val="none" w:sz="0" w:space="0" w:color="auto"/>
-          <w:tr2bl w:val="none" w:sz="0" w:space="0" w:color="auto"/>
-        </w:tcBorders>
-        <w:shd w:val="solid" w:color="C0C0C0" w:fill="FFFFFF"/>
-      </w:tcPr>
-    </w:tblStylePr>
-    <w:tblStylePr w:type="swCell">
-      <w:rPr>
-        <w:b/>
-        <w:bCs/>
-        <w:i w:val="0"/>
-        <w:iCs w:val="0"/>
-      </w:rPr>
-      <w:tblPr/>
-      <w:tcPr>
-        <w:tcBorders>
-          <w:tl2br w:val="none" w:sz="0" w:space="0" w:color="auto"/>
-          <w:tr2bl w:val="none" w:sz="0" w:space="0" w:color="auto"/>
-        </w:tcBorders>
-      </w:tcPr>
-    </w:tblStylePr>
-  </w:style>
-  <w:style w:type="table" w:styleId="TableColorful3">
-    <w:name w:val="Table Colorful 3"/>
-    <w:basedOn w:val="TableNormal"/>
-    <w:semiHidden/>
-    <w:rsid w:val="00BB49EE"/>
-    <w:pPr>
-      <w:spacing w:after="0" w:line="240" w:lineRule="auto"/>
-    </w:pPr>
-    <w:rPr>
-      <w:rFonts w:ascii="Times New Roman" w:eastAsia="Times New Roman" w:hAnsi="Times New Roman" w:cs="Times New Roman"/>
-      <w:sz w:val="20"/>
-      <w:szCs w:val="20"/>
-    </w:rPr>
-    <w:tblPr>
-      <w:tblBorders>
-        <w:top w:val="single" w:sz="18" w:space="0" w:color="000000"/>
-        <w:left w:val="single" w:sz="18" w:space="0" w:color="000000"/>
-        <w:bottom w:val="single" w:sz="18" w:space="0" w:color="000000"/>
-        <w:right w:val="single" w:sz="18" w:space="0" w:color="000000"/>
-        <w:insideH w:val="single" w:sz="6" w:space="0" w:color="C0C0C0"/>
-      </w:tblBorders>
-    </w:tblPr>
-    <w:tcPr>
-      <w:shd w:val="pct25" w:color="008080" w:fill="FFFFFF"/>
-    </w:tcPr>
-    <w:tblStylePr w:type="firstRow">
-      <w:tblPr/>
-      <w:tcPr>
-        <w:tcBorders>
-          <w:bottom w:val="single" w:sz="6" w:space="0" w:color="000000"/>
-          <w:tl2br w:val="none" w:sz="0" w:space="0" w:color="auto"/>
-          <w:tr2bl w:val="none" w:sz="0" w:space="0" w:color="auto"/>
-        </w:tcBorders>
-        <w:shd w:val="solid" w:color="008080" w:fill="FFFFFF"/>
-      </w:tcPr>
-    </w:tblStylePr>
-    <w:tblStylePr w:type="firstCol">
-      <w:tblPr/>
-      <w:tcPr>
-        <w:tcBorders>
-          <w:left w:val="single" w:sz="36" w:space="0" w:color="000000"/>
-          <w:right w:val="single" w:sz="6" w:space="0" w:color="000000"/>
-          <w:tl2br w:val="none" w:sz="0" w:space="0" w:color="auto"/>
-          <w:tr2bl w:val="none" w:sz="0" w:space="0" w:color="auto"/>
-        </w:tcBorders>
-        <w:shd w:val="solid" w:color="008080" w:fill="FFFFFF"/>
-      </w:tcPr>
-    </w:tblStylePr>
-    <w:tblStylePr w:type="nwCell">
-      <w:rPr>
-        <w:b/>
-        <w:bCs/>
-        <w:color w:val="FFFFFF"/>
-      </w:rPr>
-      <w:tblPr/>
-      <w:tcPr>
-        <w:tcBorders>
-          <w:tl2br w:val="none" w:sz="0" w:space="0" w:color="auto"/>
-          <w:tr2bl w:val="none" w:sz="0" w:space="0" w:color="auto"/>
-        </w:tcBorders>
-        <w:shd w:val="solid" w:color="000000" w:fill="FFFFFF"/>
-      </w:tcPr>
-    </w:tblStylePr>
-  </w:style>
-  <w:style w:type="table" w:styleId="TableColumns1">
-    <w:name w:val="Table Columns 1"/>
-    <w:basedOn w:val="TableNormal"/>
-    <w:semiHidden/>
-    <w:rsid w:val="00BB49EE"/>
-    <w:pPr>
-      <w:spacing w:after="0" w:line="240" w:lineRule="auto"/>
-    </w:pPr>
-    <w:rPr>
-      <w:rFonts w:ascii="Times New Roman" w:eastAsia="Times New Roman" w:hAnsi="Times New Roman" w:cs="Times New Roman"/>
-      <w:b/>
-      <w:bCs/>
-      <w:sz w:val="20"/>
-      <w:szCs w:val="20"/>
-    </w:rPr>
-    <w:tblPr>
-      <w:tblStyleColBandSize w:val="1"/>
-      <w:tblBorders>
-        <w:top w:val="single" w:sz="12" w:space="0" w:color="000000"/>
-        <w:left w:val="single" w:sz="12" w:space="0" w:color="000000"/>
-        <w:bottom w:val="single" w:sz="12" w:space="0" w:color="000000"/>
-        <w:right w:val="single" w:sz="12" w:space="0" w:color="000000"/>
-      </w:tblBorders>
-    </w:tblPr>
-    <w:tblStylePr w:type="firstRow">
-      <w:rPr>
-        <w:b w:val="0"/>
-        <w:bCs w:val="0"/>
-      </w:rPr>
-      <w:tblPr/>
-      <w:tcPr>
-        <w:tcBorders>
-          <w:bottom w:val="double" w:sz="6" w:space="0" w:color="000000"/>
-          <w:tl2br w:val="none" w:sz="0" w:space="0" w:color="auto"/>
-          <w:tr2bl w:val="none" w:sz="0" w:space="0" w:color="auto"/>
-        </w:tcBorders>
-      </w:tcPr>
-    </w:tblStylePr>
-    <w:tblStylePr w:type="lastRow">
-      <w:rPr>
-        <w:b w:val="0"/>
-        <w:bCs w:val="0"/>
-      </w:rPr>
-      <w:tblPr/>
-      <w:tcPr>
-        <w:tcBorders>
-          <w:tl2br w:val="none" w:sz="0" w:space="0" w:color="auto"/>
-          <w:tr2bl w:val="none" w:sz="0" w:space="0" w:color="auto"/>
-        </w:tcBorders>
-      </w:tcPr>
-    </w:tblStylePr>
-    <w:tblStylePr w:type="firstCol">
-      <w:rPr>
-        <w:b w:val="0"/>
-        <w:bCs w:val="0"/>
-      </w:rPr>
-      <w:tblPr/>
-      <w:tcPr>
-        <w:tcBorders>
-          <w:tl2br w:val="none" w:sz="0" w:space="0" w:color="auto"/>
-          <w:tr2bl w:val="none" w:sz="0" w:space="0" w:color="auto"/>
-        </w:tcBorders>
-      </w:tcPr>
-    </w:tblStylePr>
-    <w:tblStylePr w:type="lastCol">
-      <w:rPr>
-        <w:b w:val="0"/>
-        <w:bCs w:val="0"/>
-      </w:rPr>
-      <w:tblPr/>
-      <w:tcPr>
-        <w:tcBorders>
-          <w:tl2br w:val="none" w:sz="0" w:space="0" w:color="auto"/>
-          <w:tr2bl w:val="none" w:sz="0" w:space="0" w:color="auto"/>
-        </w:tcBorders>
-      </w:tcPr>
-    </w:tblStylePr>
-    <w:tblStylePr w:type="band1Vert">
-      <w:rPr>
-        <w:color w:val="auto"/>
-      </w:rPr>
-      <w:tblPr/>
-      <w:tcPr>
-        <w:shd w:val="pct25" w:color="000000" w:fill="FFFFFF"/>
-      </w:tcPr>
-    </w:tblStylePr>
-    <w:tblStylePr w:type="band2Vert">
-      <w:rPr>
-        <w:color w:val="auto"/>
-      </w:rPr>
-      <w:tblPr/>
-      <w:tcPr>
-        <w:shd w:val="pct25" w:color="FFFF00" w:fill="FFFFFF"/>
-      </w:tcPr>
-    </w:tblStylePr>
-    <w:tblStylePr w:type="neCell">
-      <w:rPr>
-        <w:b/>
-        <w:bCs/>
-      </w:rPr>
-      <w:tblPr/>
-      <w:tcPr>
-        <w:tcBorders>
-          <w:tl2br w:val="none" w:sz="0" w:space="0" w:color="auto"/>
-          <w:tr2bl w:val="none" w:sz="0" w:space="0" w:color="auto"/>
-        </w:tcBorders>
-      </w:tcPr>
-    </w:tblStylePr>
-    <w:tblStylePr w:type="swCell">
-      <w:rPr>
-        <w:b/>
-        <w:bCs/>
-      </w:rPr>
-      <w:tblPr/>
-      <w:tcPr>
-        <w:tcBorders>
-          <w:tl2br w:val="none" w:sz="0" w:space="0" w:color="auto"/>
-          <w:tr2bl w:val="none" w:sz="0" w:space="0" w:color="auto"/>
-        </w:tcBorders>
-      </w:tcPr>
-    </w:tblStylePr>
-  </w:style>
-  <w:style w:type="table" w:styleId="TableColumns2">
-    <w:name w:val="Table Columns 2"/>
-    <w:basedOn w:val="TableNormal"/>
-    <w:semiHidden/>
-    <w:rsid w:val="00BB49EE"/>
-    <w:pPr>
-      <w:spacing w:after="0" w:line="240" w:lineRule="auto"/>
-    </w:pPr>
-    <w:rPr>
-      <w:rFonts w:ascii="Times New Roman" w:eastAsia="Times New Roman" w:hAnsi="Times New Roman" w:cs="Times New Roman"/>
-      <w:b/>
-      <w:bCs/>
-      <w:sz w:val="20"/>
-      <w:szCs w:val="20"/>
-    </w:rPr>
-    <w:tblPr>
-      <w:tblStyleColBandSize w:val="1"/>
-    </w:tblPr>
-    <w:tblStylePr w:type="firstRow">
-      <w:rPr>
-        <w:color w:val="FFFFFF"/>
-      </w:rPr>
-      <w:tblPr/>
-      <w:tcPr>
-        <w:tcBorders>
-          <w:tl2br w:val="none" w:sz="0" w:space="0" w:color="auto"/>
-          <w:tr2bl w:val="none" w:sz="0" w:space="0" w:color="auto"/>
-        </w:tcBorders>
-        <w:shd w:val="solid" w:color="000080" w:fill="FFFFFF"/>
-      </w:tcPr>
-    </w:tblStylePr>
-    <w:tblStylePr w:type="lastRow">
-      <w:rPr>
-        <w:b w:val="0"/>
-        <w:bCs w:val="0"/>
-      </w:rPr>
-      <w:tblPr/>
-      <w:tcPr>
-        <w:tcBorders>
-          <w:tl2br w:val="none" w:sz="0" w:space="0" w:color="auto"/>
-          <w:tr2bl w:val="none" w:sz="0" w:space="0" w:color="auto"/>
-        </w:tcBorders>
-      </w:tcPr>
-    </w:tblStylePr>
-    <w:tblStylePr w:type="firstCol">
-      <w:rPr>
-        <w:b w:val="0"/>
-        <w:bCs w:val="0"/>
-        <w:color w:val="000000"/>
-      </w:rPr>
-      <w:tblPr/>
-      <w:tcPr>
-        <w:tcBorders>
-          <w:tl2br w:val="none" w:sz="0" w:space="0" w:color="auto"/>
-          <w:tr2bl w:val="none" w:sz="0" w:space="0" w:color="auto"/>
-        </w:tcBorders>
-      </w:tcPr>
-    </w:tblStylePr>
-    <w:tblStylePr w:type="lastCol">
-      <w:rPr>
-        <w:b w:val="0"/>
-        <w:bCs w:val="0"/>
-      </w:rPr>
-      <w:tblPr/>
-      <w:tcPr>
-        <w:tcBorders>
-          <w:tl2br w:val="none" w:sz="0" w:space="0" w:color="auto"/>
-          <w:tr2bl w:val="none" w:sz="0" w:space="0" w:color="auto"/>
-        </w:tcBorders>
-      </w:tcPr>
-    </w:tblStylePr>
-    <w:tblStylePr w:type="band1Vert">
-      <w:rPr>
-        <w:color w:val="auto"/>
-      </w:rPr>
-      <w:tblPr/>
-      <w:tcPr>
-        <w:shd w:val="pct30" w:color="000000" w:fill="FFFFFF"/>
-      </w:tcPr>
-    </w:tblStylePr>
-    <w:tblStylePr w:type="band2Vert">
-      <w:rPr>
-        <w:color w:val="auto"/>
-      </w:rPr>
-      <w:tblPr/>
-      <w:tcPr>
-        <w:shd w:val="pct25" w:color="00FF00" w:fill="FFFFFF"/>
-      </w:tcPr>
-    </w:tblStylePr>
-    <w:tblStylePr w:type="neCell">
-      <w:rPr>
-        <w:b/>
-        <w:bCs/>
-      </w:rPr>
-      <w:tblPr/>
-      <w:tcPr>
-        <w:tcBorders>
-          <w:tl2br w:val="none" w:sz="0" w:space="0" w:color="auto"/>
-          <w:tr2bl w:val="none" w:sz="0" w:space="0" w:color="auto"/>
-        </w:tcBorders>
-      </w:tcPr>
-    </w:tblStylePr>
-    <w:tblStylePr w:type="swCell">
-      <w:rPr>
-        <w:b/>
-        <w:bCs/>
-      </w:rPr>
-      <w:tblPr/>
-      <w:tcPr>
-        <w:tcBorders>
-          <w:tl2br w:val="none" w:sz="0" w:space="0" w:color="auto"/>
-          <w:tr2bl w:val="none" w:sz="0" w:space="0" w:color="auto"/>
-        </w:tcBorders>
-      </w:tcPr>
-    </w:tblStylePr>
-  </w:style>
-  <w:style w:type="table" w:styleId="TableColumns3">
-    <w:name w:val="Table Columns 3"/>
-    <w:basedOn w:val="TableNormal"/>
-    <w:semiHidden/>
-    <w:rsid w:val="00BB49EE"/>
-    <w:pPr>
-      <w:spacing w:after="0" w:line="240" w:lineRule="auto"/>
-    </w:pPr>
-    <w:rPr>
-      <w:rFonts w:ascii="Times New Roman" w:eastAsia="Times New Roman" w:hAnsi="Times New Roman" w:cs="Times New Roman"/>
-      <w:b/>
-      <w:bCs/>
-      <w:sz w:val="20"/>
-      <w:szCs w:val="20"/>
-    </w:rPr>
-    <w:tblPr>
-      <w:tblStyleColBandSize w:val="1"/>
-      <w:tblBorders>
-        <w:top w:val="single" w:sz="6" w:space="0" w:color="000080"/>
-        <w:left w:val="single" w:sz="6" w:space="0" w:color="000080"/>
-        <w:bottom w:val="single" w:sz="6" w:space="0" w:color="000080"/>
-        <w:right w:val="single" w:sz="6" w:space="0" w:color="000080"/>
-        <w:insideV w:val="single" w:sz="6" w:space="0" w:color="000080"/>
-      </w:tblBorders>
-    </w:tblPr>
-    <w:tblStylePr w:type="firstRow">
-      <w:rPr>
-        <w:color w:val="FFFFFF"/>
-      </w:rPr>
-      <w:tblPr/>
-      <w:tcPr>
-        <w:tcBorders>
-          <w:tl2br w:val="none" w:sz="0" w:space="0" w:color="auto"/>
-          <w:tr2bl w:val="none" w:sz="0" w:space="0" w:color="auto"/>
-        </w:tcBorders>
-        <w:shd w:val="solid" w:color="000080" w:fill="FFFFFF"/>
-      </w:tcPr>
-    </w:tblStylePr>
-    <w:tblStylePr w:type="lastRow">
-      <w:rPr>
-        <w:b w:val="0"/>
-        <w:bCs w:val="0"/>
-      </w:rPr>
-      <w:tblPr/>
-      <w:tcPr>
-        <w:tcBorders>
-          <w:top w:val="single" w:sz="6" w:space="0" w:color="000080"/>
-          <w:tl2br w:val="none" w:sz="0" w:space="0" w:color="auto"/>
-          <w:tr2bl w:val="none" w:sz="0" w:space="0" w:color="auto"/>
-        </w:tcBorders>
-      </w:tcPr>
-    </w:tblStylePr>
-    <w:tblStylePr w:type="firstCol">
-      <w:rPr>
-        <w:b w:val="0"/>
-        <w:bCs w:val="0"/>
-      </w:rPr>
-      <w:tblPr/>
-      <w:tcPr>
-        <w:tcBorders>
-          <w:tl2br w:val="none" w:sz="0" w:space="0" w:color="auto"/>
-          <w:tr2bl w:val="none" w:sz="0" w:space="0" w:color="auto"/>
-        </w:tcBorders>
-      </w:tcPr>
-    </w:tblStylePr>
-    <w:tblStylePr w:type="lastCol">
-      <w:rPr>
-        <w:b w:val="0"/>
-        <w:bCs w:val="0"/>
-      </w:rPr>
-      <w:tblPr/>
-      <w:tcPr>
-        <w:tcBorders>
-          <w:tl2br w:val="none" w:sz="0" w:space="0" w:color="auto"/>
-          <w:tr2bl w:val="none" w:sz="0" w:space="0" w:color="auto"/>
-        </w:tcBorders>
-      </w:tcPr>
-    </w:tblStylePr>
-    <w:tblStylePr w:type="band1Vert">
-      <w:rPr>
-        <w:color w:val="auto"/>
-      </w:rPr>
-      <w:tblPr/>
-      <w:tcPr>
-        <w:shd w:val="solid" w:color="C0C0C0" w:fill="FFFFFF"/>
-      </w:tcPr>
-    </w:tblStylePr>
-    <w:tblStylePr w:type="band2Vert">
-      <w:rPr>
-        <w:color w:val="auto"/>
-      </w:rPr>
-      <w:tblPr/>
-      <w:tcPr>
-        <w:shd w:val="pct10" w:color="000000" w:fill="FFFFFF"/>
-      </w:tcPr>
-    </w:tblStylePr>
-    <w:tblStylePr w:type="neCell">
-      <w:rPr>
-        <w:b/>
-        <w:bCs/>
-      </w:rPr>
-      <w:tblPr/>
-      <w:tcPr>
-        <w:tcBorders>
-          <w:tl2br w:val="none" w:sz="0" w:space="0" w:color="auto"/>
-          <w:tr2bl w:val="none" w:sz="0" w:space="0" w:color="auto"/>
-        </w:tcBorders>
-      </w:tcPr>
-    </w:tblStylePr>
-  </w:style>
-  <w:style w:type="table" w:styleId="TableColumns4">
-    <w:name w:val="Table Columns 4"/>
-    <w:basedOn w:val="TableNormal"/>
-    <w:semiHidden/>
-    <w:rsid w:val="00BB49EE"/>
-    <w:pPr>
-      <w:spacing w:after="0" w:line="240" w:lineRule="auto"/>
-    </w:pPr>
-    <w:rPr>
-      <w:rFonts w:ascii="Times New Roman" w:eastAsia="Times New Roman" w:hAnsi="Times New Roman" w:cs="Times New Roman"/>
-      <w:sz w:val="20"/>
-      <w:szCs w:val="20"/>
-    </w:rPr>
-    <w:tblPr>
-      <w:tblStyleColBandSize w:val="1"/>
-    </w:tblPr>
-    <w:tblStylePr w:type="firstRow">
-      <w:rPr>
-        <w:color w:val="FFFFFF"/>
-      </w:rPr>
-      <w:tblPr/>
-      <w:tcPr>
-        <w:tcBorders>
-          <w:tl2br w:val="none" w:sz="0" w:space="0" w:color="auto"/>
-          <w:tr2bl w:val="none" w:sz="0" w:space="0" w:color="auto"/>
-        </w:tcBorders>
-        <w:shd w:val="solid" w:color="000000" w:fill="FFFFFF"/>
-      </w:tcPr>
-    </w:tblStylePr>
-    <w:tblStylePr w:type="lastRow">
-      <w:rPr>
-        <w:b/>
-        <w:bCs/>
-      </w:rPr>
-      <w:tblPr/>
-      <w:tcPr>
-        <w:tcBorders>
-          <w:tl2br w:val="none" w:sz="0" w:space="0" w:color="auto"/>
-          <w:tr2bl w:val="none" w:sz="0" w:space="0" w:color="auto"/>
-        </w:tcBorders>
-      </w:tcPr>
-    </w:tblStylePr>
-    <w:tblStylePr w:type="lastCol">
-      <w:rPr>
-        <w:b/>
-        <w:bCs/>
-      </w:rPr>
-      <w:tblPr/>
-      <w:tcPr>
-        <w:tcBorders>
-          <w:tl2br w:val="none" w:sz="0" w:space="0" w:color="auto"/>
-          <w:tr2bl w:val="none" w:sz="0" w:space="0" w:color="auto"/>
-        </w:tcBorders>
-      </w:tcPr>
-    </w:tblStylePr>
-    <w:tblStylePr w:type="band1Vert">
-      <w:rPr>
-        <w:color w:val="auto"/>
-      </w:rPr>
-      <w:tblPr/>
-      <w:tcPr>
-        <w:shd w:val="pct50" w:color="008080" w:fill="FFFFFF"/>
-      </w:tcPr>
-    </w:tblStylePr>
-    <w:tblStylePr w:type="band2Vert">
-      <w:rPr>
-        <w:color w:val="auto"/>
-      </w:rPr>
-      <w:tblPr/>
-      <w:tcPr>
-        <w:shd w:val="pct10" w:color="000000" w:fill="FFFFFF"/>
-      </w:tcPr>
-    </w:tblStylePr>
-  </w:style>
-  <w:style w:type="table" w:styleId="TableColumns5">
-    <w:name w:val="Table Columns 5"/>
-    <w:basedOn w:val="TableNormal"/>
-    <w:semiHidden/>
-    <w:rsid w:val="00BB49EE"/>
-    <w:pPr>
-      <w:spacing w:after="0" w:line="240" w:lineRule="auto"/>
-    </w:pPr>
-    <w:rPr>
-      <w:rFonts w:ascii="Times New Roman" w:eastAsia="Times New Roman" w:hAnsi="Times New Roman" w:cs="Times New Roman"/>
-      <w:sz w:val="20"/>
-      <w:szCs w:val="20"/>
-    </w:rPr>
-    <w:tblPr>
-      <w:tblStyleColBandSize w:val="1"/>
-      <w:tblBorders>
-        <w:top w:val="single" w:sz="12" w:space="0" w:color="808080"/>
-        <w:left w:val="single" w:sz="12" w:space="0" w:color="808080"/>
-        <w:bottom w:val="single" w:sz="12" w:space="0" w:color="808080"/>
-        <w:right w:val="single" w:sz="12" w:space="0" w:color="808080"/>
-        <w:insideV w:val="single" w:sz="6" w:space="0" w:color="C0C0C0"/>
-      </w:tblBorders>
-    </w:tblPr>
-    <w:tblStylePr w:type="firstRow">
-      <w:rPr>
-        <w:b/>
-        <w:bCs/>
-        <w:i/>
-        <w:iCs/>
-      </w:rPr>
-      <w:tblPr/>
-      <w:tcPr>
-        <w:tcBorders>
-          <w:bottom w:val="single" w:sz="6" w:space="0" w:color="808080"/>
-          <w:tl2br w:val="none" w:sz="0" w:space="0" w:color="auto"/>
-          <w:tr2bl w:val="none" w:sz="0" w:space="0" w:color="auto"/>
-        </w:tcBorders>
-      </w:tcPr>
-    </w:tblStylePr>
-    <w:tblStylePr w:type="lastRow">
-      <w:rPr>
-        <w:b/>
-        <w:bCs/>
-      </w:rPr>
-      <w:tblPr/>
-      <w:tcPr>
-        <w:tcBorders>
-          <w:top w:val="single" w:sz="6" w:space="0" w:color="808080"/>
-          <w:tl2br w:val="none" w:sz="0" w:space="0" w:color="auto"/>
-          <w:tr2bl w:val="none" w:sz="0" w:space="0" w:color="auto"/>
-        </w:tcBorders>
-      </w:tcPr>
-    </w:tblStylePr>
-    <w:tblStylePr w:type="firstCol">
-      <w:rPr>
-        <w:b/>
-        <w:bCs/>
-      </w:rPr>
-      <w:tblPr/>
-      <w:tcPr>
-        <w:tcBorders>
-          <w:tl2br w:val="none" w:sz="0" w:space="0" w:color="auto"/>
-          <w:tr2bl w:val="none" w:sz="0" w:space="0" w:color="auto"/>
-        </w:tcBorders>
-      </w:tcPr>
-    </w:tblStylePr>
-    <w:tblStylePr w:type="lastCol">
-      <w:rPr>
-        <w:b/>
-        <w:bCs/>
-      </w:rPr>
-      <w:tblPr/>
-      <w:tcPr>
-        <w:tcBorders>
-          <w:tl2br w:val="none" w:sz="0" w:space="0" w:color="auto"/>
-          <w:tr2bl w:val="none" w:sz="0" w:space="0" w:color="auto"/>
-        </w:tcBorders>
-      </w:tcPr>
-    </w:tblStylePr>
-    <w:tblStylePr w:type="band1Vert">
-      <w:rPr>
-        <w:color w:val="auto"/>
-      </w:rPr>
-      <w:tblPr/>
-      <w:tcPr>
-        <w:shd w:val="solid" w:color="C0C0C0" w:fill="FFFFFF"/>
-      </w:tcPr>
-    </w:tblStylePr>
-    <w:tblStylePr w:type="band2Vert">
-      <w:rPr>
-        <w:color w:val="auto"/>
-      </w:rPr>
-    </w:tblStylePr>
-  </w:style>
-  <w:style w:type="table" w:styleId="TableContemporary">
-    <w:name w:val="Table Contemporary"/>
-    <w:basedOn w:val="TableNormal"/>
-    <w:semiHidden/>
-    <w:rsid w:val="00BB49EE"/>
-    <w:pPr>
-      <w:spacing w:after="0" w:line="240" w:lineRule="auto"/>
-    </w:pPr>
-    <w:rPr>
-      <w:rFonts w:ascii="Times New Roman" w:eastAsia="Times New Roman" w:hAnsi="Times New Roman" w:cs="Times New Roman"/>
-      <w:sz w:val="20"/>
-      <w:szCs w:val="20"/>
-    </w:rPr>
-    <w:tblPr>
-      <w:tblStyleRowBandSize w:val="1"/>
-      <w:tblBorders>
-        <w:insideH w:val="single" w:sz="18" w:space="0" w:color="FFFFFF"/>
-        <w:insideV w:val="single" w:sz="18" w:space="0" w:color="FFFFFF"/>
-      </w:tblBorders>
-    </w:tblPr>
-    <w:tblStylePr w:type="firstRow">
-      <w:rPr>
-        <w:b/>
-        <w:bCs/>
-        <w:color w:val="auto"/>
-      </w:rPr>
-      <w:tblPr/>
-      <w:tcPr>
-        <w:tcBorders>
-          <w:tl2br w:val="none" w:sz="0" w:space="0" w:color="auto"/>
-          <w:tr2bl w:val="none" w:sz="0" w:space="0" w:color="auto"/>
-        </w:tcBorders>
-        <w:shd w:val="pct20" w:color="000000" w:fill="FFFFFF"/>
-      </w:tcPr>
-    </w:tblStylePr>
-    <w:tblStylePr w:type="band1Horz">
-      <w:rPr>
-        <w:color w:val="auto"/>
-      </w:rPr>
-      <w:tblPr/>
-      <w:tcPr>
-        <w:tcBorders>
-          <w:tl2br w:val="none" w:sz="0" w:space="0" w:color="auto"/>
-          <w:tr2bl w:val="none" w:sz="0" w:space="0" w:color="auto"/>
-        </w:tcBorders>
-        <w:shd w:val="pct5" w:color="000000" w:fill="FFFFFF"/>
-      </w:tcPr>
-    </w:tblStylePr>
-    <w:tblStylePr w:type="band2Horz">
-      <w:rPr>
-        <w:color w:val="auto"/>
-      </w:rPr>
-      <w:tblPr/>
-      <w:tcPr>
-        <w:tcBorders>
-          <w:tl2br w:val="none" w:sz="0" w:space="0" w:color="auto"/>
-          <w:tr2bl w:val="none" w:sz="0" w:space="0" w:color="auto"/>
-        </w:tcBorders>
-        <w:shd w:val="pct20" w:color="000000" w:fill="FFFFFF"/>
-      </w:tcPr>
-    </w:tblStylePr>
-  </w:style>
-  <w:style w:type="table" w:styleId="TableElegant">
-    <w:name w:val="Table Elegant"/>
-    <w:basedOn w:val="TableNormal"/>
-    <w:semiHidden/>
-    <w:rsid w:val="00BB49EE"/>
-    <w:pPr>
-      <w:spacing w:after="0" w:line="240" w:lineRule="auto"/>
-    </w:pPr>
-    <w:rPr>
-      <w:rFonts w:ascii="Times New Roman" w:eastAsia="Times New Roman" w:hAnsi="Times New Roman" w:cs="Times New Roman"/>
-      <w:sz w:val="20"/>
-      <w:szCs w:val="20"/>
-    </w:rPr>
-    <w:tblPr>
-      <w:tblBorders>
-        <w:top w:val="double" w:sz="6" w:space="0" w:color="000000"/>
-        <w:left w:val="double" w:sz="6" w:space="0" w:color="000000"/>
-        <w:bottom w:val="double" w:sz="6" w:space="0" w:color="000000"/>
-        <w:right w:val="double" w:sz="6" w:space="0" w:color="000000"/>
-        <w:insideH w:val="single" w:sz="6" w:space="0" w:color="000000"/>
-        <w:insideV w:val="single" w:sz="6" w:space="0" w:color="000000"/>
-      </w:tblBorders>
-    </w:tblPr>
-    <w:tcPr>
-      <w:shd w:val="clear" w:color="auto" w:fill="auto"/>
-    </w:tcPr>
-    <w:tblStylePr w:type="firstRow">
-      <w:rPr>
-        <w:caps/>
-        <w:color w:val="auto"/>
-      </w:rPr>
-      <w:tblPr/>
-      <w:tcPr>
-        <w:tcBorders>
-          <w:tl2br w:val="none" w:sz="0" w:space="0" w:color="auto"/>
-          <w:tr2bl w:val="none" w:sz="0" w:space="0" w:color="auto"/>
-        </w:tcBorders>
-      </w:tcPr>
-    </w:tblStylePr>
-  </w:style>
-  <w:style w:type="table" w:styleId="TableGrid">
-    <w:name w:val="Table Grid"/>
-    <w:basedOn w:val="TableNormal"/>
-    <w:rsid w:val="00BB49EE"/>
-    <w:pPr>
-      <w:spacing w:after="0" w:line="240" w:lineRule="auto"/>
-    </w:pPr>
-    <w:rPr>
-      <w:rFonts w:ascii="Times New Roman" w:eastAsia="Times New Roman" w:hAnsi="Times New Roman" w:cs="Times New Roman"/>
-      <w:sz w:val="20"/>
-      <w:szCs w:val="20"/>
-    </w:rPr>
-    <w:tblPr>
-      <w:tblBorders>
-        <w:top w:val="single" w:sz="4" w:space="0" w:color="auto"/>
-        <w:left w:val="single" w:sz="4" w:space="0" w:color="auto"/>
-        <w:bottom w:val="single" w:sz="4" w:space="0" w:color="auto"/>
-        <w:right w:val="single" w:sz="4" w:space="0" w:color="auto"/>
-        <w:insideH w:val="single" w:sz="4" w:space="0" w:color="auto"/>
-        <w:insideV w:val="single" w:sz="4" w:space="0" w:color="auto"/>
-      </w:tblBorders>
-    </w:tblPr>
-  </w:style>
-  <w:style w:type="table" w:styleId="TableGrid1">
-    <w:name w:val="Table Grid 1"/>
-    <w:basedOn w:val="TableNormal"/>
-    <w:semiHidden/>
-    <w:rsid w:val="00BB49EE"/>
-    <w:pPr>
-      <w:spacing w:after="0" w:line="240" w:lineRule="auto"/>
-    </w:pPr>
-    <w:rPr>
-      <w:rFonts w:ascii="Times New Roman" w:eastAsia="Times New Roman" w:hAnsi="Times New Roman" w:cs="Times New Roman"/>
-      <w:sz w:val="20"/>
-      <w:szCs w:val="20"/>
-    </w:rPr>
-    <w:tblPr>
-      <w:tblBorders>
-        <w:top w:val="single" w:sz="6" w:space="0" w:color="000000"/>
-        <w:left w:val="single" w:sz="6" w:space="0" w:color="000000"/>
-        <w:bottom w:val="single" w:sz="6" w:space="0" w:color="000000"/>
-        <w:right w:val="single" w:sz="6" w:space="0" w:color="000000"/>
-        <w:insideH w:val="single" w:sz="6" w:space="0" w:color="000000"/>
-        <w:insideV w:val="single" w:sz="6" w:space="0" w:color="000000"/>
-      </w:tblBorders>
-    </w:tblPr>
-    <w:tcPr>
-      <w:shd w:val="clear" w:color="auto" w:fill="auto"/>
-    </w:tcPr>
-    <w:tblStylePr w:type="lastRow">
-      <w:rPr>
-        <w:i/>
-        <w:iCs/>
-      </w:rPr>
-      <w:tblPr/>
-      <w:tcPr>
-        <w:tcBorders>
-          <w:tl2br w:val="none" w:sz="0" w:space="0" w:color="auto"/>
-          <w:tr2bl w:val="none" w:sz="0" w:space="0" w:color="auto"/>
-        </w:tcBorders>
-      </w:tcPr>
-    </w:tblStylePr>
-    <w:tblStylePr w:type="lastCol">
-      <w:rPr>
-        <w:i/>
-        <w:iCs/>
-      </w:rPr>
-      <w:tblPr/>
-      <w:tcPr>
-        <w:tcBorders>
-          <w:tl2br w:val="none" w:sz="0" w:space="0" w:color="auto"/>
-          <w:tr2bl w:val="none" w:sz="0" w:space="0" w:color="auto"/>
-        </w:tcBorders>
-      </w:tcPr>
-    </w:tblStylePr>
-  </w:style>
-  <w:style w:type="table" w:styleId="TableGrid2">
-    <w:name w:val="Table Grid 2"/>
-    <w:basedOn w:val="TableNormal"/>
-    <w:semiHidden/>
-    <w:rsid w:val="00BB49EE"/>
-    <w:pPr>
-      <w:spacing w:after="0" w:line="240" w:lineRule="auto"/>
-    </w:pPr>
-    <w:rPr>
-      <w:rFonts w:ascii="Times New Roman" w:eastAsia="Times New Roman" w:hAnsi="Times New Roman" w:cs="Times New Roman"/>
-      <w:sz w:val="20"/>
-      <w:szCs w:val="20"/>
-    </w:rPr>
-    <w:tblPr>
-      <w:tblBorders>
-        <w:insideH w:val="single" w:sz="6" w:space="0" w:color="000000"/>
-        <w:insideV w:val="single" w:sz="6" w:space="0" w:color="000000"/>
-      </w:tblBorders>
-    </w:tblPr>
-    <w:tcPr>
-      <w:shd w:val="clear" w:color="auto" w:fill="auto"/>
-    </w:tcPr>
-    <w:tblStylePr w:type="firstRow">
-      <w:rPr>
-        <w:b/>
-        <w:bCs/>
-      </w:rPr>
-      <w:tblPr/>
-      <w:tcPr>
-        <w:tcBorders>
-          <w:tl2br w:val="none" w:sz="0" w:space="0" w:color="auto"/>
-          <w:tr2bl w:val="none" w:sz="0" w:space="0" w:color="auto"/>
-        </w:tcBorders>
-      </w:tcPr>
-    </w:tblStylePr>
-    <w:tblStylePr w:type="lastRow">
-      <w:rPr>
-        <w:b/>
-        <w:bCs/>
-      </w:rPr>
-      <w:tblPr/>
-      <w:tcPr>
-        <w:tcBorders>
-          <w:top w:val="single" w:sz="6" w:space="0" w:color="000000"/>
-          <w:tl2br w:val="none" w:sz="0" w:space="0" w:color="auto"/>
-          <w:tr2bl w:val="none" w:sz="0" w:space="0" w:color="auto"/>
-        </w:tcBorders>
-      </w:tcPr>
-    </w:tblStylePr>
-    <w:tblStylePr w:type="firstCol">
-      <w:rPr>
-        <w:b/>
-        <w:bCs/>
-      </w:rPr>
-      <w:tblPr/>
-      <w:tcPr>
-        <w:tcBorders>
-          <w:tl2br w:val="none" w:sz="0" w:space="0" w:color="auto"/>
-          <w:tr2bl w:val="none" w:sz="0" w:space="0" w:color="auto"/>
-        </w:tcBorders>
-      </w:tcPr>
-    </w:tblStylePr>
-    <w:tblStylePr w:type="lastCol">
-      <w:rPr>
-        <w:b/>
-        <w:bCs/>
-      </w:rPr>
-      <w:tblPr/>
-      <w:tcPr>
-        <w:tcBorders>
-          <w:tl2br w:val="none" w:sz="0" w:space="0" w:color="auto"/>
-          <w:tr2bl w:val="none" w:sz="0" w:space="0" w:color="auto"/>
-        </w:tcBorders>
-      </w:tcPr>
-    </w:tblStylePr>
-  </w:style>
-  <w:style w:type="table" w:styleId="TableGrid3">
-    <w:name w:val="Table Grid 3"/>
-    <w:basedOn w:val="TableNormal"/>
-    <w:semiHidden/>
-    <w:rsid w:val="00BB49EE"/>
-    <w:pPr>
-      <w:spacing w:after="0" w:line="240" w:lineRule="auto"/>
-    </w:pPr>
-    <w:rPr>
-      <w:rFonts w:ascii="Times New Roman" w:eastAsia="Times New Roman" w:hAnsi="Times New Roman" w:cs="Times New Roman"/>
-      <w:sz w:val="20"/>
-      <w:szCs w:val="20"/>
-    </w:rPr>
-    <w:tblPr>
-      <w:tblBorders>
-        <w:top w:val="single" w:sz="6" w:space="0" w:color="000000"/>
-        <w:left w:val="single" w:sz="12" w:space="0" w:color="000000"/>
-        <w:bottom w:val="single" w:sz="6" w:space="0" w:color="000000"/>
-        <w:right w:val="single" w:sz="12" w:space="0" w:color="000000"/>
-        <w:insideV w:val="single" w:sz="6" w:space="0" w:color="000000"/>
-      </w:tblBorders>
-    </w:tblPr>
-    <w:tcPr>
-      <w:shd w:val="clear" w:color="auto" w:fill="auto"/>
-    </w:tcPr>
-    <w:tblStylePr w:type="firstRow">
-      <w:tblPr/>
-      <w:tcPr>
-        <w:tcBorders>
-          <w:bottom w:val="single" w:sz="6" w:space="0" w:color="000000"/>
-          <w:tl2br w:val="none" w:sz="0" w:space="0" w:color="auto"/>
-          <w:tr2bl w:val="none" w:sz="0" w:space="0" w:color="auto"/>
-        </w:tcBorders>
-        <w:shd w:val="pct30" w:color="FFFF00" w:fill="FFFFFF"/>
-      </w:tcPr>
-    </w:tblStylePr>
-    <w:tblStylePr w:type="lastRow">
-      <w:rPr>
-        <w:b/>
-        <w:bCs/>
-      </w:rPr>
-      <w:tblPr/>
-      <w:tcPr>
-        <w:tcBorders>
-          <w:tl2br w:val="none" w:sz="0" w:space="0" w:color="auto"/>
-          <w:tr2bl w:val="none" w:sz="0" w:space="0" w:color="auto"/>
-        </w:tcBorders>
-      </w:tcPr>
-    </w:tblStylePr>
-    <w:tblStylePr w:type="lastCol">
-      <w:rPr>
-        <w:b/>
-        <w:bCs/>
-      </w:rPr>
-      <w:tblPr/>
-      <w:tcPr>
-        <w:tcBorders>
-          <w:tl2br w:val="none" w:sz="0" w:space="0" w:color="auto"/>
-          <w:tr2bl w:val="none" w:sz="0" w:space="0" w:color="auto"/>
-        </w:tcBorders>
-      </w:tcPr>
-    </w:tblStylePr>
-  </w:style>
-  <w:style w:type="table" w:styleId="TableGrid4">
-    <w:name w:val="Table Grid 4"/>
-    <w:basedOn w:val="TableNormal"/>
-    <w:semiHidden/>
-    <w:rsid w:val="00BB49EE"/>
-    <w:pPr>
-      <w:spacing w:after="0" w:line="240" w:lineRule="auto"/>
-    </w:pPr>
-    <w:rPr>
-      <w:rFonts w:ascii="Times New Roman" w:eastAsia="Times New Roman" w:hAnsi="Times New Roman" w:cs="Times New Roman"/>
-      <w:sz w:val="20"/>
-      <w:szCs w:val="20"/>
-    </w:rPr>
-    <w:tblPr>
-      <w:tblBorders>
-        <w:left w:val="single" w:sz="12" w:space="0" w:color="000000"/>
-        <w:right w:val="single" w:sz="12" w:space="0" w:color="000000"/>
-        <w:insideH w:val="single" w:sz="6" w:space="0" w:color="000000"/>
-        <w:insideV w:val="single" w:sz="6" w:space="0" w:color="000000"/>
-      </w:tblBorders>
-    </w:tblPr>
-    <w:tcPr>
-      <w:shd w:val="clear" w:color="auto" w:fill="auto"/>
-    </w:tcPr>
-    <w:tblStylePr w:type="firstRow">
-      <w:rPr>
-        <w:color w:val="auto"/>
-      </w:rPr>
-      <w:tblPr/>
-      <w:tcPr>
-        <w:tcBorders>
-          <w:bottom w:val="single" w:sz="6" w:space="0" w:color="000000"/>
-          <w:tl2br w:val="none" w:sz="0" w:space="0" w:color="auto"/>
-          <w:tr2bl w:val="none" w:sz="0" w:space="0" w:color="auto"/>
-        </w:tcBorders>
-        <w:shd w:val="pct30" w:color="FFFF00" w:fill="FFFFFF"/>
-      </w:tcPr>
-    </w:tblStylePr>
-    <w:tblStylePr w:type="lastRow">
-      <w:rPr>
-        <w:b/>
-        <w:bCs/>
-        <w:color w:val="auto"/>
-      </w:rPr>
-      <w:tblPr/>
-      <w:tcPr>
-        <w:tcBorders>
-          <w:top w:val="single" w:sz="6" w:space="0" w:color="000000"/>
-          <w:tl2br w:val="none" w:sz="0" w:space="0" w:color="auto"/>
-          <w:tr2bl w:val="none" w:sz="0" w:space="0" w:color="auto"/>
-        </w:tcBorders>
-        <w:shd w:val="pct30" w:color="FFFF00" w:fill="FFFFFF"/>
-      </w:tcPr>
-    </w:tblStylePr>
-    <w:tblStylePr w:type="lastCol">
-      <w:rPr>
-        <w:b/>
-        <w:bCs/>
-        <w:color w:val="auto"/>
-      </w:rPr>
-      <w:tblPr/>
-      <w:tcPr>
-        <w:tcBorders>
-          <w:tl2br w:val="none" w:sz="0" w:space="0" w:color="auto"/>
-          <w:tr2bl w:val="none" w:sz="0" w:space="0" w:color="auto"/>
-        </w:tcBorders>
-      </w:tcPr>
-    </w:tblStylePr>
-  </w:style>
-  <w:style w:type="table" w:styleId="TableGrid5">
-    <w:name w:val="Table Grid 5"/>
-    <w:basedOn w:val="TableNormal"/>
-    <w:semiHidden/>
-    <w:rsid w:val="00BB49EE"/>
-    <w:pPr>
-      <w:spacing w:after="0" w:line="240" w:lineRule="auto"/>
-    </w:pPr>
-    <w:rPr>
-      <w:rFonts w:ascii="Times New Roman" w:eastAsia="Times New Roman" w:hAnsi="Times New Roman" w:cs="Times New Roman"/>
-      <w:sz w:val="20"/>
-      <w:szCs w:val="20"/>
-    </w:rPr>
-    <w:tblPr>
-      <w:tblBorders>
-        <w:top w:val="single" w:sz="12" w:space="0" w:color="000000"/>
-        <w:left w:val="single" w:sz="12" w:space="0" w:color="000000"/>
-        <w:bottom w:val="single" w:sz="12" w:space="0" w:color="000000"/>
-        <w:right w:val="single" w:sz="12" w:space="0" w:color="000000"/>
-        <w:insideH w:val="single" w:sz="6" w:space="0" w:color="000000"/>
-        <w:insideV w:val="single" w:sz="6" w:space="0" w:color="000000"/>
-      </w:tblBorders>
-    </w:tblPr>
-    <w:tcPr>
-      <w:shd w:val="clear" w:color="auto" w:fill="auto"/>
-    </w:tcPr>
-    <w:tblStylePr w:type="firstRow">
-      <w:tblPr/>
-      <w:tcPr>
-        <w:tcBorders>
-          <w:bottom w:val="single" w:sz="12" w:space="0" w:color="000000"/>
-          <w:tl2br w:val="none" w:sz="0" w:space="0" w:color="auto"/>
-          <w:tr2bl w:val="none" w:sz="0" w:space="0" w:color="auto"/>
-        </w:tcBorders>
-      </w:tcPr>
-    </w:tblStylePr>
-    <w:tblStylePr w:type="lastRow">
-      <w:rPr>
-        <w:b/>
-        <w:bCs/>
-      </w:rPr>
-      <w:tblPr/>
-      <w:tcPr>
-        <w:tcBorders>
-          <w:tl2br w:val="none" w:sz="0" w:space="0" w:color="auto"/>
-          <w:tr2bl w:val="none" w:sz="0" w:space="0" w:color="auto"/>
-        </w:tcBorders>
-      </w:tcPr>
-    </w:tblStylePr>
-    <w:tblStylePr w:type="lastCol">
-      <w:rPr>
-        <w:b/>
-        <w:bCs/>
-      </w:rPr>
-      <w:tblPr/>
-      <w:tcPr>
-        <w:tcBorders>
-          <w:tl2br w:val="none" w:sz="0" w:space="0" w:color="auto"/>
-          <w:tr2bl w:val="none" w:sz="0" w:space="0" w:color="auto"/>
-        </w:tcBorders>
-      </w:tcPr>
-    </w:tblStylePr>
-    <w:tblStylePr w:type="nwCell">
-      <w:tblPr/>
-      <w:tcPr>
-        <w:tcBorders>
-          <w:tl2br w:val="single" w:sz="6" w:space="0" w:color="000000"/>
-          <w:tr2bl w:val="none" w:sz="0" w:space="0" w:color="auto"/>
-        </w:tcBorders>
-      </w:tcPr>
-    </w:tblStylePr>
-  </w:style>
-  <w:style w:type="table" w:styleId="TableGrid6">
-    <w:name w:val="Table Grid 6"/>
-    <w:basedOn w:val="TableNormal"/>
-    <w:semiHidden/>
-    <w:rsid w:val="00BB49EE"/>
-    <w:pPr>
-      <w:spacing w:after="0" w:line="240" w:lineRule="auto"/>
-    </w:pPr>
-    <w:rPr>
-      <w:rFonts w:ascii="Times New Roman" w:eastAsia="Times New Roman" w:hAnsi="Times New Roman" w:cs="Times New Roman"/>
-      <w:sz w:val="20"/>
-      <w:szCs w:val="20"/>
-    </w:rPr>
-    <w:tblPr>
-      <w:tblBorders>
-        <w:top w:val="single" w:sz="12" w:space="0" w:color="000000"/>
-        <w:left w:val="single" w:sz="12" w:space="0" w:color="000000"/>
-        <w:bottom w:val="single" w:sz="12" w:space="0" w:color="000000"/>
-        <w:right w:val="single" w:sz="12" w:space="0" w:color="000000"/>
-        <w:insideV w:val="single" w:sz="6" w:space="0" w:color="000000"/>
-      </w:tblBorders>
-    </w:tblPr>
-    <w:tcPr>
-      <w:shd w:val="clear" w:color="auto" w:fill="auto"/>
-    </w:tcPr>
-    <w:tblStylePr w:type="firstRow">
-      <w:rPr>
-        <w:b/>
-        <w:bCs/>
-      </w:rPr>
-      <w:tblPr/>
-      <w:tcPr>
-        <w:tcBorders>
-          <w:bottom w:val="single" w:sz="6" w:space="0" w:color="000000"/>
-          <w:tl2br w:val="none" w:sz="0" w:space="0" w:color="auto"/>
-          <w:tr2bl w:val="none" w:sz="0" w:space="0" w:color="auto"/>
-        </w:tcBorders>
-      </w:tcPr>
-    </w:tblStylePr>
-    <w:tblStylePr w:type="lastRow">
-      <w:rPr>
-        <w:color w:val="auto"/>
-      </w:rPr>
-      <w:tblPr/>
-      <w:tcPr>
-        <w:tcBorders>
-          <w:top w:val="single" w:sz="6" w:space="0" w:color="000000"/>
-          <w:tl2br w:val="none" w:sz="0" w:space="0" w:color="auto"/>
-          <w:tr2bl w:val="none" w:sz="0" w:space="0" w:color="auto"/>
-        </w:tcBorders>
-      </w:tcPr>
-    </w:tblStylePr>
-    <w:tblStylePr w:type="firstCol">
-      <w:rPr>
-        <w:b/>
-        <w:bCs/>
-      </w:rPr>
-      <w:tblPr/>
-      <w:tcPr>
-        <w:tcBorders>
-          <w:tl2br w:val="none" w:sz="0" w:space="0" w:color="auto"/>
-          <w:tr2bl w:val="none" w:sz="0" w:space="0" w:color="auto"/>
-        </w:tcBorders>
-      </w:tcPr>
-    </w:tblStylePr>
-    <w:tblStylePr w:type="nwCell">
-      <w:tblPr/>
-      <w:tcPr>
-        <w:tcBorders>
-          <w:tl2br w:val="single" w:sz="6" w:space="0" w:color="000000"/>
-          <w:tr2bl w:val="none" w:sz="0" w:space="0" w:color="auto"/>
-        </w:tcBorders>
-      </w:tcPr>
-    </w:tblStylePr>
-  </w:style>
-  <w:style w:type="table" w:styleId="TableGrid7">
-    <w:name w:val="Table Grid 7"/>
-    <w:basedOn w:val="TableNormal"/>
-    <w:semiHidden/>
-    <w:rsid w:val="00BB49EE"/>
-    <w:pPr>
-      <w:spacing w:after="0" w:line="240" w:lineRule="auto"/>
-    </w:pPr>
-    <w:rPr>
-      <w:rFonts w:ascii="Times New Roman" w:eastAsia="Times New Roman" w:hAnsi="Times New Roman" w:cs="Times New Roman"/>
-      <w:b/>
-      <w:bCs/>
-      <w:sz w:val="20"/>
-      <w:szCs w:val="20"/>
-    </w:rPr>
-    <w:tblPr>
-      <w:tblBorders>
-        <w:top w:val="single" w:sz="12" w:space="0" w:color="000000"/>
-        <w:left w:val="single" w:sz="12" w:space="0" w:color="000000"/>
-        <w:bottom w:val="single" w:sz="12" w:space="0" w:color="000000"/>
-        <w:right w:val="single" w:sz="12" w:space="0" w:color="000000"/>
-        <w:insideH w:val="single" w:sz="6" w:space="0" w:color="000000"/>
-        <w:insideV w:val="single" w:sz="6" w:space="0" w:color="000000"/>
-      </w:tblBorders>
-    </w:tblPr>
-    <w:tcPr>
-      <w:shd w:val="clear" w:color="auto" w:fill="auto"/>
-    </w:tcPr>
-    <w:tblStylePr w:type="firstRow">
-      <w:rPr>
-        <w:b w:val="0"/>
-        <w:bCs w:val="0"/>
-      </w:rPr>
-      <w:tblPr/>
-      <w:tcPr>
-        <w:tcBorders>
-          <w:bottom w:val="single" w:sz="12" w:space="0" w:color="000000"/>
-          <w:tl2br w:val="none" w:sz="0" w:space="0" w:color="auto"/>
-          <w:tr2bl w:val="none" w:sz="0" w:space="0" w:color="auto"/>
-        </w:tcBorders>
-      </w:tcPr>
-    </w:tblStylePr>
-    <w:tblStylePr w:type="lastRow">
-      <w:rPr>
-        <w:b w:val="0"/>
-        <w:bCs w:val="0"/>
-      </w:rPr>
-      <w:tblPr/>
-      <w:tcPr>
-        <w:tcBorders>
-          <w:top w:val="single" w:sz="6" w:space="0" w:color="000000"/>
-          <w:tl2br w:val="none" w:sz="0" w:space="0" w:color="auto"/>
-          <w:tr2bl w:val="none" w:sz="0" w:space="0" w:color="auto"/>
-        </w:tcBorders>
-      </w:tcPr>
-    </w:tblStylePr>
-    <w:tblStylePr w:type="firstCol">
-      <w:rPr>
-        <w:b w:val="0"/>
-        <w:bCs w:val="0"/>
-      </w:rPr>
-      <w:tblPr/>
-      <w:tcPr>
-        <w:tcBorders>
-          <w:tl2br w:val="none" w:sz="0" w:space="0" w:color="auto"/>
-          <w:tr2bl w:val="none" w:sz="0" w:space="0" w:color="auto"/>
-        </w:tcBorders>
-      </w:tcPr>
-    </w:tblStylePr>
-    <w:tblStylePr w:type="lastCol">
-      <w:rPr>
-        <w:b w:val="0"/>
-        <w:bCs w:val="0"/>
-      </w:rPr>
-      <w:tblPr/>
-      <w:tcPr>
-        <w:tcBorders>
-          <w:tl2br w:val="none" w:sz="0" w:space="0" w:color="auto"/>
-          <w:tr2bl w:val="none" w:sz="0" w:space="0" w:color="auto"/>
-        </w:tcBorders>
-      </w:tcPr>
-    </w:tblStylePr>
-    <w:tblStylePr w:type="nwCell">
-      <w:tblPr/>
-      <w:tcPr>
-        <w:tcBorders>
-          <w:tl2br w:val="single" w:sz="6" w:space="0" w:color="000000"/>
-          <w:tr2bl w:val="none" w:sz="0" w:space="0" w:color="auto"/>
-        </w:tcBorders>
-      </w:tcPr>
-    </w:tblStylePr>
-  </w:style>
-  <w:style w:type="table" w:styleId="TableGrid8">
-    <w:name w:val="Table Grid 8"/>
-    <w:basedOn w:val="TableNormal"/>
-    <w:semiHidden/>
-    <w:rsid w:val="00BB49EE"/>
-    <w:pPr>
-      <w:spacing w:after="0" w:line="240" w:lineRule="auto"/>
-    </w:pPr>
-    <w:rPr>
-      <w:rFonts w:ascii="Times New Roman" w:eastAsia="Times New Roman" w:hAnsi="Times New Roman" w:cs="Times New Roman"/>
-      <w:sz w:val="20"/>
-      <w:szCs w:val="20"/>
-    </w:rPr>
-    <w:tblPr>
-      <w:tblBorders>
-        <w:top w:val="single" w:sz="6" w:space="0" w:color="000080"/>
-        <w:left w:val="single" w:sz="6" w:space="0" w:color="000080"/>
-        <w:bottom w:val="single" w:sz="6" w:space="0" w:color="000080"/>
-        <w:right w:val="single" w:sz="6" w:space="0" w:color="000080"/>
-        <w:insideH w:val="single" w:sz="6" w:space="0" w:color="000080"/>
-        <w:insideV w:val="single" w:sz="6" w:space="0" w:color="000080"/>
-      </w:tblBorders>
-    </w:tblPr>
-    <w:tcPr>
-      <w:shd w:val="clear" w:color="auto" w:fill="auto"/>
-    </w:tcPr>
-    <w:tblStylePr w:type="firstRow">
-      <w:rPr>
-        <w:b/>
-        <w:bCs/>
-        <w:color w:val="FFFFFF"/>
-      </w:rPr>
-      <w:tblPr/>
-      <w:tcPr>
-        <w:tcBorders>
-          <w:tl2br w:val="none" w:sz="0" w:space="0" w:color="auto"/>
-          <w:tr2bl w:val="none" w:sz="0" w:space="0" w:color="auto"/>
-        </w:tcBorders>
-        <w:shd w:val="solid" w:color="000080" w:fill="FFFFFF"/>
-      </w:tcPr>
-    </w:tblStylePr>
-    <w:tblStylePr w:type="lastRow">
-      <w:rPr>
-        <w:b/>
-        <w:bCs/>
-        <w:color w:val="auto"/>
-      </w:rPr>
-      <w:tblPr/>
-      <w:tcPr>
-        <w:tcBorders>
-          <w:tl2br w:val="none" w:sz="0" w:space="0" w:color="auto"/>
-          <w:tr2bl w:val="none" w:sz="0" w:space="0" w:color="auto"/>
-        </w:tcBorders>
-      </w:tcPr>
-    </w:tblStylePr>
-    <w:tblStylePr w:type="lastCol">
-      <w:rPr>
-        <w:b/>
-        <w:bCs/>
-        <w:color w:val="auto"/>
-      </w:rPr>
-      <w:tblPr/>
-      <w:tcPr>
-        <w:tcBorders>
-          <w:tl2br w:val="none" w:sz="0" w:space="0" w:color="auto"/>
-          <w:tr2bl w:val="none" w:sz="0" w:space="0" w:color="auto"/>
-        </w:tcBorders>
-      </w:tcPr>
-    </w:tblStylePr>
-  </w:style>
-  <w:style w:type="table" w:styleId="TableList1">
-    <w:name w:val="Table List 1"/>
-    <w:basedOn w:val="TableNormal"/>
-    <w:semiHidden/>
-    <w:rsid w:val="00BB49EE"/>
-    <w:pPr>
-      <w:spacing w:after="0" w:line="240" w:lineRule="auto"/>
-    </w:pPr>
-    <w:rPr>
-      <w:rFonts w:ascii="Times New Roman" w:eastAsia="Times New Roman" w:hAnsi="Times New Roman" w:cs="Times New Roman"/>
-      <w:sz w:val="20"/>
-      <w:szCs w:val="20"/>
-    </w:rPr>
-    <w:tblPr>
-      <w:tblStyleRowBandSize w:val="1"/>
-      <w:tblBorders>
-        <w:top w:val="single" w:sz="12" w:space="0" w:color="008080"/>
-        <w:left w:val="single" w:sz="6" w:space="0" w:color="008080"/>
-        <w:bottom w:val="single" w:sz="12" w:space="0" w:color="008080"/>
-        <w:right w:val="single" w:sz="6" w:space="0" w:color="008080"/>
-      </w:tblBorders>
-    </w:tblPr>
-    <w:tblStylePr w:type="firstRow">
-      <w:rPr>
-        <w:b/>
-        <w:bCs/>
-        <w:i/>
-        <w:iCs/>
-        <w:color w:val="800000"/>
-      </w:rPr>
-      <w:tblPr/>
-      <w:tcPr>
-        <w:tcBorders>
-          <w:bottom w:val="single" w:sz="6" w:space="0" w:color="000000"/>
-          <w:tl2br w:val="none" w:sz="0" w:space="0" w:color="auto"/>
-          <w:tr2bl w:val="none" w:sz="0" w:space="0" w:color="auto"/>
-        </w:tcBorders>
-        <w:shd w:val="solid" w:color="C0C0C0" w:fill="FFFFFF"/>
-      </w:tcPr>
-    </w:tblStylePr>
-    <w:tblStylePr w:type="lastRow">
-      <w:tblPr/>
-      <w:tcPr>
-        <w:tcBorders>
-          <w:top w:val="single" w:sz="6" w:space="0" w:color="000000"/>
-          <w:tl2br w:val="none" w:sz="0" w:space="0" w:color="auto"/>
-          <w:tr2bl w:val="none" w:sz="0" w:space="0" w:color="auto"/>
-        </w:tcBorders>
-      </w:tcPr>
-    </w:tblStylePr>
-    <w:tblStylePr w:type="band1Horz">
-      <w:rPr>
-        <w:color w:val="auto"/>
-      </w:rPr>
-      <w:tblPr/>
-      <w:tcPr>
-        <w:tcBorders>
-          <w:tl2br w:val="none" w:sz="0" w:space="0" w:color="auto"/>
-          <w:tr2bl w:val="none" w:sz="0" w:space="0" w:color="auto"/>
-        </w:tcBorders>
-        <w:shd w:val="solid" w:color="C0C0C0" w:fill="FFFFFF"/>
-      </w:tcPr>
-    </w:tblStylePr>
-    <w:tblStylePr w:type="band2Horz">
-      <w:rPr>
-        <w:color w:val="auto"/>
-      </w:rPr>
-      <w:tblPr/>
-      <w:tcPr>
-        <w:tcBorders>
-          <w:tl2br w:val="none" w:sz="0" w:space="0" w:color="auto"/>
-          <w:tr2bl w:val="none" w:sz="0" w:space="0" w:color="auto"/>
-        </w:tcBorders>
-      </w:tcPr>
-    </w:tblStylePr>
-    <w:tblStylePr w:type="swCell">
-      <w:rPr>
-        <w:b/>
-        <w:bCs/>
-      </w:rPr>
-      <w:tblPr/>
-      <w:tcPr>
-        <w:tcBorders>
-          <w:tl2br w:val="none" w:sz="0" w:space="0" w:color="auto"/>
-          <w:tr2bl w:val="none" w:sz="0" w:space="0" w:color="auto"/>
-        </w:tcBorders>
-      </w:tcPr>
-    </w:tblStylePr>
-  </w:style>
-  <w:style w:type="table" w:styleId="TableList2">
-    <w:name w:val="Table List 2"/>
-    <w:basedOn w:val="TableNormal"/>
-    <w:semiHidden/>
-    <w:rsid w:val="00BB49EE"/>
-    <w:pPr>
-      <w:spacing w:after="0" w:line="240" w:lineRule="auto"/>
-    </w:pPr>
-    <w:rPr>
-      <w:rFonts w:ascii="Times New Roman" w:eastAsia="Times New Roman" w:hAnsi="Times New Roman" w:cs="Times New Roman"/>
-      <w:sz w:val="20"/>
-      <w:szCs w:val="20"/>
-    </w:rPr>
-    <w:tblPr>
-      <w:tblStyleRowBandSize w:val="2"/>
-      <w:tblBorders>
-        <w:bottom w:val="single" w:sz="12" w:space="0" w:color="808080"/>
-      </w:tblBorders>
-    </w:tblPr>
-    <w:tblStylePr w:type="firstRow">
-      <w:rPr>
-        <w:b/>
-        <w:bCs/>
-        <w:color w:val="FFFFFF"/>
-      </w:rPr>
-      <w:tblPr/>
-      <w:tcPr>
-        <w:tcBorders>
-          <w:bottom w:val="single" w:sz="6" w:space="0" w:color="000000"/>
-          <w:tl2br w:val="none" w:sz="0" w:space="0" w:color="auto"/>
-          <w:tr2bl w:val="none" w:sz="0" w:space="0" w:color="auto"/>
-        </w:tcBorders>
-        <w:shd w:val="pct75" w:color="008080" w:fill="008000"/>
-      </w:tcPr>
-    </w:tblStylePr>
-    <w:tblStylePr w:type="lastRow">
-      <w:tblPr/>
-      <w:tcPr>
-        <w:tcBorders>
-          <w:top w:val="single" w:sz="6" w:space="0" w:color="000000"/>
-          <w:tl2br w:val="none" w:sz="0" w:space="0" w:color="auto"/>
-          <w:tr2bl w:val="none" w:sz="0" w:space="0" w:color="auto"/>
-        </w:tcBorders>
-      </w:tcPr>
-    </w:tblStylePr>
-    <w:tblStylePr w:type="band1Horz">
-      <w:rPr>
-        <w:color w:val="auto"/>
-      </w:rPr>
-      <w:tblPr/>
-      <w:tcPr>
-        <w:tcBorders>
-          <w:tl2br w:val="none" w:sz="0" w:space="0" w:color="auto"/>
-          <w:tr2bl w:val="none" w:sz="0" w:space="0" w:color="auto"/>
-        </w:tcBorders>
-        <w:shd w:val="pct20" w:color="00FF00" w:fill="FFFFFF"/>
-      </w:tcPr>
-    </w:tblStylePr>
-    <w:tblStylePr w:type="band2Horz">
-      <w:rPr>
-        <w:color w:val="auto"/>
-      </w:rPr>
-      <w:tblPr/>
-      <w:tcPr>
-        <w:tcBorders>
-          <w:tl2br w:val="none" w:sz="0" w:space="0" w:color="auto"/>
-          <w:tr2bl w:val="none" w:sz="0" w:space="0" w:color="auto"/>
-        </w:tcBorders>
-      </w:tcPr>
-    </w:tblStylePr>
-    <w:tblStylePr w:type="swCell">
-      <w:rPr>
-        <w:b/>
-        <w:bCs/>
-      </w:rPr>
-      <w:tblPr/>
-      <w:tcPr>
-        <w:tcBorders>
-          <w:tl2br w:val="none" w:sz="0" w:space="0" w:color="auto"/>
-          <w:tr2bl w:val="none" w:sz="0" w:space="0" w:color="auto"/>
-        </w:tcBorders>
-      </w:tcPr>
-    </w:tblStylePr>
-  </w:style>
-  <w:style w:type="table" w:styleId="TableList3">
-    <w:name w:val="Table List 3"/>
-    <w:basedOn w:val="TableNormal"/>
-    <w:semiHidden/>
-    <w:rsid w:val="00BB49EE"/>
-    <w:pPr>
-      <w:spacing w:after="0" w:line="240" w:lineRule="auto"/>
-    </w:pPr>
-    <w:rPr>
-      <w:rFonts w:ascii="Times New Roman" w:eastAsia="Times New Roman" w:hAnsi="Times New Roman" w:cs="Times New Roman"/>
-      <w:sz w:val="20"/>
-      <w:szCs w:val="20"/>
-    </w:rPr>
-    <w:tblPr>
-      <w:tblBorders>
-        <w:top w:val="single" w:sz="12" w:space="0" w:color="000000"/>
-        <w:bottom w:val="single" w:sz="12" w:space="0" w:color="000000"/>
-        <w:insideH w:val="single" w:sz="6" w:space="0" w:color="000000"/>
-      </w:tblBorders>
-    </w:tblPr>
-    <w:tcPr>
-      <w:shd w:val="clear" w:color="auto" w:fill="auto"/>
-    </w:tcPr>
-    <w:tblStylePr w:type="firstRow">
-      <w:rPr>
-        <w:b/>
-        <w:bCs/>
-        <w:color w:val="000080"/>
-      </w:rPr>
-      <w:tblPr/>
-      <w:tcPr>
-        <w:tcBorders>
-          <w:bottom w:val="single" w:sz="12" w:space="0" w:color="000000"/>
-          <w:tl2br w:val="none" w:sz="0" w:space="0" w:color="auto"/>
-          <w:tr2bl w:val="none" w:sz="0" w:space="0" w:color="auto"/>
-        </w:tcBorders>
-      </w:tcPr>
-    </w:tblStylePr>
-    <w:tblStylePr w:type="lastRow">
-      <w:tblPr/>
-      <w:tcPr>
-        <w:tcBorders>
-          <w:top w:val="single" w:sz="12" w:space="0" w:color="000000"/>
-          <w:tl2br w:val="none" w:sz="0" w:space="0" w:color="auto"/>
-          <w:tr2bl w:val="none" w:sz="0" w:space="0" w:color="auto"/>
-        </w:tcBorders>
-      </w:tcPr>
-    </w:tblStylePr>
-    <w:tblStylePr w:type="swCell">
-      <w:rPr>
-        <w:i/>
-        <w:iCs/>
-        <w:color w:val="000080"/>
-      </w:rPr>
-      <w:tblPr/>
-      <w:tcPr>
-        <w:tcBorders>
-          <w:tl2br w:val="none" w:sz="0" w:space="0" w:color="auto"/>
-          <w:tr2bl w:val="none" w:sz="0" w:space="0" w:color="auto"/>
-        </w:tcBorders>
-      </w:tcPr>
-    </w:tblStylePr>
-  </w:style>
-  <w:style w:type="table" w:styleId="TableList4">
-    <w:name w:val="Table List 4"/>
-    <w:basedOn w:val="TableNormal"/>
-    <w:semiHidden/>
-    <w:rsid w:val="00BB49EE"/>
-    <w:pPr>
-      <w:spacing w:after="0" w:line="240" w:lineRule="auto"/>
-    </w:pPr>
-    <w:rPr>
-      <w:rFonts w:ascii="Times New Roman" w:eastAsia="Times New Roman" w:hAnsi="Times New Roman" w:cs="Times New Roman"/>
-      <w:sz w:val="20"/>
-      <w:szCs w:val="20"/>
-    </w:rPr>
-    <w:tblPr>
-      <w:tblBorders>
-        <w:top w:val="single" w:sz="12" w:space="0" w:color="000000"/>
-        <w:left w:val="single" w:sz="12" w:space="0" w:color="000000"/>
-        <w:bottom w:val="single" w:sz="12" w:space="0" w:color="000000"/>
-        <w:right w:val="single" w:sz="12" w:space="0" w:color="000000"/>
-        <w:insideH w:val="single" w:sz="6" w:space="0" w:color="000000"/>
-      </w:tblBorders>
-    </w:tblPr>
-    <w:tcPr>
-      <w:shd w:val="clear" w:color="auto" w:fill="auto"/>
-    </w:tcPr>
-    <w:tblStylePr w:type="firstRow">
-      <w:rPr>
-        <w:b/>
-        <w:bCs/>
-        <w:color w:val="FFFFFF"/>
-      </w:rPr>
-      <w:tblPr/>
-      <w:tcPr>
-        <w:tcBorders>
-          <w:bottom w:val="single" w:sz="12" w:space="0" w:color="000000"/>
-          <w:tl2br w:val="none" w:sz="0" w:space="0" w:color="auto"/>
-          <w:tr2bl w:val="none" w:sz="0" w:space="0" w:color="auto"/>
-        </w:tcBorders>
-        <w:shd w:val="solid" w:color="808080" w:fill="FFFFFF"/>
-      </w:tcPr>
-    </w:tblStylePr>
-  </w:style>
-  <w:style w:type="table" w:styleId="TableList5">
-    <w:name w:val="Table List 5"/>
-    <w:basedOn w:val="TableNormal"/>
-    <w:semiHidden/>
-    <w:rsid w:val="00BB49EE"/>
-    <w:pPr>
-      <w:spacing w:after="0" w:line="240" w:lineRule="auto"/>
-    </w:pPr>
-    <w:rPr>
-      <w:rFonts w:ascii="Times New Roman" w:eastAsia="Times New Roman" w:hAnsi="Times New Roman" w:cs="Times New Roman"/>
-      <w:sz w:val="20"/>
-      <w:szCs w:val="20"/>
-    </w:rPr>
-    <w:tblPr>
-      <w:tblBorders>
-        <w:top w:val="single" w:sz="6" w:space="0" w:color="000000"/>
-        <w:left w:val="single" w:sz="6" w:space="0" w:color="000000"/>
-        <w:bottom w:val="single" w:sz="6" w:space="0" w:color="000000"/>
-        <w:right w:val="single" w:sz="6" w:space="0" w:color="000000"/>
-        <w:insideH w:val="single" w:sz="6" w:space="0" w:color="000000"/>
-      </w:tblBorders>
-    </w:tblPr>
-    <w:tcPr>
-      <w:shd w:val="clear" w:color="auto" w:fill="auto"/>
-    </w:tcPr>
-    <w:tblStylePr w:type="firstRow">
-      <w:rPr>
-        <w:b/>
-        <w:bCs/>
-      </w:rPr>
-      <w:tblPr/>
-      <w:tcPr>
-        <w:tcBorders>
-          <w:bottom w:val="single" w:sz="12" w:space="0" w:color="000000"/>
-          <w:tl2br w:val="none" w:sz="0" w:space="0" w:color="auto"/>
-          <w:tr2bl w:val="none" w:sz="0" w:space="0" w:color="auto"/>
-        </w:tcBorders>
-      </w:tcPr>
-    </w:tblStylePr>
-    <w:tblStylePr w:type="firstCol">
-      <w:rPr>
-        <w:b/>
-        <w:bCs/>
-      </w:rPr>
-      <w:tblPr/>
-      <w:tcPr>
-        <w:tcBorders>
-          <w:tl2br w:val="none" w:sz="0" w:space="0" w:color="auto"/>
-          <w:tr2bl w:val="none" w:sz="0" w:space="0" w:color="auto"/>
-        </w:tcBorders>
-      </w:tcPr>
-    </w:tblStylePr>
-  </w:style>
-  <w:style w:type="table" w:styleId="TableList6">
-    <w:name w:val="Table List 6"/>
-    <w:basedOn w:val="TableNormal"/>
-    <w:semiHidden/>
-    <w:rsid w:val="00BB49EE"/>
-    <w:pPr>
-      <w:spacing w:after="0" w:line="240" w:lineRule="auto"/>
-    </w:pPr>
-    <w:rPr>
-      <w:rFonts w:ascii="Times New Roman" w:eastAsia="Times New Roman" w:hAnsi="Times New Roman" w:cs="Times New Roman"/>
-      <w:sz w:val="20"/>
-      <w:szCs w:val="20"/>
-    </w:rPr>
-    <w:tblPr>
-      <w:tblStyleRowBandSize w:val="1"/>
-      <w:tblBorders>
-        <w:top w:val="single" w:sz="6" w:space="0" w:color="000000"/>
-        <w:left w:val="single" w:sz="6" w:space="0" w:color="000000"/>
-        <w:bottom w:val="single" w:sz="6" w:space="0" w:color="000000"/>
-        <w:right w:val="single" w:sz="6" w:space="0" w:color="000000"/>
-      </w:tblBorders>
-    </w:tblPr>
-    <w:tcPr>
-      <w:shd w:val="pct50" w:color="000000" w:fill="FFFFFF"/>
-    </w:tcPr>
-    <w:tblStylePr w:type="firstRow">
-      <w:rPr>
-        <w:b/>
-        <w:bCs/>
-      </w:rPr>
-      <w:tblPr/>
-      <w:tcPr>
-        <w:tcBorders>
-          <w:bottom w:val="single" w:sz="12" w:space="0" w:color="000000"/>
-          <w:tl2br w:val="none" w:sz="0" w:space="0" w:color="auto"/>
-          <w:tr2bl w:val="none" w:sz="0" w:space="0" w:color="auto"/>
-        </w:tcBorders>
-      </w:tcPr>
-    </w:tblStylePr>
-    <w:tblStylePr w:type="firstCol">
-      <w:rPr>
-        <w:b/>
-        <w:bCs/>
-      </w:rPr>
-      <w:tblPr/>
-      <w:tcPr>
-        <w:tcBorders>
-          <w:right w:val="single" w:sz="12" w:space="0" w:color="000000"/>
-          <w:tl2br w:val="none" w:sz="0" w:space="0" w:color="auto"/>
-          <w:tr2bl w:val="none" w:sz="0" w:space="0" w:color="auto"/>
-        </w:tcBorders>
-      </w:tcPr>
-    </w:tblStylePr>
-    <w:tblStylePr w:type="band1Horz">
-      <w:tblPr/>
-      <w:tcPr>
-        <w:tcBorders>
-          <w:tl2br w:val="none" w:sz="0" w:space="0" w:color="auto"/>
-          <w:tr2bl w:val="none" w:sz="0" w:space="0" w:color="auto"/>
-        </w:tcBorders>
-        <w:shd w:val="pct25" w:color="000000" w:fill="FFFFFF"/>
-      </w:tcPr>
-    </w:tblStylePr>
-  </w:style>
-  <w:style w:type="table" w:styleId="TableList7">
-    <w:name w:val="Table List 7"/>
-    <w:basedOn w:val="TableNormal"/>
-    <w:semiHidden/>
-    <w:rsid w:val="00BB49EE"/>
-    <w:pPr>
-      <w:spacing w:after="0" w:line="240" w:lineRule="auto"/>
-    </w:pPr>
-    <w:rPr>
-      <w:rFonts w:ascii="Times New Roman" w:eastAsia="Times New Roman" w:hAnsi="Times New Roman" w:cs="Times New Roman"/>
-      <w:sz w:val="20"/>
-      <w:szCs w:val="20"/>
-    </w:rPr>
-    <w:tblPr>
-      <w:tblStyleRowBandSize w:val="1"/>
-      <w:tblBorders>
-        <w:top w:val="single" w:sz="12" w:space="0" w:color="008000"/>
-        <w:left w:val="single" w:sz="6" w:space="0" w:color="008000"/>
-        <w:bottom w:val="single" w:sz="12" w:space="0" w:color="008000"/>
-        <w:right w:val="single" w:sz="6" w:space="0" w:color="008000"/>
-        <w:insideH w:val="single" w:sz="6" w:space="0" w:color="000000"/>
-      </w:tblBorders>
-    </w:tblPr>
-    <w:tblStylePr w:type="firstRow">
-      <w:rPr>
-        <w:b/>
-        <w:bCs/>
-      </w:rPr>
-      <w:tblPr/>
-      <w:tcPr>
-        <w:tcBorders>
-          <w:bottom w:val="single" w:sz="12" w:space="0" w:color="008000"/>
-          <w:tl2br w:val="none" w:sz="0" w:space="0" w:color="auto"/>
-          <w:tr2bl w:val="none" w:sz="0" w:space="0" w:color="auto"/>
-        </w:tcBorders>
-        <w:shd w:val="solid" w:color="C0C0C0" w:fill="FFFFFF"/>
-      </w:tcPr>
-    </w:tblStylePr>
-    <w:tblStylePr w:type="lastRow">
-      <w:rPr>
-        <w:b/>
-        <w:bCs/>
-      </w:rPr>
-      <w:tblPr/>
-      <w:tcPr>
-        <w:tcBorders>
-          <w:top w:val="single" w:sz="12" w:space="0" w:color="008000"/>
-          <w:tl2br w:val="none" w:sz="0" w:space="0" w:color="auto"/>
-          <w:tr2bl w:val="none" w:sz="0" w:space="0" w:color="auto"/>
-        </w:tcBorders>
-      </w:tcPr>
-    </w:tblStylePr>
-    <w:tblStylePr w:type="firstCol">
-      <w:rPr>
-        <w:b/>
-        <w:bCs/>
-      </w:rPr>
-      <w:tblPr/>
-      <w:tcPr>
-        <w:tcBorders>
-          <w:tl2br w:val="none" w:sz="0" w:space="0" w:color="auto"/>
-          <w:tr2bl w:val="none" w:sz="0" w:space="0" w:color="auto"/>
-        </w:tcBorders>
-      </w:tcPr>
-    </w:tblStylePr>
-    <w:tblStylePr w:type="lastCol">
-      <w:rPr>
-        <w:b/>
-        <w:bCs/>
-      </w:rPr>
-      <w:tblPr/>
-      <w:tcPr>
-        <w:tcBorders>
-          <w:tl2br w:val="none" w:sz="0" w:space="0" w:color="auto"/>
-          <w:tr2bl w:val="none" w:sz="0" w:space="0" w:color="auto"/>
-        </w:tcBorders>
-      </w:tcPr>
-    </w:tblStylePr>
-    <w:tblStylePr w:type="band1Horz">
-      <w:rPr>
-        <w:color w:val="auto"/>
-      </w:rPr>
-      <w:tblPr/>
-      <w:tcPr>
-        <w:tcBorders>
-          <w:tl2br w:val="none" w:sz="0" w:space="0" w:color="auto"/>
-          <w:tr2bl w:val="none" w:sz="0" w:space="0" w:color="auto"/>
-        </w:tcBorders>
-        <w:shd w:val="pct20" w:color="000000" w:fill="FFFFFF"/>
-      </w:tcPr>
-    </w:tblStylePr>
-    <w:tblStylePr w:type="band2Horz">
-      <w:tblPr/>
-      <w:tcPr>
-        <w:tcBorders>
-          <w:tl2br w:val="none" w:sz="0" w:space="0" w:color="auto"/>
-          <w:tr2bl w:val="none" w:sz="0" w:space="0" w:color="auto"/>
-        </w:tcBorders>
-        <w:shd w:val="pct25" w:color="FFFF00" w:fill="FFFFFF"/>
-      </w:tcPr>
-    </w:tblStylePr>
-  </w:style>
-  <w:style w:type="table" w:styleId="TableList8">
-    <w:name w:val="Table List 8"/>
-    <w:basedOn w:val="TableNormal"/>
-    <w:semiHidden/>
-    <w:rsid w:val="00BB49EE"/>
-    <w:pPr>
-      <w:spacing w:after="0" w:line="240" w:lineRule="auto"/>
-    </w:pPr>
-    <w:rPr>
-      <w:rFonts w:ascii="Times New Roman" w:eastAsia="Times New Roman" w:hAnsi="Times New Roman" w:cs="Times New Roman"/>
-      <w:sz w:val="20"/>
-      <w:szCs w:val="20"/>
-    </w:rPr>
-    <w:tblPr>
-      <w:tblStyleRowBandSize w:val="1"/>
-      <w:tblBorders>
-        <w:top w:val="single" w:sz="6" w:space="0" w:color="000000"/>
-        <w:left w:val="single" w:sz="6" w:space="0" w:color="000000"/>
-        <w:bottom w:val="single" w:sz="6" w:space="0" w:color="000000"/>
-        <w:right w:val="single" w:sz="6" w:space="0" w:color="000000"/>
-        <w:insideV w:val="single" w:sz="6" w:space="0" w:color="000000"/>
-      </w:tblBorders>
-    </w:tblPr>
-    <w:tblStylePr w:type="firstRow">
-      <w:rPr>
-        <w:b/>
-        <w:bCs/>
-        <w:i/>
-        <w:iCs/>
-      </w:rPr>
-      <w:tblPr/>
-      <w:tcPr>
-        <w:tcBorders>
-          <w:bottom w:val="single" w:sz="6" w:space="0" w:color="000000"/>
-          <w:tl2br w:val="none" w:sz="0" w:space="0" w:color="auto"/>
-          <w:tr2bl w:val="none" w:sz="0" w:space="0" w:color="auto"/>
-        </w:tcBorders>
-        <w:shd w:val="solid" w:color="FFFF00" w:fill="FFFFFF"/>
-      </w:tcPr>
-    </w:tblStylePr>
-    <w:tblStylePr w:type="lastRow">
-      <w:rPr>
-        <w:b/>
-        <w:bCs/>
-      </w:rPr>
-      <w:tblPr/>
-      <w:tcPr>
-        <w:tcBorders>
-          <w:top w:val="single" w:sz="6" w:space="0" w:color="000000"/>
-          <w:tl2br w:val="none" w:sz="0" w:space="0" w:color="auto"/>
-          <w:tr2bl w:val="none" w:sz="0" w:space="0" w:color="auto"/>
-        </w:tcBorders>
-      </w:tcPr>
-    </w:tblStylePr>
-    <w:tblStylePr w:type="firstCol">
-      <w:rPr>
-        <w:b/>
-        <w:bCs/>
-      </w:rPr>
-      <w:tblPr/>
-      <w:tcPr>
-        <w:tcBorders>
-          <w:tl2br w:val="none" w:sz="0" w:space="0" w:color="auto"/>
-          <w:tr2bl w:val="none" w:sz="0" w:space="0" w:color="auto"/>
-        </w:tcBorders>
-      </w:tcPr>
-    </w:tblStylePr>
-    <w:tblStylePr w:type="lastCol">
-      <w:rPr>
-        <w:b/>
-        <w:bCs/>
-      </w:rPr>
-      <w:tblPr/>
-      <w:tcPr>
-        <w:tcBorders>
-          <w:tl2br w:val="none" w:sz="0" w:space="0" w:color="auto"/>
-          <w:tr2bl w:val="none" w:sz="0" w:space="0" w:color="auto"/>
-        </w:tcBorders>
-      </w:tcPr>
-    </w:tblStylePr>
-    <w:tblStylePr w:type="band1Horz">
-      <w:rPr>
-        <w:color w:val="auto"/>
-      </w:rPr>
-      <w:tblPr/>
-      <w:tcPr>
-        <w:tcBorders>
-          <w:tl2br w:val="none" w:sz="0" w:space="0" w:color="auto"/>
-          <w:tr2bl w:val="none" w:sz="0" w:space="0" w:color="auto"/>
-        </w:tcBorders>
-        <w:shd w:val="pct25" w:color="FFFF00" w:fill="FFFFFF"/>
-      </w:tcPr>
-    </w:tblStylePr>
-    <w:tblStylePr w:type="band2Horz">
-      <w:tblPr/>
-      <w:tcPr>
-        <w:tcBorders>
-          <w:tl2br w:val="none" w:sz="0" w:space="0" w:color="auto"/>
-          <w:tr2bl w:val="none" w:sz="0" w:space="0" w:color="auto"/>
-        </w:tcBorders>
-        <w:shd w:val="pct50" w:color="FF0000" w:fill="FFFFFF"/>
-      </w:tcPr>
-    </w:tblStylePr>
-  </w:style>
-  <w:style w:type="table" w:styleId="TableProfessional">
-    <w:name w:val="Table Professional"/>
-    <w:basedOn w:val="TableNormal"/>
-    <w:semiHidden/>
-    <w:rsid w:val="00BB49EE"/>
-    <w:pPr>
-      <w:spacing w:after="0" w:line="240" w:lineRule="auto"/>
-    </w:pPr>
-    <w:rPr>
-      <w:rFonts w:ascii="Times New Roman" w:eastAsia="Times New Roman" w:hAnsi="Times New Roman" w:cs="Times New Roman"/>
-      <w:sz w:val="20"/>
-      <w:szCs w:val="20"/>
-    </w:rPr>
-    <w:tblPr>
-      <w:tblBorders>
-        <w:top w:val="single" w:sz="6" w:space="0" w:color="000000"/>
-        <w:left w:val="single" w:sz="6" w:space="0" w:color="000000"/>
-        <w:bottom w:val="single" w:sz="6" w:space="0" w:color="000000"/>
-        <w:right w:val="single" w:sz="6" w:space="0" w:color="000000"/>
-        <w:insideH w:val="single" w:sz="6" w:space="0" w:color="000000"/>
-        <w:insideV w:val="single" w:sz="6" w:space="0" w:color="000000"/>
-      </w:tblBorders>
-    </w:tblPr>
-    <w:tcPr>
-      <w:shd w:val="clear" w:color="auto" w:fill="auto"/>
-    </w:tcPr>
-    <w:tblStylePr w:type="firstRow">
-      <w:rPr>
-        <w:b/>
-        <w:bCs/>
-        <w:color w:val="auto"/>
-      </w:rPr>
-      <w:tblPr/>
-      <w:tcPr>
-        <w:tcBorders>
-          <w:tl2br w:val="none" w:sz="0" w:space="0" w:color="auto"/>
-          <w:tr2bl w:val="none" w:sz="0" w:space="0" w:color="auto"/>
-        </w:tcBorders>
-        <w:shd w:val="solid" w:color="000000" w:fill="FFFFFF"/>
-      </w:tcPr>
-    </w:tblStylePr>
-  </w:style>
-  <w:style w:type="table" w:styleId="TableSimple1">
-    <w:name w:val="Table Simple 1"/>
-    <w:basedOn w:val="TableNormal"/>
-    <w:semiHidden/>
-    <w:rsid w:val="00BB49EE"/>
-    <w:pPr>
-      <w:spacing w:after="0" w:line="240" w:lineRule="auto"/>
-    </w:pPr>
-    <w:rPr>
-      <w:rFonts w:ascii="Times New Roman" w:eastAsia="Times New Roman" w:hAnsi="Times New Roman" w:cs="Times New Roman"/>
-      <w:sz w:val="20"/>
-      <w:szCs w:val="20"/>
-    </w:rPr>
-    <w:tblPr>
-      <w:tblBorders>
-        <w:top w:val="single" w:sz="12" w:space="0" w:color="008000"/>
-        <w:bottom w:val="single" w:sz="12" w:space="0" w:color="008000"/>
-      </w:tblBorders>
-    </w:tblPr>
-    <w:tcPr>
-      <w:shd w:val="clear" w:color="auto" w:fill="auto"/>
-    </w:tcPr>
-    <w:tblStylePr w:type="firstRow">
-      <w:tblPr/>
-      <w:tcPr>
-        <w:tcBorders>
-          <w:bottom w:val="single" w:sz="6" w:space="0" w:color="008000"/>
-          <w:tl2br w:val="none" w:sz="0" w:space="0" w:color="auto"/>
-          <w:tr2bl w:val="none" w:sz="0" w:space="0" w:color="auto"/>
-        </w:tcBorders>
-      </w:tcPr>
-    </w:tblStylePr>
-    <w:tblStylePr w:type="lastRow">
-      <w:tblPr/>
-      <w:tcPr>
-        <w:tcBorders>
-          <w:top w:val="single" w:sz="6" w:space="0" w:color="008000"/>
-          <w:tl2br w:val="none" w:sz="0" w:space="0" w:color="auto"/>
-          <w:tr2bl w:val="none" w:sz="0" w:space="0" w:color="auto"/>
-        </w:tcBorders>
-      </w:tcPr>
-    </w:tblStylePr>
-  </w:style>
-  <w:style w:type="table" w:styleId="TableSimple2">
-    <w:name w:val="Table Simple 2"/>
-    <w:basedOn w:val="TableNormal"/>
-    <w:semiHidden/>
-    <w:rsid w:val="00BB49EE"/>
-    <w:pPr>
-      <w:spacing w:after="0" w:line="240" w:lineRule="auto"/>
-    </w:pPr>
-    <w:rPr>
-      <w:rFonts w:ascii="Times New Roman" w:eastAsia="Times New Roman" w:hAnsi="Times New Roman" w:cs="Times New Roman"/>
-      <w:sz w:val="20"/>
-      <w:szCs w:val="20"/>
-    </w:rPr>
-    <w:tblPr/>
-    <w:tblStylePr w:type="firstRow">
-      <w:rPr>
-        <w:b/>
-        <w:bCs/>
-      </w:rPr>
-      <w:tblPr/>
-      <w:tcPr>
-        <w:tcBorders>
-          <w:bottom w:val="single" w:sz="12" w:space="0" w:color="000000"/>
-          <w:tl2br w:val="none" w:sz="0" w:space="0" w:color="auto"/>
-          <w:tr2bl w:val="none" w:sz="0" w:space="0" w:color="auto"/>
-        </w:tcBorders>
-      </w:tcPr>
-    </w:tblStylePr>
-    <w:tblStylePr w:type="lastRow">
-      <w:rPr>
-        <w:b/>
-        <w:bCs/>
-        <w:color w:val="auto"/>
-      </w:rPr>
-      <w:tblPr/>
-      <w:tcPr>
-        <w:tcBorders>
-          <w:top w:val="single" w:sz="6" w:space="0" w:color="000000"/>
-          <w:tl2br w:val="none" w:sz="0" w:space="0" w:color="auto"/>
-          <w:tr2bl w:val="none" w:sz="0" w:space="0" w:color="auto"/>
-        </w:tcBorders>
-      </w:tcPr>
-    </w:tblStylePr>
-    <w:tblStylePr w:type="firstCol">
-      <w:rPr>
-        <w:b/>
-        <w:bCs/>
-      </w:rPr>
-      <w:tblPr/>
-      <w:tcPr>
-        <w:tcBorders>
-          <w:right w:val="single" w:sz="12" w:space="0" w:color="000000"/>
-          <w:tl2br w:val="none" w:sz="0" w:space="0" w:color="auto"/>
-          <w:tr2bl w:val="none" w:sz="0" w:space="0" w:color="auto"/>
-        </w:tcBorders>
-      </w:tcPr>
-    </w:tblStylePr>
-    <w:tblStylePr w:type="lastCol">
-      <w:rPr>
-        <w:b/>
-        <w:bCs/>
-      </w:rPr>
-      <w:tblPr/>
-      <w:tcPr>
-        <w:tcBorders>
-          <w:left w:val="single" w:sz="6" w:space="0" w:color="000000"/>
-          <w:tl2br w:val="none" w:sz="0" w:space="0" w:color="auto"/>
-          <w:tr2bl w:val="none" w:sz="0" w:space="0" w:color="auto"/>
-        </w:tcBorders>
-      </w:tcPr>
-    </w:tblStylePr>
-    <w:tblStylePr w:type="neCell">
-      <w:rPr>
-        <w:b/>
-        <w:bCs/>
-      </w:rPr>
-      <w:tblPr/>
-      <w:tcPr>
-        <w:tcBorders>
-          <w:left w:val="none" w:sz="0" w:space="0" w:color="auto"/>
-          <w:tl2br w:val="none" w:sz="0" w:space="0" w:color="auto"/>
-          <w:tr2bl w:val="none" w:sz="0" w:space="0" w:color="auto"/>
-        </w:tcBorders>
-      </w:tcPr>
-    </w:tblStylePr>
-    <w:tblStylePr w:type="swCell">
-      <w:rPr>
-        <w:b/>
-        <w:bCs/>
-      </w:rPr>
-      <w:tblPr/>
-      <w:tcPr>
-        <w:tcBorders>
-          <w:top w:val="none" w:sz="0" w:space="0" w:color="auto"/>
-          <w:tl2br w:val="none" w:sz="0" w:space="0" w:color="auto"/>
-          <w:tr2bl w:val="none" w:sz="0" w:space="0" w:color="auto"/>
-        </w:tcBorders>
-      </w:tcPr>
-    </w:tblStylePr>
-  </w:style>
-  <w:style w:type="table" w:styleId="TableSimple3">
-    <w:name w:val="Table Simple 3"/>
-    <w:basedOn w:val="TableNormal"/>
-    <w:semiHidden/>
-    <w:rsid w:val="00BB49EE"/>
-    <w:pPr>
-      <w:spacing w:after="0" w:line="240" w:lineRule="auto"/>
-    </w:pPr>
-    <w:rPr>
-      <w:rFonts w:ascii="Times New Roman" w:eastAsia="Times New Roman" w:hAnsi="Times New Roman" w:cs="Times New Roman"/>
-      <w:sz w:val="20"/>
-      <w:szCs w:val="20"/>
-    </w:rPr>
-    <w:tblPr>
-      <w:tblBorders>
-        <w:top w:val="single" w:sz="12" w:space="0" w:color="000000"/>
-        <w:left w:val="single" w:sz="12" w:space="0" w:color="000000"/>
-        <w:bottom w:val="single" w:sz="12" w:space="0" w:color="000000"/>
-        <w:right w:val="single" w:sz="12" w:space="0" w:color="000000"/>
-      </w:tblBorders>
-    </w:tblPr>
-    <w:tcPr>
-      <w:shd w:val="clear" w:color="auto" w:fill="auto"/>
-    </w:tcPr>
-    <w:tblStylePr w:type="firstRow">
-      <w:rPr>
-        <w:b/>
-        <w:bCs/>
-        <w:color w:val="FFFFFF"/>
-      </w:rPr>
-      <w:tblPr/>
-      <w:tcPr>
-        <w:tcBorders>
-          <w:tl2br w:val="none" w:sz="0" w:space="0" w:color="auto"/>
-          <w:tr2bl w:val="none" w:sz="0" w:space="0" w:color="auto"/>
-        </w:tcBorders>
-        <w:shd w:val="solid" w:color="000000" w:fill="FFFFFF"/>
-      </w:tcPr>
-    </w:tblStylePr>
-  </w:style>
-  <w:style w:type="table" w:styleId="TableSubtle1">
-    <w:name w:val="Table Subtle 1"/>
-    <w:basedOn w:val="TableNormal"/>
-    <w:semiHidden/>
-    <w:rsid w:val="00BB49EE"/>
-    <w:pPr>
-      <w:spacing w:after="0" w:line="240" w:lineRule="auto"/>
-    </w:pPr>
-    <w:rPr>
-      <w:rFonts w:ascii="Times New Roman" w:eastAsia="Times New Roman" w:hAnsi="Times New Roman" w:cs="Times New Roman"/>
-      <w:sz w:val="20"/>
-      <w:szCs w:val="20"/>
-    </w:rPr>
-    <w:tblPr>
-      <w:tblStyleRowBandSize w:val="1"/>
-    </w:tblPr>
-    <w:tblStylePr w:type="firstRow">
-      <w:tblPr/>
-      <w:tcPr>
-        <w:tcBorders>
-          <w:top w:val="single" w:sz="6" w:space="0" w:color="000000"/>
-          <w:bottom w:val="single" w:sz="12" w:space="0" w:color="000000"/>
-          <w:tl2br w:val="none" w:sz="0" w:space="0" w:color="auto"/>
-          <w:tr2bl w:val="none" w:sz="0" w:space="0" w:color="auto"/>
-        </w:tcBorders>
-      </w:tcPr>
-    </w:tblStylePr>
-    <w:tblStylePr w:type="lastRow">
-      <w:tblPr/>
-      <w:tcPr>
-        <w:tcBorders>
-          <w:top w:val="single" w:sz="12" w:space="0" w:color="000000"/>
-          <w:tl2br w:val="none" w:sz="0" w:space="0" w:color="auto"/>
-          <w:tr2bl w:val="none" w:sz="0" w:space="0" w:color="auto"/>
-        </w:tcBorders>
-        <w:shd w:val="pct25" w:color="800080" w:fill="FFFFFF"/>
-      </w:tcPr>
-    </w:tblStylePr>
-    <w:tblStylePr w:type="firstCol">
-      <w:tblPr/>
-      <w:tcPr>
-        <w:tcBorders>
-          <w:right w:val="single" w:sz="12" w:space="0" w:color="000000"/>
-          <w:tl2br w:val="none" w:sz="0" w:space="0" w:color="auto"/>
-          <w:tr2bl w:val="none" w:sz="0" w:space="0" w:color="auto"/>
-        </w:tcBorders>
-      </w:tcPr>
-    </w:tblStylePr>
-    <w:tblStylePr w:type="lastCol">
-      <w:tblPr/>
-      <w:tcPr>
-        <w:tcBorders>
-          <w:left w:val="single" w:sz="12" w:space="0" w:color="000000"/>
-          <w:tl2br w:val="none" w:sz="0" w:space="0" w:color="auto"/>
-          <w:tr2bl w:val="none" w:sz="0" w:space="0" w:color="auto"/>
-        </w:tcBorders>
-      </w:tcPr>
-    </w:tblStylePr>
-    <w:tblStylePr w:type="band1Horz">
-      <w:tblPr/>
-      <w:tcPr>
-        <w:tcBorders>
-          <w:bottom w:val="single" w:sz="6" w:space="0" w:color="000000"/>
-          <w:tl2br w:val="none" w:sz="0" w:space="0" w:color="auto"/>
-          <w:tr2bl w:val="none" w:sz="0" w:space="0" w:color="auto"/>
-        </w:tcBorders>
-        <w:shd w:val="pct25" w:color="808000" w:fill="FFFFFF"/>
-      </w:tcPr>
-    </w:tblStylePr>
-    <w:tblStylePr w:type="neCell">
-      <w:rPr>
-        <w:b/>
-        <w:bCs/>
-      </w:rPr>
-      <w:tblPr/>
-      <w:tcPr>
-        <w:tcBorders>
-          <w:tl2br w:val="none" w:sz="0" w:space="0" w:color="auto"/>
-          <w:tr2bl w:val="none" w:sz="0" w:space="0" w:color="auto"/>
-        </w:tcBorders>
-      </w:tcPr>
-    </w:tblStylePr>
-    <w:tblStylePr w:type="swCell">
-      <w:rPr>
-        <w:b/>
-        <w:bCs/>
-      </w:rPr>
-      <w:tblPr/>
-      <w:tcPr>
-        <w:tcBorders>
-          <w:tl2br w:val="none" w:sz="0" w:space="0" w:color="auto"/>
-          <w:tr2bl w:val="none" w:sz="0" w:space="0" w:color="auto"/>
-        </w:tcBorders>
-      </w:tcPr>
-    </w:tblStylePr>
-  </w:style>
-  <w:style w:type="table" w:styleId="TableSubtle2">
-    <w:name w:val="Table Subtle 2"/>
-    <w:basedOn w:val="TableNormal"/>
-    <w:semiHidden/>
-    <w:rsid w:val="00BB49EE"/>
-    <w:pPr>
-      <w:spacing w:after="0" w:line="240" w:lineRule="auto"/>
-    </w:pPr>
-    <w:rPr>
-      <w:rFonts w:ascii="Times New Roman" w:eastAsia="Times New Roman" w:hAnsi="Times New Roman" w:cs="Times New Roman"/>
-      <w:sz w:val="20"/>
-      <w:szCs w:val="20"/>
-    </w:rPr>
-    <w:tblPr>
-      <w:tblBorders>
-        <w:left w:val="single" w:sz="6" w:space="0" w:color="000000"/>
-        <w:right w:val="single" w:sz="6" w:space="0" w:color="000000"/>
-      </w:tblBorders>
-    </w:tblPr>
-    <w:tblStylePr w:type="firstRow">
-      <w:tblPr/>
-      <w:tcPr>
-        <w:tcBorders>
-          <w:bottom w:val="single" w:sz="12" w:space="0" w:color="000000"/>
-          <w:tl2br w:val="none" w:sz="0" w:space="0" w:color="auto"/>
-          <w:tr2bl w:val="none" w:sz="0" w:space="0" w:color="auto"/>
-        </w:tcBorders>
-      </w:tcPr>
-    </w:tblStylePr>
-    <w:tblStylePr w:type="lastRow">
-      <w:tblPr/>
-      <w:tcPr>
-        <w:tcBorders>
-          <w:top w:val="single" w:sz="12" w:space="0" w:color="000000"/>
-          <w:tl2br w:val="none" w:sz="0" w:space="0" w:color="auto"/>
-          <w:tr2bl w:val="none" w:sz="0" w:space="0" w:color="auto"/>
-        </w:tcBorders>
-      </w:tcPr>
-    </w:tblStylePr>
-    <w:tblStylePr w:type="firstCol">
-      <w:tblPr/>
-      <w:tcPr>
-        <w:tcBorders>
-          <w:right w:val="single" w:sz="12" w:space="0" w:color="000000"/>
-          <w:tl2br w:val="none" w:sz="0" w:space="0" w:color="auto"/>
-          <w:tr2bl w:val="none" w:sz="0" w:space="0" w:color="auto"/>
-        </w:tcBorders>
-        <w:shd w:val="pct25" w:color="008000" w:fill="FFFFFF"/>
-      </w:tcPr>
-    </w:tblStylePr>
-    <w:tblStylePr w:type="lastCol">
-      <w:tblPr/>
-      <w:tcPr>
-        <w:tcBorders>
-          <w:left w:val="single" w:sz="12" w:space="0" w:color="000000"/>
-          <w:tl2br w:val="none" w:sz="0" w:space="0" w:color="auto"/>
-          <w:tr2bl w:val="none" w:sz="0" w:space="0" w:color="auto"/>
-        </w:tcBorders>
-        <w:shd w:val="pct25" w:color="808000" w:fill="FFFFFF"/>
-      </w:tcPr>
-    </w:tblStylePr>
-    <w:tblStylePr w:type="neCell">
-      <w:rPr>
-        <w:b/>
-        <w:bCs/>
-      </w:rPr>
-      <w:tblPr/>
-      <w:tcPr>
-        <w:tcBorders>
-          <w:tl2br w:val="none" w:sz="0" w:space="0" w:color="auto"/>
-          <w:tr2bl w:val="none" w:sz="0" w:space="0" w:color="auto"/>
-        </w:tcBorders>
-      </w:tcPr>
-    </w:tblStylePr>
-    <w:tblStylePr w:type="swCell">
-      <w:rPr>
-        <w:b/>
-        <w:bCs/>
-      </w:rPr>
-      <w:tblPr/>
-      <w:tcPr>
-        <w:tcBorders>
-          <w:tl2br w:val="none" w:sz="0" w:space="0" w:color="auto"/>
-          <w:tr2bl w:val="none" w:sz="0" w:space="0" w:color="auto"/>
-        </w:tcBorders>
-      </w:tcPr>
-    </w:tblStylePr>
-  </w:style>
-  <w:style w:type="table" w:styleId="TableTheme">
-    <w:name w:val="Table Theme"/>
-    <w:basedOn w:val="TableNormal"/>
-    <w:semiHidden/>
-    <w:rsid w:val="00BB49EE"/>
-    <w:pPr>
-      <w:spacing w:after="0" w:line="240" w:lineRule="auto"/>
-    </w:pPr>
-    <w:rPr>
-      <w:rFonts w:ascii="Times New Roman" w:eastAsia="Times New Roman" w:hAnsi="Times New Roman" w:cs="Times New Roman"/>
-      <w:sz w:val="20"/>
-      <w:szCs w:val="20"/>
-    </w:rPr>
-    <w:tblPr>
-      <w:tblBorders>
-        <w:top w:val="single" w:sz="4" w:space="0" w:color="auto"/>
-        <w:left w:val="single" w:sz="4" w:space="0" w:color="auto"/>
-        <w:bottom w:val="single" w:sz="4" w:space="0" w:color="auto"/>
-        <w:right w:val="single" w:sz="4" w:space="0" w:color="auto"/>
-        <w:insideH w:val="single" w:sz="4" w:space="0" w:color="auto"/>
-        <w:insideV w:val="single" w:sz="4" w:space="0" w:color="auto"/>
-      </w:tblBorders>
-    </w:tblPr>
-  </w:style>
-  <w:style w:type="table" w:styleId="TableWeb1">
-    <w:name w:val="Table Web 1"/>
-    <w:basedOn w:val="TableNormal"/>
-    <w:semiHidden/>
-    <w:rsid w:val="00BB49EE"/>
-    <w:pPr>
-      <w:spacing w:after="0" w:line="240" w:lineRule="auto"/>
-    </w:pPr>
-    <w:rPr>
-      <w:rFonts w:ascii="Times New Roman" w:eastAsia="Times New Roman" w:hAnsi="Times New Roman" w:cs="Times New Roman"/>
-      <w:sz w:val="20"/>
-      <w:szCs w:val="20"/>
-    </w:rPr>
-    <w:tblPr>
-      <w:tblCellSpacing w:w="20" w:type="dxa"/>
-      <w:tblBorders>
-        <w:top w:val="outset" w:sz="6" w:space="0" w:color="auto"/>
-        <w:left w:val="outset" w:sz="6" w:space="0" w:color="auto"/>
-        <w:bottom w:val="outset" w:sz="6" w:space="0" w:color="auto"/>
-        <w:right w:val="outset" w:sz="6" w:space="0" w:color="auto"/>
-        <w:insideH w:val="outset" w:sz="6" w:space="0" w:color="auto"/>
-        <w:insideV w:val="outset" w:sz="6" w:space="0" w:color="auto"/>
-      </w:tblBorders>
-    </w:tblPr>
-    <w:trPr>
-      <w:tblCellSpacing w:w="20" w:type="dxa"/>
-    </w:trPr>
-    <w:tcPr>
-      <w:shd w:val="clear" w:color="auto" w:fill="auto"/>
-    </w:tcPr>
-    <w:tblStylePr w:type="firstRow">
-      <w:rPr>
-        <w:color w:val="auto"/>
-      </w:rPr>
-      <w:tblPr/>
-      <w:tcPr>
-        <w:tcBorders>
-          <w:tl2br w:val="none" w:sz="0" w:space="0" w:color="auto"/>
-          <w:tr2bl w:val="none" w:sz="0" w:space="0" w:color="auto"/>
-        </w:tcBorders>
-      </w:tcPr>
-    </w:tblStylePr>
-  </w:style>
-  <w:style w:type="table" w:styleId="TableWeb2">
-    <w:name w:val="Table Web 2"/>
-    <w:basedOn w:val="TableNormal"/>
-    <w:semiHidden/>
-    <w:rsid w:val="00BB49EE"/>
-    <w:pPr>
-      <w:spacing w:after="0" w:line="240" w:lineRule="auto"/>
-    </w:pPr>
-    <w:rPr>
-      <w:rFonts w:ascii="Times New Roman" w:eastAsia="Times New Roman" w:hAnsi="Times New Roman" w:cs="Times New Roman"/>
-      <w:sz w:val="20"/>
-      <w:szCs w:val="20"/>
-    </w:rPr>
-    <w:tblPr>
-      <w:tblCellSpacing w:w="20" w:type="dxa"/>
-      <w:tblBorders>
-        <w:top w:val="inset" w:sz="6" w:space="0" w:color="auto"/>
-        <w:left w:val="inset" w:sz="6" w:space="0" w:color="auto"/>
-        <w:bottom w:val="inset" w:sz="6" w:space="0" w:color="auto"/>
-        <w:right w:val="inset" w:sz="6" w:space="0" w:color="auto"/>
-        <w:insideH w:val="inset" w:sz="6" w:space="0" w:color="auto"/>
-        <w:insideV w:val="inset" w:sz="6" w:space="0" w:color="auto"/>
-      </w:tblBorders>
-    </w:tblPr>
-    <w:trPr>
-      <w:tblCellSpacing w:w="20" w:type="dxa"/>
-    </w:trPr>
-    <w:tcPr>
-      <w:shd w:val="clear" w:color="auto" w:fill="auto"/>
-    </w:tcPr>
-    <w:tblStylePr w:type="firstRow">
-      <w:rPr>
-        <w:color w:val="auto"/>
-      </w:rPr>
-      <w:tblPr/>
-      <w:tcPr>
-        <w:tcBorders>
-          <w:tl2br w:val="none" w:sz="0" w:space="0" w:color="auto"/>
-          <w:tr2bl w:val="none" w:sz="0" w:space="0" w:color="auto"/>
-        </w:tcBorders>
-      </w:tcPr>
-    </w:tblStylePr>
-  </w:style>
-  <w:style w:type="table" w:styleId="TableWeb3">
-    <w:name w:val="Table Web 3"/>
-    <w:basedOn w:val="TableNormal"/>
-    <w:semiHidden/>
-    <w:rsid w:val="00BB49EE"/>
-    <w:pPr>
-      <w:spacing w:after="0" w:line="240" w:lineRule="auto"/>
-    </w:pPr>
-    <w:rPr>
-      <w:rFonts w:ascii="Times New Roman" w:eastAsia="Times New Roman" w:hAnsi="Times New Roman" w:cs="Times New Roman"/>
-      <w:sz w:val="20"/>
-      <w:szCs w:val="20"/>
-    </w:rPr>
-    <w:tblPr>
-      <w:tblCellSpacing w:w="20" w:type="dxa"/>
-      <w:tblBorders>
-        <w:top w:val="outset" w:sz="24" w:space="0" w:color="auto"/>
-        <w:left w:val="outset" w:sz="24" w:space="0" w:color="auto"/>
-        <w:bottom w:val="outset" w:sz="24" w:space="0" w:color="auto"/>
-        <w:right w:val="outset" w:sz="24" w:space="0" w:color="auto"/>
-        <w:insideH w:val="outset" w:sz="6" w:space="0" w:color="auto"/>
-        <w:insideV w:val="outset" w:sz="6" w:space="0" w:color="auto"/>
-      </w:tblBorders>
-    </w:tblPr>
-    <w:trPr>
-      <w:tblCellSpacing w:w="20" w:type="dxa"/>
-    </w:trPr>
-    <w:tcPr>
-      <w:shd w:val="clear" w:color="auto" w:fill="auto"/>
-    </w:tcPr>
-    <w:tblStylePr w:type="firstRow">
-      <w:rPr>
-        <w:color w:val="auto"/>
-      </w:rPr>
-      <w:tblPr/>
-      <w:tcPr>
-        <w:tcBorders>
-          <w:tl2br w:val="none" w:sz="0" w:space="0" w:color="auto"/>
-          <w:tr2bl w:val="none" w:sz="0" w:space="0" w:color="auto"/>
-        </w:tcBorders>
-      </w:tcPr>
-    </w:tblStylePr>
-  </w:style>
-  <w:style w:type="paragraph" w:styleId="Title">
-    <w:name w:val="Title"/>
-    <w:basedOn w:val="Normal"/>
-    <w:link w:val="TitleChar"/>
-    <w:qFormat/>
-    <w:rsid w:val="00BB49EE"/>
-    <w:pPr>
-      <w:spacing w:before="240" w:after="60"/>
-      <w:jc w:val="center"/>
-      <w:outlineLvl w:val="0"/>
-    </w:pPr>
-    <w:rPr>
-      <w:rFonts w:ascii="Arial" w:hAnsi="Arial" w:cs="Arial"/>
-      <w:b/>
-      <w:bCs/>
-      <w:kern w:val="28"/>
-      <w:sz w:val="32"/>
-      <w:szCs w:val="32"/>
-    </w:rPr>
-  </w:style>
-  <w:style w:type="character" w:customStyle="1" w:styleId="TitleChar">
-    <w:name w:val="Title Char"/>
-    <w:basedOn w:val="DefaultParagraphFont"/>
-    <w:link w:val="Title"/>
-    <w:rsid w:val="00BB49EE"/>
-    <w:rPr>
-      <w:rFonts w:ascii="Arial" w:eastAsia="Times New Roman" w:hAnsi="Arial" w:cs="Arial"/>
-      <w:b/>
-      <w:bCs/>
-      <w:kern w:val="28"/>
-      <w:sz w:val="32"/>
-      <w:szCs w:val="32"/>
-    </w:rPr>
-  </w:style>
-  <w:style w:type="paragraph" w:customStyle="1" w:styleId="ChapterStart">
-    <w:name w:val="ChapterStart"/>
-    <w:next w:val="ChapterTitle"/>
-    <w:autoRedefine/>
-    <w:rsid w:val="00BB49EE"/>
-    <w:pPr>
-      <w:spacing w:after="0" w:line="240" w:lineRule="auto"/>
-      <w:jc w:val="center"/>
-    </w:pPr>
-    <w:rPr>
-      <w:rFonts w:ascii="Times New Roman" w:eastAsia="Times New Roman" w:hAnsi="Times New Roman" w:cs="Times New Roman"/>
-      <w:b/>
-      <w:sz w:val="24"/>
-      <w:szCs w:val="20"/>
-    </w:rPr>
-  </w:style>
-  <w:style w:type="paragraph" w:customStyle="1" w:styleId="ChapterTitle">
-    <w:name w:val="ChapterTitle"/>
-    <w:next w:val="1stPara"/>
-    <w:autoRedefine/>
-    <w:rsid w:val="00BB49EE"/>
-    <w:pPr>
-      <w:spacing w:after="0" w:line="360" w:lineRule="auto"/>
-    </w:pPr>
-    <w:rPr>
-      <w:rFonts w:ascii="Times New Roman" w:eastAsia="Times New Roman" w:hAnsi="Times New Roman" w:cs="Times New Roman"/>
-      <w:b/>
-      <w:sz w:val="24"/>
-      <w:szCs w:val="20"/>
-    </w:rPr>
-  </w:style>
-  <w:style w:type="paragraph" w:customStyle="1" w:styleId="1stPara">
-    <w:name w:val="1st Para"/>
-    <w:next w:val="Body"/>
-    <w:autoRedefine/>
-    <w:rsid w:val="00BB49EE"/>
-    <w:pPr>
-      <w:spacing w:after="40" w:line="360" w:lineRule="auto"/>
-    </w:pPr>
-    <w:rPr>
-      <w:rFonts w:ascii="Times New Roman" w:eastAsia="Times New Roman" w:hAnsi="Times New Roman" w:cs="Times New Roman"/>
-      <w:sz w:val="24"/>
-      <w:szCs w:val="20"/>
-    </w:rPr>
-  </w:style>
-  <w:style w:type="paragraph" w:customStyle="1" w:styleId="BodyFirst">
-    <w:name w:val="BodyFirst"/>
-    <w:next w:val="Body"/>
-    <w:autoRedefine/>
-    <w:rsid w:val="00BB49EE"/>
-    <w:pPr>
-      <w:spacing w:after="0" w:line="360" w:lineRule="auto"/>
-    </w:pPr>
-    <w:rPr>
-      <w:rFonts w:ascii="Times New Roman" w:eastAsia="Times New Roman" w:hAnsi="Times New Roman" w:cs="Times New Roman"/>
-      <w:sz w:val="24"/>
-      <w:szCs w:val="20"/>
-    </w:rPr>
-  </w:style>
-  <w:style w:type="paragraph" w:customStyle="1" w:styleId="Body">
-    <w:name w:val="Body"/>
-    <w:autoRedefine/>
-    <w:rsid w:val="00BB49EE"/>
-    <w:pPr>
-      <w:spacing w:after="0" w:line="360" w:lineRule="auto"/>
-      <w:ind w:firstLine="360"/>
-    </w:pPr>
-    <w:rPr>
-      <w:rFonts w:ascii="Times New Roman" w:eastAsia="Times New Roman" w:hAnsi="Times New Roman" w:cs="Times New Roman"/>
-      <w:sz w:val="24"/>
-      <w:szCs w:val="20"/>
-    </w:rPr>
-  </w:style>
-  <w:style w:type="paragraph" w:customStyle="1" w:styleId="HeadA">
-    <w:name w:val="HeadA"/>
-    <w:next w:val="BodyFirst"/>
-    <w:autoRedefine/>
-    <w:rsid w:val="00BB49EE"/>
-    <w:pPr>
-      <w:spacing w:before="120" w:after="120" w:line="360" w:lineRule="auto"/>
-    </w:pPr>
-    <w:rPr>
-      <w:rFonts w:ascii="Arial" w:eastAsia="Times New Roman" w:hAnsi="Arial" w:cs="Times New Roman"/>
-      <w:b/>
-      <w:sz w:val="24"/>
-      <w:szCs w:val="20"/>
-    </w:rPr>
-  </w:style>
-  <w:style w:type="paragraph" w:customStyle="1" w:styleId="HeadB">
-    <w:name w:val="HeadB"/>
-    <w:next w:val="BodyFirst"/>
-    <w:autoRedefine/>
-    <w:rsid w:val="00BB49EE"/>
-    <w:pPr>
-      <w:spacing w:before="120" w:after="120" w:line="360" w:lineRule="auto"/>
-    </w:pPr>
-    <w:rPr>
-      <w:rFonts w:ascii="Arial" w:eastAsia="Times New Roman" w:hAnsi="Arial" w:cs="Times New Roman"/>
-      <w:b/>
-      <w:i/>
-      <w:sz w:val="24"/>
-      <w:szCs w:val="20"/>
-    </w:rPr>
-  </w:style>
-  <w:style w:type="paragraph" w:customStyle="1" w:styleId="HeadC">
-    <w:name w:val="HeadC"/>
-    <w:next w:val="BodyFirst"/>
-    <w:autoRedefine/>
-    <w:rsid w:val="00BB49EE"/>
-    <w:pPr>
-      <w:spacing w:before="120" w:after="120" w:line="360" w:lineRule="auto"/>
-    </w:pPr>
-    <w:rPr>
-      <w:rFonts w:ascii="Arial" w:eastAsia="Times New Roman" w:hAnsi="Arial" w:cs="Times New Roman"/>
-      <w:b/>
-      <w:sz w:val="20"/>
-      <w:szCs w:val="20"/>
-    </w:rPr>
-  </w:style>
-  <w:style w:type="paragraph" w:customStyle="1" w:styleId="CodeA">
-    <w:name w:val="CodeA"/>
-    <w:next w:val="CodeB"/>
-    <w:autoRedefine/>
-    <w:rsid w:val="00BB49EE"/>
-    <w:pPr>
-      <w:pBdr>
-        <w:top w:val="single" w:sz="4" w:space="2" w:color="auto"/>
-      </w:pBdr>
-      <w:spacing w:before="120" w:after="0" w:line="360" w:lineRule="auto"/>
-    </w:pPr>
-    <w:rPr>
-      <w:rFonts w:ascii="Courier" w:eastAsia="Times New Roman" w:hAnsi="Courier" w:cs="Times New Roman"/>
-      <w:noProof/>
-      <w:sz w:val="20"/>
-      <w:szCs w:val="20"/>
-    </w:rPr>
-  </w:style>
-  <w:style w:type="paragraph" w:customStyle="1" w:styleId="CodeB">
-    <w:name w:val="CodeB"/>
-    <w:autoRedefine/>
-    <w:rsid w:val="00BB49EE"/>
-    <w:pPr>
-      <w:spacing w:after="0" w:line="360" w:lineRule="auto"/>
-    </w:pPr>
-    <w:rPr>
-      <w:rFonts w:ascii="Courier" w:eastAsia="Times New Roman" w:hAnsi="Courier" w:cs="Times New Roman"/>
-      <w:noProof/>
-      <w:sz w:val="20"/>
-      <w:szCs w:val="20"/>
-    </w:rPr>
-  </w:style>
-  <w:style w:type="paragraph" w:customStyle="1" w:styleId="CodeC">
-    <w:name w:val="CodeC"/>
-    <w:next w:val="Body"/>
-    <w:autoRedefine/>
-    <w:rsid w:val="00BB49EE"/>
-    <w:pPr>
-      <w:pBdr>
-        <w:bottom w:val="single" w:sz="4" w:space="2" w:color="auto"/>
-      </w:pBdr>
-      <w:spacing w:after="120" w:line="360" w:lineRule="auto"/>
-    </w:pPr>
-    <w:rPr>
-      <w:rFonts w:ascii="Courier" w:eastAsia="Times New Roman" w:hAnsi="Courier" w:cs="Times New Roman"/>
-      <w:noProof/>
-      <w:sz w:val="20"/>
-      <w:szCs w:val="20"/>
-    </w:rPr>
-  </w:style>
-  <w:style w:type="paragraph" w:customStyle="1" w:styleId="CodeSingle">
-    <w:name w:val="CodeSingle"/>
-    <w:next w:val="Body"/>
-    <w:autoRedefine/>
-    <w:rsid w:val="00BB49EE"/>
-    <w:pPr>
-      <w:pBdr>
-        <w:top w:val="single" w:sz="4" w:space="2" w:color="auto"/>
-        <w:bottom w:val="single" w:sz="4" w:space="2" w:color="auto"/>
-      </w:pBdr>
-      <w:spacing w:before="120" w:after="120" w:line="360" w:lineRule="auto"/>
-    </w:pPr>
-    <w:rPr>
-      <w:rFonts w:ascii="Courier" w:eastAsia="Times New Roman" w:hAnsi="Courier" w:cs="Times New Roman"/>
-      <w:noProof/>
-      <w:sz w:val="20"/>
-      <w:szCs w:val="20"/>
-    </w:rPr>
-  </w:style>
-  <w:style w:type="paragraph" w:customStyle="1" w:styleId="CodeAWide">
-    <w:name w:val="CodeA Wide"/>
-    <w:next w:val="CodeBWide"/>
-    <w:autoRedefine/>
-    <w:rsid w:val="00BB49EE"/>
-    <w:pPr>
-      <w:pBdr>
-        <w:top w:val="single" w:sz="4" w:space="2" w:color="auto"/>
-      </w:pBdr>
-      <w:spacing w:before="120" w:after="0" w:line="360" w:lineRule="auto"/>
-    </w:pPr>
-    <w:rPr>
-      <w:rFonts w:ascii="Courier" w:eastAsia="Times New Roman" w:hAnsi="Courier" w:cs="Times New Roman"/>
-      <w:noProof/>
-      <w:sz w:val="16"/>
-      <w:szCs w:val="20"/>
-    </w:rPr>
-  </w:style>
-  <w:style w:type="paragraph" w:customStyle="1" w:styleId="CodeBWide">
-    <w:name w:val="CodeB Wide"/>
-    <w:autoRedefine/>
-    <w:rsid w:val="00BB49EE"/>
-    <w:pPr>
-      <w:spacing w:after="0" w:line="360" w:lineRule="auto"/>
-    </w:pPr>
-    <w:rPr>
-      <w:rFonts w:ascii="Courier" w:eastAsia="Times New Roman" w:hAnsi="Courier" w:cs="Times New Roman"/>
-      <w:noProof/>
-      <w:sz w:val="16"/>
-      <w:szCs w:val="20"/>
-    </w:rPr>
-  </w:style>
-  <w:style w:type="paragraph" w:customStyle="1" w:styleId="CodeCWide">
-    <w:name w:val="CodeC Wide"/>
-    <w:next w:val="Normal"/>
-    <w:autoRedefine/>
-    <w:rsid w:val="00BB49EE"/>
-    <w:pPr>
-      <w:pBdr>
-        <w:bottom w:val="single" w:sz="4" w:space="2" w:color="auto"/>
-      </w:pBdr>
-      <w:spacing w:after="120" w:line="360" w:lineRule="auto"/>
-    </w:pPr>
-    <w:rPr>
-      <w:rFonts w:ascii="Courier" w:eastAsia="Times New Roman" w:hAnsi="Courier" w:cs="Times New Roman"/>
-      <w:noProof/>
-      <w:sz w:val="16"/>
-      <w:szCs w:val="20"/>
-    </w:rPr>
-  </w:style>
-  <w:style w:type="paragraph" w:customStyle="1" w:styleId="CodeSingleWide">
-    <w:name w:val="CodeSingle Wide"/>
-    <w:next w:val="Body"/>
-    <w:autoRedefine/>
-    <w:rsid w:val="00BB49EE"/>
-    <w:pPr>
-      <w:pBdr>
-        <w:top w:val="single" w:sz="4" w:space="2" w:color="auto"/>
-        <w:bottom w:val="single" w:sz="4" w:space="2" w:color="auto"/>
-      </w:pBdr>
-      <w:spacing w:before="120" w:after="120" w:line="360" w:lineRule="auto"/>
-    </w:pPr>
-    <w:rPr>
-      <w:rFonts w:ascii="Courier" w:eastAsia="Times New Roman" w:hAnsi="Courier" w:cs="Times New Roman"/>
-      <w:noProof/>
-      <w:sz w:val="16"/>
-      <w:szCs w:val="20"/>
-    </w:rPr>
-  </w:style>
-  <w:style w:type="paragraph" w:customStyle="1" w:styleId="Note">
-    <w:name w:val="Note"/>
-    <w:next w:val="Body"/>
-    <w:autoRedefine/>
-    <w:rsid w:val="00BB49EE"/>
-    <w:pPr>
-      <w:spacing w:before="120" w:after="120" w:line="360" w:lineRule="auto"/>
-    </w:pPr>
-    <w:rPr>
-      <w:rFonts w:ascii="Times New Roman" w:eastAsia="Times New Roman" w:hAnsi="Times New Roman" w:cs="Times New Roman"/>
-      <w:i/>
-      <w:sz w:val="24"/>
-      <w:szCs w:val="20"/>
-    </w:rPr>
-  </w:style>
-  <w:style w:type="paragraph" w:customStyle="1" w:styleId="ListPlainA">
-    <w:name w:val="List Plain A"/>
-    <w:autoRedefine/>
-    <w:rsid w:val="00BB49EE"/>
-    <w:pPr>
-      <w:spacing w:before="120" w:after="0" w:line="360" w:lineRule="auto"/>
-      <w:ind w:left="360"/>
-      <w:contextualSpacing/>
-    </w:pPr>
-    <w:rPr>
-      <w:rFonts w:ascii="Times New Roman" w:eastAsia="Times New Roman" w:hAnsi="Times New Roman" w:cs="Times New Roman"/>
-      <w:color w:val="800080"/>
-      <w:sz w:val="24"/>
-      <w:szCs w:val="20"/>
-    </w:rPr>
-  </w:style>
-  <w:style w:type="paragraph" w:customStyle="1" w:styleId="ListHead">
-    <w:name w:val="ListHead"/>
-    <w:next w:val="ListBody"/>
-    <w:autoRedefine/>
-    <w:rsid w:val="00BB49EE"/>
-    <w:pPr>
-      <w:spacing w:before="120" w:after="0" w:line="360" w:lineRule="auto"/>
-    </w:pPr>
-    <w:rPr>
-      <w:rFonts w:ascii="Times New Roman" w:eastAsia="Times New Roman" w:hAnsi="Times New Roman" w:cs="Times New Roman"/>
-      <w:b/>
-      <w:sz w:val="24"/>
-      <w:szCs w:val="20"/>
-    </w:rPr>
-  </w:style>
-  <w:style w:type="paragraph" w:customStyle="1" w:styleId="ListBody">
-    <w:name w:val="ListBody"/>
-    <w:next w:val="Normal"/>
-    <w:autoRedefine/>
-    <w:rsid w:val="00BB49EE"/>
-    <w:pPr>
-      <w:spacing w:after="120" w:line="360" w:lineRule="auto"/>
-      <w:ind w:left="360"/>
-    </w:pPr>
-    <w:rPr>
-      <w:rFonts w:ascii="Times New Roman" w:eastAsia="Times New Roman" w:hAnsi="Times New Roman" w:cs="Times New Roman"/>
-      <w:sz w:val="24"/>
-      <w:szCs w:val="20"/>
-    </w:rPr>
-  </w:style>
-  <w:style w:type="paragraph" w:customStyle="1" w:styleId="NumListA">
-    <w:name w:val="NumListA"/>
-    <w:next w:val="Normal"/>
-    <w:autoRedefine/>
-    <w:rsid w:val="00BB49EE"/>
-    <w:pPr>
-      <w:spacing w:before="120" w:after="0" w:line="360" w:lineRule="auto"/>
-      <w:ind w:left="720"/>
-    </w:pPr>
-    <w:rPr>
-      <w:rFonts w:ascii="Times New Roman" w:eastAsia="Times New Roman" w:hAnsi="Times New Roman" w:cs="Times New Roman"/>
-      <w:color w:val="008000"/>
-      <w:sz w:val="24"/>
-      <w:szCs w:val="20"/>
-    </w:rPr>
-  </w:style>
-  <w:style w:type="paragraph" w:customStyle="1" w:styleId="NumListB">
-    <w:name w:val="NumListB"/>
-    <w:next w:val="Normal"/>
-    <w:autoRedefine/>
-    <w:rsid w:val="00BB49EE"/>
-    <w:pPr>
-      <w:spacing w:after="0" w:line="360" w:lineRule="auto"/>
-      <w:ind w:left="720"/>
-    </w:pPr>
-    <w:rPr>
-      <w:rFonts w:ascii="Times New Roman" w:eastAsia="Times New Roman" w:hAnsi="Times New Roman" w:cs="Times New Roman"/>
-      <w:color w:val="008000"/>
-      <w:sz w:val="24"/>
-      <w:szCs w:val="20"/>
-    </w:rPr>
-  </w:style>
-  <w:style w:type="paragraph" w:customStyle="1" w:styleId="NumListC">
-    <w:name w:val="NumListC"/>
-    <w:next w:val="Normal"/>
-    <w:autoRedefine/>
-    <w:rsid w:val="00BB49EE"/>
-    <w:pPr>
-      <w:spacing w:after="120" w:line="360" w:lineRule="auto"/>
-      <w:ind w:left="720"/>
-    </w:pPr>
-    <w:rPr>
-      <w:rFonts w:ascii="Times New Roman" w:eastAsia="Times New Roman" w:hAnsi="Times New Roman" w:cs="Times New Roman"/>
-      <w:color w:val="008000"/>
-      <w:sz w:val="24"/>
-      <w:szCs w:val="20"/>
-    </w:rPr>
-  </w:style>
-  <w:style w:type="paragraph" w:customStyle="1" w:styleId="ListSimple">
-    <w:name w:val="ListSimple"/>
-    <w:next w:val="Normal"/>
-    <w:autoRedefine/>
-    <w:rsid w:val="00BB49EE"/>
-    <w:pPr>
-      <w:spacing w:after="0" w:line="360" w:lineRule="auto"/>
-      <w:ind w:left="360" w:firstLine="360"/>
-    </w:pPr>
-    <w:rPr>
-      <w:rFonts w:ascii="Times New Roman" w:eastAsia="Times New Roman" w:hAnsi="Times New Roman" w:cs="Times New Roman"/>
-      <w:sz w:val="24"/>
-      <w:szCs w:val="20"/>
-    </w:rPr>
-  </w:style>
-  <w:style w:type="paragraph" w:customStyle="1" w:styleId="CodeAIndent">
-    <w:name w:val="CodeA Indent"/>
-    <w:next w:val="Normal"/>
-    <w:autoRedefine/>
-    <w:rsid w:val="00BB49EE"/>
-    <w:pPr>
-      <w:pBdr>
-        <w:top w:val="single" w:sz="4" w:space="2" w:color="auto"/>
-      </w:pBdr>
-      <w:spacing w:before="120" w:after="0" w:line="360" w:lineRule="auto"/>
-      <w:ind w:left="360"/>
-    </w:pPr>
-    <w:rPr>
-      <w:rFonts w:ascii="Courier" w:eastAsia="Times New Roman" w:hAnsi="Courier" w:cs="Times New Roman"/>
-      <w:noProof/>
-      <w:sz w:val="20"/>
-      <w:szCs w:val="20"/>
-    </w:rPr>
-  </w:style>
-  <w:style w:type="paragraph" w:customStyle="1" w:styleId="CodeBIndent">
-    <w:name w:val="CodeB Indent"/>
-    <w:next w:val="Normal"/>
-    <w:autoRedefine/>
-    <w:rsid w:val="00BB49EE"/>
-    <w:pPr>
-      <w:spacing w:after="0" w:line="360" w:lineRule="auto"/>
-      <w:ind w:left="360"/>
-    </w:pPr>
-    <w:rPr>
-      <w:rFonts w:ascii="Courier" w:eastAsia="Times New Roman" w:hAnsi="Courier" w:cs="Times New Roman"/>
-      <w:noProof/>
-      <w:sz w:val="20"/>
-      <w:szCs w:val="20"/>
-    </w:rPr>
-  </w:style>
-  <w:style w:type="paragraph" w:customStyle="1" w:styleId="CodeCIndent">
-    <w:name w:val="CodeC Indent"/>
-    <w:next w:val="Normal"/>
-    <w:autoRedefine/>
-    <w:rsid w:val="00BB49EE"/>
-    <w:pPr>
-      <w:pBdr>
-        <w:bottom w:val="single" w:sz="4" w:space="2" w:color="auto"/>
-      </w:pBdr>
-      <w:spacing w:after="120" w:line="360" w:lineRule="auto"/>
-      <w:ind w:left="360"/>
-    </w:pPr>
-    <w:rPr>
-      <w:rFonts w:ascii="Courier" w:eastAsia="Times New Roman" w:hAnsi="Courier" w:cs="Times New Roman"/>
-      <w:noProof/>
-      <w:sz w:val="20"/>
-      <w:szCs w:val="20"/>
-    </w:rPr>
-  </w:style>
-  <w:style w:type="paragraph" w:customStyle="1" w:styleId="CodeSingleIndent">
-    <w:name w:val="CodeSingle Indent"/>
-    <w:next w:val="Normal"/>
-    <w:autoRedefine/>
-    <w:rsid w:val="00BB49EE"/>
-    <w:pPr>
-      <w:pBdr>
-        <w:top w:val="single" w:sz="4" w:space="2" w:color="auto"/>
-        <w:bottom w:val="single" w:sz="4" w:space="2" w:color="auto"/>
-      </w:pBdr>
-      <w:spacing w:before="120" w:after="120" w:line="360" w:lineRule="auto"/>
-      <w:ind w:left="360"/>
-    </w:pPr>
-    <w:rPr>
-      <w:rFonts w:ascii="Courier" w:eastAsia="Times New Roman" w:hAnsi="Courier" w:cs="Times New Roman"/>
-      <w:noProof/>
-      <w:sz w:val="20"/>
-      <w:szCs w:val="20"/>
-    </w:rPr>
-  </w:style>
-  <w:style w:type="paragraph" w:customStyle="1" w:styleId="BulletA">
-    <w:name w:val="BulletA"/>
-    <w:next w:val="Normal"/>
-    <w:autoRedefine/>
-    <w:rsid w:val="00BB49EE"/>
-    <w:pPr>
-      <w:spacing w:before="120" w:after="0" w:line="360" w:lineRule="auto"/>
-      <w:ind w:left="720"/>
-    </w:pPr>
-    <w:rPr>
-      <w:rFonts w:ascii="Times New Roman" w:eastAsia="Times New Roman" w:hAnsi="Times New Roman" w:cs="Times New Roman"/>
-      <w:color w:val="008080"/>
-      <w:sz w:val="24"/>
-      <w:szCs w:val="20"/>
-    </w:rPr>
-  </w:style>
-  <w:style w:type="paragraph" w:customStyle="1" w:styleId="BulletB">
-    <w:name w:val="BulletB"/>
-    <w:next w:val="Normal"/>
-    <w:autoRedefine/>
-    <w:rsid w:val="00BB49EE"/>
-    <w:pPr>
-      <w:spacing w:after="0" w:line="360" w:lineRule="auto"/>
-      <w:ind w:left="720"/>
-    </w:pPr>
-    <w:rPr>
-      <w:rFonts w:ascii="Times New Roman" w:eastAsia="Times New Roman" w:hAnsi="Times New Roman" w:cs="Times New Roman"/>
-      <w:color w:val="008080"/>
-      <w:sz w:val="24"/>
-      <w:szCs w:val="20"/>
-    </w:rPr>
-  </w:style>
-  <w:style w:type="paragraph" w:customStyle="1" w:styleId="BulletC">
-    <w:name w:val="BulletC"/>
-    <w:next w:val="Normal"/>
-    <w:autoRedefine/>
-    <w:rsid w:val="00BB49EE"/>
-    <w:pPr>
-      <w:spacing w:after="120" w:line="360" w:lineRule="auto"/>
-      <w:ind w:left="720"/>
-    </w:pPr>
-    <w:rPr>
-      <w:rFonts w:ascii="Times New Roman" w:eastAsia="Times New Roman" w:hAnsi="Times New Roman" w:cs="Times New Roman"/>
-      <w:color w:val="008080"/>
-      <w:sz w:val="24"/>
-      <w:szCs w:val="20"/>
-    </w:rPr>
-  </w:style>
-  <w:style w:type="paragraph" w:customStyle="1" w:styleId="BlockQuote">
-    <w:name w:val="Block Quote"/>
-    <w:next w:val="Normal"/>
-    <w:autoRedefine/>
-    <w:rsid w:val="00BB49EE"/>
-    <w:pPr>
-      <w:spacing w:before="120" w:after="120" w:line="240" w:lineRule="auto"/>
-      <w:ind w:left="1440" w:right="1440"/>
-    </w:pPr>
-    <w:rPr>
-      <w:rFonts w:ascii="Times New Roman" w:eastAsia="Times New Roman" w:hAnsi="Times New Roman" w:cs="Times New Roman"/>
-      <w:sz w:val="20"/>
-      <w:szCs w:val="20"/>
-    </w:rPr>
-  </w:style>
-  <w:style w:type="paragraph" w:styleId="Caption">
-    <w:name w:val="caption"/>
-    <w:basedOn w:val="Normal"/>
-    <w:next w:val="Normal"/>
-    <w:autoRedefine/>
-    <w:qFormat/>
-    <w:rsid w:val="00BB49EE"/>
-    <w:pPr>
-      <w:spacing w:before="120" w:after="180" w:line="360" w:lineRule="auto"/>
-    </w:pPr>
-    <w:rPr>
-      <w:rFonts w:ascii="Arial" w:hAnsi="Arial"/>
-      <w:bCs/>
-      <w:i/>
-    </w:rPr>
-  </w:style>
-  <w:style w:type="paragraph" w:customStyle="1" w:styleId="TableTitle">
-    <w:name w:val="Table Title"/>
-    <w:next w:val="Normal"/>
-    <w:autoRedefine/>
-    <w:rsid w:val="00BB49EE"/>
-    <w:pPr>
-      <w:spacing w:before="120" w:after="120" w:line="360" w:lineRule="auto"/>
-    </w:pPr>
-    <w:rPr>
-      <w:rFonts w:ascii="Arial" w:eastAsia="Times New Roman" w:hAnsi="Arial" w:cs="Times New Roman"/>
-      <w:sz w:val="20"/>
-      <w:szCs w:val="20"/>
-    </w:rPr>
-  </w:style>
-  <w:style w:type="paragraph" w:customStyle="1" w:styleId="TableHeader">
-    <w:name w:val="Table Header"/>
-    <w:next w:val="Normal"/>
-    <w:autoRedefine/>
-    <w:rsid w:val="00BB49EE"/>
-    <w:pPr>
-      <w:spacing w:before="60" w:after="60" w:line="360" w:lineRule="auto"/>
-    </w:pPr>
-    <w:rPr>
-      <w:rFonts w:ascii="Futura-Book" w:eastAsia="Times New Roman" w:hAnsi="Futura-Book" w:cs="Times New Roman"/>
-      <w:b/>
-      <w:sz w:val="20"/>
-      <w:szCs w:val="20"/>
-    </w:rPr>
-  </w:style>
-  <w:style w:type="paragraph" w:customStyle="1" w:styleId="TableBody">
-    <w:name w:val="Table Body"/>
-    <w:autoRedefine/>
-    <w:rsid w:val="00BB49EE"/>
-    <w:pPr>
-      <w:spacing w:after="0" w:line="360" w:lineRule="auto"/>
-    </w:pPr>
-    <w:rPr>
-      <w:rFonts w:ascii="Futura-Book" w:eastAsia="Times New Roman" w:hAnsi="Futura-Book" w:cs="Times New Roman"/>
-      <w:sz w:val="20"/>
-      <w:szCs w:val="20"/>
-    </w:rPr>
-  </w:style>
-  <w:style w:type="paragraph" w:customStyle="1" w:styleId="AuthorQuery">
-    <w:name w:val="Author Query"/>
-    <w:autoRedefine/>
-    <w:rsid w:val="00BB49EE"/>
-    <w:pPr>
-      <w:spacing w:before="120" w:after="120" w:line="360" w:lineRule="auto"/>
-      <w:ind w:left="1440" w:right="1440"/>
-    </w:pPr>
-    <w:rPr>
-      <w:rFonts w:ascii="Times New Roman" w:eastAsia="Microsoft YaHei" w:hAnsi="Times New Roman" w:cs="Times New Roman"/>
-      <w:color w:val="FF0000"/>
-      <w:sz w:val="24"/>
-      <w:szCs w:val="20"/>
-    </w:rPr>
-  </w:style>
-  <w:style w:type="paragraph" w:customStyle="1" w:styleId="ProductionDirective">
-    <w:name w:val="Production Directive"/>
-    <w:next w:val="Normal"/>
-    <w:autoRedefine/>
-    <w:qFormat/>
-    <w:rsid w:val="00BB49EE"/>
-    <w:pPr>
-      <w:spacing w:before="120" w:after="120" w:line="360" w:lineRule="auto"/>
-    </w:pPr>
-    <w:rPr>
-      <w:rFonts w:ascii="Times New Roman" w:eastAsia="Times New Roman" w:hAnsi="Times New Roman" w:cs="Times New Roman"/>
-      <w:smallCaps/>
-      <w:color w:val="FF0000"/>
-      <w:sz w:val="20"/>
-      <w:szCs w:val="20"/>
-    </w:rPr>
-  </w:style>
-  <w:style w:type="character" w:customStyle="1" w:styleId="EmphasisBold">
-    <w:name w:val="EmphasisBold"/>
-    <w:basedOn w:val="DefaultParagraphFont"/>
-    <w:rsid w:val="00BB49EE"/>
-    <w:rPr>
-      <w:b/>
-      <w:color w:val="0000FF"/>
-    </w:rPr>
-  </w:style>
-  <w:style w:type="character" w:customStyle="1" w:styleId="EmphasisItalic">
-    <w:name w:val="EmphasisItalic"/>
-    <w:basedOn w:val="DefaultParagraphFont"/>
-    <w:qFormat/>
-    <w:rsid w:val="00BB49EE"/>
-    <w:rPr>
-      <w:i/>
-      <w:color w:val="0000FF"/>
-    </w:rPr>
-  </w:style>
-  <w:style w:type="character" w:customStyle="1" w:styleId="EmphasisBoldItal">
-    <w:name w:val="EmphasisBoldItal"/>
-    <w:basedOn w:val="DefaultParagraphFont"/>
-    <w:rsid w:val="00BB49EE"/>
-    <w:rPr>
-      <w:b/>
-      <w:i/>
-      <w:color w:val="0000FF"/>
-    </w:rPr>
-  </w:style>
-  <w:style w:type="character" w:customStyle="1" w:styleId="EmphasisRevItal">
-    <w:name w:val="EmphasisRevItal"/>
-    <w:basedOn w:val="DefaultParagraphFont"/>
-    <w:rsid w:val="00BB49EE"/>
-    <w:rPr>
-      <w:color w:val="0000FF"/>
-    </w:rPr>
-  </w:style>
-  <w:style w:type="character" w:customStyle="1" w:styleId="Keycap">
-    <w:name w:val="Keycap"/>
-    <w:basedOn w:val="DefaultParagraphFont"/>
-    <w:rsid w:val="00BB49EE"/>
-    <w:rPr>
-      <w:smallCaps/>
-      <w:color w:val="0000FF"/>
-    </w:rPr>
-  </w:style>
-  <w:style w:type="character" w:customStyle="1" w:styleId="Literal">
-    <w:name w:val="Literal"/>
-    <w:basedOn w:val="DefaultParagraphFont"/>
-    <w:rsid w:val="00BB49EE"/>
-    <w:rPr>
-      <w:rFonts w:ascii="Courier" w:hAnsi="Courier"/>
-      <w:color w:val="0000FF"/>
-      <w:sz w:val="20"/>
-    </w:rPr>
-  </w:style>
-  <w:style w:type="character" w:customStyle="1" w:styleId="LiteralBold">
-    <w:name w:val="LiteralBold"/>
-    <w:basedOn w:val="DefaultParagraphFont"/>
-    <w:rsid w:val="00BB49EE"/>
-    <w:rPr>
-      <w:rFonts w:ascii="Courier" w:hAnsi="Courier"/>
-      <w:b/>
-      <w:color w:val="0000FF"/>
-      <w:sz w:val="20"/>
-    </w:rPr>
-  </w:style>
-  <w:style w:type="character" w:customStyle="1" w:styleId="LiteralItal">
-    <w:name w:val="LiteralItal"/>
-    <w:basedOn w:val="DefaultParagraphFont"/>
-    <w:rsid w:val="00BB49EE"/>
-    <w:rPr>
-      <w:rFonts w:ascii="Courier" w:hAnsi="Courier"/>
-      <w:i/>
-      <w:color w:val="0000FF"/>
-      <w:sz w:val="20"/>
-    </w:rPr>
-  </w:style>
-  <w:style w:type="character" w:customStyle="1" w:styleId="LiteralBoldItal">
-    <w:name w:val="LiteralBoldItal"/>
-    <w:basedOn w:val="DefaultParagraphFont"/>
-    <w:rsid w:val="00BB49EE"/>
-    <w:rPr>
-      <w:rFonts w:ascii="Courier" w:hAnsi="Courier"/>
-      <w:b/>
-      <w:i/>
-      <w:color w:val="0000FF"/>
-      <w:sz w:val="20"/>
-    </w:rPr>
-  </w:style>
-  <w:style w:type="character" w:customStyle="1" w:styleId="MenuArrow">
-    <w:name w:val="MenuArrow"/>
-    <w:basedOn w:val="DefaultParagraphFont"/>
-    <w:rsid w:val="00BB49EE"/>
-    <w:rPr>
-      <w:rFonts w:ascii="Webdings" w:hAnsi="Webdings"/>
-      <w:color w:val="0000FF"/>
-    </w:rPr>
-  </w:style>
-  <w:style w:type="paragraph" w:customStyle="1" w:styleId="HeadANum">
-    <w:name w:val="HeadANum"/>
-    <w:next w:val="BodyFirst"/>
-    <w:autoRedefine/>
-    <w:rsid w:val="00BB49EE"/>
-    <w:pPr>
-      <w:spacing w:before="120" w:after="120" w:line="360" w:lineRule="auto"/>
-    </w:pPr>
-    <w:rPr>
-      <w:rFonts w:ascii="Arial" w:eastAsia="Times New Roman" w:hAnsi="Arial" w:cs="Times New Roman"/>
-      <w:b/>
-      <w:color w:val="800000"/>
-      <w:sz w:val="24"/>
-      <w:szCs w:val="20"/>
-    </w:rPr>
-  </w:style>
-  <w:style w:type="paragraph" w:customStyle="1" w:styleId="HeadBNum">
-    <w:name w:val="HeadBNum"/>
-    <w:next w:val="BodyFirst"/>
-    <w:autoRedefine/>
-    <w:rsid w:val="00BB49EE"/>
-    <w:pPr>
-      <w:spacing w:before="120" w:after="120" w:line="360" w:lineRule="auto"/>
-    </w:pPr>
-    <w:rPr>
-      <w:rFonts w:ascii="Arial" w:eastAsia="Times New Roman" w:hAnsi="Arial" w:cs="Times New Roman"/>
-      <w:b/>
-      <w:i/>
-      <w:color w:val="800000"/>
-      <w:sz w:val="24"/>
-      <w:szCs w:val="20"/>
-    </w:rPr>
-  </w:style>
-  <w:style w:type="paragraph" w:customStyle="1" w:styleId="HeadCNum">
-    <w:name w:val="HeadCNum"/>
-    <w:next w:val="BodyFirst"/>
-    <w:autoRedefine/>
-    <w:rsid w:val="00BB49EE"/>
-    <w:pPr>
-      <w:spacing w:before="120" w:after="120" w:line="360" w:lineRule="auto"/>
-    </w:pPr>
-    <w:rPr>
-      <w:rFonts w:ascii="Arial" w:eastAsia="Times New Roman" w:hAnsi="Arial" w:cs="Times New Roman"/>
-      <w:b/>
-      <w:color w:val="800000"/>
-      <w:sz w:val="20"/>
-      <w:szCs w:val="20"/>
-    </w:rPr>
-  </w:style>
-  <w:style w:type="paragraph" w:customStyle="1" w:styleId="NoteWarning">
-    <w:name w:val="Note Warning"/>
-    <w:next w:val="Normal"/>
-    <w:autoRedefine/>
-    <w:rsid w:val="00BB49EE"/>
-    <w:pPr>
-      <w:spacing w:before="120" w:after="120" w:line="360" w:lineRule="auto"/>
-      <w:ind w:left="720" w:hanging="720"/>
-    </w:pPr>
-    <w:rPr>
-      <w:rFonts w:ascii="Times New Roman" w:eastAsia="Times New Roman" w:hAnsi="Times New Roman" w:cs="Times New Roman"/>
-      <w:i/>
-      <w:color w:val="800000"/>
-      <w:sz w:val="24"/>
-      <w:szCs w:val="20"/>
-    </w:rPr>
-  </w:style>
-  <w:style w:type="paragraph" w:customStyle="1" w:styleId="SubBullet">
-    <w:name w:val="SubBullet"/>
-    <w:next w:val="Normal"/>
-    <w:autoRedefine/>
-    <w:rsid w:val="00BB49EE"/>
-    <w:pPr>
-      <w:spacing w:after="0" w:line="360" w:lineRule="auto"/>
-      <w:ind w:left="1080"/>
-    </w:pPr>
-    <w:rPr>
-      <w:rFonts w:ascii="Times New Roman" w:eastAsia="Times New Roman" w:hAnsi="Times New Roman" w:cs="Times New Roman"/>
-      <w:color w:val="003366"/>
-      <w:sz w:val="24"/>
-      <w:szCs w:val="20"/>
-    </w:rPr>
-  </w:style>
-  <w:style w:type="paragraph" w:customStyle="1" w:styleId="SubNumberA">
-    <w:name w:val="SubNumberA"/>
-    <w:next w:val="Normal"/>
-    <w:autoRedefine/>
-    <w:rsid w:val="00BB49EE"/>
-    <w:pPr>
-      <w:spacing w:after="0" w:line="360" w:lineRule="auto"/>
-      <w:ind w:left="1080"/>
-    </w:pPr>
-    <w:rPr>
-      <w:rFonts w:ascii="Times New Roman" w:eastAsia="Times New Roman" w:hAnsi="Times New Roman" w:cs="Times New Roman"/>
-      <w:color w:val="003300"/>
-      <w:sz w:val="24"/>
-      <w:szCs w:val="20"/>
-    </w:rPr>
-  </w:style>
-  <w:style w:type="paragraph" w:customStyle="1" w:styleId="SubNumberB">
-    <w:name w:val="SubNumberB"/>
-    <w:next w:val="Normal"/>
-    <w:autoRedefine/>
-    <w:rsid w:val="00BB49EE"/>
-    <w:pPr>
-      <w:spacing w:after="0" w:line="360" w:lineRule="auto"/>
-      <w:ind w:left="1080"/>
-    </w:pPr>
-    <w:rPr>
-      <w:rFonts w:ascii="Times New Roman" w:eastAsia="Times New Roman" w:hAnsi="Times New Roman" w:cs="Times New Roman"/>
-      <w:color w:val="003300"/>
-      <w:sz w:val="24"/>
-      <w:szCs w:val="20"/>
-    </w:rPr>
-  </w:style>
-  <w:style w:type="character" w:customStyle="1" w:styleId="EmphasisItalicBox">
-    <w:name w:val="EmphasisItalicBox"/>
-    <w:basedOn w:val="EmphasisItalic"/>
-    <w:rsid w:val="00BB49EE"/>
-    <w:rPr>
-      <w:i/>
-      <w:color w:val="CC99FF"/>
-    </w:rPr>
-  </w:style>
-  <w:style w:type="character" w:customStyle="1" w:styleId="Wingdings">
-    <w:name w:val="Wingdings"/>
-    <w:basedOn w:val="DefaultParagraphFont"/>
-    <w:rsid w:val="00BB49EE"/>
-    <w:rPr>
-      <w:rFonts w:ascii="Wingdings 2" w:hAnsi="Wingdings 2"/>
-      <w:color w:val="0000FF"/>
-      <w:sz w:val="24"/>
-    </w:rPr>
-  </w:style>
-  <w:style w:type="paragraph" w:customStyle="1" w:styleId="ListPlainB">
-    <w:name w:val="List Plain B"/>
-    <w:autoRedefine/>
-    <w:rsid w:val="00BB49EE"/>
-    <w:pPr>
-      <w:spacing w:after="0" w:line="360" w:lineRule="auto"/>
-      <w:ind w:left="360"/>
-    </w:pPr>
-    <w:rPr>
-      <w:rFonts w:ascii="Times New Roman" w:eastAsia="Times New Roman" w:hAnsi="Times New Roman" w:cs="Times New Roman"/>
-      <w:color w:val="800080"/>
-      <w:sz w:val="24"/>
-      <w:szCs w:val="20"/>
-    </w:rPr>
-  </w:style>
-  <w:style w:type="paragraph" w:customStyle="1" w:styleId="Listing">
-    <w:name w:val="Listing"/>
-    <w:next w:val="Body"/>
-    <w:autoRedefine/>
-    <w:rsid w:val="00BB49EE"/>
-    <w:pPr>
-      <w:spacing w:after="120" w:line="360" w:lineRule="auto"/>
-    </w:pPr>
-    <w:rPr>
-      <w:rFonts w:ascii="Arial" w:eastAsia="Times New Roman" w:hAnsi="Arial" w:cs="Times New Roman"/>
-      <w:bCs/>
-      <w:i/>
-      <w:color w:val="800000"/>
-      <w:sz w:val="20"/>
-      <w:szCs w:val="20"/>
-    </w:rPr>
-  </w:style>
-  <w:style w:type="paragraph" w:customStyle="1" w:styleId="Footnote">
-    <w:name w:val="Footnote"/>
-    <w:autoRedefine/>
-    <w:rsid w:val="00BB49EE"/>
-    <w:pPr>
-      <w:spacing w:after="0" w:line="360" w:lineRule="auto"/>
-    </w:pPr>
-    <w:rPr>
-      <w:rFonts w:ascii="Times New Roman" w:eastAsia="Times New Roman" w:hAnsi="Times New Roman" w:cs="Times New Roman"/>
-      <w:sz w:val="16"/>
-      <w:szCs w:val="20"/>
-    </w:rPr>
-  </w:style>
-  <w:style w:type="paragraph" w:customStyle="1" w:styleId="ListPlainC">
-    <w:name w:val="List Plain C"/>
-    <w:next w:val="Body"/>
-    <w:autoRedefine/>
-    <w:rsid w:val="00BB49EE"/>
-    <w:pPr>
-      <w:spacing w:after="120" w:line="360" w:lineRule="auto"/>
-      <w:ind w:left="360"/>
-    </w:pPr>
-    <w:rPr>
-      <w:rFonts w:ascii="Times New Roman" w:eastAsia="Times New Roman" w:hAnsi="Times New Roman" w:cs="Times New Roman"/>
-      <w:color w:val="800080"/>
-      <w:sz w:val="24"/>
-      <w:szCs w:val="20"/>
-    </w:rPr>
-  </w:style>
-  <w:style w:type="character" w:customStyle="1" w:styleId="EmphasisRevCaption">
-    <w:name w:val="EmphasisRevCaption"/>
-    <w:basedOn w:val="DefaultParagraphFont"/>
-    <w:rsid w:val="00BB49EE"/>
-    <w:rPr>
-      <w:i/>
-      <w:color w:val="CC99FF"/>
-    </w:rPr>
-  </w:style>
-  <w:style w:type="character" w:customStyle="1" w:styleId="LiteralBox">
-    <w:name w:val="LiteralBox"/>
-    <w:basedOn w:val="Literal"/>
-    <w:rsid w:val="00BB49EE"/>
-    <w:rPr>
-      <w:rFonts w:ascii="Courier" w:hAnsi="Courier"/>
-      <w:color w:val="CC99FF"/>
-      <w:sz w:val="20"/>
-    </w:rPr>
-  </w:style>
-  <w:style w:type="character" w:customStyle="1" w:styleId="LiteralFootnote">
-    <w:name w:val="LiteralFootnote"/>
-    <w:basedOn w:val="LiteralBox"/>
-    <w:rsid w:val="00BB49EE"/>
-    <w:rPr>
-      <w:rFonts w:ascii="Courier" w:hAnsi="Courier"/>
-      <w:color w:val="CC99FF"/>
-      <w:sz w:val="20"/>
-    </w:rPr>
-  </w:style>
-  <w:style w:type="character" w:customStyle="1" w:styleId="Literal1st">
-    <w:name w:val="Literal1st"/>
-    <w:basedOn w:val="LiteralBox"/>
-    <w:rsid w:val="00BB49EE"/>
-    <w:rPr>
-      <w:rFonts w:ascii="Courier" w:hAnsi="Courier"/>
-      <w:color w:val="CC99FF"/>
-      <w:sz w:val="20"/>
-    </w:rPr>
-  </w:style>
-  <w:style w:type="character" w:customStyle="1" w:styleId="LiteralCaption">
-    <w:name w:val="LiteralCaption"/>
-    <w:basedOn w:val="LiteralBox"/>
-    <w:rsid w:val="00BB49EE"/>
-    <w:rPr>
-      <w:rFonts w:ascii="Courier" w:hAnsi="Courier"/>
-      <w:i/>
-      <w:color w:val="CC99FF"/>
-      <w:sz w:val="20"/>
-    </w:rPr>
-  </w:style>
-  <w:style w:type="paragraph" w:customStyle="1" w:styleId="HeadBox">
-    <w:name w:val="HeadBox"/>
-    <w:basedOn w:val="HeadC"/>
-    <w:autoRedefine/>
-    <w:rsid w:val="00BB49EE"/>
-    <w:pPr>
-      <w:autoSpaceDE w:val="0"/>
-      <w:autoSpaceDN w:val="0"/>
-      <w:adjustRightInd w:val="0"/>
-      <w:spacing w:before="160" w:after="80"/>
-      <w:jc w:val="center"/>
-    </w:pPr>
-    <w:rPr>
-      <w:rFonts w:ascii="Dogma" w:hAnsi="Dogma" w:cs="Dogma"/>
-      <w:color w:val="808080"/>
-      <w:sz w:val="24"/>
-    </w:rPr>
-  </w:style>
-  <w:style w:type="paragraph" w:customStyle="1" w:styleId="Anchor">
-    <w:name w:val="Anchor"/>
-    <w:autoRedefine/>
-    <w:rsid w:val="00BB49EE"/>
-    <w:pPr>
-      <w:suppressAutoHyphens/>
-      <w:autoSpaceDE w:val="0"/>
-      <w:autoSpaceDN w:val="0"/>
-      <w:adjustRightInd w:val="0"/>
-      <w:spacing w:before="120" w:after="240" w:line="40" w:lineRule="atLeast"/>
-    </w:pPr>
-    <w:rPr>
-      <w:rFonts w:ascii="NewBaskerville" w:eastAsia="Times New Roman" w:hAnsi="NewBaskerville" w:cs="NewBaskerville"/>
-      <w:color w:val="000000"/>
-      <w:w w:val="0"/>
-      <w:sz w:val="4"/>
-      <w:szCs w:val="4"/>
-    </w:rPr>
-  </w:style>
-  <w:style w:type="paragraph" w:customStyle="1" w:styleId="BodyFirstBox">
-    <w:name w:val="BodyFirstBox"/>
-    <w:basedOn w:val="BodyFirst"/>
-    <w:autoRedefine/>
-    <w:rsid w:val="00BB49EE"/>
-    <w:rPr>
-      <w:color w:val="808080"/>
-    </w:rPr>
-  </w:style>
-  <w:style w:type="paragraph" w:customStyle="1" w:styleId="BodyBox">
-    <w:name w:val="BodyBox"/>
-    <w:basedOn w:val="Body"/>
-    <w:rsid w:val="00BB49EE"/>
-    <w:rPr>
-      <w:color w:val="808080"/>
-    </w:rPr>
-  </w:style>
-  <w:style w:type="paragraph" w:customStyle="1" w:styleId="ListHeadBox">
-    <w:name w:val="ListHeadBox"/>
-    <w:basedOn w:val="ListHead"/>
-    <w:autoRedefine/>
-    <w:rsid w:val="00BB49EE"/>
-    <w:rPr>
-      <w:color w:val="808080"/>
-    </w:rPr>
-  </w:style>
-  <w:style w:type="paragraph" w:customStyle="1" w:styleId="ListBodyBox">
-    <w:name w:val="ListBodyBox"/>
-    <w:basedOn w:val="ListBody"/>
-    <w:autoRedefine/>
-    <w:rsid w:val="00BB49EE"/>
-    <w:rPr>
-      <w:color w:val="808080"/>
-    </w:rPr>
-  </w:style>
-  <w:style w:type="paragraph" w:customStyle="1" w:styleId="NumListABox">
-    <w:name w:val="NumListA Box"/>
-    <w:basedOn w:val="NumListA"/>
-    <w:autoRedefine/>
-    <w:rsid w:val="00BB49EE"/>
-    <w:rPr>
-      <w:color w:val="666699"/>
-    </w:rPr>
-  </w:style>
-  <w:style w:type="paragraph" w:customStyle="1" w:styleId="NumListBBox">
-    <w:name w:val="NumListB Box"/>
-    <w:basedOn w:val="NumListB"/>
-    <w:autoRedefine/>
-    <w:rsid w:val="00BB49EE"/>
-    <w:rPr>
-      <w:color w:val="666699"/>
-    </w:rPr>
-  </w:style>
-  <w:style w:type="paragraph" w:customStyle="1" w:styleId="NumListCBox">
-    <w:name w:val="NumListC Box"/>
-    <w:basedOn w:val="NumListC"/>
-    <w:autoRedefine/>
-    <w:rsid w:val="00BB49EE"/>
-    <w:rPr>
-      <w:color w:val="666699"/>
-    </w:rPr>
-  </w:style>
-  <w:style w:type="paragraph" w:customStyle="1" w:styleId="FootnoteBox">
-    <w:name w:val="FootnoteBox"/>
-    <w:basedOn w:val="BodyFirstBox"/>
-    <w:autoRedefine/>
-    <w:rsid w:val="00BB49EE"/>
-    <w:rPr>
-      <w:sz w:val="20"/>
-    </w:rPr>
-  </w:style>
-  <w:style w:type="paragraph" w:customStyle="1" w:styleId="AnchorSidehead">
-    <w:name w:val="Anchor Sidehead"/>
-    <w:autoRedefine/>
-    <w:rsid w:val="00BB49EE"/>
-    <w:pPr>
-      <w:autoSpaceDE w:val="0"/>
-      <w:autoSpaceDN w:val="0"/>
-      <w:adjustRightInd w:val="0"/>
-      <w:spacing w:after="120" w:line="360" w:lineRule="auto"/>
-    </w:pPr>
-    <w:rPr>
-      <w:rFonts w:ascii="Futura-Heavy" w:eastAsia="Times New Roman" w:hAnsi="Futura-Heavy" w:cs="Futura-Heavy"/>
-      <w:color w:val="000000"/>
-      <w:w w:val="0"/>
-      <w:sz w:val="20"/>
-      <w:szCs w:val="16"/>
-    </w:rPr>
-  </w:style>
-  <w:style w:type="paragraph" w:customStyle="1" w:styleId="Level3IX">
-    <w:name w:val="Level3IX"/>
-    <w:autoRedefine/>
-    <w:rsid w:val="00BB49EE"/>
-    <w:pPr>
-      <w:suppressAutoHyphens/>
-      <w:autoSpaceDE w:val="0"/>
-      <w:autoSpaceDN w:val="0"/>
-      <w:adjustRightInd w:val="0"/>
-      <w:spacing w:after="0" w:line="360" w:lineRule="auto"/>
-      <w:ind w:left="1080" w:hanging="360"/>
-    </w:pPr>
-    <w:rPr>
-      <w:rFonts w:ascii="Times New Roman" w:eastAsia="Times New Roman" w:hAnsi="Times New Roman" w:cs="Times"/>
-      <w:color w:val="000000"/>
-      <w:w w:val="0"/>
-      <w:sz w:val="24"/>
-      <w:szCs w:val="18"/>
-    </w:rPr>
-  </w:style>
-  <w:style w:type="paragraph" w:customStyle="1" w:styleId="GroupTitlesIX">
-    <w:name w:val="GroupTitlesIX"/>
-    <w:autoRedefine/>
-    <w:rsid w:val="00BB49EE"/>
-    <w:pPr>
-      <w:keepNext/>
-      <w:widowControl w:val="0"/>
-      <w:autoSpaceDE w:val="0"/>
-      <w:autoSpaceDN w:val="0"/>
-      <w:adjustRightInd w:val="0"/>
-      <w:spacing w:before="240" w:after="40" w:line="380" w:lineRule="atLeast"/>
-    </w:pPr>
-    <w:rPr>
-      <w:rFonts w:ascii="Arial" w:eastAsia="Times New Roman" w:hAnsi="Arial" w:cs="Times"/>
-      <w:b/>
-      <w:bCs/>
-      <w:iCs/>
-      <w:color w:val="000000"/>
-      <w:w w:val="0"/>
-      <w:sz w:val="28"/>
-      <w:szCs w:val="32"/>
-    </w:rPr>
-  </w:style>
-  <w:style w:type="paragraph" w:customStyle="1" w:styleId="Level2IX">
-    <w:name w:val="Level2IX"/>
-    <w:autoRedefine/>
-    <w:rsid w:val="00BB49EE"/>
-    <w:pPr>
-      <w:suppressAutoHyphens/>
-      <w:autoSpaceDE w:val="0"/>
-      <w:autoSpaceDN w:val="0"/>
-      <w:adjustRightInd w:val="0"/>
-      <w:spacing w:after="0" w:line="360" w:lineRule="auto"/>
-      <w:ind w:left="720" w:hanging="360"/>
-    </w:pPr>
-    <w:rPr>
-      <w:rFonts w:ascii="Times New Roman" w:eastAsia="Times New Roman" w:hAnsi="Times New Roman" w:cs="Times"/>
-      <w:color w:val="000000"/>
-      <w:w w:val="0"/>
-      <w:sz w:val="24"/>
-      <w:szCs w:val="18"/>
-    </w:rPr>
-  </w:style>
-  <w:style w:type="paragraph" w:customStyle="1" w:styleId="Level1IX">
-    <w:name w:val="Level1IX"/>
-    <w:autoRedefine/>
-    <w:rsid w:val="00BB49EE"/>
-    <w:pPr>
-      <w:suppressAutoHyphens/>
-      <w:autoSpaceDE w:val="0"/>
-      <w:autoSpaceDN w:val="0"/>
-      <w:adjustRightInd w:val="0"/>
-      <w:spacing w:after="0" w:line="360" w:lineRule="auto"/>
-      <w:ind w:left="720" w:hanging="720"/>
-    </w:pPr>
-    <w:rPr>
-      <w:rFonts w:ascii="Times New Roman" w:eastAsia="Times New Roman" w:hAnsi="Times New Roman" w:cs="Times"/>
-      <w:color w:val="000000"/>
-      <w:w w:val="0"/>
-      <w:sz w:val="24"/>
-      <w:szCs w:val="18"/>
-    </w:rPr>
-  </w:style>
-  <w:style w:type="paragraph" w:customStyle="1" w:styleId="CodeAWingding">
-    <w:name w:val="CodeA Wingding"/>
-    <w:basedOn w:val="CodeA"/>
-    <w:autoRedefine/>
-    <w:rsid w:val="00BB49EE"/>
-    <w:rPr>
-      <w:color w:val="999999"/>
-    </w:rPr>
-  </w:style>
-  <w:style w:type="character" w:customStyle="1" w:styleId="WingdingsSmall">
-    <w:name w:val="Wingdings Small"/>
-    <w:basedOn w:val="Wingdings"/>
-    <w:rsid w:val="00BB49EE"/>
-    <w:rPr>
-      <w:rFonts w:ascii="Wingdings 2" w:hAnsi="Wingdings 2"/>
-      <w:color w:val="99CCFF"/>
-      <w:sz w:val="20"/>
-    </w:rPr>
-  </w:style>
-  <w:style w:type="paragraph" w:customStyle="1" w:styleId="CodeBWingding">
-    <w:name w:val="CodeB Wingding"/>
-    <w:basedOn w:val="CodeB"/>
-    <w:next w:val="CodeB"/>
-    <w:autoRedefine/>
-    <w:rsid w:val="00BB49EE"/>
-    <w:rPr>
-      <w:color w:val="999999"/>
-    </w:rPr>
-  </w:style>
-  <w:style w:type="paragraph" w:customStyle="1" w:styleId="CodeCWingding">
-    <w:name w:val="CodeC Wingding"/>
-    <w:basedOn w:val="CodeC"/>
-    <w:next w:val="Body"/>
-    <w:autoRedefine/>
-    <w:rsid w:val="00BB49EE"/>
-    <w:rPr>
-      <w:color w:val="999999"/>
-    </w:rPr>
-  </w:style>
-  <w:style w:type="paragraph" w:customStyle="1" w:styleId="CodeSingleWingding">
-    <w:name w:val="CodeSingle Wingding"/>
-    <w:basedOn w:val="CodeSingle"/>
-    <w:autoRedefine/>
-    <w:rsid w:val="00BB49EE"/>
-    <w:rPr>
-      <w:color w:val="999999"/>
-    </w:rPr>
-  </w:style>
-  <w:style w:type="character" w:customStyle="1" w:styleId="EmphasisItalicFoot">
-    <w:name w:val="EmphasisItalicFoot"/>
-    <w:basedOn w:val="EmphasisItalic"/>
-    <w:rsid w:val="00BB49EE"/>
-    <w:rPr>
-      <w:i/>
-      <w:color w:val="99CCFF"/>
-      <w:sz w:val="16"/>
-      <w:szCs w:val="16"/>
-    </w:rPr>
-  </w:style>
-  <w:style w:type="paragraph" w:customStyle="1" w:styleId="Basic">
-    <w:name w:val="Basic"/>
-    <w:basedOn w:val="Body"/>
-    <w:rsid w:val="00BB49EE"/>
-  </w:style>
-  <w:style w:type="character" w:customStyle="1" w:styleId="Italic">
-    <w:name w:val="Italic"/>
-    <w:basedOn w:val="EmphasisItalic"/>
-    <w:rsid w:val="00BB49EE"/>
-    <w:rPr>
-      <w:i/>
-      <w:color w:val="000000"/>
-    </w:rPr>
-  </w:style>
-  <w:style w:type="paragraph" w:customStyle="1" w:styleId="ListPlainABox">
-    <w:name w:val="List Plain A Box"/>
-    <w:basedOn w:val="ListPlainA"/>
-    <w:autoRedefine/>
-    <w:rsid w:val="00BB49EE"/>
-    <w:rPr>
-      <w:color w:val="CC99FF"/>
-    </w:rPr>
-  </w:style>
-  <w:style w:type="paragraph" w:customStyle="1" w:styleId="ListPlainBBox">
-    <w:name w:val="List Plain B Box"/>
-    <w:basedOn w:val="ListPlainB"/>
-    <w:autoRedefine/>
-    <w:rsid w:val="00BB49EE"/>
-    <w:rPr>
-      <w:color w:val="CC99FF"/>
-    </w:rPr>
-  </w:style>
-  <w:style w:type="paragraph" w:customStyle="1" w:styleId="ListPlainCBox">
-    <w:name w:val="List Plain C Box"/>
-    <w:basedOn w:val="ListPlainC"/>
-    <w:autoRedefine/>
-    <w:rsid w:val="00BB49EE"/>
-    <w:rPr>
-      <w:color w:val="CC99FF"/>
-    </w:rPr>
-  </w:style>
-  <w:style w:type="paragraph" w:customStyle="1" w:styleId="BulletABox">
-    <w:name w:val="BulletA Box"/>
-    <w:basedOn w:val="BulletA"/>
-    <w:autoRedefine/>
-    <w:rsid w:val="00BB49EE"/>
-    <w:rPr>
-      <w:color w:val="33CCCC"/>
-    </w:rPr>
-  </w:style>
-  <w:style w:type="paragraph" w:customStyle="1" w:styleId="BulletBBox">
-    <w:name w:val="BulletB Box"/>
-    <w:basedOn w:val="BulletB"/>
-    <w:autoRedefine/>
-    <w:rsid w:val="00BB49EE"/>
-    <w:rPr>
-      <w:color w:val="33CCCC"/>
-    </w:rPr>
-  </w:style>
-  <w:style w:type="paragraph" w:customStyle="1" w:styleId="BulletCBox">
-    <w:name w:val="BulletC Box"/>
-    <w:basedOn w:val="BulletC"/>
-    <w:autoRedefine/>
-    <w:rsid w:val="00BB49EE"/>
-    <w:rPr>
-      <w:color w:val="33CCCC"/>
-    </w:rPr>
-  </w:style>
-  <w:style w:type="paragraph" w:customStyle="1" w:styleId="CaptionBox">
-    <w:name w:val="CaptionBox"/>
-    <w:basedOn w:val="Caption"/>
-    <w:autoRedefine/>
-    <w:rsid w:val="00BB49EE"/>
-    <w:rPr>
-      <w:color w:val="808080"/>
-    </w:rPr>
-  </w:style>
-  <w:style w:type="character" w:customStyle="1" w:styleId="EmphasisNote">
-    <w:name w:val="EmphasisNote"/>
-    <w:basedOn w:val="EmphasisRevItal"/>
-    <w:rsid w:val="00BB49EE"/>
-    <w:rPr>
-      <w:color w:val="3366FF"/>
-    </w:rPr>
-  </w:style>
-  <w:style w:type="character" w:customStyle="1" w:styleId="EmphasisBoldBox">
-    <w:name w:val="EmphasisBoldBox"/>
-    <w:basedOn w:val="EmphasisBold"/>
-    <w:rsid w:val="00BB49EE"/>
-    <w:rPr>
-      <w:b/>
-      <w:color w:val="3366FF"/>
-    </w:rPr>
-  </w:style>
-  <w:style w:type="paragraph" w:customStyle="1" w:styleId="Epigraph">
-    <w:name w:val="Epigraph"/>
-    <w:basedOn w:val="BlockQuote"/>
-    <w:autoRedefine/>
-    <w:rsid w:val="00BB49EE"/>
-    <w:pPr>
-      <w:ind w:left="1080" w:right="1080"/>
-    </w:pPr>
-    <w:rPr>
-      <w:i/>
-    </w:rPr>
-  </w:style>
-  <w:style w:type="paragraph" w:styleId="BalloonText">
-    <w:name w:val="Balloon Text"/>
-    <w:basedOn w:val="Normal"/>
-    <w:link w:val="BalloonTextChar"/>
-    <w:uiPriority w:val="99"/>
-    <w:semiHidden/>
-    <w:unhideWhenUsed/>
-    <w:rsid w:val="008839B7"/>
-    <w:rPr>
-      <w:rFonts w:ascii="Tahoma" w:hAnsi="Tahoma" w:cs="Tahoma"/>
-      <w:sz w:val="16"/>
-      <w:szCs w:val="16"/>
-    </w:rPr>
-  </w:style>
-  <w:style w:type="character" w:customStyle="1" w:styleId="BalloonTextChar">
-    <w:name w:val="Balloon Text Char"/>
-    <w:basedOn w:val="DefaultParagraphFont"/>
-    <w:link w:val="BalloonText"/>
-    <w:uiPriority w:val="99"/>
-    <w:semiHidden/>
-    <w:rsid w:val="008839B7"/>
-    <w:rPr>
-      <w:rFonts w:ascii="Tahoma" w:eastAsia="Times New Roman" w:hAnsi="Tahoma" w:cs="Tahoma"/>
-      <w:sz w:val="16"/>
-      <w:szCs w:val="16"/>
+      <w:sz w:val="20"/>
+      <w:szCs w:val="20"/>
     </w:rPr>
   </w:style>
 </w:styles>
@@ -14590,7 +9007,7 @@
   <a:extraClrSchemeLst/>
   <a:extLst>
     <a:ext uri="{05A4C25C-085E-4340-85A3-A5531E510DB2}">
-      <thm15:themeFamily xmlns="" xmlns:thm15="http://schemas.microsoft.com/office/thememl/2012/main" name="Office Theme" id="{62F939B6-93AF-4DB8-9C6B-D6C7DFDC589F}" vid="{4A3C46E8-61CC-4603-A589-7422A47A8E4A}"/>
+      <thm15:themeFamily xmlns:thm15="http://schemas.microsoft.com/office/thememl/2012/main" name="Office Theme" id="{62F939B6-93AF-4DB8-9C6B-D6C7DFDC589F}" vid="{4A3C46E8-61CC-4603-A589-7422A47A8E4A}"/>
     </a:ext>
   </a:extLst>
 </a:theme>
